--- a/Final Submission/COMP2003-Final Report.docx
+++ b/Final Submission/COMP2003-Final Report.docx
@@ -12,6 +12,15 @@
     </w:p>
     <w:sdt>
       <w:sdtPr>
+        <w:rPr>
+          <w:rFonts w:asciiTheme="minorHAnsi" w:eastAsiaTheme="minorHAnsi" w:hAnsiTheme="minorHAnsi" w:cstheme="minorBidi"/>
+          <w:color w:val="auto"/>
+          <w:kern w:val="2"/>
+          <w:sz w:val="24"/>
+          <w:szCs w:val="24"/>
+          <w:lang w:eastAsia="en-US"/>
+          <w14:ligatures w14:val="standardContextual"/>
+        </w:rPr>
         <w:id w:val="-2105485824"/>
         <w:docPartObj>
           <w:docPartGallery w:val="Table of Contents"/>
@@ -20,15 +29,8 @@
       </w:sdtPr>
       <w:sdtEndPr>
         <w:rPr>
-          <w:rFonts w:asciiTheme="minorHAnsi" w:eastAsiaTheme="minorHAnsi" w:hAnsiTheme="minorHAnsi" w:cstheme="minorBidi"/>
           <w:b/>
           <w:bCs/>
-          <w:color w:val="auto"/>
-          <w:kern w:val="2"/>
-          <w:sz w:val="24"/>
-          <w:szCs w:val="24"/>
-          <w:lang w:eastAsia="en-US"/>
-          <w14:ligatures w14:val="standardContextual"/>
         </w:rPr>
       </w:sdtEndPr>
       <w:sdtContent>
@@ -47,7 +49,9 @@
               <w:tab w:val="right" w:leader="dot" w:pos="9016"/>
             </w:tabs>
             <w:rPr>
+              <w:rFonts w:eastAsiaTheme="minorEastAsia"/>
               <w:noProof/>
+              <w:lang w:eastAsia="en-GB"/>
             </w:rPr>
           </w:pPr>
           <w:r>
@@ -59,7 +63,7 @@
           <w:r>
             <w:fldChar w:fldCharType="separate"/>
           </w:r>
-          <w:hyperlink w:anchor="_Toc227666171" w:history="1">
+          <w:hyperlink w:anchor="_Toc227768078" w:history="1">
             <w:r>
               <w:rPr>
                 <w:rStyle w:val="Hyperlink"/>
@@ -86,7 +90,7 @@
                 <w:noProof/>
                 <w:webHidden/>
               </w:rPr>
-              <w:instrText xml:space="preserve"> PAGEREF _Toc227666171 \h </w:instrText>
+              <w:instrText xml:space="preserve"> PAGEREF _Toc227768078 \h </w:instrText>
             </w:r>
             <w:r>
               <w:rPr>
@@ -124,10 +128,12 @@
               <w:tab w:val="right" w:leader="dot" w:pos="9016"/>
             </w:tabs>
             <w:rPr>
+              <w:rFonts w:eastAsiaTheme="minorEastAsia"/>
               <w:noProof/>
+              <w:lang w:eastAsia="en-GB"/>
             </w:rPr>
           </w:pPr>
-          <w:hyperlink w:anchor="_Toc227666172" w:history="1">
+          <w:hyperlink w:anchor="_Toc227768079" w:history="1">
             <w:r>
               <w:rPr>
                 <w:rStyle w:val="Hyperlink"/>
@@ -154,7 +160,7 @@
                 <w:noProof/>
                 <w:webHidden/>
               </w:rPr>
-              <w:instrText xml:space="preserve"> PAGEREF _Toc227666172 \h </w:instrText>
+              <w:instrText xml:space="preserve"> PAGEREF _Toc227768079 \h </w:instrText>
             </w:r>
             <w:r>
               <w:rPr>
@@ -192,10 +198,12 @@
               <w:tab w:val="right" w:leader="dot" w:pos="9016"/>
             </w:tabs>
             <w:rPr>
+              <w:rFonts w:eastAsiaTheme="minorEastAsia"/>
               <w:noProof/>
+              <w:lang w:eastAsia="en-GB"/>
             </w:rPr>
           </w:pPr>
-          <w:hyperlink w:anchor="_Toc227666173" w:history="1">
+          <w:hyperlink w:anchor="_Toc227768080" w:history="1">
             <w:r>
               <w:rPr>
                 <w:rStyle w:val="Hyperlink"/>
@@ -222,7 +230,7 @@
                 <w:noProof/>
                 <w:webHidden/>
               </w:rPr>
-              <w:instrText xml:space="preserve"> PAGEREF _Toc227666173 \h </w:instrText>
+              <w:instrText xml:space="preserve"> PAGEREF _Toc227768080 \h </w:instrText>
             </w:r>
             <w:r>
               <w:rPr>
@@ -242,7 +250,7 @@
                 <w:noProof/>
                 <w:webHidden/>
               </w:rPr>
-              <w:t>1</w:t>
+              <w:t>2</w:t>
             </w:r>
             <w:r>
               <w:rPr>
@@ -260,10 +268,12 @@
               <w:tab w:val="right" w:leader="dot" w:pos="9016"/>
             </w:tabs>
             <w:rPr>
+              <w:rFonts w:eastAsiaTheme="minorEastAsia"/>
               <w:noProof/>
+              <w:lang w:eastAsia="en-GB"/>
             </w:rPr>
           </w:pPr>
-          <w:hyperlink w:anchor="_Toc227666174" w:history="1">
+          <w:hyperlink w:anchor="_Toc227768081" w:history="1">
             <w:r>
               <w:rPr>
                 <w:rStyle w:val="Hyperlink"/>
@@ -290,7 +300,7 @@
                 <w:noProof/>
                 <w:webHidden/>
               </w:rPr>
-              <w:instrText xml:space="preserve"> PAGEREF _Toc227666174 \h </w:instrText>
+              <w:instrText xml:space="preserve"> PAGEREF _Toc227768081 \h </w:instrText>
             </w:r>
             <w:r>
               <w:rPr>
@@ -310,7 +320,217 @@
                 <w:noProof/>
                 <w:webHidden/>
               </w:rPr>
-              <w:t>1</w:t>
+              <w:t>2</w:t>
+            </w:r>
+            <w:r>
+              <w:rPr>
+                <w:noProof/>
+                <w:webHidden/>
+              </w:rPr>
+              <w:fldChar w:fldCharType="end"/>
+            </w:r>
+          </w:hyperlink>
+        </w:p>
+        <w:p>
+          <w:pPr>
+            <w:pStyle w:val="TOC2"/>
+            <w:tabs>
+              <w:tab w:val="right" w:leader="dot" w:pos="9016"/>
+            </w:tabs>
+            <w:rPr>
+              <w:rFonts w:eastAsiaTheme="minorEastAsia"/>
+              <w:noProof/>
+              <w:lang w:eastAsia="en-GB"/>
+            </w:rPr>
+          </w:pPr>
+          <w:hyperlink w:anchor="_Toc227768082" w:history="1">
+            <w:r>
+              <w:rPr>
+                <w:rStyle w:val="Hyperlink"/>
+                <w:noProof/>
+              </w:rPr>
+              <w:t>Diagrams</w:t>
+            </w:r>
+            <w:r>
+              <w:rPr>
+                <w:noProof/>
+                <w:webHidden/>
+              </w:rPr>
+              <w:tab/>
+            </w:r>
+            <w:r>
+              <w:rPr>
+                <w:noProof/>
+                <w:webHidden/>
+              </w:rPr>
+              <w:fldChar w:fldCharType="begin"/>
+            </w:r>
+            <w:r>
+              <w:rPr>
+                <w:noProof/>
+                <w:webHidden/>
+              </w:rPr>
+              <w:instrText xml:space="preserve"> PAGEREF _Toc227768082 \h </w:instrText>
+            </w:r>
+            <w:r>
+              <w:rPr>
+                <w:noProof/>
+                <w:webHidden/>
+              </w:rPr>
+            </w:r>
+            <w:r>
+              <w:rPr>
+                <w:noProof/>
+                <w:webHidden/>
+              </w:rPr>
+              <w:fldChar w:fldCharType="separate"/>
+            </w:r>
+            <w:r>
+              <w:rPr>
+                <w:noProof/>
+                <w:webHidden/>
+              </w:rPr>
+              <w:t>2</w:t>
+            </w:r>
+            <w:r>
+              <w:rPr>
+                <w:noProof/>
+                <w:webHidden/>
+              </w:rPr>
+              <w:fldChar w:fldCharType="end"/>
+            </w:r>
+          </w:hyperlink>
+        </w:p>
+        <w:p>
+          <w:pPr>
+            <w:pStyle w:val="TOC2"/>
+            <w:tabs>
+              <w:tab w:val="right" w:leader="dot" w:pos="9016"/>
+            </w:tabs>
+            <w:rPr>
+              <w:rFonts w:eastAsiaTheme="minorEastAsia"/>
+              <w:noProof/>
+              <w:lang w:eastAsia="en-GB"/>
+            </w:rPr>
+          </w:pPr>
+          <w:hyperlink w:anchor="_Toc227768083" w:history="1">
+            <w:r>
+              <w:rPr>
+                <w:rStyle w:val="Hyperlink"/>
+                <w:noProof/>
+              </w:rPr>
+              <w:t>Integration methods</w:t>
+            </w:r>
+            <w:r>
+              <w:rPr>
+                <w:noProof/>
+                <w:webHidden/>
+              </w:rPr>
+              <w:tab/>
+            </w:r>
+            <w:r>
+              <w:rPr>
+                <w:noProof/>
+                <w:webHidden/>
+              </w:rPr>
+              <w:fldChar w:fldCharType="begin"/>
+            </w:r>
+            <w:r>
+              <w:rPr>
+                <w:noProof/>
+                <w:webHidden/>
+              </w:rPr>
+              <w:instrText xml:space="preserve"> PAGEREF _Toc227768083 \h </w:instrText>
+            </w:r>
+            <w:r>
+              <w:rPr>
+                <w:noProof/>
+                <w:webHidden/>
+              </w:rPr>
+            </w:r>
+            <w:r>
+              <w:rPr>
+                <w:noProof/>
+                <w:webHidden/>
+              </w:rPr>
+              <w:fldChar w:fldCharType="separate"/>
+            </w:r>
+            <w:r>
+              <w:rPr>
+                <w:noProof/>
+                <w:webHidden/>
+              </w:rPr>
+              <w:t>2</w:t>
+            </w:r>
+            <w:r>
+              <w:rPr>
+                <w:noProof/>
+                <w:webHidden/>
+              </w:rPr>
+              <w:fldChar w:fldCharType="end"/>
+            </w:r>
+          </w:hyperlink>
+        </w:p>
+        <w:p>
+          <w:pPr>
+            <w:pStyle w:val="TOC3"/>
+            <w:tabs>
+              <w:tab w:val="right" w:leader="dot" w:pos="9016"/>
+            </w:tabs>
+            <w:rPr>
+              <w:rFonts w:eastAsiaTheme="minorEastAsia"/>
+              <w:noProof/>
+              <w:lang w:eastAsia="en-GB"/>
+            </w:rPr>
+          </w:pPr>
+          <w:hyperlink w:anchor="_Toc227768084" w:history="1">
+            <w:r>
+              <w:rPr>
+                <w:rStyle w:val="Hyperlink"/>
+                <w:noProof/>
+              </w:rPr>
+              <w:t>AI integration</w:t>
+            </w:r>
+            <w:r>
+              <w:rPr>
+                <w:noProof/>
+                <w:webHidden/>
+              </w:rPr>
+              <w:tab/>
+            </w:r>
+            <w:r>
+              <w:rPr>
+                <w:noProof/>
+                <w:webHidden/>
+              </w:rPr>
+              <w:fldChar w:fldCharType="begin"/>
+            </w:r>
+            <w:r>
+              <w:rPr>
+                <w:noProof/>
+                <w:webHidden/>
+              </w:rPr>
+              <w:instrText xml:space="preserve"> PAGEREF _Toc227768084 \h </w:instrText>
+            </w:r>
+            <w:r>
+              <w:rPr>
+                <w:noProof/>
+                <w:webHidden/>
+              </w:rPr>
+            </w:r>
+            <w:r>
+              <w:rPr>
+                <w:noProof/>
+                <w:webHidden/>
+              </w:rPr>
+              <w:fldChar w:fldCharType="separate"/>
+            </w:r>
+            <w:r>
+              <w:rPr>
+                <w:noProof/>
+                <w:webHidden/>
+              </w:rPr>
+              <w:t>2</w:t>
             </w:r>
             <w:r>
               <w:rPr>
@@ -328,10 +548,12 @@
               <w:tab w:val="right" w:leader="dot" w:pos="9016"/>
             </w:tabs>
             <w:rPr>
+              <w:rFonts w:eastAsiaTheme="minorEastAsia"/>
               <w:noProof/>
+              <w:lang w:eastAsia="en-GB"/>
             </w:rPr>
           </w:pPr>
-          <w:hyperlink w:anchor="_Toc227666175" w:history="1">
+          <w:hyperlink w:anchor="_Toc227768085" w:history="1">
             <w:r>
               <w:rPr>
                 <w:rStyle w:val="Hyperlink"/>
@@ -358,7 +580,7 @@
                 <w:noProof/>
                 <w:webHidden/>
               </w:rPr>
-              <w:instrText xml:space="preserve"> PAGEREF _Toc227666175 \h </w:instrText>
+              <w:instrText xml:space="preserve"> PAGEREF _Toc227768085 \h </w:instrText>
             </w:r>
             <w:r>
               <w:rPr>
@@ -378,7 +600,7 @@
                 <w:noProof/>
                 <w:webHidden/>
               </w:rPr>
-              <w:t>1</w:t>
+              <w:t>5</w:t>
             </w:r>
             <w:r>
               <w:rPr>
@@ -396,10 +618,12 @@
               <w:tab w:val="right" w:leader="dot" w:pos="9016"/>
             </w:tabs>
             <w:rPr>
+              <w:rFonts w:eastAsiaTheme="minorEastAsia"/>
               <w:noProof/>
+              <w:lang w:eastAsia="en-GB"/>
             </w:rPr>
           </w:pPr>
-          <w:hyperlink w:anchor="_Toc227666176" w:history="1">
+          <w:hyperlink w:anchor="_Toc227768086" w:history="1">
             <w:r>
               <w:rPr>
                 <w:rStyle w:val="Hyperlink"/>
@@ -426,7 +650,7 @@
                 <w:noProof/>
                 <w:webHidden/>
               </w:rPr>
-              <w:instrText xml:space="preserve"> PAGEREF _Toc227666176 \h </w:instrText>
+              <w:instrText xml:space="preserve"> PAGEREF _Toc227768086 \h </w:instrText>
             </w:r>
             <w:r>
               <w:rPr>
@@ -446,7 +670,7 @@
                 <w:noProof/>
                 <w:webHidden/>
               </w:rPr>
-              <w:t>1</w:t>
+              <w:t>5</w:t>
             </w:r>
             <w:r>
               <w:rPr>
@@ -464,10 +688,12 @@
               <w:tab w:val="right" w:leader="dot" w:pos="9016"/>
             </w:tabs>
             <w:rPr>
+              <w:rFonts w:eastAsiaTheme="minorEastAsia"/>
               <w:noProof/>
+              <w:lang w:eastAsia="en-GB"/>
             </w:rPr>
           </w:pPr>
-          <w:hyperlink w:anchor="_Toc227666177" w:history="1">
+          <w:hyperlink w:anchor="_Toc227768087" w:history="1">
             <w:r>
               <w:rPr>
                 <w:rStyle w:val="Hyperlink"/>
@@ -494,7 +720,7 @@
                 <w:noProof/>
                 <w:webHidden/>
               </w:rPr>
-              <w:instrText xml:space="preserve"> PAGEREF _Toc227666177 \h </w:instrText>
+              <w:instrText xml:space="preserve"> PAGEREF _Toc227768087 \h </w:instrText>
             </w:r>
             <w:r>
               <w:rPr>
@@ -514,7 +740,7 @@
                 <w:noProof/>
                 <w:webHidden/>
               </w:rPr>
-              <w:t>1</w:t>
+              <w:t>5</w:t>
             </w:r>
             <w:r>
               <w:rPr>
@@ -532,10 +758,12 @@
               <w:tab w:val="right" w:leader="dot" w:pos="9016"/>
             </w:tabs>
             <w:rPr>
+              <w:rFonts w:eastAsiaTheme="minorEastAsia"/>
               <w:noProof/>
+              <w:lang w:eastAsia="en-GB"/>
             </w:rPr>
           </w:pPr>
-          <w:hyperlink w:anchor="_Toc227666178" w:history="1">
+          <w:hyperlink w:anchor="_Toc227768088" w:history="1">
             <w:r>
               <w:rPr>
                 <w:rStyle w:val="Hyperlink"/>
@@ -562,7 +790,7 @@
                 <w:noProof/>
                 <w:webHidden/>
               </w:rPr>
-              <w:instrText xml:space="preserve"> PAGEREF _Toc227666178 \h </w:instrText>
+              <w:instrText xml:space="preserve"> PAGEREF _Toc227768088 \h </w:instrText>
             </w:r>
             <w:r>
               <w:rPr>
@@ -582,7 +810,7 @@
                 <w:noProof/>
                 <w:webHidden/>
               </w:rPr>
-              <w:t>1</w:t>
+              <w:t>5</w:t>
             </w:r>
             <w:r>
               <w:rPr>
@@ -613,7 +841,7 @@
       <w:pPr>
         <w:pStyle w:val="Heading1"/>
       </w:pPr>
-      <w:bookmarkStart w:id="0" w:name="_Toc227666171"/>
+      <w:bookmarkStart w:id="0" w:name="_Toc227768078"/>
       <w:r>
         <w:t>Main page</w:t>
       </w:r>
@@ -661,7 +889,7 @@
       <w:pPr>
         <w:pStyle w:val="Heading1"/>
       </w:pPr>
-      <w:bookmarkStart w:id="1" w:name="_Toc227666172"/>
+      <w:bookmarkStart w:id="1" w:name="_Toc227768079"/>
       <w:r>
         <w:t>Introduction</w:t>
       </w:r>
@@ -738,9 +966,8 @@
       <w:pPr>
         <w:pStyle w:val="Heading1"/>
       </w:pPr>
-      <w:bookmarkStart w:id="2" w:name="_Toc227666173"/>
-      <w:r>
-        <w:lastRenderedPageBreak/>
+      <w:bookmarkStart w:id="2" w:name="_Toc227768080"/>
+      <w:r>
         <w:t>Project Management</w:t>
       </w:r>
       <w:bookmarkEnd w:id="2"/>
@@ -835,7 +1062,7 @@
       <w:pPr>
         <w:pStyle w:val="Heading1"/>
       </w:pPr>
-      <w:bookmarkStart w:id="3" w:name="_Toc227666174"/>
+      <w:bookmarkStart w:id="3" w:name="_Toc227768081"/>
       <w:r>
         <w:t>Detailed System Design</w:t>
       </w:r>
@@ -845,9 +1072,11 @@
       <w:pPr>
         <w:pStyle w:val="Heading2"/>
       </w:pPr>
+      <w:bookmarkStart w:id="4" w:name="_Toc227768082"/>
       <w:r>
         <w:t>Diagrams</w:t>
       </w:r>
+      <w:bookmarkEnd w:id="4"/>
     </w:p>
     <w:p>
       <w:pPr>
@@ -950,9 +1179,11 @@
       <w:pPr>
         <w:pStyle w:val="Heading2"/>
       </w:pPr>
+      <w:bookmarkStart w:id="5" w:name="_Toc227768083"/>
       <w:r>
         <w:t>Integration methods</w:t>
       </w:r>
+      <w:bookmarkEnd w:id="5"/>
     </w:p>
     <w:p>
       <w:pPr>
@@ -1015,16 +1246,2374 @@
       </w:r>
     </w:p>
     <w:p/>
+    <w:p>
+      <w:pPr>
+        <w:pStyle w:val="Heading3"/>
+        <w:rPr>
+          <w:rStyle w:val="SubtleEmphasis"/>
+          <w:i w:val="0"/>
+          <w:iCs w:val="0"/>
+          <w:color w:val="0F4761" w:themeColor="accent1" w:themeShade="BF"/>
+        </w:rPr>
+      </w:pPr>
+      <w:bookmarkStart w:id="6" w:name="_Toc227768084"/>
+      <w:r>
+        <w:lastRenderedPageBreak/>
+        <w:t>AI integration</w:t>
+      </w:r>
+      <w:bookmarkEnd w:id="6"/>
+      <w:r>
+        <w:rPr>
+          <w:rStyle w:val="SubtleEmphasis"/>
+        </w:rPr>
+        <w:t xml:space="preserve">: </w:t>
+      </w:r>
+      <w:r>
+        <w:rPr>
+          <w:rStyle w:val="SubtleEmphasis"/>
+        </w:rPr>
+        <w:t>(Marc Jones)</w:t>
+      </w:r>
+    </w:p>
+    <w:p>
+      <w:pPr>
+        <w:rPr>
+          <w:rStyle w:val="SubtleEmphasis"/>
+          <w:i w:val="0"/>
+          <w:iCs w:val="0"/>
+        </w:rPr>
+      </w:pPr>
+      <w:r>
+        <w:rPr>
+          <w:rStyle w:val="SubtleEmphasis"/>
+          <w:i w:val="0"/>
+          <w:iCs w:val="0"/>
+        </w:rPr>
+        <w:tab/>
+        <w:t xml:space="preserve">All code relating to </w:t>
+      </w:r>
+      <w:r>
+        <w:rPr>
+          <w:rStyle w:val="SubtleEmphasis"/>
+          <w:i w:val="0"/>
+          <w:iCs w:val="0"/>
+        </w:rPr>
+        <w:t xml:space="preserve">the communication between </w:t>
+      </w:r>
+      <w:r>
+        <w:rPr>
+          <w:rStyle w:val="SubtleEmphasis"/>
+          <w:i w:val="0"/>
+          <w:iCs w:val="0"/>
+        </w:rPr>
+        <w:t xml:space="preserve">the website and AI model is contained within ‘Server.js’. </w:t>
+      </w:r>
+      <w:r>
+        <w:rPr>
+          <w:rStyle w:val="SubtleEmphasis"/>
+          <w:i w:val="0"/>
+          <w:iCs w:val="0"/>
+        </w:rPr>
+        <w:t>This is responsible for establishing the API connection</w:t>
+      </w:r>
+      <w:r>
+        <w:rPr>
+          <w:rStyle w:val="SubtleEmphasis"/>
+          <w:i w:val="0"/>
+          <w:iCs w:val="0"/>
+        </w:rPr>
+        <w:t xml:space="preserve">. </w:t>
+      </w:r>
+      <w:r>
+        <w:rPr>
+          <w:rStyle w:val="SubtleEmphasis"/>
+          <w:i w:val="0"/>
+          <w:iCs w:val="0"/>
+        </w:rPr>
+        <w:t>It mainly features the ‘post’ connection – sending the request</w:t>
+      </w:r>
+      <w:r>
+        <w:rPr>
+          <w:rStyle w:val="SubtleEmphasis"/>
+          <w:i w:val="0"/>
+          <w:iCs w:val="0"/>
+        </w:rPr>
+        <w:t xml:space="preserve">. </w:t>
+      </w:r>
+    </w:p>
+    <w:p>
+      <w:pPr>
+        <w:rPr>
+          <w:rStyle w:val="SubtleEmphasis"/>
+          <w:i w:val="0"/>
+          <w:iCs w:val="0"/>
+        </w:rPr>
+      </w:pPr>
+    </w:p>
+    <w:p>
+      <w:pPr>
+        <w:pStyle w:val="Heading4"/>
+      </w:pPr>
+      <w:r>
+        <w:t>Hosting</w:t>
+      </w:r>
+    </w:p>
+    <w:p>
+      <w:r>
+        <w:tab/>
+        <w:t>This section of our solution will be completed using  ‘</w:t>
+      </w:r>
+      <w:proofErr w:type="spellStart"/>
+      <w:r>
+        <w:t>Ollama</w:t>
+      </w:r>
+      <w:proofErr w:type="spellEnd"/>
+      <w:r>
+        <w:t>’. This program allows you to run and interact with larger AI models locally. This allows you to either use these models inside the application itself or interact with it via an API. Due to the models being run locally, this means data is kept private</w:t>
+      </w:r>
+    </w:p>
+    <w:p>
+      <w:r>
+        <w:tab/>
+        <w:t xml:space="preserve">In this case, we are using </w:t>
+      </w:r>
+      <w:proofErr w:type="spellStart"/>
+      <w:r>
+        <w:t>Ollama</w:t>
+      </w:r>
+      <w:proofErr w:type="spellEnd"/>
+      <w:r>
+        <w:t xml:space="preserve"> to run the model that connects to the backend of our website via its API using Node. The frontend of our website then communicates to this backend to allow for the user input a prompt and have the AI’s response sent back and displayed.</w:t>
+      </w:r>
+    </w:p>
+    <w:p>
+      <w:r>
+        <w:tab/>
+        <w:t xml:space="preserve">Currently, </w:t>
+      </w:r>
+      <w:proofErr w:type="spellStart"/>
+      <w:r>
+        <w:t>Ollama</w:t>
+      </w:r>
+      <w:proofErr w:type="spellEnd"/>
+      <w:r>
+        <w:t xml:space="preserve"> is hosted on the HTTP API 127.0.0.1:11434. This should be kept in consideration when connecting to the backend.</w:t>
+      </w:r>
+    </w:p>
+    <w:p>
+      <w:r>
+        <w:rPr>
+          <w:noProof/>
+        </w:rPr>
+        <w:drawing>
+          <wp:inline distT="0" distB="0" distL="0" distR="0" wp14:anchorId="313ECFFF" wp14:editId="51BE25E1">
+            <wp:extent cx="5731510" cy="1258570"/>
+            <wp:effectExtent l="0" t="0" r="2540" b="0"/>
+            <wp:docPr id="1144025332" name="Picture 1" descr="A screen shot of a computer&#10;&#10;AI-generated content may be incorrect."/>
+            <wp:cNvGraphicFramePr>
+              <a:graphicFrameLocks xmlns:a="http://schemas.openxmlformats.org/drawingml/2006/main" noChangeAspect="1"/>
+            </wp:cNvGraphicFramePr>
+            <a:graphic xmlns:a="http://schemas.openxmlformats.org/drawingml/2006/main">
+              <a:graphicData uri="http://schemas.openxmlformats.org/drawingml/2006/picture">
+                <pic:pic xmlns:pic="http://schemas.openxmlformats.org/drawingml/2006/picture">
+                  <pic:nvPicPr>
+                    <pic:cNvPr id="1144025332" name="Picture 1" descr="A screen shot of a computer&#10;&#10;AI-generated content may be incorrect."/>
+                    <pic:cNvPicPr/>
+                  </pic:nvPicPr>
+                  <pic:blipFill>
+                    <a:blip r:embed="rId6"/>
+                    <a:stretch>
+                      <a:fillRect/>
+                    </a:stretch>
+                  </pic:blipFill>
+                  <pic:spPr>
+                    <a:xfrm>
+                      <a:off x="0" y="0"/>
+                      <a:ext cx="5731510" cy="1258570"/>
+                    </a:xfrm>
+                    <a:prstGeom prst="rect">
+                      <a:avLst/>
+                    </a:prstGeom>
+                  </pic:spPr>
+                </pic:pic>
+              </a:graphicData>
+            </a:graphic>
+          </wp:inline>
+        </w:drawing>
+      </w:r>
+    </w:p>
+    <w:p>
+      <w:pPr>
+        <w:rPr>
+          <w:rStyle w:val="SubtleEmphasis"/>
+        </w:rPr>
+      </w:pPr>
+      <w:r>
+        <w:rPr>
+          <w:rStyle w:val="SubtleEmphasis"/>
+        </w:rPr>
+        <w:t>Figure</w:t>
+      </w:r>
+      <w:r>
+        <w:rPr>
+          <w:rStyle w:val="SubtleEmphasis"/>
+        </w:rPr>
+        <w:t xml:space="preserve">1 </w:t>
+      </w:r>
+      <w:r>
+        <w:rPr>
+          <w:rStyle w:val="SubtleEmphasis"/>
+        </w:rPr>
+        <w:t>–</w:t>
+      </w:r>
+      <w:r>
+        <w:rPr>
+          <w:rStyle w:val="SubtleEmphasis"/>
+        </w:rPr>
+        <w:t xml:space="preserve"> </w:t>
+      </w:r>
+      <w:r>
+        <w:rPr>
+          <w:rStyle w:val="SubtleEmphasis"/>
+        </w:rPr>
+        <w:t xml:space="preserve"> AI website structure</w:t>
+      </w:r>
+    </w:p>
+    <w:p>
+      <w:pPr>
+        <w:rPr>
+          <w:rStyle w:val="SubtleEmphasis"/>
+        </w:rPr>
+      </w:pPr>
+    </w:p>
+    <w:p>
+      <w:pPr>
+        <w:pStyle w:val="Heading4"/>
+      </w:pPr>
+      <w:r>
+        <w:t>AI model</w:t>
+      </w:r>
+    </w:p>
+    <w:p>
+      <w:r>
+        <w:tab/>
+      </w:r>
+      <w:r>
+        <w:t>We are</w:t>
+      </w:r>
+      <w:r>
+        <w:t xml:space="preserve"> currently using </w:t>
+      </w:r>
+      <w:r>
+        <w:t>Google’s</w:t>
+      </w:r>
+      <w:r>
+        <w:t xml:space="preserve"> Gemma3. Gemma is a lightweight set of models built on Gemini technology.  This can handle text and image processing – in over 140 native languages. This makes our website more available to other users across the globe (should it be shipped to do so). All model sizes excel in tasks like question answering, summarising and reasoning. It does all this using a very compact structure meaning it can run on a wide range of devices.</w:t>
+      </w:r>
+    </w:p>
+    <w:p>
+      <w:r>
+        <w:tab/>
+        <w:t xml:space="preserve">After some testing with Gemma, I ultimately decided that Gemma3-4b would be the most suitable. This is the mid-range solution of their models. I attempted to use Gemma3-1b initially but found its responses to be very slightly unsuitable due to a slight bit of inconsistency. These responses were </w:t>
+      </w:r>
+      <w:r>
+        <w:t xml:space="preserve">more accurate </w:t>
+      </w:r>
+      <w:r>
+        <w:t>given the size of the model and could be suitable for running locally on almost any devices</w:t>
+      </w:r>
+      <w:r>
+        <w:t>, should it need to</w:t>
+      </w:r>
+      <w:r>
+        <w:t xml:space="preserve">. I have </w:t>
+      </w:r>
+      <w:r>
+        <w:lastRenderedPageBreak/>
+        <w:t xml:space="preserve">found Gemma3-4b to be the best of the options – giving </w:t>
+      </w:r>
+      <w:r>
+        <w:t>acceptable</w:t>
+      </w:r>
+      <w:r>
+        <w:t>, consistent responses whilst remaining on a small scale and providing very quick responses. Anything bigger than 4b would be insignificant due to the nature of the prompts it is needed for.</w:t>
+      </w:r>
+    </w:p>
     <w:p/>
     <w:p>
       <w:pPr>
+        <w:pStyle w:val="Heading4"/>
+      </w:pPr>
+      <w:r>
+        <w:t>Prompts</w:t>
+      </w:r>
+    </w:p>
+    <w:p>
+      <w:r>
+        <w:tab/>
+        <w:t xml:space="preserve">This model is going to serve one very specific purpose. Generating questions and answers. To make results consistent and user friendly, a generic prompt ‘template’ will be used (within the backend of the website structure). Here, a user (in this case, a teacher) will simply input a topic that they would like to answer questions about and press generate. This will then produce a given number of </w:t>
+      </w:r>
+      <w:r>
+        <w:t>multiple-choice</w:t>
+      </w:r>
+      <w:r>
+        <w:t xml:space="preserve"> questions on said topic. </w:t>
+      </w:r>
+    </w:p>
+    <w:p>
+      <w:r>
+        <w:tab/>
+        <w:t xml:space="preserve">The output of this prompt is given in a JSON format so that these questions can be easily managed by the larger server structure and be saved on the user’s device (locally) to be used </w:t>
+      </w:r>
+      <w:proofErr w:type="gramStart"/>
+      <w:r>
+        <w:t>at a later date</w:t>
+      </w:r>
+      <w:proofErr w:type="gramEnd"/>
+      <w:r>
+        <w:t>.</w:t>
+      </w:r>
+    </w:p>
+    <w:p>
+      <w:r>
+        <w:tab/>
+        <w:t>Currently, the prompt is as shows:</w:t>
+      </w:r>
+    </w:p>
+    <w:p>
+      <w:pPr>
+        <w:shd w:val="clear" w:color="auto" w:fill="000000" w:themeFill="text1"/>
+        <w:spacing w:after="0" w:line="240" w:lineRule="auto"/>
+        <w:rPr>
+          <w:rFonts w:ascii="Consolas" w:hAnsi="Consolas"/>
+          <w:color w:val="EB7A41"/>
+          <w:sz w:val="20"/>
+          <w:szCs w:val="20"/>
+        </w:rPr>
+      </w:pPr>
+      <w:r>
+        <w:rPr>
+          <w:rFonts w:ascii="Consolas" w:hAnsi="Consolas"/>
+          <w:color w:val="215E99" w:themeColor="text2" w:themeTint="BF"/>
+          <w:sz w:val="20"/>
+          <w:szCs w:val="20"/>
+        </w:rPr>
+        <w:t xml:space="preserve">const </w:t>
+      </w:r>
+      <w:r>
+        <w:rPr>
+          <w:rFonts w:ascii="Consolas" w:hAnsi="Consolas"/>
+          <w:color w:val="A5C9EB" w:themeColor="text2" w:themeTint="40"/>
+          <w:sz w:val="20"/>
+          <w:szCs w:val="20"/>
+        </w:rPr>
+        <w:t xml:space="preserve">basePrompt </w:t>
+      </w:r>
+      <w:r>
+        <w:rPr>
+          <w:rFonts w:ascii="Consolas" w:hAnsi="Consolas"/>
+          <w:sz w:val="20"/>
+          <w:szCs w:val="20"/>
+        </w:rPr>
+        <w:t xml:space="preserve">= </w:t>
+      </w:r>
+      <w:r>
+        <w:rPr>
+          <w:rFonts w:ascii="Consolas" w:hAnsi="Consolas"/>
+          <w:color w:val="EB7A41"/>
+          <w:sz w:val="20"/>
+          <w:szCs w:val="20"/>
+        </w:rPr>
+        <w:t>`</w:t>
+      </w:r>
+    </w:p>
+    <w:p>
+      <w:pPr>
+        <w:shd w:val="clear" w:color="auto" w:fill="000000" w:themeFill="text1"/>
+        <w:spacing w:after="0" w:line="240" w:lineRule="auto"/>
+        <w:rPr>
+          <w:rFonts w:ascii="Consolas" w:hAnsi="Consolas"/>
+          <w:color w:val="EB7A41"/>
+          <w:sz w:val="20"/>
+          <w:szCs w:val="20"/>
+        </w:rPr>
+      </w:pPr>
+      <w:r>
+        <w:rPr>
+          <w:rFonts w:ascii="Consolas" w:hAnsi="Consolas"/>
+          <w:color w:val="EB7A41"/>
+          <w:sz w:val="20"/>
+          <w:szCs w:val="20"/>
+        </w:rPr>
+        <w:t>You are a teacher providing multiple choice questions to students.</w:t>
+      </w:r>
+    </w:p>
+    <w:p>
+      <w:pPr>
+        <w:shd w:val="clear" w:color="auto" w:fill="000000" w:themeFill="text1"/>
+        <w:spacing w:after="0" w:line="240" w:lineRule="auto"/>
+        <w:rPr>
+          <w:rFonts w:ascii="Consolas" w:hAnsi="Consolas"/>
+          <w:color w:val="EB7A41"/>
+          <w:sz w:val="20"/>
+          <w:szCs w:val="20"/>
+        </w:rPr>
+      </w:pPr>
+      <w:r>
+        <w:rPr>
+          <w:rFonts w:ascii="Consolas" w:hAnsi="Consolas"/>
+          <w:color w:val="EB7A41"/>
+          <w:sz w:val="20"/>
+          <w:szCs w:val="20"/>
+        </w:rPr>
+        <w:t>Generate 8 questions on the following topic, this should be in a valid JSON format using the following question template:</w:t>
+      </w:r>
+    </w:p>
+    <w:p>
+      <w:pPr>
+        <w:shd w:val="clear" w:color="auto" w:fill="000000" w:themeFill="text1"/>
+        <w:spacing w:after="0" w:line="240" w:lineRule="auto"/>
+        <w:rPr>
+          <w:rFonts w:ascii="Consolas" w:hAnsi="Consolas"/>
+          <w:color w:val="EB7A41"/>
+          <w:sz w:val="20"/>
+          <w:szCs w:val="20"/>
+        </w:rPr>
+      </w:pPr>
+      <w:r>
+        <w:rPr>
+          <w:rFonts w:ascii="Consolas" w:hAnsi="Consolas"/>
+          <w:color w:val="EB7A41"/>
+          <w:sz w:val="20"/>
+          <w:szCs w:val="20"/>
+        </w:rPr>
+        <w:t>    {</w:t>
+      </w:r>
+    </w:p>
+    <w:p>
+      <w:pPr>
+        <w:shd w:val="clear" w:color="auto" w:fill="000000" w:themeFill="text1"/>
+        <w:spacing w:after="0" w:line="240" w:lineRule="auto"/>
+        <w:rPr>
+          <w:rFonts w:ascii="Consolas" w:hAnsi="Consolas"/>
+          <w:color w:val="EB7A41"/>
+          <w:sz w:val="20"/>
+          <w:szCs w:val="20"/>
+        </w:rPr>
+      </w:pPr>
+      <w:r>
+        <w:rPr>
+          <w:rFonts w:ascii="Consolas" w:hAnsi="Consolas"/>
+          <w:color w:val="EB7A41"/>
+          <w:sz w:val="20"/>
+          <w:szCs w:val="20"/>
+        </w:rPr>
+        <w:t>    "0": {</w:t>
+      </w:r>
+    </w:p>
+    <w:p>
+      <w:pPr>
+        <w:shd w:val="clear" w:color="auto" w:fill="000000" w:themeFill="text1"/>
+        <w:spacing w:after="0" w:line="240" w:lineRule="auto"/>
+        <w:rPr>
+          <w:rFonts w:ascii="Consolas" w:hAnsi="Consolas"/>
+          <w:color w:val="EB7A41"/>
+          <w:sz w:val="20"/>
+          <w:szCs w:val="20"/>
+        </w:rPr>
+      </w:pPr>
+      <w:r>
+        <w:rPr>
+          <w:rFonts w:ascii="Consolas" w:hAnsi="Consolas"/>
+          <w:color w:val="EB7A41"/>
+          <w:sz w:val="20"/>
+          <w:szCs w:val="20"/>
+        </w:rPr>
+        <w:t>        "question": "Question text here",</w:t>
+      </w:r>
+    </w:p>
+    <w:p>
+      <w:pPr>
+        <w:shd w:val="clear" w:color="auto" w:fill="000000" w:themeFill="text1"/>
+        <w:spacing w:after="0" w:line="240" w:lineRule="auto"/>
+        <w:rPr>
+          <w:rFonts w:ascii="Consolas" w:hAnsi="Consolas"/>
+          <w:color w:val="EB7A41"/>
+          <w:sz w:val="20"/>
+          <w:szCs w:val="20"/>
+        </w:rPr>
+      </w:pPr>
+      <w:r>
+        <w:rPr>
+          <w:rFonts w:ascii="Consolas" w:hAnsi="Consolas"/>
+          <w:color w:val="EB7A41"/>
+          <w:sz w:val="20"/>
+          <w:szCs w:val="20"/>
+        </w:rPr>
+        <w:t>        "answers": [</w:t>
+      </w:r>
+    </w:p>
+    <w:p>
+      <w:pPr>
+        <w:shd w:val="clear" w:color="auto" w:fill="000000" w:themeFill="text1"/>
+        <w:spacing w:after="0" w:line="240" w:lineRule="auto"/>
+        <w:rPr>
+          <w:rFonts w:ascii="Consolas" w:hAnsi="Consolas"/>
+          <w:color w:val="EB7A41"/>
+          <w:sz w:val="20"/>
+          <w:szCs w:val="20"/>
+        </w:rPr>
+      </w:pPr>
+      <w:r>
+        <w:rPr>
+          <w:rFonts w:ascii="Consolas" w:hAnsi="Consolas"/>
+          <w:color w:val="EB7A41"/>
+          <w:sz w:val="20"/>
+          <w:szCs w:val="20"/>
+        </w:rPr>
+        <w:t>        "Answer 1",</w:t>
+      </w:r>
+    </w:p>
+    <w:p>
+      <w:pPr>
+        <w:shd w:val="clear" w:color="auto" w:fill="000000" w:themeFill="text1"/>
+        <w:spacing w:after="0" w:line="240" w:lineRule="auto"/>
+        <w:rPr>
+          <w:rFonts w:ascii="Consolas" w:hAnsi="Consolas"/>
+          <w:color w:val="EB7A41"/>
+          <w:sz w:val="20"/>
+          <w:szCs w:val="20"/>
+        </w:rPr>
+      </w:pPr>
+      <w:r>
+        <w:rPr>
+          <w:rFonts w:ascii="Consolas" w:hAnsi="Consolas"/>
+          <w:color w:val="EB7A41"/>
+          <w:sz w:val="20"/>
+          <w:szCs w:val="20"/>
+        </w:rPr>
+        <w:t>        "Answer 2",</w:t>
+      </w:r>
+    </w:p>
+    <w:p>
+      <w:pPr>
+        <w:shd w:val="clear" w:color="auto" w:fill="000000" w:themeFill="text1"/>
+        <w:spacing w:after="0" w:line="240" w:lineRule="auto"/>
+        <w:rPr>
+          <w:rFonts w:ascii="Consolas" w:hAnsi="Consolas"/>
+          <w:color w:val="EB7A41"/>
+          <w:sz w:val="20"/>
+          <w:szCs w:val="20"/>
+        </w:rPr>
+      </w:pPr>
+      <w:r>
+        <w:rPr>
+          <w:rFonts w:ascii="Consolas" w:hAnsi="Consolas"/>
+          <w:color w:val="EB7A41"/>
+          <w:sz w:val="20"/>
+          <w:szCs w:val="20"/>
+        </w:rPr>
+        <w:t>        "Answer 3",</w:t>
+      </w:r>
+    </w:p>
+    <w:p>
+      <w:pPr>
+        <w:shd w:val="clear" w:color="auto" w:fill="000000" w:themeFill="text1"/>
+        <w:spacing w:after="0" w:line="240" w:lineRule="auto"/>
+        <w:rPr>
+          <w:rFonts w:ascii="Consolas" w:hAnsi="Consolas"/>
+          <w:color w:val="EB7A41"/>
+          <w:sz w:val="20"/>
+          <w:szCs w:val="20"/>
+        </w:rPr>
+      </w:pPr>
+      <w:r>
+        <w:rPr>
+          <w:rFonts w:ascii="Consolas" w:hAnsi="Consolas"/>
+          <w:color w:val="EB7A41"/>
+          <w:sz w:val="20"/>
+          <w:szCs w:val="20"/>
+        </w:rPr>
+        <w:t>        "Answer 4"</w:t>
+      </w:r>
+    </w:p>
+    <w:p>
+      <w:pPr>
+        <w:shd w:val="clear" w:color="auto" w:fill="000000" w:themeFill="text1"/>
+        <w:spacing w:after="0" w:line="240" w:lineRule="auto"/>
+        <w:rPr>
+          <w:rFonts w:ascii="Consolas" w:hAnsi="Consolas"/>
+          <w:color w:val="EB7A41"/>
+          <w:sz w:val="20"/>
+          <w:szCs w:val="20"/>
+        </w:rPr>
+      </w:pPr>
+      <w:r>
+        <w:rPr>
+          <w:rFonts w:ascii="Consolas" w:hAnsi="Consolas"/>
+          <w:color w:val="EB7A41"/>
+          <w:sz w:val="20"/>
+          <w:szCs w:val="20"/>
+        </w:rPr>
+        <w:t>        ],</w:t>
+      </w:r>
+    </w:p>
+    <w:p>
+      <w:pPr>
+        <w:shd w:val="clear" w:color="auto" w:fill="000000" w:themeFill="text1"/>
+        <w:spacing w:after="0" w:line="240" w:lineRule="auto"/>
+        <w:rPr>
+          <w:rFonts w:ascii="Consolas" w:hAnsi="Consolas"/>
+          <w:color w:val="EB7A41"/>
+          <w:sz w:val="20"/>
+          <w:szCs w:val="20"/>
+        </w:rPr>
+      </w:pPr>
+      <w:r>
+        <w:rPr>
+          <w:rFonts w:ascii="Consolas" w:hAnsi="Consolas"/>
+          <w:color w:val="EB7A41"/>
+          <w:sz w:val="20"/>
+          <w:szCs w:val="20"/>
+        </w:rPr>
+        <w:t>        "</w:t>
+      </w:r>
+      <w:proofErr w:type="spellStart"/>
+      <w:r>
+        <w:rPr>
+          <w:rFonts w:ascii="Consolas" w:hAnsi="Consolas"/>
+          <w:color w:val="EB7A41"/>
+          <w:sz w:val="20"/>
+          <w:szCs w:val="20"/>
+        </w:rPr>
+        <w:t>correctAns</w:t>
+      </w:r>
+      <w:proofErr w:type="spellEnd"/>
+      <w:r>
+        <w:rPr>
+          <w:rFonts w:ascii="Consolas" w:hAnsi="Consolas"/>
+          <w:color w:val="EB7A41"/>
+          <w:sz w:val="20"/>
+          <w:szCs w:val="20"/>
+        </w:rPr>
+        <w:t>": "The correct answer text here"</w:t>
+      </w:r>
+    </w:p>
+    <w:p>
+      <w:pPr>
+        <w:shd w:val="clear" w:color="auto" w:fill="000000" w:themeFill="text1"/>
+        <w:spacing w:after="0" w:line="240" w:lineRule="auto"/>
+        <w:rPr>
+          <w:rFonts w:ascii="Consolas" w:hAnsi="Consolas"/>
+          <w:color w:val="EB7A41"/>
+          <w:sz w:val="20"/>
+          <w:szCs w:val="20"/>
+        </w:rPr>
+      </w:pPr>
+      <w:r>
+        <w:rPr>
+          <w:rFonts w:ascii="Consolas" w:hAnsi="Consolas"/>
+          <w:color w:val="EB7A41"/>
+          <w:sz w:val="20"/>
+          <w:szCs w:val="20"/>
+        </w:rPr>
+        <w:t>    },</w:t>
+      </w:r>
+    </w:p>
+    <w:p>
+      <w:pPr>
+        <w:shd w:val="clear" w:color="auto" w:fill="000000" w:themeFill="text1"/>
+        <w:spacing w:after="0" w:line="240" w:lineRule="auto"/>
+        <w:rPr>
+          <w:rFonts w:ascii="Consolas" w:hAnsi="Consolas"/>
+          <w:color w:val="EB7A41"/>
+          <w:sz w:val="20"/>
+          <w:szCs w:val="20"/>
+        </w:rPr>
+      </w:pPr>
+      <w:r>
+        <w:rPr>
+          <w:rFonts w:ascii="Consolas" w:hAnsi="Consolas"/>
+          <w:color w:val="EB7A41"/>
+          <w:sz w:val="20"/>
+          <w:szCs w:val="20"/>
+        </w:rPr>
+        <w:t>    "1": {</w:t>
+      </w:r>
+    </w:p>
+    <w:p>
+      <w:pPr>
+        <w:shd w:val="clear" w:color="auto" w:fill="000000" w:themeFill="text1"/>
+        <w:spacing w:after="0" w:line="240" w:lineRule="auto"/>
+        <w:rPr>
+          <w:rFonts w:ascii="Consolas" w:hAnsi="Consolas"/>
+          <w:color w:val="EB7A41"/>
+          <w:sz w:val="20"/>
+          <w:szCs w:val="20"/>
+        </w:rPr>
+      </w:pPr>
+      <w:r>
+        <w:rPr>
+          <w:rFonts w:ascii="Consolas" w:hAnsi="Consolas"/>
+          <w:color w:val="EB7A41"/>
+          <w:sz w:val="20"/>
+          <w:szCs w:val="20"/>
+        </w:rPr>
+        <w:t>        "question": "Question text here",</w:t>
+      </w:r>
+    </w:p>
+    <w:p>
+      <w:pPr>
+        <w:shd w:val="clear" w:color="auto" w:fill="000000" w:themeFill="text1"/>
+        <w:spacing w:after="0" w:line="240" w:lineRule="auto"/>
+        <w:rPr>
+          <w:rFonts w:ascii="Consolas" w:hAnsi="Consolas"/>
+          <w:color w:val="EB7A41"/>
+          <w:sz w:val="20"/>
+          <w:szCs w:val="20"/>
+        </w:rPr>
+      </w:pPr>
+      <w:r>
+        <w:rPr>
+          <w:rFonts w:ascii="Consolas" w:hAnsi="Consolas"/>
+          <w:color w:val="EB7A41"/>
+          <w:sz w:val="20"/>
+          <w:szCs w:val="20"/>
+        </w:rPr>
+        <w:t>        "answers": [</w:t>
+      </w:r>
+    </w:p>
+    <w:p>
+      <w:pPr>
+        <w:shd w:val="clear" w:color="auto" w:fill="000000" w:themeFill="text1"/>
+        <w:spacing w:after="0" w:line="240" w:lineRule="auto"/>
+        <w:rPr>
+          <w:rFonts w:ascii="Consolas" w:hAnsi="Consolas"/>
+          <w:color w:val="EB7A41"/>
+          <w:sz w:val="20"/>
+          <w:szCs w:val="20"/>
+        </w:rPr>
+      </w:pPr>
+      <w:r>
+        <w:rPr>
+          <w:rFonts w:ascii="Consolas" w:hAnsi="Consolas"/>
+          <w:color w:val="EB7A41"/>
+          <w:sz w:val="20"/>
+          <w:szCs w:val="20"/>
+        </w:rPr>
+        <w:t>        "Answer 1",</w:t>
+      </w:r>
+    </w:p>
+    <w:p>
+      <w:pPr>
+        <w:shd w:val="clear" w:color="auto" w:fill="000000" w:themeFill="text1"/>
+        <w:spacing w:after="0" w:line="240" w:lineRule="auto"/>
+        <w:rPr>
+          <w:rFonts w:ascii="Consolas" w:hAnsi="Consolas"/>
+          <w:color w:val="EB7A41"/>
+          <w:sz w:val="20"/>
+          <w:szCs w:val="20"/>
+        </w:rPr>
+      </w:pPr>
+      <w:r>
+        <w:rPr>
+          <w:rFonts w:ascii="Consolas" w:hAnsi="Consolas"/>
+          <w:color w:val="EB7A41"/>
+          <w:sz w:val="20"/>
+          <w:szCs w:val="20"/>
+        </w:rPr>
+        <w:t>        "Answer 2",</w:t>
+      </w:r>
+    </w:p>
+    <w:p>
+      <w:pPr>
+        <w:shd w:val="clear" w:color="auto" w:fill="000000" w:themeFill="text1"/>
+        <w:spacing w:after="0" w:line="240" w:lineRule="auto"/>
+        <w:rPr>
+          <w:rFonts w:ascii="Consolas" w:hAnsi="Consolas"/>
+          <w:color w:val="EB7A41"/>
+          <w:sz w:val="20"/>
+          <w:szCs w:val="20"/>
+        </w:rPr>
+      </w:pPr>
+      <w:r>
+        <w:rPr>
+          <w:rFonts w:ascii="Consolas" w:hAnsi="Consolas"/>
+          <w:color w:val="EB7A41"/>
+          <w:sz w:val="20"/>
+          <w:szCs w:val="20"/>
+        </w:rPr>
+        <w:t>        "Answer 3",</w:t>
+      </w:r>
+    </w:p>
+    <w:p>
+      <w:pPr>
+        <w:shd w:val="clear" w:color="auto" w:fill="000000" w:themeFill="text1"/>
+        <w:spacing w:after="0" w:line="240" w:lineRule="auto"/>
+        <w:rPr>
+          <w:rFonts w:ascii="Consolas" w:hAnsi="Consolas"/>
+          <w:color w:val="EB7A41"/>
+          <w:sz w:val="20"/>
+          <w:szCs w:val="20"/>
+        </w:rPr>
+      </w:pPr>
+      <w:r>
+        <w:rPr>
+          <w:rFonts w:ascii="Consolas" w:hAnsi="Consolas"/>
+          <w:color w:val="EB7A41"/>
+          <w:sz w:val="20"/>
+          <w:szCs w:val="20"/>
+        </w:rPr>
+        <w:t>        "Answer 4"</w:t>
+      </w:r>
+    </w:p>
+    <w:p>
+      <w:pPr>
+        <w:shd w:val="clear" w:color="auto" w:fill="000000" w:themeFill="text1"/>
+        <w:spacing w:after="0" w:line="240" w:lineRule="auto"/>
+        <w:rPr>
+          <w:rFonts w:ascii="Consolas" w:hAnsi="Consolas"/>
+          <w:color w:val="EB7A41"/>
+          <w:sz w:val="20"/>
+          <w:szCs w:val="20"/>
+        </w:rPr>
+      </w:pPr>
+      <w:r>
+        <w:rPr>
+          <w:rFonts w:ascii="Consolas" w:hAnsi="Consolas"/>
+          <w:color w:val="EB7A41"/>
+          <w:sz w:val="20"/>
+          <w:szCs w:val="20"/>
+        </w:rPr>
+        <w:t>        ],</w:t>
+      </w:r>
+    </w:p>
+    <w:p>
+      <w:pPr>
+        <w:shd w:val="clear" w:color="auto" w:fill="000000" w:themeFill="text1"/>
+        <w:spacing w:after="0" w:line="240" w:lineRule="auto"/>
+        <w:rPr>
+          <w:rFonts w:ascii="Consolas" w:hAnsi="Consolas"/>
+          <w:color w:val="EB7A41"/>
+          <w:sz w:val="20"/>
+          <w:szCs w:val="20"/>
+        </w:rPr>
+      </w:pPr>
+      <w:r>
+        <w:rPr>
+          <w:rFonts w:ascii="Consolas" w:hAnsi="Consolas"/>
+          <w:color w:val="EB7A41"/>
+          <w:sz w:val="20"/>
+          <w:szCs w:val="20"/>
+        </w:rPr>
+        <w:t>        "</w:t>
+      </w:r>
+      <w:proofErr w:type="spellStart"/>
+      <w:r>
+        <w:rPr>
+          <w:rFonts w:ascii="Consolas" w:hAnsi="Consolas"/>
+          <w:color w:val="EB7A41"/>
+          <w:sz w:val="20"/>
+          <w:szCs w:val="20"/>
+        </w:rPr>
+        <w:t>correctAns</w:t>
+      </w:r>
+      <w:proofErr w:type="spellEnd"/>
+      <w:r>
+        <w:rPr>
+          <w:rFonts w:ascii="Consolas" w:hAnsi="Consolas"/>
+          <w:color w:val="EB7A41"/>
+          <w:sz w:val="20"/>
+          <w:szCs w:val="20"/>
+        </w:rPr>
+        <w:t>": "The correct answer text here"</w:t>
+      </w:r>
+    </w:p>
+    <w:p>
+      <w:pPr>
+        <w:shd w:val="clear" w:color="auto" w:fill="000000" w:themeFill="text1"/>
+        <w:spacing w:after="0" w:line="240" w:lineRule="auto"/>
+        <w:rPr>
+          <w:rFonts w:ascii="Consolas" w:hAnsi="Consolas"/>
+          <w:color w:val="EB7A41"/>
+          <w:sz w:val="20"/>
+          <w:szCs w:val="20"/>
+        </w:rPr>
+      </w:pPr>
+      <w:r>
+        <w:rPr>
+          <w:rFonts w:ascii="Consolas" w:hAnsi="Consolas"/>
+          <w:color w:val="EB7A41"/>
+          <w:sz w:val="20"/>
+          <w:szCs w:val="20"/>
+        </w:rPr>
+        <w:t>    }</w:t>
+      </w:r>
+    </w:p>
+    <w:p>
+      <w:pPr>
+        <w:shd w:val="clear" w:color="auto" w:fill="000000" w:themeFill="text1"/>
+        <w:spacing w:after="0" w:line="240" w:lineRule="auto"/>
+        <w:rPr>
+          <w:rFonts w:ascii="Consolas" w:hAnsi="Consolas"/>
+          <w:color w:val="EB7A41"/>
+          <w:sz w:val="20"/>
+          <w:szCs w:val="20"/>
+        </w:rPr>
+      </w:pPr>
+      <w:r>
+        <w:rPr>
+          <w:rFonts w:ascii="Consolas" w:hAnsi="Consolas"/>
+          <w:color w:val="EB7A41"/>
+          <w:sz w:val="20"/>
+          <w:szCs w:val="20"/>
+        </w:rPr>
+        <w:t>    // continue with all questions in the same object</w:t>
+      </w:r>
+    </w:p>
+    <w:p>
+      <w:pPr>
+        <w:shd w:val="clear" w:color="auto" w:fill="000000" w:themeFill="text1"/>
+        <w:spacing w:after="0" w:line="240" w:lineRule="auto"/>
+        <w:rPr>
+          <w:rFonts w:ascii="Consolas" w:hAnsi="Consolas"/>
+          <w:color w:val="EB7A41"/>
+          <w:sz w:val="20"/>
+          <w:szCs w:val="20"/>
+        </w:rPr>
+      </w:pPr>
+      <w:r>
+        <w:rPr>
+          <w:rFonts w:ascii="Consolas" w:hAnsi="Consolas"/>
+          <w:color w:val="EB7A41"/>
+          <w:sz w:val="20"/>
+          <w:szCs w:val="20"/>
+        </w:rPr>
+        <w:t>    }</w:t>
+      </w:r>
+    </w:p>
+    <w:p>
+      <w:pPr>
+        <w:shd w:val="clear" w:color="auto" w:fill="000000" w:themeFill="text1"/>
+        <w:spacing w:after="0" w:line="240" w:lineRule="auto"/>
+        <w:rPr>
+          <w:rFonts w:ascii="Consolas" w:hAnsi="Consolas"/>
+          <w:color w:val="EB7A41"/>
+          <w:sz w:val="20"/>
+          <w:szCs w:val="20"/>
+        </w:rPr>
+      </w:pPr>
+    </w:p>
+    <w:p>
+      <w:pPr>
+        <w:shd w:val="clear" w:color="auto" w:fill="000000" w:themeFill="text1"/>
+        <w:spacing w:after="0" w:line="240" w:lineRule="auto"/>
+        <w:rPr>
+          <w:rFonts w:ascii="Consolas" w:hAnsi="Consolas"/>
+          <w:color w:val="EB7A41"/>
+          <w:sz w:val="20"/>
+          <w:szCs w:val="20"/>
+        </w:rPr>
+      </w:pPr>
+      <w:r>
+        <w:rPr>
+          <w:rFonts w:ascii="Consolas" w:hAnsi="Consolas"/>
+          <w:color w:val="EB7A41"/>
+          <w:sz w:val="20"/>
+          <w:szCs w:val="20"/>
+        </w:rPr>
+        <w:t>    Rules:</w:t>
+      </w:r>
+    </w:p>
+    <w:p>
+      <w:pPr>
+        <w:shd w:val="clear" w:color="auto" w:fill="000000" w:themeFill="text1"/>
+        <w:spacing w:after="0" w:line="240" w:lineRule="auto"/>
+        <w:rPr>
+          <w:rFonts w:ascii="Consolas" w:hAnsi="Consolas"/>
+          <w:color w:val="EB7A41"/>
+          <w:sz w:val="20"/>
+          <w:szCs w:val="20"/>
+        </w:rPr>
+      </w:pPr>
+      <w:r>
+        <w:rPr>
+          <w:rFonts w:ascii="Consolas" w:hAnsi="Consolas"/>
+          <w:color w:val="EB7A41"/>
+          <w:sz w:val="20"/>
+          <w:szCs w:val="20"/>
+        </w:rPr>
+        <w:t>    - Do not wrap each question inside a separate array or object.</w:t>
+      </w:r>
+    </w:p>
+    <w:p>
+      <w:pPr>
+        <w:shd w:val="clear" w:color="auto" w:fill="000000" w:themeFill="text1"/>
+        <w:spacing w:after="0" w:line="240" w:lineRule="auto"/>
+        <w:rPr>
+          <w:rFonts w:ascii="Consolas" w:hAnsi="Consolas"/>
+          <w:color w:val="EB7A41"/>
+          <w:sz w:val="20"/>
+          <w:szCs w:val="20"/>
+        </w:rPr>
+      </w:pPr>
+      <w:r>
+        <w:rPr>
+          <w:rFonts w:ascii="Consolas" w:hAnsi="Consolas"/>
+          <w:color w:val="EB7A41"/>
+          <w:sz w:val="20"/>
+          <w:szCs w:val="20"/>
+        </w:rPr>
+        <w:t>    - Use a single JSON object containing all questions keyed by their IDs ("0" to "7").</w:t>
+      </w:r>
+    </w:p>
+    <w:p>
+      <w:pPr>
+        <w:shd w:val="clear" w:color="auto" w:fill="000000" w:themeFill="text1"/>
+        <w:spacing w:after="0" w:line="240" w:lineRule="auto"/>
+        <w:rPr>
+          <w:rFonts w:ascii="Consolas" w:hAnsi="Consolas"/>
+          <w:color w:val="EB7A41"/>
+          <w:sz w:val="20"/>
+          <w:szCs w:val="20"/>
+        </w:rPr>
+      </w:pPr>
+      <w:r>
+        <w:rPr>
+          <w:rFonts w:ascii="Consolas" w:hAnsi="Consolas"/>
+          <w:color w:val="EB7A41"/>
+          <w:sz w:val="20"/>
+          <w:szCs w:val="20"/>
+        </w:rPr>
+        <w:lastRenderedPageBreak/>
+        <w:t>    - Each question must have four 'answers' and a '</w:t>
+      </w:r>
+      <w:proofErr w:type="spellStart"/>
+      <w:r>
+        <w:rPr>
+          <w:rFonts w:ascii="Consolas" w:hAnsi="Consolas"/>
+          <w:color w:val="EB7A41"/>
+          <w:sz w:val="20"/>
+          <w:szCs w:val="20"/>
+        </w:rPr>
+        <w:t>correctAns</w:t>
+      </w:r>
+      <w:proofErr w:type="spellEnd"/>
+      <w:r>
+        <w:rPr>
+          <w:rFonts w:ascii="Consolas" w:hAnsi="Consolas"/>
+          <w:color w:val="EB7A41"/>
+          <w:sz w:val="20"/>
+          <w:szCs w:val="20"/>
+        </w:rPr>
+        <w:t>'.</w:t>
+      </w:r>
+    </w:p>
+    <w:p>
+      <w:pPr>
+        <w:shd w:val="clear" w:color="auto" w:fill="000000" w:themeFill="text1"/>
+        <w:spacing w:after="0" w:line="240" w:lineRule="auto"/>
+        <w:rPr>
+          <w:rFonts w:ascii="Consolas" w:hAnsi="Consolas"/>
+          <w:color w:val="EB7A41"/>
+          <w:sz w:val="20"/>
+          <w:szCs w:val="20"/>
+        </w:rPr>
+      </w:pPr>
+      <w:r>
+        <w:rPr>
+          <w:rFonts w:ascii="Consolas" w:hAnsi="Consolas"/>
+          <w:color w:val="EB7A41"/>
+          <w:sz w:val="20"/>
+          <w:szCs w:val="20"/>
+        </w:rPr>
+        <w:t>    - Question IDs start at 0 and increment by 1.</w:t>
+      </w:r>
+    </w:p>
+    <w:p>
+      <w:pPr>
+        <w:shd w:val="clear" w:color="auto" w:fill="000000" w:themeFill="text1"/>
+        <w:spacing w:after="0" w:line="240" w:lineRule="auto"/>
+        <w:rPr>
+          <w:rFonts w:ascii="Consolas" w:hAnsi="Consolas"/>
+          <w:color w:val="EB7A41"/>
+          <w:sz w:val="20"/>
+          <w:szCs w:val="20"/>
+        </w:rPr>
+      </w:pPr>
+      <w:r>
+        <w:rPr>
+          <w:rFonts w:ascii="Consolas" w:hAnsi="Consolas"/>
+          <w:color w:val="EB7A41"/>
+          <w:sz w:val="20"/>
+          <w:szCs w:val="20"/>
+        </w:rPr>
+        <w:t>    - Only output valid JSON; no extra text.</w:t>
+      </w:r>
+    </w:p>
+    <w:p>
+      <w:pPr>
+        <w:shd w:val="clear" w:color="auto" w:fill="000000" w:themeFill="text1"/>
+        <w:spacing w:after="0" w:line="240" w:lineRule="auto"/>
+        <w:rPr>
+          <w:rFonts w:ascii="Consolas" w:hAnsi="Consolas"/>
+          <w:color w:val="EB7A41"/>
+          <w:sz w:val="20"/>
+          <w:szCs w:val="20"/>
+        </w:rPr>
+      </w:pPr>
+    </w:p>
+    <w:p>
+      <w:pPr>
+        <w:shd w:val="clear" w:color="auto" w:fill="000000" w:themeFill="text1"/>
+        <w:spacing w:after="0" w:line="240" w:lineRule="auto"/>
+        <w:rPr>
+          <w:rFonts w:ascii="Consolas" w:hAnsi="Consolas"/>
+          <w:color w:val="EB7A41"/>
+          <w:sz w:val="20"/>
+          <w:szCs w:val="20"/>
+        </w:rPr>
+      </w:pPr>
+      <w:r>
+        <w:rPr>
+          <w:rFonts w:ascii="Consolas" w:hAnsi="Consolas"/>
+          <w:color w:val="EB7A41"/>
+          <w:sz w:val="20"/>
+          <w:szCs w:val="20"/>
+        </w:rPr>
+        <w:t>    Topic:</w:t>
+      </w:r>
+      <w:r>
+        <w:rPr>
+          <w:rFonts w:ascii="Consolas" w:hAnsi="Consolas"/>
+          <w:color w:val="EB7A41"/>
+          <w:sz w:val="20"/>
+          <w:szCs w:val="20"/>
+        </w:rPr>
+        <w:t xml:space="preserve"> </w:t>
+      </w:r>
+      <w:r>
+        <w:rPr>
+          <w:rFonts w:ascii="Consolas" w:hAnsi="Consolas"/>
+          <w:color w:val="215E99" w:themeColor="text2" w:themeTint="BF"/>
+          <w:sz w:val="20"/>
+          <w:szCs w:val="20"/>
+        </w:rPr>
+        <w:t>${</w:t>
+      </w:r>
+      <w:r>
+        <w:rPr>
+          <w:rFonts w:ascii="Consolas" w:hAnsi="Consolas"/>
+          <w:color w:val="A5C9EB" w:themeColor="text2" w:themeTint="40"/>
+          <w:sz w:val="20"/>
+          <w:szCs w:val="20"/>
+        </w:rPr>
+        <w:t>topic</w:t>
+      </w:r>
+      <w:r>
+        <w:rPr>
+          <w:rFonts w:ascii="Consolas" w:hAnsi="Consolas"/>
+          <w:color w:val="215E99" w:themeColor="text2" w:themeTint="BF"/>
+          <w:sz w:val="20"/>
+          <w:szCs w:val="20"/>
+        </w:rPr>
+        <w:t>}</w:t>
+      </w:r>
+      <w:r>
+        <w:rPr>
+          <w:rFonts w:ascii="Consolas" w:hAnsi="Consolas"/>
+          <w:color w:val="EB7A41"/>
+          <w:sz w:val="20"/>
+          <w:szCs w:val="20"/>
+        </w:rPr>
+        <w:t>`</w:t>
+      </w:r>
+      <w:r>
+        <w:rPr>
+          <w:rFonts w:ascii="Consolas" w:hAnsi="Consolas"/>
+          <w:sz w:val="20"/>
+          <w:szCs w:val="20"/>
+        </w:rPr>
+        <w:t>.</w:t>
+      </w:r>
+      <w:r>
+        <w:rPr>
+          <w:rFonts w:ascii="Consolas" w:hAnsi="Consolas"/>
+          <w:color w:val="FFFF66"/>
+          <w:sz w:val="20"/>
+          <w:szCs w:val="20"/>
+        </w:rPr>
+        <w:t>trim</w:t>
+      </w:r>
+      <w:r>
+        <w:rPr>
+          <w:rFonts w:ascii="Consolas" w:hAnsi="Consolas"/>
+          <w:color w:val="215E99" w:themeColor="text2" w:themeTint="BF"/>
+          <w:sz w:val="20"/>
+          <w:szCs w:val="20"/>
+        </w:rPr>
+        <w:t>()</w:t>
+      </w:r>
+      <w:r>
+        <w:rPr>
+          <w:rFonts w:ascii="Consolas" w:hAnsi="Consolas"/>
+          <w:sz w:val="20"/>
+          <w:szCs w:val="20"/>
+        </w:rPr>
+        <w:t xml:space="preserve">; </w:t>
+      </w:r>
+    </w:p>
+    <w:p>
+      <w:pPr>
+        <w:rPr>
+          <w:rStyle w:val="SubtleEmphasis"/>
+        </w:rPr>
+      </w:pPr>
+      <w:r>
+        <w:rPr>
+          <w:rStyle w:val="SubtleEmphasis"/>
+        </w:rPr>
+        <w:t xml:space="preserve">Code1 </w:t>
+      </w:r>
+      <w:r>
+        <w:rPr>
+          <w:rStyle w:val="SubtleEmphasis"/>
+        </w:rPr>
+        <w:t>–</w:t>
+      </w:r>
+      <w:r>
+        <w:rPr>
+          <w:rStyle w:val="SubtleEmphasis"/>
+        </w:rPr>
+        <w:t xml:space="preserve"> </w:t>
+      </w:r>
+      <w:r>
+        <w:rPr>
+          <w:rStyle w:val="SubtleEmphasis"/>
+        </w:rPr>
+        <w:t>Base prompt fed to AI model</w:t>
+      </w:r>
+    </w:p>
+    <w:p>
+      <w:r>
+        <w:tab/>
+      </w:r>
+    </w:p>
+    <w:p>
+      <w:r>
+        <w:tab/>
+        <w:t xml:space="preserve">This has been refined over time to suit the </w:t>
+      </w:r>
+      <w:r>
+        <w:t xml:space="preserve">changing needs/scope of the project. </w:t>
+      </w:r>
+      <w:r>
+        <w:t xml:space="preserve">This is almost certainly still not perfect but </w:t>
+      </w:r>
+      <w:r>
+        <w:t>gave the most suitable responses for its purpose.</w:t>
+      </w:r>
+    </w:p>
+    <w:p/>
+    <w:p>
+      <w:pPr>
+        <w:pStyle w:val="Heading4"/>
+      </w:pPr>
+      <w:r>
+        <w:t xml:space="preserve">JSON </w:t>
+      </w:r>
+      <w:r>
+        <w:t>formatting</w:t>
+      </w:r>
+    </w:p>
+    <w:p>
+      <w:pPr>
+        <w:ind w:firstLine="720"/>
+      </w:pPr>
+      <w:r>
+        <w:t>Whilst the response given by the model ap</w:t>
+      </w:r>
+      <w:r>
+        <w:t xml:space="preserve">pears </w:t>
+      </w:r>
+      <w:r>
+        <w:t xml:space="preserve">to return with proper formatting initially; minor adjustments </w:t>
+      </w:r>
+      <w:r>
+        <w:t>must</w:t>
+      </w:r>
+      <w:r>
+        <w:t xml:space="preserve"> be made to </w:t>
+      </w:r>
+      <w:r>
+        <w:t xml:space="preserve">be in a valid JSON format. </w:t>
+      </w:r>
+      <w:r>
+        <w:t xml:space="preserve">This is </w:t>
+      </w:r>
+      <w:r>
+        <w:t>done using the following cleanup method:</w:t>
+      </w:r>
+    </w:p>
+    <w:p>
+      <w:pPr>
+        <w:shd w:val="clear" w:color="auto" w:fill="000000" w:themeFill="text1"/>
+        <w:spacing w:after="0" w:line="240" w:lineRule="auto"/>
+        <w:rPr>
+          <w:rFonts w:ascii="Consolas" w:hAnsi="Consolas"/>
+          <w:color w:val="EB7A41"/>
+          <w:sz w:val="20"/>
+          <w:szCs w:val="20"/>
+        </w:rPr>
+      </w:pPr>
+      <w:r>
+        <w:rPr>
+          <w:rFonts w:ascii="Consolas" w:hAnsi="Consolas"/>
+          <w:color w:val="EE0000"/>
+          <w:sz w:val="20"/>
+          <w:szCs w:val="20"/>
+        </w:rPr>
+        <w:t>c</w:t>
+      </w:r>
+      <w:r>
+        <w:rPr>
+          <w:rFonts w:ascii="Consolas" w:hAnsi="Consolas"/>
+          <w:color w:val="EE0000"/>
+          <w:sz w:val="20"/>
+          <w:szCs w:val="20"/>
+        </w:rPr>
+        <w:t xml:space="preserve">onst </w:t>
+      </w:r>
+      <w:r>
+        <w:rPr>
+          <w:rFonts w:ascii="Consolas" w:hAnsi="Consolas"/>
+          <w:color w:val="4C94D8" w:themeColor="text2" w:themeTint="80"/>
+          <w:sz w:val="20"/>
+          <w:szCs w:val="20"/>
+        </w:rPr>
+        <w:t xml:space="preserve">cleaned </w:t>
+      </w:r>
+      <w:r>
+        <w:rPr>
+          <w:rFonts w:ascii="Consolas" w:hAnsi="Consolas"/>
+          <w:color w:val="FFFFFF" w:themeColor="background1"/>
+          <w:sz w:val="20"/>
+          <w:szCs w:val="20"/>
+        </w:rPr>
+        <w:t>= fullResponse</w:t>
+      </w:r>
+    </w:p>
+    <w:p>
+      <w:pPr>
+        <w:shd w:val="clear" w:color="auto" w:fill="000000" w:themeFill="text1"/>
+        <w:spacing w:after="0" w:line="240" w:lineRule="auto"/>
+        <w:rPr>
+          <w:rFonts w:ascii="Consolas" w:hAnsi="Consolas"/>
+          <w:color w:val="EB7A41"/>
+          <w:sz w:val="20"/>
+          <w:szCs w:val="20"/>
+        </w:rPr>
+      </w:pPr>
+      <w:r>
+        <w:rPr>
+          <w:rFonts w:ascii="Consolas" w:hAnsi="Consolas"/>
+          <w:color w:val="EB7A41"/>
+          <w:sz w:val="20"/>
+          <w:szCs w:val="20"/>
+        </w:rPr>
+        <w:tab/>
+      </w:r>
+      <w:r>
+        <w:rPr>
+          <w:rFonts w:ascii="Consolas" w:hAnsi="Consolas"/>
+          <w:color w:val="FFFFFF" w:themeColor="background1"/>
+          <w:sz w:val="20"/>
+          <w:szCs w:val="20"/>
+        </w:rPr>
+        <w:t>.</w:t>
+      </w:r>
+      <w:r>
+        <w:rPr>
+          <w:rFonts w:ascii="Consolas" w:hAnsi="Consolas"/>
+          <w:color w:val="F2CEED" w:themeColor="accent5" w:themeTint="33"/>
+          <w:sz w:val="20"/>
+          <w:szCs w:val="20"/>
+        </w:rPr>
+        <w:t>replace</w:t>
+      </w:r>
+      <w:r>
+        <w:rPr>
+          <w:rFonts w:ascii="Consolas" w:hAnsi="Consolas"/>
+          <w:color w:val="D86DCB" w:themeColor="accent5" w:themeTint="99"/>
+          <w:sz w:val="20"/>
+          <w:szCs w:val="20"/>
+        </w:rPr>
+        <w:t>(</w:t>
+      </w:r>
+      <w:r>
+        <w:rPr>
+          <w:rFonts w:ascii="Consolas" w:hAnsi="Consolas"/>
+          <w:color w:val="60CAF3" w:themeColor="accent4" w:themeTint="99"/>
+          <w:sz w:val="20"/>
+          <w:szCs w:val="20"/>
+        </w:rPr>
+        <w:t>/</w:t>
+      </w:r>
+      <w:r>
+        <w:rPr>
+          <w:rFonts w:ascii="Consolas" w:hAnsi="Consolas"/>
+          <w:color w:val="B3E5A1" w:themeColor="accent6" w:themeTint="66"/>
+          <w:sz w:val="20"/>
+          <w:szCs w:val="20"/>
+        </w:rPr>
+        <w:t>\\</w:t>
+      </w:r>
+      <w:r>
+        <w:rPr>
+          <w:rFonts w:ascii="Consolas" w:hAnsi="Consolas"/>
+          <w:color w:val="60CAF3" w:themeColor="accent4" w:themeTint="99"/>
+          <w:sz w:val="20"/>
+          <w:szCs w:val="20"/>
+        </w:rPr>
+        <w:t>n/</w:t>
+      </w:r>
+      <w:r>
+        <w:rPr>
+          <w:rFonts w:ascii="Consolas" w:hAnsi="Consolas"/>
+          <w:color w:val="EE0000"/>
+          <w:sz w:val="20"/>
+          <w:szCs w:val="20"/>
+        </w:rPr>
+        <w:t>g</w:t>
+      </w:r>
+      <w:r>
+        <w:rPr>
+          <w:rFonts w:ascii="Consolas" w:hAnsi="Consolas"/>
+          <w:color w:val="60CAF3" w:themeColor="accent4" w:themeTint="99"/>
+          <w:sz w:val="20"/>
+          <w:szCs w:val="20"/>
+        </w:rPr>
+        <w:t>, “</w:t>
+      </w:r>
+      <w:r>
+        <w:rPr>
+          <w:rFonts w:ascii="Consolas" w:hAnsi="Consolas"/>
+          <w:color w:val="FFC000"/>
+          <w:sz w:val="20"/>
+          <w:szCs w:val="20"/>
+        </w:rPr>
+        <w:t>\n</w:t>
+      </w:r>
+      <w:r>
+        <w:rPr>
+          <w:rFonts w:ascii="Consolas" w:hAnsi="Consolas"/>
+          <w:color w:val="60CAF3" w:themeColor="accent4" w:themeTint="99"/>
+          <w:sz w:val="20"/>
+          <w:szCs w:val="20"/>
+        </w:rPr>
+        <w:t>”</w:t>
+      </w:r>
+      <w:r>
+        <w:rPr>
+          <w:rFonts w:ascii="Consolas" w:hAnsi="Consolas"/>
+          <w:color w:val="D86DCB" w:themeColor="accent5" w:themeTint="99"/>
+          <w:sz w:val="20"/>
+          <w:szCs w:val="20"/>
+        </w:rPr>
+        <w:t>)</w:t>
+      </w:r>
+    </w:p>
+    <w:p>
+      <w:pPr>
+        <w:shd w:val="clear" w:color="auto" w:fill="000000" w:themeFill="text1"/>
+        <w:spacing w:after="0" w:line="240" w:lineRule="auto"/>
+        <w:rPr>
+          <w:rFonts w:ascii="Consolas" w:hAnsi="Consolas"/>
+          <w:color w:val="EB7A41"/>
+          <w:sz w:val="20"/>
+          <w:szCs w:val="20"/>
+        </w:rPr>
+      </w:pPr>
+      <w:r>
+        <w:rPr>
+          <w:rFonts w:ascii="Consolas" w:hAnsi="Consolas"/>
+          <w:color w:val="EB7A41"/>
+          <w:sz w:val="20"/>
+          <w:szCs w:val="20"/>
+        </w:rPr>
+        <w:tab/>
+      </w:r>
+      <w:r>
+        <w:rPr>
+          <w:rFonts w:ascii="Consolas" w:hAnsi="Consolas"/>
+          <w:color w:val="FFFFFF" w:themeColor="background1"/>
+          <w:sz w:val="20"/>
+          <w:szCs w:val="20"/>
+        </w:rPr>
+        <w:t>.</w:t>
+      </w:r>
+      <w:r>
+        <w:rPr>
+          <w:rFonts w:ascii="Consolas" w:hAnsi="Consolas"/>
+          <w:color w:val="F2CEED" w:themeColor="accent5" w:themeTint="33"/>
+          <w:sz w:val="20"/>
+          <w:szCs w:val="20"/>
+        </w:rPr>
+        <w:t>replace</w:t>
+      </w:r>
+      <w:r>
+        <w:rPr>
+          <w:rFonts w:ascii="Consolas" w:hAnsi="Consolas"/>
+          <w:color w:val="D86DCB" w:themeColor="accent5" w:themeTint="99"/>
+          <w:sz w:val="20"/>
+          <w:szCs w:val="20"/>
+        </w:rPr>
+        <w:t>(</w:t>
+      </w:r>
+      <w:r>
+        <w:rPr>
+          <w:rFonts w:ascii="Consolas" w:hAnsi="Consolas"/>
+          <w:color w:val="60CAF3" w:themeColor="accent4" w:themeTint="99"/>
+          <w:sz w:val="20"/>
+          <w:szCs w:val="20"/>
+        </w:rPr>
+        <w:t>/```</w:t>
+      </w:r>
+      <w:proofErr w:type="spellStart"/>
+      <w:r>
+        <w:rPr>
+          <w:rFonts w:ascii="Consolas" w:hAnsi="Consolas"/>
+          <w:color w:val="60CAF3" w:themeColor="accent4" w:themeTint="99"/>
+          <w:sz w:val="20"/>
+          <w:szCs w:val="20"/>
+        </w:rPr>
+        <w:t>json</w:t>
+      </w:r>
+      <w:proofErr w:type="spellEnd"/>
+      <w:r>
+        <w:rPr>
+          <w:rFonts w:ascii="Consolas" w:hAnsi="Consolas"/>
+          <w:color w:val="60CAF3" w:themeColor="accent4" w:themeTint="99"/>
+          <w:sz w:val="20"/>
+          <w:szCs w:val="20"/>
+        </w:rPr>
+        <w:t>/</w:t>
+      </w:r>
+      <w:proofErr w:type="spellStart"/>
+      <w:r>
+        <w:rPr>
+          <w:rFonts w:ascii="Consolas" w:hAnsi="Consolas"/>
+          <w:color w:val="EE0000"/>
+          <w:sz w:val="20"/>
+          <w:szCs w:val="20"/>
+        </w:rPr>
+        <w:t>gi</w:t>
+      </w:r>
+      <w:proofErr w:type="spellEnd"/>
+      <w:r>
+        <w:rPr>
+          <w:rFonts w:ascii="Consolas" w:hAnsi="Consolas"/>
+          <w:color w:val="FFFFFF" w:themeColor="background1"/>
+          <w:sz w:val="20"/>
+          <w:szCs w:val="20"/>
+        </w:rPr>
+        <w:t>,</w:t>
+      </w:r>
+      <w:r>
+        <w:rPr>
+          <w:rFonts w:ascii="Consolas" w:hAnsi="Consolas"/>
+          <w:color w:val="EB7A41"/>
+          <w:sz w:val="20"/>
+          <w:szCs w:val="20"/>
+        </w:rPr>
+        <w:t xml:space="preserve"> </w:t>
+      </w:r>
+      <w:r>
+        <w:rPr>
+          <w:rFonts w:ascii="Consolas" w:hAnsi="Consolas"/>
+          <w:color w:val="60CAF3" w:themeColor="accent4" w:themeTint="99"/>
+          <w:sz w:val="20"/>
+          <w:szCs w:val="20"/>
+        </w:rPr>
+        <w:t>“”</w:t>
+      </w:r>
+      <w:r>
+        <w:rPr>
+          <w:rFonts w:ascii="Consolas" w:hAnsi="Consolas"/>
+          <w:color w:val="D86DCB" w:themeColor="accent5" w:themeTint="99"/>
+          <w:sz w:val="20"/>
+          <w:szCs w:val="20"/>
+        </w:rPr>
+        <w:t>)</w:t>
+      </w:r>
+    </w:p>
+    <w:p>
+      <w:pPr>
+        <w:shd w:val="clear" w:color="auto" w:fill="000000" w:themeFill="text1"/>
+        <w:spacing w:after="0" w:line="240" w:lineRule="auto"/>
+        <w:rPr>
+          <w:rFonts w:ascii="Consolas" w:hAnsi="Consolas"/>
+          <w:color w:val="EB7A41"/>
+          <w:sz w:val="20"/>
+          <w:szCs w:val="20"/>
+        </w:rPr>
+      </w:pPr>
+      <w:r>
+        <w:rPr>
+          <w:rFonts w:ascii="Consolas" w:hAnsi="Consolas"/>
+          <w:color w:val="EB7A41"/>
+          <w:sz w:val="20"/>
+          <w:szCs w:val="20"/>
+        </w:rPr>
+        <w:tab/>
+      </w:r>
+      <w:r>
+        <w:rPr>
+          <w:rFonts w:ascii="Consolas" w:hAnsi="Consolas"/>
+          <w:color w:val="FFFFFF" w:themeColor="background1"/>
+          <w:sz w:val="20"/>
+          <w:szCs w:val="20"/>
+        </w:rPr>
+        <w:t>.</w:t>
+      </w:r>
+      <w:r>
+        <w:rPr>
+          <w:rFonts w:ascii="Consolas" w:hAnsi="Consolas"/>
+          <w:color w:val="F2CEED" w:themeColor="accent5" w:themeTint="33"/>
+          <w:sz w:val="20"/>
+          <w:szCs w:val="20"/>
+        </w:rPr>
+        <w:t>replace</w:t>
+      </w:r>
+      <w:r>
+        <w:rPr>
+          <w:rFonts w:ascii="Consolas" w:hAnsi="Consolas"/>
+          <w:color w:val="D86DCB" w:themeColor="accent5" w:themeTint="99"/>
+          <w:sz w:val="20"/>
+          <w:szCs w:val="20"/>
+        </w:rPr>
+        <w:t>(</w:t>
+      </w:r>
+      <w:r>
+        <w:rPr>
+          <w:rFonts w:ascii="Consolas" w:hAnsi="Consolas"/>
+          <w:color w:val="60CAF3" w:themeColor="accent4" w:themeTint="99"/>
+          <w:sz w:val="20"/>
+          <w:szCs w:val="20"/>
+        </w:rPr>
+        <w:t>/</w:t>
+      </w:r>
+      <w:r>
+        <w:rPr>
+          <w:rFonts w:ascii="Consolas" w:hAnsi="Consolas"/>
+          <w:color w:val="60CAF3" w:themeColor="accent4" w:themeTint="99"/>
+          <w:sz w:val="20"/>
+          <w:szCs w:val="20"/>
+        </w:rPr>
+        <w:t>```</w:t>
+      </w:r>
+      <w:r>
+        <w:rPr>
+          <w:rFonts w:ascii="Consolas" w:hAnsi="Consolas"/>
+          <w:color w:val="60CAF3" w:themeColor="accent4" w:themeTint="99"/>
+          <w:sz w:val="20"/>
+          <w:szCs w:val="20"/>
+        </w:rPr>
+        <w:t>/</w:t>
+      </w:r>
+      <w:r>
+        <w:rPr>
+          <w:rFonts w:ascii="Consolas" w:hAnsi="Consolas"/>
+          <w:color w:val="EE0000"/>
+          <w:sz w:val="20"/>
+          <w:szCs w:val="20"/>
+        </w:rPr>
+        <w:t>g</w:t>
+      </w:r>
+      <w:r>
+        <w:rPr>
+          <w:rFonts w:ascii="Consolas" w:hAnsi="Consolas"/>
+          <w:color w:val="FFFFFF" w:themeColor="background1"/>
+          <w:sz w:val="20"/>
+          <w:szCs w:val="20"/>
+        </w:rPr>
+        <w:t>,</w:t>
+      </w:r>
+      <w:r>
+        <w:rPr>
+          <w:rFonts w:ascii="Consolas" w:hAnsi="Consolas"/>
+          <w:color w:val="EB7A41"/>
+          <w:sz w:val="20"/>
+          <w:szCs w:val="20"/>
+        </w:rPr>
+        <w:t xml:space="preserve"> </w:t>
+      </w:r>
+      <w:r>
+        <w:rPr>
+          <w:rFonts w:ascii="Consolas" w:hAnsi="Consolas"/>
+          <w:color w:val="60CAF3" w:themeColor="accent4" w:themeTint="99"/>
+          <w:sz w:val="20"/>
+          <w:szCs w:val="20"/>
+        </w:rPr>
+        <w:t>“”</w:t>
+      </w:r>
+      <w:r>
+        <w:rPr>
+          <w:rFonts w:ascii="Consolas" w:hAnsi="Consolas"/>
+          <w:color w:val="D86DCB" w:themeColor="accent5" w:themeTint="99"/>
+          <w:sz w:val="20"/>
+          <w:szCs w:val="20"/>
+        </w:rPr>
+        <w:t>)</w:t>
+      </w:r>
+    </w:p>
+    <w:p>
+      <w:pPr>
+        <w:shd w:val="clear" w:color="auto" w:fill="000000" w:themeFill="text1"/>
+        <w:spacing w:after="0" w:line="240" w:lineRule="auto"/>
+        <w:rPr>
+          <w:rFonts w:ascii="Consolas" w:hAnsi="Consolas"/>
+          <w:color w:val="EB7A41"/>
+          <w:sz w:val="20"/>
+          <w:szCs w:val="20"/>
+        </w:rPr>
+      </w:pPr>
+      <w:r>
+        <w:rPr>
+          <w:rFonts w:ascii="Consolas" w:hAnsi="Consolas"/>
+          <w:color w:val="EB7A41"/>
+          <w:sz w:val="20"/>
+          <w:szCs w:val="20"/>
+        </w:rPr>
+        <w:tab/>
+      </w:r>
+      <w:r>
+        <w:rPr>
+          <w:rFonts w:ascii="Consolas" w:hAnsi="Consolas"/>
+          <w:color w:val="FFFFFF" w:themeColor="background1"/>
+          <w:sz w:val="20"/>
+          <w:szCs w:val="20"/>
+        </w:rPr>
+        <w:t>.</w:t>
+      </w:r>
+      <w:r>
+        <w:rPr>
+          <w:rFonts w:ascii="Consolas" w:hAnsi="Consolas"/>
+          <w:color w:val="F2CEED" w:themeColor="accent5" w:themeTint="33"/>
+          <w:sz w:val="20"/>
+          <w:szCs w:val="20"/>
+        </w:rPr>
+        <w:t>trim</w:t>
+      </w:r>
+      <w:r>
+        <w:rPr>
+          <w:rFonts w:ascii="Consolas" w:hAnsi="Consolas"/>
+          <w:color w:val="D86DCB" w:themeColor="accent5" w:themeTint="99"/>
+          <w:sz w:val="20"/>
+          <w:szCs w:val="20"/>
+        </w:rPr>
+        <w:t>(</w:t>
+      </w:r>
+      <w:r>
+        <w:rPr>
+          <w:rFonts w:ascii="Consolas" w:hAnsi="Consolas"/>
+          <w:color w:val="D86DCB" w:themeColor="accent5" w:themeTint="99"/>
+          <w:sz w:val="20"/>
+          <w:szCs w:val="20"/>
+        </w:rPr>
+        <w:t>)</w:t>
+      </w:r>
+      <w:r>
+        <w:rPr>
+          <w:rFonts w:ascii="Consolas" w:hAnsi="Consolas"/>
+          <w:color w:val="FFFFFF" w:themeColor="background1"/>
+          <w:sz w:val="20"/>
+          <w:szCs w:val="20"/>
+        </w:rPr>
+        <w:t>;</w:t>
+      </w:r>
+    </w:p>
+    <w:p>
+      <w:pPr>
+        <w:rPr>
+          <w:rStyle w:val="SubtleEmphasis"/>
+        </w:rPr>
+      </w:pPr>
+      <w:r>
+        <w:rPr>
+          <w:rStyle w:val="SubtleEmphasis"/>
+        </w:rPr>
+        <w:t>Code2 – Response cleanup method</w:t>
+      </w:r>
+      <w:r>
+        <w:rPr>
+          <w:rStyle w:val="SubtleEmphasis"/>
+        </w:rPr>
+        <w:t xml:space="preserve"> 1</w:t>
+      </w:r>
+    </w:p>
+    <w:p>
+      <w:r>
+        <w:tab/>
+        <w:t xml:space="preserve">This is necessary to produce a </w:t>
+      </w:r>
+      <w:r>
+        <w:t>properly formatted JSON file.</w:t>
+      </w:r>
+      <w:r>
+        <w:t xml:space="preserve"> It essentially removes the bloating from the output. </w:t>
+      </w:r>
+      <w:r>
+        <w:t xml:space="preserve">This is achieved </w:t>
+      </w:r>
+      <w:r>
+        <w:t xml:space="preserve">through taking the entire output of the model – in the </w:t>
+      </w:r>
+      <w:r>
+        <w:t xml:space="preserve">‘fullResponse’ variable and putting it through a set of .replace() functions. </w:t>
+      </w:r>
+      <w:r>
+        <w:t xml:space="preserve">The first properly formats the line breaks in the </w:t>
+      </w:r>
+      <w:r>
+        <w:t xml:space="preserve">question set (from </w:t>
+      </w:r>
+      <w:hyperlink r:id="rId7" w:history="1">
+        <w:r>
+          <w:rPr>
+            <w:rStyle w:val="Hyperlink"/>
+          </w:rPr>
+          <w:t>\\n</w:t>
+        </w:r>
+      </w:hyperlink>
+      <w:r>
+        <w:t xml:space="preserve"> to \n). The seconds removes the </w:t>
+      </w:r>
+      <w:r>
+        <w:t xml:space="preserve">marker used at the end of the response </w:t>
+      </w:r>
+      <w:r>
+        <w:t>(</w:t>
+      </w:r>
+      <w:r>
+        <w:t>```</w:t>
+      </w:r>
+      <w:proofErr w:type="spellStart"/>
+      <w:r>
+        <w:t>json</w:t>
+      </w:r>
+      <w:proofErr w:type="spellEnd"/>
+      <w:r>
+        <w:t xml:space="preserve"> )</w:t>
+      </w:r>
+      <w:r>
+        <w:t xml:space="preserve"> </w:t>
+      </w:r>
+      <w:r>
+        <w:t xml:space="preserve">and replaces it with </w:t>
+      </w:r>
+      <w:r>
+        <w:t>a null value. The t</w:t>
+      </w:r>
+      <w:r>
+        <w:t xml:space="preserve">hird replicates the second but for the start of the response. Finaly, the </w:t>
+      </w:r>
+      <w:r>
+        <w:t xml:space="preserve">.trim() function removes any whitespace before or after </w:t>
+      </w:r>
+      <w:r>
+        <w:t>the text.</w:t>
+      </w:r>
+    </w:p>
+    <w:p>
+      <w:r>
+        <w:tab/>
+        <w:t>Moreover, I have implemented</w:t>
+      </w:r>
+      <w:r>
+        <w:t xml:space="preserve"> a few lines of code to remove unwanted text outside of the </w:t>
+      </w:r>
+      <w:r>
+        <w:t xml:space="preserve">defined question pack area (contained within the </w:t>
+      </w:r>
+      <w:r>
+        <w:t>first {}) using the following</w:t>
+      </w:r>
+      <w:r>
+        <w:t>:</w:t>
+      </w:r>
+    </w:p>
+    <w:p>
+      <w:pPr>
+        <w:shd w:val="clear" w:color="auto" w:fill="000000" w:themeFill="text1"/>
+        <w:spacing w:after="0" w:line="240" w:lineRule="auto"/>
+        <w:rPr>
+          <w:rFonts w:ascii="Consolas" w:hAnsi="Consolas"/>
+          <w:color w:val="EB7A41"/>
+          <w:sz w:val="20"/>
+          <w:szCs w:val="20"/>
+        </w:rPr>
+      </w:pPr>
+      <w:r>
+        <w:rPr>
+          <w:rFonts w:ascii="Consolas" w:hAnsi="Consolas"/>
+          <w:color w:val="EE0000"/>
+          <w:sz w:val="20"/>
+          <w:szCs w:val="20"/>
+        </w:rPr>
+        <w:t xml:space="preserve">const </w:t>
+      </w:r>
+      <w:r>
+        <w:rPr>
+          <w:rFonts w:ascii="Consolas" w:hAnsi="Consolas"/>
+          <w:color w:val="4C94D8" w:themeColor="text2" w:themeTint="80"/>
+          <w:sz w:val="20"/>
+          <w:szCs w:val="20"/>
+        </w:rPr>
+        <w:t xml:space="preserve">firstBrace </w:t>
+      </w:r>
+      <w:r>
+        <w:rPr>
+          <w:rFonts w:ascii="Consolas" w:hAnsi="Consolas"/>
+          <w:color w:val="FFFFFF" w:themeColor="background1"/>
+          <w:sz w:val="20"/>
+          <w:szCs w:val="20"/>
+        </w:rPr>
+        <w:t>=</w:t>
+      </w:r>
+      <w:r>
+        <w:rPr>
+          <w:rFonts w:ascii="Consolas" w:hAnsi="Consolas"/>
+          <w:color w:val="EB7A41"/>
+          <w:sz w:val="20"/>
+          <w:szCs w:val="20"/>
+        </w:rPr>
+        <w:t xml:space="preserve"> </w:t>
+      </w:r>
+      <w:r>
+        <w:rPr>
+          <w:rFonts w:ascii="Consolas" w:hAnsi="Consolas"/>
+          <w:color w:val="4C94D8" w:themeColor="text2" w:themeTint="80"/>
+          <w:sz w:val="20"/>
+          <w:szCs w:val="20"/>
+        </w:rPr>
+        <w:t>cleaned</w:t>
+      </w:r>
+      <w:r>
+        <w:rPr>
+          <w:rFonts w:ascii="Consolas" w:hAnsi="Consolas"/>
+          <w:color w:val="FFFFFF" w:themeColor="background1"/>
+          <w:sz w:val="20"/>
+          <w:szCs w:val="20"/>
+        </w:rPr>
+        <w:t>.</w:t>
+      </w:r>
+      <w:r>
+        <w:rPr>
+          <w:rFonts w:ascii="Consolas" w:hAnsi="Consolas"/>
+          <w:color w:val="F2CEED" w:themeColor="accent5" w:themeTint="33"/>
+          <w:sz w:val="20"/>
+          <w:szCs w:val="20"/>
+        </w:rPr>
+        <w:t>indexOf</w:t>
+      </w:r>
+      <w:r>
+        <w:rPr>
+          <w:rFonts w:ascii="Consolas" w:hAnsi="Consolas"/>
+          <w:color w:val="D86DCB" w:themeColor="accent5" w:themeTint="99"/>
+          <w:sz w:val="20"/>
+          <w:szCs w:val="20"/>
+        </w:rPr>
+        <w:t>(</w:t>
+      </w:r>
+      <w:r>
+        <w:rPr>
+          <w:rFonts w:ascii="Consolas" w:hAnsi="Consolas"/>
+          <w:color w:val="60CAF3" w:themeColor="accent4" w:themeTint="99"/>
+          <w:sz w:val="20"/>
+          <w:szCs w:val="20"/>
+        </w:rPr>
+        <w:t>"{"</w:t>
+      </w:r>
+      <w:r>
+        <w:rPr>
+          <w:rFonts w:ascii="Consolas" w:hAnsi="Consolas"/>
+          <w:color w:val="D86DCB" w:themeColor="accent5" w:themeTint="99"/>
+          <w:sz w:val="20"/>
+          <w:szCs w:val="20"/>
+        </w:rPr>
+        <w:t>)</w:t>
+      </w:r>
+      <w:r>
+        <w:rPr>
+          <w:rFonts w:ascii="Consolas" w:hAnsi="Consolas"/>
+          <w:color w:val="FFFFFF" w:themeColor="background1"/>
+          <w:sz w:val="20"/>
+          <w:szCs w:val="20"/>
+        </w:rPr>
+        <w:t>;</w:t>
+      </w:r>
+    </w:p>
+    <w:p>
+      <w:pPr>
+        <w:shd w:val="clear" w:color="auto" w:fill="000000" w:themeFill="text1"/>
+        <w:spacing w:after="0" w:line="240" w:lineRule="auto"/>
+        <w:rPr>
+          <w:rFonts w:ascii="Consolas" w:hAnsi="Consolas"/>
+          <w:color w:val="EB7A41"/>
+          <w:sz w:val="20"/>
+          <w:szCs w:val="20"/>
+        </w:rPr>
+      </w:pPr>
+      <w:r>
+        <w:rPr>
+          <w:rFonts w:ascii="Consolas" w:hAnsi="Consolas"/>
+          <w:color w:val="EE0000"/>
+          <w:sz w:val="20"/>
+          <w:szCs w:val="20"/>
+        </w:rPr>
+        <w:t xml:space="preserve">const </w:t>
+      </w:r>
+      <w:r>
+        <w:rPr>
+          <w:rFonts w:ascii="Consolas" w:hAnsi="Consolas"/>
+          <w:color w:val="4C94D8" w:themeColor="text2" w:themeTint="80"/>
+          <w:sz w:val="20"/>
+          <w:szCs w:val="20"/>
+        </w:rPr>
+        <w:t xml:space="preserve">lastBrace </w:t>
+      </w:r>
+      <w:r>
+        <w:rPr>
+          <w:rFonts w:ascii="Consolas" w:hAnsi="Consolas"/>
+          <w:color w:val="FFFFFF" w:themeColor="background1"/>
+          <w:sz w:val="20"/>
+          <w:szCs w:val="20"/>
+        </w:rPr>
+        <w:t>=</w:t>
+      </w:r>
+      <w:r>
+        <w:rPr>
+          <w:rFonts w:ascii="Consolas" w:hAnsi="Consolas"/>
+          <w:color w:val="EB7A41"/>
+          <w:sz w:val="20"/>
+          <w:szCs w:val="20"/>
+        </w:rPr>
+        <w:t xml:space="preserve"> </w:t>
+      </w:r>
+      <w:r>
+        <w:rPr>
+          <w:rFonts w:ascii="Consolas" w:hAnsi="Consolas"/>
+          <w:color w:val="4C94D8" w:themeColor="text2" w:themeTint="80"/>
+          <w:sz w:val="20"/>
+          <w:szCs w:val="20"/>
+        </w:rPr>
+        <w:t>cleaned</w:t>
+      </w:r>
+      <w:r>
+        <w:rPr>
+          <w:rFonts w:ascii="Consolas" w:hAnsi="Consolas"/>
+          <w:color w:val="FFFFFF" w:themeColor="background1"/>
+          <w:sz w:val="20"/>
+          <w:szCs w:val="20"/>
+        </w:rPr>
+        <w:t>.</w:t>
+      </w:r>
+      <w:r>
+        <w:rPr>
+          <w:rFonts w:ascii="Consolas" w:hAnsi="Consolas"/>
+          <w:color w:val="F2CEED" w:themeColor="accent5" w:themeTint="33"/>
+          <w:sz w:val="20"/>
+          <w:szCs w:val="20"/>
+        </w:rPr>
+        <w:t>lastIndexOf</w:t>
+      </w:r>
+      <w:r>
+        <w:rPr>
+          <w:rFonts w:ascii="Consolas" w:hAnsi="Consolas"/>
+          <w:color w:val="D86DCB" w:themeColor="accent5" w:themeTint="99"/>
+          <w:sz w:val="20"/>
+          <w:szCs w:val="20"/>
+        </w:rPr>
+        <w:t>(</w:t>
+      </w:r>
+      <w:r>
+        <w:rPr>
+          <w:rFonts w:ascii="Consolas" w:hAnsi="Consolas"/>
+          <w:color w:val="60CAF3" w:themeColor="accent4" w:themeTint="99"/>
+          <w:sz w:val="20"/>
+          <w:szCs w:val="20"/>
+        </w:rPr>
+        <w:t>"}"</w:t>
+      </w:r>
+      <w:r>
+        <w:rPr>
+          <w:rFonts w:ascii="Consolas" w:hAnsi="Consolas"/>
+          <w:color w:val="D86DCB" w:themeColor="accent5" w:themeTint="99"/>
+          <w:sz w:val="20"/>
+          <w:szCs w:val="20"/>
+        </w:rPr>
+        <w:t>)</w:t>
+      </w:r>
+      <w:r>
+        <w:rPr>
+          <w:rFonts w:ascii="Consolas" w:hAnsi="Consolas"/>
+          <w:color w:val="FFFFFF" w:themeColor="background1"/>
+          <w:sz w:val="20"/>
+          <w:szCs w:val="20"/>
+        </w:rPr>
+        <w:t>;</w:t>
+      </w:r>
+    </w:p>
+    <w:p>
+      <w:pPr>
+        <w:shd w:val="clear" w:color="auto" w:fill="000000" w:themeFill="text1"/>
+        <w:spacing w:after="0" w:line="240" w:lineRule="auto"/>
+        <w:rPr>
+          <w:rFonts w:ascii="Consolas" w:hAnsi="Consolas"/>
+          <w:color w:val="EB7A41"/>
+          <w:sz w:val="20"/>
+          <w:szCs w:val="20"/>
+        </w:rPr>
+      </w:pPr>
+      <w:r>
+        <w:rPr>
+          <w:rFonts w:ascii="Consolas" w:hAnsi="Consolas"/>
+          <w:color w:val="EE0000"/>
+          <w:sz w:val="20"/>
+          <w:szCs w:val="20"/>
+        </w:rPr>
+        <w:t xml:space="preserve">const </w:t>
+      </w:r>
+      <w:r>
+        <w:rPr>
+          <w:rFonts w:ascii="Consolas" w:hAnsi="Consolas"/>
+          <w:color w:val="4C94D8" w:themeColor="text2" w:themeTint="80"/>
+          <w:sz w:val="20"/>
+          <w:szCs w:val="20"/>
+        </w:rPr>
+        <w:t xml:space="preserve">jsonString </w:t>
+      </w:r>
+      <w:r>
+        <w:rPr>
+          <w:rFonts w:ascii="Consolas" w:hAnsi="Consolas"/>
+          <w:color w:val="FFFFFF" w:themeColor="background1"/>
+          <w:sz w:val="20"/>
+          <w:szCs w:val="20"/>
+        </w:rPr>
+        <w:t>=</w:t>
+      </w:r>
+      <w:r>
+        <w:rPr>
+          <w:rFonts w:ascii="Consolas" w:hAnsi="Consolas"/>
+          <w:color w:val="EB7A41"/>
+          <w:sz w:val="20"/>
+          <w:szCs w:val="20"/>
+        </w:rPr>
+        <w:t xml:space="preserve"> </w:t>
+      </w:r>
+      <w:r>
+        <w:rPr>
+          <w:rFonts w:ascii="Consolas" w:hAnsi="Consolas"/>
+          <w:color w:val="4C94D8" w:themeColor="text2" w:themeTint="80"/>
+          <w:sz w:val="20"/>
+          <w:szCs w:val="20"/>
+        </w:rPr>
+        <w:t>cleaned</w:t>
+      </w:r>
+      <w:r>
+        <w:rPr>
+          <w:rFonts w:ascii="Consolas" w:hAnsi="Consolas"/>
+          <w:color w:val="FFFFFF" w:themeColor="background1"/>
+          <w:sz w:val="20"/>
+          <w:szCs w:val="20"/>
+        </w:rPr>
+        <w:t>.</w:t>
+      </w:r>
+      <w:r>
+        <w:rPr>
+          <w:rFonts w:ascii="Consolas" w:hAnsi="Consolas"/>
+          <w:color w:val="F2CEED" w:themeColor="accent5" w:themeTint="33"/>
+          <w:sz w:val="20"/>
+          <w:szCs w:val="20"/>
+        </w:rPr>
+        <w:t>slice</w:t>
+      </w:r>
+      <w:r>
+        <w:rPr>
+          <w:rFonts w:ascii="Consolas" w:hAnsi="Consolas"/>
+          <w:color w:val="D86DCB" w:themeColor="accent5" w:themeTint="99"/>
+          <w:sz w:val="20"/>
+          <w:szCs w:val="20"/>
+        </w:rPr>
+        <w:t>(</w:t>
+      </w:r>
+      <w:r>
+        <w:rPr>
+          <w:rFonts w:ascii="Consolas" w:hAnsi="Consolas"/>
+          <w:color w:val="4C94D8" w:themeColor="text2" w:themeTint="80"/>
+          <w:sz w:val="20"/>
+          <w:szCs w:val="20"/>
+        </w:rPr>
+        <w:t>firstBrace</w:t>
+      </w:r>
+      <w:r>
+        <w:rPr>
+          <w:rFonts w:ascii="Consolas" w:hAnsi="Consolas"/>
+          <w:color w:val="FFFFFF" w:themeColor="background1"/>
+          <w:sz w:val="20"/>
+          <w:szCs w:val="20"/>
+        </w:rPr>
+        <w:t>,</w:t>
+      </w:r>
+      <w:r>
+        <w:rPr>
+          <w:rFonts w:ascii="Consolas" w:hAnsi="Consolas"/>
+          <w:color w:val="EB7A41"/>
+          <w:sz w:val="20"/>
+          <w:szCs w:val="20"/>
+        </w:rPr>
+        <w:t xml:space="preserve"> </w:t>
+      </w:r>
+      <w:r>
+        <w:rPr>
+          <w:rFonts w:ascii="Consolas" w:hAnsi="Consolas"/>
+          <w:color w:val="4C94D8" w:themeColor="text2" w:themeTint="80"/>
+          <w:sz w:val="20"/>
+          <w:szCs w:val="20"/>
+        </w:rPr>
+        <w:t xml:space="preserve">lastBrace </w:t>
+      </w:r>
+      <w:r>
+        <w:rPr>
+          <w:rFonts w:ascii="Consolas" w:hAnsi="Consolas"/>
+          <w:color w:val="FFFFFF" w:themeColor="background1"/>
+          <w:sz w:val="20"/>
+          <w:szCs w:val="20"/>
+        </w:rPr>
+        <w:t>+</w:t>
+      </w:r>
+      <w:r>
+        <w:rPr>
+          <w:rFonts w:ascii="Consolas" w:hAnsi="Consolas"/>
+          <w:color w:val="EB7A41"/>
+          <w:sz w:val="20"/>
+          <w:szCs w:val="20"/>
+        </w:rPr>
+        <w:t xml:space="preserve"> </w:t>
+      </w:r>
+      <w:r>
+        <w:rPr>
+          <w:rFonts w:ascii="Consolas" w:hAnsi="Consolas"/>
+          <w:color w:val="B3E5A1" w:themeColor="accent6" w:themeTint="66"/>
+          <w:sz w:val="20"/>
+          <w:szCs w:val="20"/>
+        </w:rPr>
+        <w:t>1</w:t>
+      </w:r>
+      <w:r>
+        <w:rPr>
+          <w:rFonts w:ascii="Consolas" w:hAnsi="Consolas"/>
+          <w:color w:val="D86DCB" w:themeColor="accent5" w:themeTint="99"/>
+          <w:sz w:val="20"/>
+          <w:szCs w:val="20"/>
+        </w:rPr>
+        <w:t>)</w:t>
+      </w:r>
+      <w:r>
+        <w:rPr>
+          <w:rFonts w:ascii="Consolas" w:hAnsi="Consolas"/>
+          <w:color w:val="FFFFFF" w:themeColor="background1"/>
+          <w:sz w:val="20"/>
+          <w:szCs w:val="20"/>
+        </w:rPr>
+        <w:t>;</w:t>
+      </w:r>
+    </w:p>
+    <w:p>
+      <w:pPr>
+        <w:rPr>
+          <w:i/>
+          <w:iCs/>
+          <w:color w:val="404040" w:themeColor="text1" w:themeTint="BF"/>
+        </w:rPr>
+      </w:pPr>
+      <w:r>
+        <w:rPr>
+          <w:rStyle w:val="SubtleEmphasis"/>
+        </w:rPr>
+        <w:t>Code</w:t>
+      </w:r>
+      <w:r>
+        <w:rPr>
+          <w:rStyle w:val="SubtleEmphasis"/>
+        </w:rPr>
+        <w:t>3</w:t>
+      </w:r>
+      <w:r>
+        <w:rPr>
+          <w:rStyle w:val="SubtleEmphasis"/>
+        </w:rPr>
+        <w:t xml:space="preserve"> – Response cleanup method</w:t>
+      </w:r>
+      <w:r>
+        <w:rPr>
+          <w:rStyle w:val="SubtleEmphasis"/>
+        </w:rPr>
+        <w:t xml:space="preserve"> 2</w:t>
+      </w:r>
+    </w:p>
+    <w:p>
+      <w:r>
+        <w:tab/>
+        <w:t>This is needed due to the nature of</w:t>
+      </w:r>
+      <w:r>
+        <w:t xml:space="preserve"> how</w:t>
+      </w:r>
+      <w:r>
+        <w:t xml:space="preserve"> current AI</w:t>
+      </w:r>
+      <w:r>
+        <w:t xml:space="preserve"> responds with data</w:t>
+      </w:r>
+      <w:r>
+        <w:t>.</w:t>
+      </w:r>
+      <w:r>
+        <w:t xml:space="preserve"> Despite the prompt indicating that it should only </w:t>
+      </w:r>
+      <w:r>
+        <w:t>a valid JSON format, issues surrounding the e</w:t>
+      </w:r>
+      <w:r>
+        <w:t>xact structure remained problematic upon every response I was given, hence the implementation of the cleanups.</w:t>
+      </w:r>
+    </w:p>
+    <w:p/>
+    <w:p>
+      <w:pPr>
+        <w:pStyle w:val="Heading4"/>
+      </w:pPr>
+      <w:r>
+        <w:lastRenderedPageBreak/>
+        <w:t xml:space="preserve">File </w:t>
+      </w:r>
+      <w:r>
+        <w:t>handling</w:t>
+      </w:r>
+    </w:p>
+    <w:p/>
+    <w:p/>
+    <w:p>
+      <w:pPr>
         <w:pStyle w:val="Heading1"/>
       </w:pPr>
-      <w:bookmarkStart w:id="4" w:name="_Toc227666175"/>
+      <w:bookmarkStart w:id="7" w:name="_Toc227768085"/>
       <w:r>
         <w:t>Quality Assurance</w:t>
       </w:r>
-      <w:bookmarkEnd w:id="4"/>
+      <w:bookmarkEnd w:id="7"/>
     </w:p>
     <w:p>
       <w:pPr>
@@ -1046,9 +3635,11 @@
           <w:numId w:val="5"/>
         </w:numPr>
       </w:pPr>
+      <w:proofErr w:type="spellStart"/>
       <w:r>
         <w:t>Questionaires</w:t>
       </w:r>
+      <w:proofErr w:type="spellEnd"/>
     </w:p>
     <w:p>
       <w:pPr>
@@ -1058,9 +3649,13 @@
           <w:numId w:val="5"/>
         </w:numPr>
       </w:pPr>
-      <w:r>
-        <w:lastRenderedPageBreak/>
-        <w:t>Doccumentation on unit test</w:t>
+      <w:proofErr w:type="spellStart"/>
+      <w:r>
+        <w:t>Doccumentation</w:t>
+      </w:r>
+      <w:proofErr w:type="spellEnd"/>
+      <w:r>
+        <w:t xml:space="preserve"> on unit test</w:t>
       </w:r>
     </w:p>
     <w:p>
@@ -1117,11 +3712,11 @@
       <w:pPr>
         <w:pStyle w:val="Heading1"/>
       </w:pPr>
-      <w:bookmarkStart w:id="5" w:name="_Toc227666176"/>
+      <w:bookmarkStart w:id="8" w:name="_Toc227768086"/>
       <w:r>
         <w:t>Conclusion</w:t>
       </w:r>
-      <w:bookmarkEnd w:id="5"/>
+      <w:bookmarkEnd w:id="8"/>
     </w:p>
     <w:p>
       <w:pPr>
@@ -1153,11 +3748,11 @@
       <w:pPr>
         <w:pStyle w:val="Heading1"/>
       </w:pPr>
-      <w:bookmarkStart w:id="6" w:name="_Toc227666177"/>
+      <w:bookmarkStart w:id="9" w:name="_Toc227768087"/>
       <w:r>
         <w:t>References</w:t>
       </w:r>
-      <w:bookmarkEnd w:id="6"/>
+      <w:bookmarkEnd w:id="9"/>
     </w:p>
     <w:p>
       <w:pPr>
@@ -1177,11 +3772,11 @@
       <w:pPr>
         <w:pStyle w:val="Heading1"/>
       </w:pPr>
-      <w:bookmarkStart w:id="7" w:name="_Toc227666178"/>
+      <w:bookmarkStart w:id="10" w:name="_Toc227768088"/>
       <w:r>
         <w:t>Appendix</w:t>
       </w:r>
-      <w:bookmarkEnd w:id="7"/>
+      <w:bookmarkEnd w:id="10"/>
     </w:p>
     <w:p>
       <w:pPr>
@@ -1192,7 +3787,15 @@
         </w:numPr>
       </w:pPr>
       <w:r>
-        <w:t>The 1000 word CW submission evidence and evaluation file for each member (does not count towards page limit)</w:t>
+        <w:t xml:space="preserve">The </w:t>
+      </w:r>
+      <w:proofErr w:type="gramStart"/>
+      <w:r>
+        <w:t>1000 word</w:t>
+      </w:r>
+      <w:proofErr w:type="gramEnd"/>
+      <w:r>
+        <w:t xml:space="preserve"> CW submission evidence and evaluation file for each member (does not count towards page limit)</w:t>
       </w:r>
     </w:p>
     <w:p/>
@@ -2531,6 +5134,7 @@
   <w:style w:type="paragraph" w:default="1" w:styleId="Normal">
     <w:name w:val="Normal"/>
     <w:qFormat/>
+    <w:rsid w:val="006C2CC3"/>
   </w:style>
   <w:style w:type="paragraph" w:styleId="Heading1">
     <w:name w:val="heading 1"/>
@@ -2581,7 +5185,6 @@
     <w:next w:val="Normal"/>
     <w:link w:val="Heading3Char"/>
     <w:uiPriority w:val="9"/>
-    <w:semiHidden/>
     <w:unhideWhenUsed/>
     <w:qFormat/>
     <w:rsid w:val="001220AA"/>
@@ -2604,7 +5207,6 @@
     <w:next w:val="Normal"/>
     <w:link w:val="Heading4Char"/>
     <w:uiPriority w:val="9"/>
-    <w:semiHidden/>
     <w:unhideWhenUsed/>
     <w:qFormat/>
     <w:rsid w:val="001220AA"/>
@@ -2733,7 +5335,6 @@
   <w:style w:type="character" w:default="1" w:styleId="DefaultParagraphFont">
     <w:name w:val="Default Paragraph Font"/>
     <w:uiPriority w:val="1"/>
-    <w:semiHidden/>
     <w:unhideWhenUsed/>
   </w:style>
   <w:style w:type="table" w:default="1" w:styleId="TableNormal">
@@ -2788,7 +5389,6 @@
     <w:basedOn w:val="DefaultParagraphFont"/>
     <w:link w:val="Heading3"/>
     <w:uiPriority w:val="9"/>
-    <w:semiHidden/>
     <w:rsid w:val="001220AA"/>
     <w:rPr>
       <w:rFonts w:eastAsiaTheme="majorEastAsia" w:cstheme="majorBidi"/>
@@ -2802,7 +5402,6 @@
     <w:basedOn w:val="DefaultParagraphFont"/>
     <w:link w:val="Heading4"/>
     <w:uiPriority w:val="9"/>
-    <w:semiHidden/>
     <w:rsid w:val="001220AA"/>
     <w:rPr>
       <w:rFonts w:eastAsiaTheme="majorEastAsia" w:cstheme="majorBidi"/>
@@ -3087,6 +5686,56 @@
     <w:rPr>
       <w:color w:val="467886" w:themeColor="hyperlink"/>
       <w:u w:val="single"/>
+    </w:rPr>
+  </w:style>
+  <w:style w:type="paragraph" w:styleId="TOC2">
+    <w:name w:val="toc 2"/>
+    <w:basedOn w:val="Normal"/>
+    <w:next w:val="Normal"/>
+    <w:autoRedefine/>
+    <w:uiPriority w:val="39"/>
+    <w:unhideWhenUsed/>
+    <w:rsid w:val="00116158"/>
+    <w:pPr>
+      <w:spacing w:after="100"/>
+      <w:ind w:left="240"/>
+    </w:pPr>
+  </w:style>
+  <w:style w:type="paragraph" w:styleId="TOC3">
+    <w:name w:val="toc 3"/>
+    <w:basedOn w:val="Normal"/>
+    <w:next w:val="Normal"/>
+    <w:autoRedefine/>
+    <w:uiPriority w:val="39"/>
+    <w:unhideWhenUsed/>
+    <w:rsid w:val="00116158"/>
+    <w:pPr>
+      <w:spacing w:after="100"/>
+      <w:ind w:left="480"/>
+    </w:pPr>
+  </w:style>
+  <w:style w:type="character" w:styleId="SubtleEmphasis">
+    <w:name w:val="Subtle Emphasis"/>
+    <w:basedOn w:val="DefaultParagraphFont"/>
+    <w:uiPriority w:val="19"/>
+    <w:qFormat/>
+    <w:rsid w:val="00271285"/>
+    <w:rPr>
+      <w:i/>
+      <w:iCs/>
+      <w:color w:val="404040" w:themeColor="text1" w:themeTint="BF"/>
+    </w:rPr>
+  </w:style>
+  <w:style w:type="character" w:styleId="UnresolvedMention">
+    <w:name w:val="Unresolved Mention"/>
+    <w:basedOn w:val="DefaultParagraphFont"/>
+    <w:uiPriority w:val="99"/>
+    <w:semiHidden/>
+    <w:unhideWhenUsed/>
+    <w:rsid w:val="00C426EA"/>
+    <w:rPr>
+      <w:color w:val="605E5C"/>
+      <w:shd w:val="clear" w:color="auto" w:fill="E1DFDD"/>
     </w:rPr>
   </w:style>
 </w:styles>

--- a/Final Submission/COMP2003-Final Report.docx
+++ b/Final Submission/COMP2003-Final Report.docx
@@ -1361,43 +1361,19 @@
     <w:p>
       <w:r>
         <w:tab/>
-        <w:t>This section of our solution will be completed using  ‘</w:t>
-      </w:r>
-      <w:proofErr w:type="spellStart"/>
-      <w:r>
-        <w:t>Ollama</w:t>
-      </w:r>
-      <w:proofErr w:type="spellEnd"/>
-      <w:r>
-        <w:t>’. This program allows you to run and interact with larger AI models locally. This allows you to either use these models inside the application itself or interact with it via an API. Due to the models being run locally, this means data is kept private</w:t>
+        <w:t>This section of our solution will be completed using  ‘Ollama’. This program allows you to run and interact with larger AI models locally. This allows you to either use these models inside the application itself or interact with it via an API. Due to the models being run locally, this means data is kept private</w:t>
       </w:r>
     </w:p>
     <w:p>
       <w:r>
         <w:tab/>
-        <w:t xml:space="preserve">In this case, we are using </w:t>
-      </w:r>
-      <w:proofErr w:type="spellStart"/>
-      <w:r>
-        <w:t>Ollama</w:t>
-      </w:r>
-      <w:proofErr w:type="spellEnd"/>
-      <w:r>
-        <w:t xml:space="preserve"> to run the model that connects to the backend of our website via its API using Node. The frontend of our website then communicates to this backend to allow for the user input a prompt and have the AI’s response sent back and displayed.</w:t>
+        <w:t>In this case, we are using Ollama to run the model that connects to the backend of our website via its API using Node. The frontend of our website then communicates to this backend to allow for the user input a prompt and have the AI’s response sent back and displayed.</w:t>
       </w:r>
     </w:p>
     <w:p>
       <w:r>
         <w:tab/>
-        <w:t xml:space="preserve">Currently, </w:t>
-      </w:r>
-      <w:proofErr w:type="spellStart"/>
-      <w:r>
-        <w:t>Ollama</w:t>
-      </w:r>
-      <w:proofErr w:type="spellEnd"/>
-      <w:r>
-        <w:t xml:space="preserve"> is hosted on the HTTP API 127.0.0.1:11434. This should be kept in consideration when connecting to the backend.</w:t>
+        <w:t>Currently, Ollama is hosted on the HTTP API 127.0.0.1:11434. This should be kept in consideration when connecting to the backend.</w:t>
       </w:r>
     </w:p>
     <w:p>
@@ -1876,27 +1852,7 @@
           <w:sz w:val="20"/>
           <w:szCs w:val="20"/>
         </w:rPr>
-        <w:t>        "</w:t>
-      </w:r>
-      <w:proofErr w:type="spellStart"/>
-      <w:r>
-        <w:rPr>
-          <w:rFonts w:ascii="Consolas" w:hAnsi="Consolas"/>
-          <w:color w:val="EB7A41"/>
-          <w:sz w:val="20"/>
-          <w:szCs w:val="20"/>
-        </w:rPr>
-        <w:t>correctAns</w:t>
-      </w:r>
-      <w:proofErr w:type="spellEnd"/>
-      <w:r>
-        <w:rPr>
-          <w:rFonts w:ascii="Consolas" w:hAnsi="Consolas"/>
-          <w:color w:val="EB7A41"/>
-          <w:sz w:val="20"/>
-          <w:szCs w:val="20"/>
-        </w:rPr>
-        <w:t>": "The correct answer text here"</w:t>
+        <w:t>        "correctAns": "The correct answer text here"</w:t>
       </w:r>
     </w:p>
     <w:p>
@@ -2106,27 +2062,7 @@
           <w:sz w:val="20"/>
           <w:szCs w:val="20"/>
         </w:rPr>
-        <w:t>        "</w:t>
-      </w:r>
-      <w:proofErr w:type="spellStart"/>
-      <w:r>
-        <w:rPr>
-          <w:rFonts w:ascii="Consolas" w:hAnsi="Consolas"/>
-          <w:color w:val="EB7A41"/>
-          <w:sz w:val="20"/>
-          <w:szCs w:val="20"/>
-        </w:rPr>
-        <w:t>correctAns</w:t>
-      </w:r>
-      <w:proofErr w:type="spellEnd"/>
-      <w:r>
-        <w:rPr>
-          <w:rFonts w:ascii="Consolas" w:hAnsi="Consolas"/>
-          <w:color w:val="EB7A41"/>
-          <w:sz w:val="20"/>
-          <w:szCs w:val="20"/>
-        </w:rPr>
-        <w:t>": "The correct answer text here"</w:t>
+        <w:t>        "correctAns": "The correct answer text here"</w:t>
       </w:r>
     </w:p>
     <w:p>
@@ -2286,27 +2222,7 @@
           <w:szCs w:val="20"/>
         </w:rPr>
         <w:lastRenderedPageBreak/>
-        <w:t>    - Each question must have four 'answers' and a '</w:t>
-      </w:r>
-      <w:proofErr w:type="spellStart"/>
-      <w:r>
-        <w:rPr>
-          <w:rFonts w:ascii="Consolas" w:hAnsi="Consolas"/>
-          <w:color w:val="EB7A41"/>
-          <w:sz w:val="20"/>
-          <w:szCs w:val="20"/>
-        </w:rPr>
-        <w:t>correctAns</w:t>
-      </w:r>
-      <w:proofErr w:type="spellEnd"/>
-      <w:r>
-        <w:rPr>
-          <w:rFonts w:ascii="Consolas" w:hAnsi="Consolas"/>
-          <w:color w:val="EB7A41"/>
-          <w:sz w:val="20"/>
-          <w:szCs w:val="20"/>
-        </w:rPr>
-        <w:t>'.</w:t>
+        <w:t>    - Each question must have four 'answers' and a 'correctAns'.</w:t>
       </w:r>
     </w:p>
     <w:p>
@@ -2466,37 +2382,34 @@
     <w:p>
       <w:pPr>
         <w:rPr>
+          <w:i/>
+          <w:iCs/>
+          <w:color w:val="404040" w:themeColor="text1" w:themeTint="BF"/>
+        </w:rPr>
+      </w:pPr>
+      <w:r>
+        <w:rPr>
           <w:rStyle w:val="SubtleEmphasis"/>
         </w:rPr>
-      </w:pPr>
+        <w:t xml:space="preserve">Code1 </w:t>
+      </w:r>
       <w:r>
         <w:rPr>
           <w:rStyle w:val="SubtleEmphasis"/>
         </w:rPr>
-        <w:t xml:space="preserve">Code1 </w:t>
+        <w:t>–</w:t>
       </w:r>
       <w:r>
         <w:rPr>
           <w:rStyle w:val="SubtleEmphasis"/>
         </w:rPr>
-        <w:t>–</w:t>
+        <w:t xml:space="preserve"> </w:t>
       </w:r>
       <w:r>
         <w:rPr>
           <w:rStyle w:val="SubtleEmphasis"/>
         </w:rPr>
-        <w:t xml:space="preserve"> </w:t>
-      </w:r>
-      <w:r>
-        <w:rPr>
-          <w:rStyle w:val="SubtleEmphasis"/>
-        </w:rPr>
         <w:t>Base prompt fed to AI model</w:t>
-      </w:r>
-    </w:p>
-    <w:p>
-      <w:r>
-        <w:tab/>
       </w:r>
     </w:p>
     <w:p>
@@ -2777,9 +2690,8 @@
           <w:sz w:val="20"/>
           <w:szCs w:val="20"/>
         </w:rPr>
-        <w:t>/```</w:t>
-      </w:r>
-      <w:proofErr w:type="spellStart"/>
+        <w:t>/```json</w:t>
+      </w:r>
       <w:r>
         <w:rPr>
           <w:rFonts w:ascii="Consolas" w:hAnsi="Consolas"/>
@@ -2787,9 +2699,35 @@
           <w:sz w:val="20"/>
           <w:szCs w:val="20"/>
         </w:rPr>
-        <w:t>json</w:t>
-      </w:r>
-      <w:proofErr w:type="spellEnd"/>
+        <w:t>/</w:t>
+      </w:r>
+      <w:r>
+        <w:rPr>
+          <w:rFonts w:ascii="Consolas" w:hAnsi="Consolas"/>
+          <w:color w:val="EE0000"/>
+          <w:sz w:val="20"/>
+          <w:szCs w:val="20"/>
+        </w:rPr>
+        <w:t>gi</w:t>
+      </w:r>
+      <w:r>
+        <w:rPr>
+          <w:rFonts w:ascii="Consolas" w:hAnsi="Consolas"/>
+          <w:color w:val="FFFFFF" w:themeColor="background1"/>
+          <w:sz w:val="20"/>
+          <w:szCs w:val="20"/>
+        </w:rPr>
+        <w:t>,</w:t>
+      </w:r>
+      <w:r>
+        <w:rPr>
+          <w:rFonts w:ascii="Consolas" w:hAnsi="Consolas"/>
+          <w:color w:val="EB7A41"/>
+          <w:sz w:val="20"/>
+          <w:szCs w:val="20"/>
+        </w:rPr>
+        <w:t xml:space="preserve"> </w:t>
+      </w:r>
       <w:r>
         <w:rPr>
           <w:rFonts w:ascii="Consolas" w:hAnsi="Consolas"/>
@@ -2797,19 +2735,38 @@
           <w:sz w:val="20"/>
           <w:szCs w:val="20"/>
         </w:rPr>
-        <w:t>/</w:t>
-      </w:r>
-      <w:proofErr w:type="spellStart"/>
-      <w:r>
-        <w:rPr>
-          <w:rFonts w:ascii="Consolas" w:hAnsi="Consolas"/>
-          <w:color w:val="EE0000"/>
-          <w:sz w:val="20"/>
-          <w:szCs w:val="20"/>
-        </w:rPr>
-        <w:t>gi</w:t>
-      </w:r>
-      <w:proofErr w:type="spellEnd"/>
+        <w:t>“”</w:t>
+      </w:r>
+      <w:r>
+        <w:rPr>
+          <w:rFonts w:ascii="Consolas" w:hAnsi="Consolas"/>
+          <w:color w:val="D86DCB" w:themeColor="accent5" w:themeTint="99"/>
+          <w:sz w:val="20"/>
+          <w:szCs w:val="20"/>
+        </w:rPr>
+        <w:t>)</w:t>
+      </w:r>
+    </w:p>
+    <w:p>
+      <w:pPr>
+        <w:shd w:val="clear" w:color="auto" w:fill="000000" w:themeFill="text1"/>
+        <w:spacing w:after="0" w:line="240" w:lineRule="auto"/>
+        <w:rPr>
+          <w:rFonts w:ascii="Consolas" w:hAnsi="Consolas"/>
+          <w:color w:val="EB7A41"/>
+          <w:sz w:val="20"/>
+          <w:szCs w:val="20"/>
+        </w:rPr>
+      </w:pPr>
+      <w:r>
+        <w:rPr>
+          <w:rFonts w:ascii="Consolas" w:hAnsi="Consolas"/>
+          <w:color w:val="EB7A41"/>
+          <w:sz w:val="20"/>
+          <w:szCs w:val="20"/>
+        </w:rPr>
+        <w:tab/>
+      </w:r>
       <w:r>
         <w:rPr>
           <w:rFonts w:ascii="Consolas" w:hAnsi="Consolas"/>
@@ -2817,16 +2774,25 @@
           <w:sz w:val="20"/>
           <w:szCs w:val="20"/>
         </w:rPr>
-        <w:t>,</w:t>
-      </w:r>
-      <w:r>
-        <w:rPr>
-          <w:rFonts w:ascii="Consolas" w:hAnsi="Consolas"/>
-          <w:color w:val="EB7A41"/>
-          <w:sz w:val="20"/>
-          <w:szCs w:val="20"/>
-        </w:rPr>
-        <w:t xml:space="preserve"> </w:t>
+        <w:t>.</w:t>
+      </w:r>
+      <w:r>
+        <w:rPr>
+          <w:rFonts w:ascii="Consolas" w:hAnsi="Consolas"/>
+          <w:color w:val="F2CEED" w:themeColor="accent5" w:themeTint="33"/>
+          <w:sz w:val="20"/>
+          <w:szCs w:val="20"/>
+        </w:rPr>
+        <w:t>replace</w:t>
+      </w:r>
+      <w:r>
+        <w:rPr>
+          <w:rFonts w:ascii="Consolas" w:hAnsi="Consolas"/>
+          <w:color w:val="D86DCB" w:themeColor="accent5" w:themeTint="99"/>
+          <w:sz w:val="20"/>
+          <w:szCs w:val="20"/>
+        </w:rPr>
+        <w:t>(</w:t>
       </w:r>
       <w:r>
         <w:rPr>
@@ -2835,91 +2801,7 @@
           <w:sz w:val="20"/>
           <w:szCs w:val="20"/>
         </w:rPr>
-        <w:t>“”</w:t>
-      </w:r>
-      <w:r>
-        <w:rPr>
-          <w:rFonts w:ascii="Consolas" w:hAnsi="Consolas"/>
-          <w:color w:val="D86DCB" w:themeColor="accent5" w:themeTint="99"/>
-          <w:sz w:val="20"/>
-          <w:szCs w:val="20"/>
-        </w:rPr>
-        <w:t>)</w:t>
-      </w:r>
-    </w:p>
-    <w:p>
-      <w:pPr>
-        <w:shd w:val="clear" w:color="auto" w:fill="000000" w:themeFill="text1"/>
-        <w:spacing w:after="0" w:line="240" w:lineRule="auto"/>
-        <w:rPr>
-          <w:rFonts w:ascii="Consolas" w:hAnsi="Consolas"/>
-          <w:color w:val="EB7A41"/>
-          <w:sz w:val="20"/>
-          <w:szCs w:val="20"/>
-        </w:rPr>
-      </w:pPr>
-      <w:r>
-        <w:rPr>
-          <w:rFonts w:ascii="Consolas" w:hAnsi="Consolas"/>
-          <w:color w:val="EB7A41"/>
-          <w:sz w:val="20"/>
-          <w:szCs w:val="20"/>
-        </w:rPr>
-        <w:tab/>
-      </w:r>
-      <w:r>
-        <w:rPr>
-          <w:rFonts w:ascii="Consolas" w:hAnsi="Consolas"/>
-          <w:color w:val="FFFFFF" w:themeColor="background1"/>
-          <w:sz w:val="20"/>
-          <w:szCs w:val="20"/>
-        </w:rPr>
-        <w:t>.</w:t>
-      </w:r>
-      <w:r>
-        <w:rPr>
-          <w:rFonts w:ascii="Consolas" w:hAnsi="Consolas"/>
-          <w:color w:val="F2CEED" w:themeColor="accent5" w:themeTint="33"/>
-          <w:sz w:val="20"/>
-          <w:szCs w:val="20"/>
-        </w:rPr>
-        <w:t>replace</w:t>
-      </w:r>
-      <w:r>
-        <w:rPr>
-          <w:rFonts w:ascii="Consolas" w:hAnsi="Consolas"/>
-          <w:color w:val="D86DCB" w:themeColor="accent5" w:themeTint="99"/>
-          <w:sz w:val="20"/>
-          <w:szCs w:val="20"/>
-        </w:rPr>
-        <w:t>(</w:t>
-      </w:r>
-      <w:r>
-        <w:rPr>
-          <w:rFonts w:ascii="Consolas" w:hAnsi="Consolas"/>
-          <w:color w:val="60CAF3" w:themeColor="accent4" w:themeTint="99"/>
-          <w:sz w:val="20"/>
-          <w:szCs w:val="20"/>
-        </w:rPr>
-        <w:t>/</w:t>
-      </w:r>
-      <w:r>
-        <w:rPr>
-          <w:rFonts w:ascii="Consolas" w:hAnsi="Consolas"/>
-          <w:color w:val="60CAF3" w:themeColor="accent4" w:themeTint="99"/>
-          <w:sz w:val="20"/>
-          <w:szCs w:val="20"/>
-        </w:rPr>
-        <w:t>```</w:t>
-      </w:r>
-      <w:r>
-        <w:rPr>
-          <w:rFonts w:ascii="Consolas" w:hAnsi="Consolas"/>
-          <w:color w:val="60CAF3" w:themeColor="accent4" w:themeTint="99"/>
-          <w:sz w:val="20"/>
-          <w:szCs w:val="20"/>
-        </w:rPr>
-        <w:t>/</w:t>
+        <w:t>/```/</w:t>
       </w:r>
       <w:r>
         <w:rPr>
@@ -3093,18 +2975,7 @@
         <w:t xml:space="preserve">marker used at the end of the response </w:t>
       </w:r>
       <w:r>
-        <w:t>(</w:t>
-      </w:r>
-      <w:r>
-        <w:t>```</w:t>
-      </w:r>
-      <w:proofErr w:type="spellStart"/>
-      <w:r>
-        <w:t>json</w:t>
-      </w:r>
-      <w:proofErr w:type="spellEnd"/>
-      <w:r>
-        <w:t xml:space="preserve"> )</w:t>
+        <w:t>(```json )</w:t>
       </w:r>
       <w:r>
         <w:t xml:space="preserve"> </w:t>
@@ -3603,8 +3474,2502 @@
         <w:t>handling</w:t>
       </w:r>
     </w:p>
-    <w:p/>
-    <w:p/>
+    <w:p>
+      <w:r>
+        <w:t xml:space="preserve"> </w:t>
+      </w:r>
+      <w:r>
+        <w:tab/>
+        <w:t xml:space="preserve">As this website is designed to be used by </w:t>
+      </w:r>
+      <w:r>
+        <w:t>people of varying backgrounds – it is imp</w:t>
+      </w:r>
+      <w:r>
+        <w:t xml:space="preserve">erative that it is accessible as possible. We quickly came to the realisation that </w:t>
+      </w:r>
+      <w:r>
+        <w:t xml:space="preserve">whilst </w:t>
+      </w:r>
+      <w:r>
+        <w:t xml:space="preserve">JSON files </w:t>
+      </w:r>
+      <w:r>
+        <w:t xml:space="preserve">may store and handle information efficiently to people with </w:t>
+      </w:r>
+      <w:r>
+        <w:t xml:space="preserve">a background in technology, </w:t>
+      </w:r>
+      <w:r>
+        <w:t>the same can’t be said for others. JSON formatting can look a bit intimidating to those who have never seen them before.</w:t>
+      </w:r>
+    </w:p>
+    <w:p>
+      <w:r>
+        <w:tab/>
+        <w:t xml:space="preserve">To allow the website to be as user-friendly as possible, I have implemented a system where the questions and answers can be </w:t>
+      </w:r>
+      <w:r>
+        <w:t xml:space="preserve">altered in a more </w:t>
+      </w:r>
+      <w:r>
+        <w:t xml:space="preserve">comprehensible manner in the form of the JSON editor. </w:t>
+      </w:r>
+      <w:r>
+        <w:t xml:space="preserve">The user simply uploads the current file they </w:t>
+      </w:r>
+      <w:r>
+        <w:t>have,</w:t>
+      </w:r>
+      <w:r>
+        <w:t xml:space="preserve"> and the editor disp</w:t>
+      </w:r>
+      <w:r>
+        <w:t xml:space="preserve">lays each of these in editable text boxes. The user can change any question they like, along with adding new </w:t>
+      </w:r>
+      <w:r>
+        <w:t>ones.</w:t>
+      </w:r>
+    </w:p>
+    <w:p>
+      <w:r>
+        <w:tab/>
+      </w:r>
+      <w:r>
+        <w:t xml:space="preserve">The code for this editor is held within the ‘question-generation.js’ file. Here, </w:t>
+      </w:r>
+      <w:r>
+        <w:t>there are t</w:t>
+      </w:r>
+      <w:r>
+        <w:t xml:space="preserve">wo core functions to make this work: </w:t>
+      </w:r>
+      <w:r>
+        <w:t>loadItems() and addItem().</w:t>
+      </w:r>
+    </w:p>
+    <w:p>
+      <w:r>
+        <w:tab/>
+        <w:t xml:space="preserve">The </w:t>
+      </w:r>
+      <w:r>
+        <w:t xml:space="preserve">use of </w:t>
+      </w:r>
+      <w:r>
+        <w:t>the ‘</w:t>
+      </w:r>
+      <w:r>
+        <w:t>add</w:t>
+      </w:r>
+      <w:r>
+        <w:t>Item</w:t>
+      </w:r>
+      <w:r>
+        <w:t>’ function</w:t>
+      </w:r>
+      <w:r>
+        <w:t xml:space="preserve"> is to </w:t>
+      </w:r>
+      <w:r>
+        <w:t>create a set of textboxes for each field of each question. These include</w:t>
+      </w:r>
+      <w:r>
+        <w:t>: the question itself, four answer choices, one correct answer</w:t>
+      </w:r>
+      <w:r>
+        <w:t>.</w:t>
+      </w:r>
+      <w:r>
+        <w:t xml:space="preserve"> It does so </w:t>
+      </w:r>
+      <w:proofErr w:type="gramStart"/>
+      <w:r>
+        <w:t>following</w:t>
+      </w:r>
+      <w:proofErr w:type="gramEnd"/>
+      <w:r>
+        <w:t xml:space="preserve"> a template contained in the html file for that page</w:t>
+      </w:r>
+      <w:r>
+        <w:t>.</w:t>
+      </w:r>
+    </w:p>
+    <w:p>
+      <w:pPr>
+        <w:shd w:val="clear" w:color="auto" w:fill="000000" w:themeFill="text1"/>
+        <w:spacing w:after="0" w:line="240" w:lineRule="auto"/>
+        <w:rPr>
+          <w:rFonts w:ascii="Consolas" w:hAnsi="Consolas"/>
+          <w:color w:val="EB7A41"/>
+          <w:sz w:val="20"/>
+          <w:szCs w:val="20"/>
+        </w:rPr>
+      </w:pPr>
+      <w:r>
+        <w:rPr>
+          <w:rFonts w:ascii="Consolas" w:hAnsi="Consolas"/>
+          <w:color w:val="EB7A41"/>
+          <w:sz w:val="20"/>
+          <w:szCs w:val="20"/>
+        </w:rPr>
+        <w:t>function addItem() {</w:t>
+      </w:r>
+    </w:p>
+    <w:p>
+      <w:pPr>
+        <w:shd w:val="clear" w:color="auto" w:fill="000000" w:themeFill="text1"/>
+        <w:spacing w:after="0" w:line="240" w:lineRule="auto"/>
+        <w:rPr>
+          <w:rFonts w:ascii="Consolas" w:hAnsi="Consolas"/>
+          <w:color w:val="EB7A41"/>
+          <w:sz w:val="20"/>
+          <w:szCs w:val="20"/>
+        </w:rPr>
+      </w:pPr>
+      <w:r>
+        <w:rPr>
+          <w:rFonts w:ascii="Consolas" w:hAnsi="Consolas"/>
+          <w:color w:val="EB7A41"/>
+          <w:sz w:val="20"/>
+          <w:szCs w:val="20"/>
+        </w:rPr>
+        <w:t>    Qcount ++;</w:t>
+      </w:r>
+    </w:p>
+    <w:p>
+      <w:pPr>
+        <w:shd w:val="clear" w:color="auto" w:fill="000000" w:themeFill="text1"/>
+        <w:spacing w:after="0" w:line="240" w:lineRule="auto"/>
+        <w:rPr>
+          <w:rFonts w:ascii="Consolas" w:hAnsi="Consolas"/>
+          <w:color w:val="EB7A41"/>
+          <w:sz w:val="20"/>
+          <w:szCs w:val="20"/>
+        </w:rPr>
+      </w:pPr>
+      <w:r>
+        <w:rPr>
+          <w:rFonts w:ascii="Consolas" w:hAnsi="Consolas"/>
+          <w:color w:val="EB7A41"/>
+          <w:sz w:val="20"/>
+          <w:szCs w:val="20"/>
+        </w:rPr>
+        <w:t>    const template = document.getElementById("itemTemplate");</w:t>
+      </w:r>
+    </w:p>
+    <w:p>
+      <w:pPr>
+        <w:shd w:val="clear" w:color="auto" w:fill="000000" w:themeFill="text1"/>
+        <w:spacing w:after="0" w:line="240" w:lineRule="auto"/>
+        <w:rPr>
+          <w:rFonts w:ascii="Consolas" w:hAnsi="Consolas"/>
+          <w:color w:val="EB7A41"/>
+          <w:sz w:val="20"/>
+          <w:szCs w:val="20"/>
+        </w:rPr>
+      </w:pPr>
+      <w:r>
+        <w:rPr>
+          <w:rFonts w:ascii="Consolas" w:hAnsi="Consolas"/>
+          <w:color w:val="EB7A41"/>
+          <w:sz w:val="20"/>
+          <w:szCs w:val="20"/>
+        </w:rPr>
+        <w:t>    const clone = template.content.cloneNode(true);</w:t>
+      </w:r>
+    </w:p>
+    <w:p>
+      <w:pPr>
+        <w:shd w:val="clear" w:color="auto" w:fill="000000" w:themeFill="text1"/>
+        <w:spacing w:after="0" w:line="240" w:lineRule="auto"/>
+        <w:rPr>
+          <w:rFonts w:ascii="Consolas" w:hAnsi="Consolas"/>
+          <w:color w:val="EB7A41"/>
+          <w:sz w:val="20"/>
+          <w:szCs w:val="20"/>
+        </w:rPr>
+      </w:pPr>
+    </w:p>
+    <w:p>
+      <w:pPr>
+        <w:shd w:val="clear" w:color="auto" w:fill="000000" w:themeFill="text1"/>
+        <w:spacing w:after="0" w:line="240" w:lineRule="auto"/>
+        <w:rPr>
+          <w:rFonts w:ascii="Consolas" w:hAnsi="Consolas"/>
+          <w:color w:val="EB7A41"/>
+          <w:sz w:val="20"/>
+          <w:szCs w:val="20"/>
+        </w:rPr>
+      </w:pPr>
+      <w:r>
+        <w:rPr>
+          <w:rFonts w:ascii="Consolas" w:hAnsi="Consolas"/>
+          <w:color w:val="EB7A41"/>
+          <w:sz w:val="20"/>
+          <w:szCs w:val="20"/>
+        </w:rPr>
+        <w:t>    clone.querySelector("#qNum").id = "qNum" + Qcount;</w:t>
+      </w:r>
+    </w:p>
+    <w:p>
+      <w:pPr>
+        <w:shd w:val="clear" w:color="auto" w:fill="000000" w:themeFill="text1"/>
+        <w:spacing w:after="0" w:line="240" w:lineRule="auto"/>
+        <w:rPr>
+          <w:rFonts w:ascii="Consolas" w:hAnsi="Consolas"/>
+          <w:color w:val="EB7A41"/>
+          <w:sz w:val="20"/>
+          <w:szCs w:val="20"/>
+        </w:rPr>
+      </w:pPr>
+      <w:r>
+        <w:rPr>
+          <w:rFonts w:ascii="Consolas" w:hAnsi="Consolas"/>
+          <w:color w:val="EB7A41"/>
+          <w:sz w:val="20"/>
+          <w:szCs w:val="20"/>
+        </w:rPr>
+        <w:t>    clone.querySelector("#Q").id = "Q" + Qcount;</w:t>
+      </w:r>
+    </w:p>
+    <w:p>
+      <w:pPr>
+        <w:shd w:val="clear" w:color="auto" w:fill="000000" w:themeFill="text1"/>
+        <w:spacing w:after="0" w:line="240" w:lineRule="auto"/>
+        <w:rPr>
+          <w:rFonts w:ascii="Consolas" w:hAnsi="Consolas"/>
+          <w:color w:val="EB7A41"/>
+          <w:sz w:val="20"/>
+          <w:szCs w:val="20"/>
+        </w:rPr>
+      </w:pPr>
+      <w:r>
+        <w:rPr>
+          <w:rFonts w:ascii="Consolas" w:hAnsi="Consolas"/>
+          <w:color w:val="EB7A41"/>
+          <w:sz w:val="20"/>
+          <w:szCs w:val="20"/>
+        </w:rPr>
+        <w:t>    clone.querySelector("#aNum").id = "aNum" + Qcount;</w:t>
+      </w:r>
+    </w:p>
+    <w:p>
+      <w:pPr>
+        <w:shd w:val="clear" w:color="auto" w:fill="000000" w:themeFill="text1"/>
+        <w:spacing w:after="0" w:line="240" w:lineRule="auto"/>
+        <w:rPr>
+          <w:rFonts w:ascii="Consolas" w:hAnsi="Consolas"/>
+          <w:color w:val="EB7A41"/>
+          <w:sz w:val="20"/>
+          <w:szCs w:val="20"/>
+        </w:rPr>
+      </w:pPr>
+      <w:r>
+        <w:rPr>
+          <w:rFonts w:ascii="Consolas" w:hAnsi="Consolas"/>
+          <w:color w:val="EB7A41"/>
+          <w:sz w:val="20"/>
+          <w:szCs w:val="20"/>
+        </w:rPr>
+        <w:t>    clone.querySelector("#A").id = "A" + Qcount;</w:t>
+      </w:r>
+    </w:p>
+    <w:p>
+      <w:pPr>
+        <w:shd w:val="clear" w:color="auto" w:fill="000000" w:themeFill="text1"/>
+        <w:spacing w:after="0" w:line="240" w:lineRule="auto"/>
+        <w:rPr>
+          <w:rFonts w:ascii="Consolas" w:hAnsi="Consolas"/>
+          <w:color w:val="EB7A41"/>
+          <w:sz w:val="20"/>
+          <w:szCs w:val="20"/>
+        </w:rPr>
+      </w:pPr>
+      <w:r>
+        <w:rPr>
+          <w:rFonts w:ascii="Consolas" w:hAnsi="Consolas"/>
+          <w:color w:val="EB7A41"/>
+          <w:sz w:val="20"/>
+          <w:szCs w:val="20"/>
+        </w:rPr>
+        <w:t>    clone.querySelector("#B").id = "B" + Qcount;</w:t>
+      </w:r>
+    </w:p>
+    <w:p>
+      <w:pPr>
+        <w:shd w:val="clear" w:color="auto" w:fill="000000" w:themeFill="text1"/>
+        <w:spacing w:after="0" w:line="240" w:lineRule="auto"/>
+        <w:rPr>
+          <w:rFonts w:ascii="Consolas" w:hAnsi="Consolas"/>
+          <w:color w:val="EB7A41"/>
+          <w:sz w:val="20"/>
+          <w:szCs w:val="20"/>
+        </w:rPr>
+      </w:pPr>
+      <w:r>
+        <w:rPr>
+          <w:rFonts w:ascii="Consolas" w:hAnsi="Consolas"/>
+          <w:color w:val="EB7A41"/>
+          <w:sz w:val="20"/>
+          <w:szCs w:val="20"/>
+        </w:rPr>
+        <w:t>    clone.querySelector("#C").id = "C" + Qcount;</w:t>
+      </w:r>
+    </w:p>
+    <w:p>
+      <w:pPr>
+        <w:shd w:val="clear" w:color="auto" w:fill="000000" w:themeFill="text1"/>
+        <w:spacing w:after="0" w:line="240" w:lineRule="auto"/>
+        <w:rPr>
+          <w:rFonts w:ascii="Consolas" w:hAnsi="Consolas"/>
+          <w:color w:val="EB7A41"/>
+          <w:sz w:val="20"/>
+          <w:szCs w:val="20"/>
+        </w:rPr>
+      </w:pPr>
+      <w:r>
+        <w:rPr>
+          <w:rFonts w:ascii="Consolas" w:hAnsi="Consolas"/>
+          <w:color w:val="EB7A41"/>
+          <w:sz w:val="20"/>
+          <w:szCs w:val="20"/>
+        </w:rPr>
+        <w:t>    clone.querySelector("#D").id = "D" + Qcount;</w:t>
+      </w:r>
+    </w:p>
+    <w:p>
+      <w:pPr>
+        <w:shd w:val="clear" w:color="auto" w:fill="000000" w:themeFill="text1"/>
+        <w:spacing w:after="0" w:line="240" w:lineRule="auto"/>
+        <w:rPr>
+          <w:rFonts w:ascii="Consolas" w:hAnsi="Consolas"/>
+          <w:color w:val="EB7A41"/>
+          <w:sz w:val="20"/>
+          <w:szCs w:val="20"/>
+        </w:rPr>
+      </w:pPr>
+      <w:r>
+        <w:rPr>
+          <w:rFonts w:ascii="Consolas" w:hAnsi="Consolas"/>
+          <w:color w:val="EB7A41"/>
+          <w:sz w:val="20"/>
+          <w:szCs w:val="20"/>
+        </w:rPr>
+        <w:t>    clone.querySelector("#cNum").id = "cNum" + Qcount;</w:t>
+      </w:r>
+    </w:p>
+    <w:p>
+      <w:pPr>
+        <w:shd w:val="clear" w:color="auto" w:fill="000000" w:themeFill="text1"/>
+        <w:spacing w:after="0" w:line="240" w:lineRule="auto"/>
+        <w:rPr>
+          <w:rFonts w:ascii="Consolas" w:hAnsi="Consolas"/>
+          <w:color w:val="EB7A41"/>
+          <w:sz w:val="20"/>
+          <w:szCs w:val="20"/>
+        </w:rPr>
+      </w:pPr>
+      <w:r>
+        <w:rPr>
+          <w:rFonts w:ascii="Consolas" w:hAnsi="Consolas"/>
+          <w:color w:val="EB7A41"/>
+          <w:sz w:val="20"/>
+          <w:szCs w:val="20"/>
+        </w:rPr>
+        <w:t>    clone.querySelector("#Correct").id = "Correct" + Qcount;</w:t>
+      </w:r>
+    </w:p>
+    <w:p>
+      <w:pPr>
+        <w:shd w:val="clear" w:color="auto" w:fill="000000" w:themeFill="text1"/>
+        <w:spacing w:after="0" w:line="240" w:lineRule="auto"/>
+        <w:rPr>
+          <w:rFonts w:ascii="Consolas" w:hAnsi="Consolas"/>
+          <w:color w:val="EB7A41"/>
+          <w:sz w:val="20"/>
+          <w:szCs w:val="20"/>
+        </w:rPr>
+      </w:pPr>
+    </w:p>
+    <w:p>
+      <w:pPr>
+        <w:shd w:val="clear" w:color="auto" w:fill="000000" w:themeFill="text1"/>
+        <w:spacing w:after="0" w:line="240" w:lineRule="auto"/>
+        <w:rPr>
+          <w:rFonts w:ascii="Consolas" w:hAnsi="Consolas"/>
+          <w:color w:val="EB7A41"/>
+          <w:sz w:val="20"/>
+          <w:szCs w:val="20"/>
+        </w:rPr>
+      </w:pPr>
+      <w:r>
+        <w:rPr>
+          <w:rFonts w:ascii="Consolas" w:hAnsi="Consolas"/>
+          <w:color w:val="EB7A41"/>
+          <w:sz w:val="20"/>
+          <w:szCs w:val="20"/>
+        </w:rPr>
+        <w:t>    document.getElementById("container").appendChild(clone);</w:t>
+      </w:r>
+    </w:p>
+    <w:p>
+      <w:pPr>
+        <w:shd w:val="clear" w:color="auto" w:fill="000000" w:themeFill="text1"/>
+        <w:spacing w:after="0" w:line="240" w:lineRule="auto"/>
+        <w:rPr>
+          <w:rFonts w:ascii="Consolas" w:hAnsi="Consolas"/>
+          <w:color w:val="EB7A41"/>
+          <w:sz w:val="20"/>
+          <w:szCs w:val="20"/>
+        </w:rPr>
+      </w:pPr>
+      <w:r>
+        <w:rPr>
+          <w:rFonts w:ascii="Consolas" w:hAnsi="Consolas"/>
+          <w:color w:val="EB7A41"/>
+          <w:sz w:val="20"/>
+          <w:szCs w:val="20"/>
+        </w:rPr>
+        <w:t>}</w:t>
+      </w:r>
+    </w:p>
+    <w:p>
+      <w:pPr>
+        <w:rPr>
+          <w:rStyle w:val="SubtleEmphasis"/>
+        </w:rPr>
+      </w:pPr>
+      <w:r>
+        <w:rPr>
+          <w:rStyle w:val="SubtleEmphasis"/>
+        </w:rPr>
+        <w:t>Code 4 – Add item fields</w:t>
+      </w:r>
+    </w:p>
+    <w:p>
+      <w:r>
+        <w:tab/>
+        <w:t xml:space="preserve">As you can see, each new element that is created is assigned a unique ID value so that </w:t>
+      </w:r>
+      <w:r>
+        <w:t xml:space="preserve">they can all be accessed at any point. </w:t>
+      </w:r>
+      <w:r>
+        <w:t xml:space="preserve">This is important later down the line when applying </w:t>
+      </w:r>
+      <w:r>
+        <w:t>the data to each clone.</w:t>
+      </w:r>
+      <w:r>
+        <w:t xml:space="preserve"> This will be used in two situations (more information on this later).</w:t>
+      </w:r>
+    </w:p>
+    <w:p>
+      <w:r>
+        <w:tab/>
+      </w:r>
+      <w:r>
+        <w:t xml:space="preserve">The implemented </w:t>
+      </w:r>
+      <w:r>
+        <w:t>‘</w:t>
+      </w:r>
+      <w:r>
+        <w:t>loadItems</w:t>
+      </w:r>
+      <w:r>
+        <w:t>’ function</w:t>
+      </w:r>
+      <w:r>
+        <w:t xml:space="preserve"> is defined to do exactly as just mentioned. </w:t>
+      </w:r>
+    </w:p>
+    <w:p>
+      <w:pPr>
+        <w:shd w:val="clear" w:color="auto" w:fill="000000" w:themeFill="text1"/>
+        <w:spacing w:after="0" w:line="240" w:lineRule="auto"/>
+        <w:rPr>
+          <w:rFonts w:ascii="Consolas" w:hAnsi="Consolas"/>
+          <w:color w:val="EB7A41"/>
+          <w:sz w:val="20"/>
+          <w:szCs w:val="20"/>
+        </w:rPr>
+      </w:pPr>
+      <w:r>
+        <w:rPr>
+          <w:rFonts w:ascii="Consolas" w:hAnsi="Consolas"/>
+          <w:color w:val="EB7A41"/>
+          <w:sz w:val="20"/>
+          <w:szCs w:val="20"/>
+        </w:rPr>
+        <w:t>function loadItems(data) {</w:t>
+      </w:r>
+    </w:p>
+    <w:p>
+      <w:pPr>
+        <w:shd w:val="clear" w:color="auto" w:fill="000000" w:themeFill="text1"/>
+        <w:spacing w:after="0" w:line="240" w:lineRule="auto"/>
+        <w:rPr>
+          <w:rFonts w:ascii="Consolas" w:hAnsi="Consolas"/>
+          <w:color w:val="EB7A41"/>
+          <w:sz w:val="20"/>
+          <w:szCs w:val="20"/>
+        </w:rPr>
+      </w:pPr>
+      <w:r>
+        <w:rPr>
+          <w:rFonts w:ascii="Consolas" w:hAnsi="Consolas"/>
+          <w:color w:val="EB7A41"/>
+          <w:sz w:val="20"/>
+          <w:szCs w:val="20"/>
+        </w:rPr>
+        <w:t>    QandAs = [];</w:t>
+      </w:r>
+    </w:p>
+    <w:p>
+      <w:pPr>
+        <w:shd w:val="clear" w:color="auto" w:fill="000000" w:themeFill="text1"/>
+        <w:spacing w:after="0" w:line="240" w:lineRule="auto"/>
+        <w:rPr>
+          <w:rFonts w:ascii="Consolas" w:hAnsi="Consolas"/>
+          <w:color w:val="EB7A41"/>
+          <w:sz w:val="20"/>
+          <w:szCs w:val="20"/>
+        </w:rPr>
+      </w:pPr>
+      <w:r>
+        <w:rPr>
+          <w:rFonts w:ascii="Consolas" w:hAnsi="Consolas"/>
+          <w:color w:val="EB7A41"/>
+          <w:sz w:val="20"/>
+          <w:szCs w:val="20"/>
+        </w:rPr>
+        <w:t>    if (Qcount &gt; 0) {</w:t>
+      </w:r>
+    </w:p>
+    <w:p>
+      <w:pPr>
+        <w:shd w:val="clear" w:color="auto" w:fill="000000" w:themeFill="text1"/>
+        <w:spacing w:after="0" w:line="240" w:lineRule="auto"/>
+        <w:rPr>
+          <w:rFonts w:ascii="Consolas" w:hAnsi="Consolas"/>
+          <w:color w:val="EB7A41"/>
+          <w:sz w:val="20"/>
+          <w:szCs w:val="20"/>
+        </w:rPr>
+      </w:pPr>
+      <w:r>
+        <w:rPr>
+          <w:rFonts w:ascii="Consolas" w:hAnsi="Consolas"/>
+          <w:color w:val="EB7A41"/>
+          <w:sz w:val="20"/>
+          <w:szCs w:val="20"/>
+        </w:rPr>
+        <w:t>        removeItems();</w:t>
+      </w:r>
+    </w:p>
+    <w:p>
+      <w:pPr>
+        <w:shd w:val="clear" w:color="auto" w:fill="000000" w:themeFill="text1"/>
+        <w:spacing w:after="0" w:line="240" w:lineRule="auto"/>
+        <w:rPr>
+          <w:rFonts w:ascii="Consolas" w:hAnsi="Consolas"/>
+          <w:color w:val="EB7A41"/>
+          <w:sz w:val="20"/>
+          <w:szCs w:val="20"/>
+        </w:rPr>
+      </w:pPr>
+      <w:r>
+        <w:rPr>
+          <w:rFonts w:ascii="Consolas" w:hAnsi="Consolas"/>
+          <w:color w:val="EB7A41"/>
+          <w:sz w:val="20"/>
+          <w:szCs w:val="20"/>
+        </w:rPr>
+        <w:t>        Qcount = 0;</w:t>
+      </w:r>
+    </w:p>
+    <w:p>
+      <w:pPr>
+        <w:shd w:val="clear" w:color="auto" w:fill="000000" w:themeFill="text1"/>
+        <w:spacing w:after="0" w:line="240" w:lineRule="auto"/>
+        <w:rPr>
+          <w:rFonts w:ascii="Consolas" w:hAnsi="Consolas"/>
+          <w:color w:val="EB7A41"/>
+          <w:sz w:val="20"/>
+          <w:szCs w:val="20"/>
+        </w:rPr>
+      </w:pPr>
+      <w:r>
+        <w:rPr>
+          <w:rFonts w:ascii="Consolas" w:hAnsi="Consolas"/>
+          <w:color w:val="EB7A41"/>
+          <w:sz w:val="20"/>
+          <w:szCs w:val="20"/>
+        </w:rPr>
+        <w:lastRenderedPageBreak/>
+        <w:t>    }</w:t>
+      </w:r>
+    </w:p>
+    <w:p>
+      <w:pPr>
+        <w:shd w:val="clear" w:color="auto" w:fill="000000" w:themeFill="text1"/>
+        <w:spacing w:after="0" w:line="240" w:lineRule="auto"/>
+        <w:rPr>
+          <w:rFonts w:ascii="Consolas" w:hAnsi="Consolas"/>
+          <w:color w:val="EB7A41"/>
+          <w:sz w:val="20"/>
+          <w:szCs w:val="20"/>
+        </w:rPr>
+      </w:pPr>
+      <w:r>
+        <w:rPr>
+          <w:rFonts w:ascii="Consolas" w:hAnsi="Consolas"/>
+          <w:color w:val="EB7A41"/>
+          <w:sz w:val="20"/>
+          <w:szCs w:val="20"/>
+        </w:rPr>
+        <w:t>    for (const key in data) { //Collect all questions</w:t>
+      </w:r>
+    </w:p>
+    <w:p>
+      <w:pPr>
+        <w:shd w:val="clear" w:color="auto" w:fill="000000" w:themeFill="text1"/>
+        <w:spacing w:after="0" w:line="240" w:lineRule="auto"/>
+        <w:rPr>
+          <w:rFonts w:ascii="Consolas" w:hAnsi="Consolas"/>
+          <w:color w:val="EB7A41"/>
+          <w:sz w:val="20"/>
+          <w:szCs w:val="20"/>
+        </w:rPr>
+      </w:pPr>
+      <w:r>
+        <w:rPr>
+          <w:rFonts w:ascii="Consolas" w:hAnsi="Consolas"/>
+          <w:color w:val="EB7A41"/>
+          <w:sz w:val="20"/>
+          <w:szCs w:val="20"/>
+        </w:rPr>
+        <w:t>        QandAs.push(data[key]);</w:t>
+      </w:r>
+    </w:p>
+    <w:p>
+      <w:pPr>
+        <w:shd w:val="clear" w:color="auto" w:fill="000000" w:themeFill="text1"/>
+        <w:spacing w:after="0" w:line="240" w:lineRule="auto"/>
+        <w:rPr>
+          <w:rFonts w:ascii="Consolas" w:hAnsi="Consolas"/>
+          <w:color w:val="EB7A41"/>
+          <w:sz w:val="20"/>
+          <w:szCs w:val="20"/>
+        </w:rPr>
+      </w:pPr>
+      <w:r>
+        <w:rPr>
+          <w:rFonts w:ascii="Consolas" w:hAnsi="Consolas"/>
+          <w:color w:val="EB7A41"/>
+          <w:sz w:val="20"/>
+          <w:szCs w:val="20"/>
+        </w:rPr>
+        <w:t>    }</w:t>
+      </w:r>
+    </w:p>
+    <w:p>
+      <w:pPr>
+        <w:shd w:val="clear" w:color="auto" w:fill="000000" w:themeFill="text1"/>
+        <w:spacing w:after="0" w:line="240" w:lineRule="auto"/>
+        <w:rPr>
+          <w:rFonts w:ascii="Consolas" w:hAnsi="Consolas"/>
+          <w:color w:val="EB7A41"/>
+          <w:sz w:val="20"/>
+          <w:szCs w:val="20"/>
+        </w:rPr>
+      </w:pPr>
+      <w:r>
+        <w:rPr>
+          <w:rFonts w:ascii="Consolas" w:hAnsi="Consolas"/>
+          <w:color w:val="EB7A41"/>
+          <w:sz w:val="20"/>
+          <w:szCs w:val="20"/>
+        </w:rPr>
+        <w:t>    QandAs.forEach((q, i) =&gt; {</w:t>
+      </w:r>
+    </w:p>
+    <w:p>
+      <w:pPr>
+        <w:shd w:val="clear" w:color="auto" w:fill="000000" w:themeFill="text1"/>
+        <w:spacing w:after="0" w:line="240" w:lineRule="auto"/>
+        <w:rPr>
+          <w:rFonts w:ascii="Consolas" w:hAnsi="Consolas"/>
+          <w:color w:val="EB7A41"/>
+          <w:sz w:val="20"/>
+          <w:szCs w:val="20"/>
+        </w:rPr>
+      </w:pPr>
+      <w:r>
+        <w:rPr>
+          <w:rFonts w:ascii="Consolas" w:hAnsi="Consolas"/>
+          <w:color w:val="EB7A41"/>
+          <w:sz w:val="20"/>
+          <w:szCs w:val="20"/>
+        </w:rPr>
+        <w:t xml:space="preserve">    </w:t>
+      </w:r>
+      <w:r>
+        <w:rPr>
+          <w:rFonts w:ascii="Consolas" w:hAnsi="Consolas"/>
+          <w:color w:val="EB7A41"/>
+          <w:sz w:val="20"/>
+          <w:szCs w:val="20"/>
+        </w:rPr>
+        <w:tab/>
+      </w:r>
+      <w:r>
+        <w:rPr>
+          <w:rFonts w:ascii="Consolas" w:hAnsi="Consolas"/>
+          <w:color w:val="EB7A41"/>
+          <w:sz w:val="20"/>
+          <w:szCs w:val="20"/>
+        </w:rPr>
+        <w:t>console.log(i);</w:t>
+      </w:r>
+    </w:p>
+    <w:p>
+      <w:pPr>
+        <w:shd w:val="clear" w:color="auto" w:fill="000000" w:themeFill="text1"/>
+        <w:spacing w:after="0" w:line="240" w:lineRule="auto"/>
+        <w:rPr>
+          <w:rFonts w:ascii="Consolas" w:hAnsi="Consolas"/>
+          <w:color w:val="EB7A41"/>
+          <w:sz w:val="20"/>
+          <w:szCs w:val="20"/>
+        </w:rPr>
+      </w:pPr>
+      <w:r>
+        <w:rPr>
+          <w:rFonts w:ascii="Consolas" w:hAnsi="Consolas"/>
+          <w:color w:val="EB7A41"/>
+          <w:sz w:val="20"/>
+          <w:szCs w:val="20"/>
+        </w:rPr>
+        <w:t xml:space="preserve">    </w:t>
+      </w:r>
+      <w:r>
+        <w:rPr>
+          <w:rFonts w:ascii="Consolas" w:hAnsi="Consolas"/>
+          <w:color w:val="EB7A41"/>
+          <w:sz w:val="20"/>
+          <w:szCs w:val="20"/>
+        </w:rPr>
+        <w:tab/>
+      </w:r>
+      <w:r>
+        <w:rPr>
+          <w:rFonts w:ascii="Consolas" w:hAnsi="Consolas"/>
+          <w:color w:val="EB7A41"/>
+          <w:sz w:val="20"/>
+          <w:szCs w:val="20"/>
+        </w:rPr>
+        <w:t>addItem();</w:t>
+      </w:r>
+    </w:p>
+    <w:p>
+      <w:pPr>
+        <w:shd w:val="clear" w:color="auto" w:fill="000000" w:themeFill="text1"/>
+        <w:spacing w:after="0" w:line="240" w:lineRule="auto"/>
+        <w:rPr>
+          <w:rFonts w:ascii="Consolas" w:hAnsi="Consolas"/>
+          <w:color w:val="EB7A41"/>
+          <w:sz w:val="20"/>
+          <w:szCs w:val="20"/>
+        </w:rPr>
+      </w:pPr>
+      <w:r>
+        <w:rPr>
+          <w:rFonts w:ascii="Consolas" w:hAnsi="Consolas"/>
+          <w:color w:val="EB7A41"/>
+          <w:sz w:val="20"/>
+          <w:szCs w:val="20"/>
+        </w:rPr>
+        <w:t xml:space="preserve">    </w:t>
+      </w:r>
+      <w:r>
+        <w:rPr>
+          <w:rFonts w:ascii="Consolas" w:hAnsi="Consolas"/>
+          <w:color w:val="EB7A41"/>
+          <w:sz w:val="20"/>
+          <w:szCs w:val="20"/>
+        </w:rPr>
+        <w:tab/>
+      </w:r>
+      <w:r>
+        <w:rPr>
+          <w:rFonts w:ascii="Consolas" w:hAnsi="Consolas"/>
+          <w:color w:val="EB7A41"/>
+          <w:sz w:val="20"/>
+          <w:szCs w:val="20"/>
+        </w:rPr>
+        <w:t>let qNumber = i+1</w:t>
+      </w:r>
+    </w:p>
+    <w:p>
+      <w:pPr>
+        <w:shd w:val="clear" w:color="auto" w:fill="000000" w:themeFill="text1"/>
+        <w:spacing w:after="0" w:line="240" w:lineRule="auto"/>
+        <w:rPr>
+          <w:rFonts w:ascii="Consolas" w:hAnsi="Consolas"/>
+          <w:color w:val="EB7A41"/>
+          <w:sz w:val="20"/>
+          <w:szCs w:val="20"/>
+        </w:rPr>
+      </w:pPr>
+      <w:r>
+        <w:rPr>
+          <w:rFonts w:ascii="Consolas" w:hAnsi="Consolas"/>
+          <w:color w:val="EB7A41"/>
+          <w:sz w:val="20"/>
+          <w:szCs w:val="20"/>
+        </w:rPr>
+        <w:t xml:space="preserve">    </w:t>
+      </w:r>
+      <w:r>
+        <w:rPr>
+          <w:rFonts w:ascii="Consolas" w:hAnsi="Consolas"/>
+          <w:color w:val="EB7A41"/>
+          <w:sz w:val="20"/>
+          <w:szCs w:val="20"/>
+        </w:rPr>
+        <w:tab/>
+      </w:r>
+      <w:r>
+        <w:rPr>
+          <w:rFonts w:ascii="Consolas" w:hAnsi="Consolas"/>
+          <w:color w:val="EB7A41"/>
+          <w:sz w:val="20"/>
+          <w:szCs w:val="20"/>
+        </w:rPr>
+        <w:t>document.getElementById("qNum" + qNumber).textContent = "Question " + qNumber + ":";</w:t>
+      </w:r>
+    </w:p>
+    <w:p>
+      <w:pPr>
+        <w:shd w:val="clear" w:color="auto" w:fill="000000" w:themeFill="text1"/>
+        <w:spacing w:after="0" w:line="240" w:lineRule="auto"/>
+        <w:rPr>
+          <w:rFonts w:ascii="Consolas" w:hAnsi="Consolas"/>
+          <w:color w:val="EB7A41"/>
+          <w:sz w:val="20"/>
+          <w:szCs w:val="20"/>
+        </w:rPr>
+      </w:pPr>
+      <w:r>
+        <w:rPr>
+          <w:rFonts w:ascii="Consolas" w:hAnsi="Consolas"/>
+          <w:color w:val="EB7A41"/>
+          <w:sz w:val="20"/>
+          <w:szCs w:val="20"/>
+        </w:rPr>
+        <w:t xml:space="preserve">    </w:t>
+      </w:r>
+      <w:r>
+        <w:rPr>
+          <w:rFonts w:ascii="Consolas" w:hAnsi="Consolas"/>
+          <w:color w:val="EB7A41"/>
+          <w:sz w:val="20"/>
+          <w:szCs w:val="20"/>
+        </w:rPr>
+        <w:tab/>
+      </w:r>
+      <w:r>
+        <w:rPr>
+          <w:rFonts w:ascii="Consolas" w:hAnsi="Consolas"/>
+          <w:color w:val="EB7A41"/>
+          <w:sz w:val="20"/>
+          <w:szCs w:val="20"/>
+        </w:rPr>
+        <w:t>document.getElementById("Q" + qNumber).value = q.question;</w:t>
+      </w:r>
+    </w:p>
+    <w:p>
+      <w:pPr>
+        <w:shd w:val="clear" w:color="auto" w:fill="000000" w:themeFill="text1"/>
+        <w:spacing w:after="0" w:line="240" w:lineRule="auto"/>
+        <w:rPr>
+          <w:rFonts w:ascii="Consolas" w:hAnsi="Consolas"/>
+          <w:color w:val="EB7A41"/>
+          <w:sz w:val="20"/>
+          <w:szCs w:val="20"/>
+        </w:rPr>
+      </w:pPr>
+      <w:r>
+        <w:rPr>
+          <w:rFonts w:ascii="Consolas" w:hAnsi="Consolas"/>
+          <w:color w:val="EB7A41"/>
+          <w:sz w:val="20"/>
+          <w:szCs w:val="20"/>
+        </w:rPr>
+        <w:t>     </w:t>
+      </w:r>
+      <w:r>
+        <w:rPr>
+          <w:rFonts w:ascii="Consolas" w:hAnsi="Consolas"/>
+          <w:color w:val="EB7A41"/>
+          <w:sz w:val="20"/>
+          <w:szCs w:val="20"/>
+        </w:rPr>
+        <w:tab/>
+      </w:r>
+      <w:r>
+        <w:rPr>
+          <w:rFonts w:ascii="Consolas" w:hAnsi="Consolas"/>
+          <w:color w:val="EB7A41"/>
+          <w:sz w:val="20"/>
+          <w:szCs w:val="20"/>
+        </w:rPr>
+        <w:t>document.getElementById("aNum" + qNumber).textContent = "Answers:";</w:t>
+      </w:r>
+    </w:p>
+    <w:p>
+      <w:pPr>
+        <w:shd w:val="clear" w:color="auto" w:fill="000000" w:themeFill="text1"/>
+        <w:spacing w:after="0" w:line="240" w:lineRule="auto"/>
+        <w:rPr>
+          <w:rFonts w:ascii="Consolas" w:hAnsi="Consolas"/>
+          <w:color w:val="EB7A41"/>
+          <w:sz w:val="20"/>
+          <w:szCs w:val="20"/>
+        </w:rPr>
+      </w:pPr>
+      <w:r>
+        <w:rPr>
+          <w:rFonts w:ascii="Consolas" w:hAnsi="Consolas"/>
+          <w:color w:val="EB7A41"/>
+          <w:sz w:val="20"/>
+          <w:szCs w:val="20"/>
+        </w:rPr>
+        <w:t>     </w:t>
+      </w:r>
+      <w:r>
+        <w:rPr>
+          <w:rFonts w:ascii="Consolas" w:hAnsi="Consolas"/>
+          <w:color w:val="EB7A41"/>
+          <w:sz w:val="20"/>
+          <w:szCs w:val="20"/>
+        </w:rPr>
+        <w:tab/>
+      </w:r>
+      <w:r>
+        <w:rPr>
+          <w:rFonts w:ascii="Consolas" w:hAnsi="Consolas"/>
+          <w:color w:val="EB7A41"/>
+          <w:sz w:val="20"/>
+          <w:szCs w:val="20"/>
+        </w:rPr>
+        <w:t>document.getElementById("A" + qNumber).value = q.answers[0];</w:t>
+      </w:r>
+    </w:p>
+    <w:p>
+      <w:pPr>
+        <w:shd w:val="clear" w:color="auto" w:fill="000000" w:themeFill="text1"/>
+        <w:spacing w:after="0" w:line="240" w:lineRule="auto"/>
+        <w:rPr>
+          <w:rFonts w:ascii="Consolas" w:hAnsi="Consolas"/>
+          <w:color w:val="EB7A41"/>
+          <w:sz w:val="20"/>
+          <w:szCs w:val="20"/>
+        </w:rPr>
+      </w:pPr>
+      <w:r>
+        <w:rPr>
+          <w:rFonts w:ascii="Consolas" w:hAnsi="Consolas"/>
+          <w:color w:val="EB7A41"/>
+          <w:sz w:val="20"/>
+          <w:szCs w:val="20"/>
+        </w:rPr>
+        <w:t>     </w:t>
+      </w:r>
+      <w:r>
+        <w:rPr>
+          <w:rFonts w:ascii="Consolas" w:hAnsi="Consolas"/>
+          <w:color w:val="EB7A41"/>
+          <w:sz w:val="20"/>
+          <w:szCs w:val="20"/>
+        </w:rPr>
+        <w:tab/>
+      </w:r>
+      <w:r>
+        <w:rPr>
+          <w:rFonts w:ascii="Consolas" w:hAnsi="Consolas"/>
+          <w:color w:val="EB7A41"/>
+          <w:sz w:val="20"/>
+          <w:szCs w:val="20"/>
+        </w:rPr>
+        <w:t>document.getElementById("B" + qNumber).value = q.answers[1];</w:t>
+      </w:r>
+    </w:p>
+    <w:p>
+      <w:pPr>
+        <w:shd w:val="clear" w:color="auto" w:fill="000000" w:themeFill="text1"/>
+        <w:spacing w:after="0" w:line="240" w:lineRule="auto"/>
+        <w:rPr>
+          <w:rFonts w:ascii="Consolas" w:hAnsi="Consolas"/>
+          <w:color w:val="EB7A41"/>
+          <w:sz w:val="20"/>
+          <w:szCs w:val="20"/>
+        </w:rPr>
+      </w:pPr>
+      <w:r>
+        <w:rPr>
+          <w:rFonts w:ascii="Consolas" w:hAnsi="Consolas"/>
+          <w:color w:val="EB7A41"/>
+          <w:sz w:val="20"/>
+          <w:szCs w:val="20"/>
+        </w:rPr>
+        <w:t>     </w:t>
+      </w:r>
+      <w:r>
+        <w:rPr>
+          <w:rFonts w:ascii="Consolas" w:hAnsi="Consolas"/>
+          <w:color w:val="EB7A41"/>
+          <w:sz w:val="20"/>
+          <w:szCs w:val="20"/>
+        </w:rPr>
+        <w:tab/>
+      </w:r>
+      <w:r>
+        <w:rPr>
+          <w:rFonts w:ascii="Consolas" w:hAnsi="Consolas"/>
+          <w:color w:val="EB7A41"/>
+          <w:sz w:val="20"/>
+          <w:szCs w:val="20"/>
+        </w:rPr>
+        <w:t>document.getElementById("C" + qNumber).value = q.answers[2];</w:t>
+      </w:r>
+    </w:p>
+    <w:p>
+      <w:pPr>
+        <w:shd w:val="clear" w:color="auto" w:fill="000000" w:themeFill="text1"/>
+        <w:spacing w:after="0" w:line="240" w:lineRule="auto"/>
+        <w:rPr>
+          <w:rFonts w:ascii="Consolas" w:hAnsi="Consolas"/>
+          <w:color w:val="EB7A41"/>
+          <w:sz w:val="20"/>
+          <w:szCs w:val="20"/>
+        </w:rPr>
+      </w:pPr>
+      <w:r>
+        <w:rPr>
+          <w:rFonts w:ascii="Consolas" w:hAnsi="Consolas"/>
+          <w:color w:val="EB7A41"/>
+          <w:sz w:val="20"/>
+          <w:szCs w:val="20"/>
+        </w:rPr>
+        <w:t>     </w:t>
+      </w:r>
+      <w:r>
+        <w:rPr>
+          <w:rFonts w:ascii="Consolas" w:hAnsi="Consolas"/>
+          <w:color w:val="EB7A41"/>
+          <w:sz w:val="20"/>
+          <w:szCs w:val="20"/>
+        </w:rPr>
+        <w:tab/>
+      </w:r>
+      <w:r>
+        <w:rPr>
+          <w:rFonts w:ascii="Consolas" w:hAnsi="Consolas"/>
+          <w:color w:val="EB7A41"/>
+          <w:sz w:val="20"/>
+          <w:szCs w:val="20"/>
+        </w:rPr>
+        <w:t>document.getElementById("D" + qNumber).value = q.answers[3];</w:t>
+      </w:r>
+    </w:p>
+    <w:p>
+      <w:pPr>
+        <w:shd w:val="clear" w:color="auto" w:fill="000000" w:themeFill="text1"/>
+        <w:spacing w:after="0" w:line="240" w:lineRule="auto"/>
+        <w:rPr>
+          <w:rFonts w:ascii="Consolas" w:hAnsi="Consolas"/>
+          <w:color w:val="EB7A41"/>
+          <w:sz w:val="20"/>
+          <w:szCs w:val="20"/>
+        </w:rPr>
+      </w:pPr>
+      <w:r>
+        <w:rPr>
+          <w:rFonts w:ascii="Consolas" w:hAnsi="Consolas"/>
+          <w:color w:val="EB7A41"/>
+          <w:sz w:val="20"/>
+          <w:szCs w:val="20"/>
+        </w:rPr>
+        <w:t>     </w:t>
+      </w:r>
+      <w:r>
+        <w:rPr>
+          <w:rFonts w:ascii="Consolas" w:hAnsi="Consolas"/>
+          <w:color w:val="EB7A41"/>
+          <w:sz w:val="20"/>
+          <w:szCs w:val="20"/>
+        </w:rPr>
+        <w:tab/>
+      </w:r>
+      <w:r>
+        <w:rPr>
+          <w:rFonts w:ascii="Consolas" w:hAnsi="Consolas"/>
+          <w:color w:val="EB7A41"/>
+          <w:sz w:val="20"/>
+          <w:szCs w:val="20"/>
+        </w:rPr>
+        <w:t>document.getElementById("cNum" + qNumber).textContent = "Correct answer:";</w:t>
+      </w:r>
+    </w:p>
+    <w:p>
+      <w:pPr>
+        <w:shd w:val="clear" w:color="auto" w:fill="000000" w:themeFill="text1"/>
+        <w:spacing w:after="0" w:line="240" w:lineRule="auto"/>
+        <w:rPr>
+          <w:rFonts w:ascii="Consolas" w:hAnsi="Consolas"/>
+          <w:color w:val="EB7A41"/>
+          <w:sz w:val="20"/>
+          <w:szCs w:val="20"/>
+        </w:rPr>
+      </w:pPr>
+      <w:r>
+        <w:rPr>
+          <w:rFonts w:ascii="Consolas" w:hAnsi="Consolas"/>
+          <w:color w:val="EB7A41"/>
+          <w:sz w:val="20"/>
+          <w:szCs w:val="20"/>
+        </w:rPr>
+        <w:t>     </w:t>
+      </w:r>
+      <w:r>
+        <w:rPr>
+          <w:rFonts w:ascii="Consolas" w:hAnsi="Consolas"/>
+          <w:color w:val="EB7A41"/>
+          <w:sz w:val="20"/>
+          <w:szCs w:val="20"/>
+        </w:rPr>
+        <w:tab/>
+      </w:r>
+      <w:r>
+        <w:rPr>
+          <w:rFonts w:ascii="Consolas" w:hAnsi="Consolas"/>
+          <w:color w:val="EB7A41"/>
+          <w:sz w:val="20"/>
+          <w:szCs w:val="20"/>
+        </w:rPr>
+        <w:t>document.getElementById("Correct" + qNumber).value = q.correctAns;</w:t>
+      </w:r>
+    </w:p>
+    <w:p>
+      <w:pPr>
+        <w:shd w:val="clear" w:color="auto" w:fill="000000" w:themeFill="text1"/>
+        <w:spacing w:after="0" w:line="240" w:lineRule="auto"/>
+        <w:rPr>
+          <w:rFonts w:ascii="Consolas" w:hAnsi="Consolas"/>
+          <w:color w:val="EB7A41"/>
+          <w:sz w:val="20"/>
+          <w:szCs w:val="20"/>
+        </w:rPr>
+      </w:pPr>
+      <w:r>
+        <w:rPr>
+          <w:rFonts w:ascii="Consolas" w:hAnsi="Consolas"/>
+          <w:color w:val="EB7A41"/>
+          <w:sz w:val="20"/>
+          <w:szCs w:val="20"/>
+        </w:rPr>
+        <w:t>   })</w:t>
+      </w:r>
+    </w:p>
+    <w:p>
+      <w:pPr>
+        <w:shd w:val="clear" w:color="auto" w:fill="000000" w:themeFill="text1"/>
+        <w:spacing w:after="0" w:line="240" w:lineRule="auto"/>
+        <w:rPr>
+          <w:rFonts w:ascii="Consolas" w:hAnsi="Consolas"/>
+          <w:color w:val="EB7A41"/>
+          <w:sz w:val="20"/>
+          <w:szCs w:val="20"/>
+        </w:rPr>
+      </w:pPr>
+      <w:r>
+        <w:rPr>
+          <w:rFonts w:ascii="Consolas" w:hAnsi="Consolas"/>
+          <w:color w:val="EB7A41"/>
+          <w:sz w:val="20"/>
+          <w:szCs w:val="20"/>
+        </w:rPr>
+        <w:t>}</w:t>
+      </w:r>
+    </w:p>
+    <w:p>
+      <w:r>
+        <w:t xml:space="preserve">Code 5 – Load JSON </w:t>
+      </w:r>
+      <w:r>
+        <w:t>file data</w:t>
+      </w:r>
+    </w:p>
+    <w:p>
+      <w:pPr>
+        <w:rPr>
+          <w:rStyle w:val="SubtleEmphasis"/>
+          <w:i w:val="0"/>
+          <w:iCs w:val="0"/>
+        </w:rPr>
+      </w:pPr>
+      <w:r>
+        <w:tab/>
+      </w:r>
+      <w:r>
+        <w:t xml:space="preserve">The first few lines are used to convert </w:t>
+      </w:r>
+      <w:r>
+        <w:t xml:space="preserve">the JSON format into a </w:t>
+      </w:r>
+      <w:proofErr w:type="gramStart"/>
+      <w:r>
+        <w:t>one dimensional</w:t>
+      </w:r>
+      <w:proofErr w:type="gramEnd"/>
+      <w:r>
+        <w:t xml:space="preserve"> array (QandAs)</w:t>
+      </w:r>
+      <w:r>
+        <w:t xml:space="preserve">. </w:t>
+      </w:r>
+      <w:r>
+        <w:t xml:space="preserve">The proceeding forEach loop </w:t>
+      </w:r>
+      <w:r>
+        <w:t xml:space="preserve">calls the </w:t>
+      </w:r>
+      <w:r>
+        <w:rPr>
+          <w:rStyle w:val="SubtleEmphasis"/>
+        </w:rPr>
+        <w:t>(previously mentioned in code 4)</w:t>
+      </w:r>
+      <w:r>
+        <w:t xml:space="preserve"> ‘addItem’ function to </w:t>
+      </w:r>
+      <w:r>
+        <w:t>spawn a template for the question and proceeds to</w:t>
+      </w:r>
+      <w:r>
+        <w:t xml:space="preserve"> fill in the</w:t>
+      </w:r>
+      <w:r>
+        <w:t>se</w:t>
+      </w:r>
+      <w:r>
+        <w:t xml:space="preserve"> empty boxes created</w:t>
+      </w:r>
+      <w:r>
+        <w:t xml:space="preserve"> </w:t>
+      </w:r>
+      <w:r>
+        <w:rPr>
+          <w:rStyle w:val="SubtleEmphasis"/>
+          <w:i w:val="0"/>
+          <w:iCs w:val="0"/>
+        </w:rPr>
+        <w:t xml:space="preserve">by assigning the </w:t>
+      </w:r>
+      <w:r>
+        <w:rPr>
+          <w:rStyle w:val="SubtleEmphasis"/>
+          <w:i w:val="0"/>
+          <w:iCs w:val="0"/>
+        </w:rPr>
+        <w:t xml:space="preserve">corresponding question data to the respective ID field. </w:t>
+      </w:r>
+    </w:p>
+    <w:p>
+      <w:pPr>
+        <w:rPr>
+          <w:rStyle w:val="SubtleEmphasis"/>
+          <w:i w:val="0"/>
+          <w:iCs w:val="0"/>
+        </w:rPr>
+      </w:pPr>
+      <w:r>
+        <w:rPr>
+          <w:rStyle w:val="SubtleEmphasis"/>
+          <w:i w:val="0"/>
+          <w:iCs w:val="0"/>
+        </w:rPr>
+        <w:tab/>
+        <w:t xml:space="preserve">Finally, we have the </w:t>
+      </w:r>
+      <w:r>
+        <w:rPr>
+          <w:rStyle w:val="SubtleEmphasis"/>
+          <w:i w:val="0"/>
+          <w:iCs w:val="0"/>
+        </w:rPr>
+        <w:t xml:space="preserve">‘editItem’ function </w:t>
+      </w:r>
+      <w:r>
+        <w:rPr>
+          <w:rStyle w:val="SubtleEmphasis"/>
+          <w:i w:val="0"/>
+          <w:iCs w:val="0"/>
+        </w:rPr>
+        <w:t xml:space="preserve">which operates much like the discussed ‘loadItems’ but in reverse. The primary function of this is for refining the question pack </w:t>
+      </w:r>
+      <w:r>
+        <w:rPr>
+          <w:rStyle w:val="SubtleEmphasis"/>
+          <w:i w:val="0"/>
+          <w:iCs w:val="0"/>
+        </w:rPr>
+        <w:t xml:space="preserve">and adding any additional </w:t>
+      </w:r>
+      <w:r>
+        <w:rPr>
+          <w:rStyle w:val="SubtleEmphasis"/>
+          <w:i w:val="0"/>
+          <w:iCs w:val="0"/>
+        </w:rPr>
+        <w:t xml:space="preserve">questions that the educator may want to convey to their students. </w:t>
+      </w:r>
+    </w:p>
+    <w:p>
+      <w:pPr>
+        <w:shd w:val="clear" w:color="auto" w:fill="000000" w:themeFill="text1"/>
+        <w:spacing w:after="0" w:line="240" w:lineRule="auto"/>
+        <w:rPr>
+          <w:rFonts w:ascii="Consolas" w:hAnsi="Consolas"/>
+          <w:color w:val="EB7A41"/>
+          <w:sz w:val="20"/>
+          <w:szCs w:val="20"/>
+        </w:rPr>
+      </w:pPr>
+      <w:r>
+        <w:rPr>
+          <w:rFonts w:ascii="Consolas" w:hAnsi="Consolas"/>
+          <w:color w:val="EB7A41"/>
+          <w:sz w:val="20"/>
+          <w:szCs w:val="20"/>
+        </w:rPr>
+        <w:t>function editItem() {</w:t>
+      </w:r>
+    </w:p>
+    <w:p>
+      <w:pPr>
+        <w:shd w:val="clear" w:color="auto" w:fill="000000" w:themeFill="text1"/>
+        <w:spacing w:after="0" w:line="240" w:lineRule="auto"/>
+        <w:rPr>
+          <w:rFonts w:ascii="Consolas" w:hAnsi="Consolas"/>
+          <w:color w:val="EB7A41"/>
+          <w:sz w:val="20"/>
+          <w:szCs w:val="20"/>
+        </w:rPr>
+      </w:pPr>
+      <w:r>
+        <w:rPr>
+          <w:rFonts w:ascii="Consolas" w:hAnsi="Consolas"/>
+          <w:color w:val="EB7A41"/>
+          <w:sz w:val="20"/>
+          <w:szCs w:val="20"/>
+        </w:rPr>
+        <w:t>    const jsonData = {};</w:t>
+      </w:r>
+    </w:p>
+    <w:p>
+      <w:pPr>
+        <w:shd w:val="clear" w:color="auto" w:fill="000000" w:themeFill="text1"/>
+        <w:spacing w:after="0" w:line="240" w:lineRule="auto"/>
+        <w:rPr>
+          <w:rFonts w:ascii="Consolas" w:hAnsi="Consolas"/>
+          <w:color w:val="EB7A41"/>
+          <w:sz w:val="20"/>
+          <w:szCs w:val="20"/>
+        </w:rPr>
+      </w:pPr>
+    </w:p>
+    <w:p>
+      <w:pPr>
+        <w:shd w:val="clear" w:color="auto" w:fill="000000" w:themeFill="text1"/>
+        <w:spacing w:after="0" w:line="240" w:lineRule="auto"/>
+        <w:rPr>
+          <w:rFonts w:ascii="Consolas" w:hAnsi="Consolas"/>
+          <w:color w:val="EB7A41"/>
+          <w:sz w:val="20"/>
+          <w:szCs w:val="20"/>
+        </w:rPr>
+      </w:pPr>
+      <w:r>
+        <w:rPr>
+          <w:rFonts w:ascii="Consolas" w:hAnsi="Consolas"/>
+          <w:color w:val="EB7A41"/>
+          <w:sz w:val="20"/>
+          <w:szCs w:val="20"/>
+        </w:rPr>
+        <w:t>    for (let i = 1; i &lt; Qcount+1; i++) { //Loop for as many templates are used</w:t>
+      </w:r>
+    </w:p>
+    <w:p>
+      <w:pPr>
+        <w:shd w:val="clear" w:color="auto" w:fill="000000" w:themeFill="text1"/>
+        <w:spacing w:after="0" w:line="240" w:lineRule="auto"/>
+        <w:rPr>
+          <w:rFonts w:ascii="Consolas" w:hAnsi="Consolas"/>
+          <w:color w:val="EB7A41"/>
+          <w:sz w:val="20"/>
+          <w:szCs w:val="20"/>
+        </w:rPr>
+      </w:pPr>
+      <w:r>
+        <w:rPr>
+          <w:rFonts w:ascii="Consolas" w:hAnsi="Consolas"/>
+          <w:color w:val="EB7A41"/>
+          <w:sz w:val="20"/>
+          <w:szCs w:val="20"/>
+        </w:rPr>
+        <w:t>        let question = document.getElementById("Q" + i).value;</w:t>
+      </w:r>
+    </w:p>
+    <w:p>
+      <w:pPr>
+        <w:shd w:val="clear" w:color="auto" w:fill="000000" w:themeFill="text1"/>
+        <w:spacing w:after="0" w:line="240" w:lineRule="auto"/>
+        <w:rPr>
+          <w:rFonts w:ascii="Consolas" w:hAnsi="Consolas"/>
+          <w:color w:val="EB7A41"/>
+          <w:sz w:val="20"/>
+          <w:szCs w:val="20"/>
+        </w:rPr>
+      </w:pPr>
+      <w:r>
+        <w:rPr>
+          <w:rFonts w:ascii="Consolas" w:hAnsi="Consolas"/>
+          <w:color w:val="EB7A41"/>
+          <w:sz w:val="20"/>
+          <w:szCs w:val="20"/>
+        </w:rPr>
+        <w:t>        let answer1 = document.getElementById("A" + i).value;</w:t>
+      </w:r>
+    </w:p>
+    <w:p>
+      <w:pPr>
+        <w:shd w:val="clear" w:color="auto" w:fill="000000" w:themeFill="text1"/>
+        <w:spacing w:after="0" w:line="240" w:lineRule="auto"/>
+        <w:rPr>
+          <w:rFonts w:ascii="Consolas" w:hAnsi="Consolas"/>
+          <w:color w:val="EB7A41"/>
+          <w:sz w:val="20"/>
+          <w:szCs w:val="20"/>
+        </w:rPr>
+      </w:pPr>
+      <w:r>
+        <w:rPr>
+          <w:rFonts w:ascii="Consolas" w:hAnsi="Consolas"/>
+          <w:color w:val="EB7A41"/>
+          <w:sz w:val="20"/>
+          <w:szCs w:val="20"/>
+        </w:rPr>
+        <w:t>        let answer2 = document.getElementById("B" + i).value;</w:t>
+      </w:r>
+    </w:p>
+    <w:p>
+      <w:pPr>
+        <w:shd w:val="clear" w:color="auto" w:fill="000000" w:themeFill="text1"/>
+        <w:spacing w:after="0" w:line="240" w:lineRule="auto"/>
+        <w:rPr>
+          <w:rFonts w:ascii="Consolas" w:hAnsi="Consolas"/>
+          <w:color w:val="EB7A41"/>
+          <w:sz w:val="20"/>
+          <w:szCs w:val="20"/>
+        </w:rPr>
+      </w:pPr>
+      <w:r>
+        <w:rPr>
+          <w:rFonts w:ascii="Consolas" w:hAnsi="Consolas"/>
+          <w:color w:val="EB7A41"/>
+          <w:sz w:val="20"/>
+          <w:szCs w:val="20"/>
+        </w:rPr>
+        <w:t>        let answer3 = document.getElementById("C" + i).value;</w:t>
+      </w:r>
+    </w:p>
+    <w:p>
+      <w:pPr>
+        <w:shd w:val="clear" w:color="auto" w:fill="000000" w:themeFill="text1"/>
+        <w:spacing w:after="0" w:line="240" w:lineRule="auto"/>
+        <w:rPr>
+          <w:rFonts w:ascii="Consolas" w:hAnsi="Consolas"/>
+          <w:color w:val="EB7A41"/>
+          <w:sz w:val="20"/>
+          <w:szCs w:val="20"/>
+        </w:rPr>
+      </w:pPr>
+      <w:r>
+        <w:rPr>
+          <w:rFonts w:ascii="Consolas" w:hAnsi="Consolas"/>
+          <w:color w:val="EB7A41"/>
+          <w:sz w:val="20"/>
+          <w:szCs w:val="20"/>
+        </w:rPr>
+        <w:t>        let answer4 = document.getElementById("D" + i).value;</w:t>
+      </w:r>
+    </w:p>
+    <w:p>
+      <w:pPr>
+        <w:shd w:val="clear" w:color="auto" w:fill="000000" w:themeFill="text1"/>
+        <w:spacing w:after="0" w:line="240" w:lineRule="auto"/>
+        <w:rPr>
+          <w:rFonts w:ascii="Consolas" w:hAnsi="Consolas"/>
+          <w:color w:val="EB7A41"/>
+          <w:sz w:val="20"/>
+          <w:szCs w:val="20"/>
+        </w:rPr>
+      </w:pPr>
+      <w:r>
+        <w:rPr>
+          <w:rFonts w:ascii="Consolas" w:hAnsi="Consolas"/>
+          <w:color w:val="EB7A41"/>
+          <w:sz w:val="20"/>
+          <w:szCs w:val="20"/>
+        </w:rPr>
+        <w:t>        let correctanswer = document.getElementById("Correct" + i).value;</w:t>
+      </w:r>
+    </w:p>
+    <w:p>
+      <w:pPr>
+        <w:shd w:val="clear" w:color="auto" w:fill="000000" w:themeFill="text1"/>
+        <w:spacing w:after="0" w:line="240" w:lineRule="auto"/>
+        <w:rPr>
+          <w:rFonts w:ascii="Consolas" w:hAnsi="Consolas"/>
+          <w:color w:val="EB7A41"/>
+          <w:sz w:val="20"/>
+          <w:szCs w:val="20"/>
+        </w:rPr>
+      </w:pPr>
+      <w:r>
+        <w:rPr>
+          <w:rFonts w:ascii="Consolas" w:hAnsi="Consolas"/>
+          <w:color w:val="EB7A41"/>
+          <w:sz w:val="20"/>
+          <w:szCs w:val="20"/>
+        </w:rPr>
+        <w:t>        jsonData[i-1] = {</w:t>
+      </w:r>
+    </w:p>
+    <w:p>
+      <w:pPr>
+        <w:shd w:val="clear" w:color="auto" w:fill="000000" w:themeFill="text1"/>
+        <w:spacing w:after="0" w:line="240" w:lineRule="auto"/>
+        <w:rPr>
+          <w:rFonts w:ascii="Consolas" w:hAnsi="Consolas"/>
+          <w:color w:val="EB7A41"/>
+          <w:sz w:val="20"/>
+          <w:szCs w:val="20"/>
+        </w:rPr>
+      </w:pPr>
+      <w:r>
+        <w:rPr>
+          <w:rFonts w:ascii="Consolas" w:hAnsi="Consolas"/>
+          <w:color w:val="EB7A41"/>
+          <w:sz w:val="20"/>
+          <w:szCs w:val="20"/>
+        </w:rPr>
+        <w:t>            "question": question,</w:t>
+      </w:r>
+    </w:p>
+    <w:p>
+      <w:pPr>
+        <w:shd w:val="clear" w:color="auto" w:fill="000000" w:themeFill="text1"/>
+        <w:spacing w:after="0" w:line="240" w:lineRule="auto"/>
+        <w:rPr>
+          <w:rFonts w:ascii="Consolas" w:hAnsi="Consolas"/>
+          <w:color w:val="EB7A41"/>
+          <w:sz w:val="20"/>
+          <w:szCs w:val="20"/>
+        </w:rPr>
+      </w:pPr>
+      <w:r>
+        <w:rPr>
+          <w:rFonts w:ascii="Consolas" w:hAnsi="Consolas"/>
+          <w:color w:val="EB7A41"/>
+          <w:sz w:val="20"/>
+          <w:szCs w:val="20"/>
+        </w:rPr>
+        <w:t>            "answers": [answer1, answer2, answer3, answer4],</w:t>
+      </w:r>
+    </w:p>
+    <w:p>
+      <w:pPr>
+        <w:shd w:val="clear" w:color="auto" w:fill="000000" w:themeFill="text1"/>
+        <w:spacing w:after="0" w:line="240" w:lineRule="auto"/>
+        <w:rPr>
+          <w:rFonts w:ascii="Consolas" w:hAnsi="Consolas"/>
+          <w:color w:val="EB7A41"/>
+          <w:sz w:val="20"/>
+          <w:szCs w:val="20"/>
+        </w:rPr>
+      </w:pPr>
+      <w:r>
+        <w:rPr>
+          <w:rFonts w:ascii="Consolas" w:hAnsi="Consolas"/>
+          <w:color w:val="EB7A41"/>
+          <w:sz w:val="20"/>
+          <w:szCs w:val="20"/>
+        </w:rPr>
+        <w:t>            "correctAns": correctanswer</w:t>
+      </w:r>
+    </w:p>
+    <w:p>
+      <w:pPr>
+        <w:shd w:val="clear" w:color="auto" w:fill="000000" w:themeFill="text1"/>
+        <w:spacing w:after="0" w:line="240" w:lineRule="auto"/>
+        <w:rPr>
+          <w:rFonts w:ascii="Consolas" w:hAnsi="Consolas"/>
+          <w:color w:val="EB7A41"/>
+          <w:sz w:val="20"/>
+          <w:szCs w:val="20"/>
+        </w:rPr>
+      </w:pPr>
+      <w:r>
+        <w:rPr>
+          <w:rFonts w:ascii="Consolas" w:hAnsi="Consolas"/>
+          <w:color w:val="EB7A41"/>
+          <w:sz w:val="20"/>
+          <w:szCs w:val="20"/>
+        </w:rPr>
+        <w:t>        };</w:t>
+      </w:r>
+    </w:p>
+    <w:p>
+      <w:pPr>
+        <w:shd w:val="clear" w:color="auto" w:fill="000000" w:themeFill="text1"/>
+        <w:spacing w:after="0" w:line="240" w:lineRule="auto"/>
+        <w:rPr>
+          <w:rFonts w:ascii="Consolas" w:hAnsi="Consolas"/>
+          <w:color w:val="EB7A41"/>
+          <w:sz w:val="20"/>
+          <w:szCs w:val="20"/>
+        </w:rPr>
+      </w:pPr>
+      <w:r>
+        <w:rPr>
+          <w:rFonts w:ascii="Consolas" w:hAnsi="Consolas"/>
+          <w:color w:val="EB7A41"/>
+          <w:sz w:val="20"/>
+          <w:szCs w:val="20"/>
+        </w:rPr>
+        <w:t>    }</w:t>
+      </w:r>
+    </w:p>
+    <w:p>
+      <w:pPr>
+        <w:shd w:val="clear" w:color="auto" w:fill="000000" w:themeFill="text1"/>
+        <w:spacing w:after="0" w:line="240" w:lineRule="auto"/>
+        <w:rPr>
+          <w:rFonts w:ascii="Consolas" w:hAnsi="Consolas"/>
+          <w:color w:val="EB7A41"/>
+          <w:sz w:val="20"/>
+          <w:szCs w:val="20"/>
+        </w:rPr>
+      </w:pPr>
+      <w:r>
+        <w:rPr>
+          <w:rFonts w:ascii="Consolas" w:hAnsi="Consolas"/>
+          <w:color w:val="EB7A41"/>
+          <w:sz w:val="20"/>
+          <w:szCs w:val="20"/>
+        </w:rPr>
+        <w:t>    const jsonString = JSON.stringify(jsonData, null, 2);</w:t>
+      </w:r>
+    </w:p>
+    <w:p>
+      <w:pPr>
+        <w:shd w:val="clear" w:color="auto" w:fill="000000" w:themeFill="text1"/>
+        <w:spacing w:after="0" w:line="240" w:lineRule="auto"/>
+        <w:rPr>
+          <w:rFonts w:ascii="Consolas" w:hAnsi="Consolas"/>
+          <w:color w:val="EB7A41"/>
+          <w:sz w:val="20"/>
+          <w:szCs w:val="20"/>
+        </w:rPr>
+      </w:pPr>
+    </w:p>
+    <w:p>
+      <w:pPr>
+        <w:shd w:val="clear" w:color="auto" w:fill="000000" w:themeFill="text1"/>
+        <w:spacing w:after="0" w:line="240" w:lineRule="auto"/>
+        <w:rPr>
+          <w:rFonts w:ascii="Consolas" w:hAnsi="Consolas"/>
+          <w:color w:val="EB7A41"/>
+          <w:sz w:val="20"/>
+          <w:szCs w:val="20"/>
+        </w:rPr>
+      </w:pPr>
+      <w:r>
+        <w:rPr>
+          <w:rFonts w:ascii="Consolas" w:hAnsi="Consolas"/>
+          <w:color w:val="EB7A41"/>
+          <w:sz w:val="20"/>
+          <w:szCs w:val="20"/>
+        </w:rPr>
+        <w:t>    const blob = new Blob([jsonString], {type: 'application/json'});</w:t>
+      </w:r>
+    </w:p>
+    <w:p>
+      <w:pPr>
+        <w:shd w:val="clear" w:color="auto" w:fill="000000" w:themeFill="text1"/>
+        <w:spacing w:after="0" w:line="240" w:lineRule="auto"/>
+        <w:rPr>
+          <w:rFonts w:ascii="Consolas" w:hAnsi="Consolas"/>
+          <w:color w:val="EB7A41"/>
+          <w:sz w:val="20"/>
+          <w:szCs w:val="20"/>
+        </w:rPr>
+      </w:pPr>
+    </w:p>
+    <w:p>
+      <w:pPr>
+        <w:shd w:val="clear" w:color="auto" w:fill="000000" w:themeFill="text1"/>
+        <w:spacing w:after="0" w:line="240" w:lineRule="auto"/>
+        <w:rPr>
+          <w:rFonts w:ascii="Consolas" w:hAnsi="Consolas"/>
+          <w:color w:val="EB7A41"/>
+          <w:sz w:val="20"/>
+          <w:szCs w:val="20"/>
+        </w:rPr>
+      </w:pPr>
+      <w:r>
+        <w:rPr>
+          <w:rFonts w:ascii="Consolas" w:hAnsi="Consolas"/>
+          <w:color w:val="EB7A41"/>
+          <w:sz w:val="20"/>
+          <w:szCs w:val="20"/>
+        </w:rPr>
+        <w:t>    const link = document.createElement("a");</w:t>
+      </w:r>
+    </w:p>
+    <w:p>
+      <w:pPr>
+        <w:shd w:val="clear" w:color="auto" w:fill="000000" w:themeFill="text1"/>
+        <w:spacing w:after="0" w:line="240" w:lineRule="auto"/>
+        <w:rPr>
+          <w:rFonts w:ascii="Consolas" w:hAnsi="Consolas"/>
+          <w:color w:val="EB7A41"/>
+          <w:sz w:val="20"/>
+          <w:szCs w:val="20"/>
+        </w:rPr>
+      </w:pPr>
+      <w:r>
+        <w:rPr>
+          <w:rFonts w:ascii="Consolas" w:hAnsi="Consolas"/>
+          <w:color w:val="EB7A41"/>
+          <w:sz w:val="20"/>
+          <w:szCs w:val="20"/>
+        </w:rPr>
+        <w:t>    link.href = URL.createObjectURL(blob);</w:t>
+      </w:r>
+    </w:p>
+    <w:p>
+      <w:pPr>
+        <w:shd w:val="clear" w:color="auto" w:fill="000000" w:themeFill="text1"/>
+        <w:spacing w:after="0" w:line="240" w:lineRule="auto"/>
+        <w:rPr>
+          <w:rFonts w:ascii="Consolas" w:hAnsi="Consolas"/>
+          <w:color w:val="EB7A41"/>
+          <w:sz w:val="20"/>
+          <w:szCs w:val="20"/>
+        </w:rPr>
+      </w:pPr>
+      <w:r>
+        <w:rPr>
+          <w:rFonts w:ascii="Consolas" w:hAnsi="Consolas"/>
+          <w:color w:val="EB7A41"/>
+          <w:sz w:val="20"/>
+          <w:szCs w:val="20"/>
+        </w:rPr>
+        <w:t>    link.download = "new.json";</w:t>
+      </w:r>
+    </w:p>
+    <w:p>
+      <w:pPr>
+        <w:shd w:val="clear" w:color="auto" w:fill="000000" w:themeFill="text1"/>
+        <w:spacing w:after="0" w:line="240" w:lineRule="auto"/>
+        <w:rPr>
+          <w:rFonts w:ascii="Consolas" w:hAnsi="Consolas"/>
+          <w:color w:val="EB7A41"/>
+          <w:sz w:val="20"/>
+          <w:szCs w:val="20"/>
+        </w:rPr>
+      </w:pPr>
+    </w:p>
+    <w:p>
+      <w:pPr>
+        <w:shd w:val="clear" w:color="auto" w:fill="000000" w:themeFill="text1"/>
+        <w:spacing w:after="0" w:line="240" w:lineRule="auto"/>
+        <w:rPr>
+          <w:rFonts w:ascii="Consolas" w:hAnsi="Consolas"/>
+          <w:color w:val="EB7A41"/>
+          <w:sz w:val="20"/>
+          <w:szCs w:val="20"/>
+        </w:rPr>
+      </w:pPr>
+      <w:r>
+        <w:rPr>
+          <w:rFonts w:ascii="Consolas" w:hAnsi="Consolas"/>
+          <w:color w:val="EB7A41"/>
+          <w:sz w:val="20"/>
+          <w:szCs w:val="20"/>
+        </w:rPr>
+        <w:t>    link.click();</w:t>
+      </w:r>
+    </w:p>
+    <w:p>
+      <w:pPr>
+        <w:shd w:val="clear" w:color="auto" w:fill="000000" w:themeFill="text1"/>
+        <w:spacing w:after="0" w:line="240" w:lineRule="auto"/>
+        <w:rPr>
+          <w:rFonts w:ascii="Consolas" w:hAnsi="Consolas"/>
+          <w:color w:val="EB7A41"/>
+          <w:sz w:val="20"/>
+          <w:szCs w:val="20"/>
+        </w:rPr>
+      </w:pPr>
+      <w:r>
+        <w:rPr>
+          <w:rFonts w:ascii="Consolas" w:hAnsi="Consolas"/>
+          <w:color w:val="EB7A41"/>
+          <w:sz w:val="20"/>
+          <w:szCs w:val="20"/>
+        </w:rPr>
+        <w:t>}</w:t>
+      </w:r>
+    </w:p>
+    <w:p>
+      <w:pPr>
+        <w:rPr>
+          <w:rStyle w:val="SubtleEmphasis"/>
+        </w:rPr>
+      </w:pPr>
+      <w:r>
+        <w:rPr>
+          <w:rStyle w:val="SubtleEmphasis"/>
+        </w:rPr>
+        <w:t xml:space="preserve">Code 6 </w:t>
+      </w:r>
+      <w:r>
+        <w:rPr>
+          <w:rStyle w:val="SubtleEmphasis"/>
+        </w:rPr>
+        <w:t>–</w:t>
+      </w:r>
+      <w:r>
+        <w:rPr>
+          <w:rStyle w:val="SubtleEmphasis"/>
+        </w:rPr>
+        <w:t xml:space="preserve"> </w:t>
+      </w:r>
+      <w:r>
+        <w:rPr>
+          <w:rStyle w:val="SubtleEmphasis"/>
+        </w:rPr>
+        <w:t>Question pack editing</w:t>
+      </w:r>
+    </w:p>
+    <w:p>
+      <w:pPr>
+        <w:rPr>
+          <w:rStyle w:val="IntenseEmphasis"/>
+          <w:i w:val="0"/>
+          <w:iCs w:val="0"/>
+          <w:color w:val="auto"/>
+        </w:rPr>
+      </w:pPr>
+      <w:r>
+        <w:rPr>
+          <w:rStyle w:val="IntenseEmphasis"/>
+          <w:i w:val="0"/>
+          <w:iCs w:val="0"/>
+        </w:rPr>
+        <w:tab/>
+      </w:r>
+      <w:r>
+        <w:rPr>
+          <w:rStyle w:val="IntenseEmphasis"/>
+          <w:i w:val="0"/>
+          <w:iCs w:val="0"/>
+          <w:color w:val="auto"/>
+        </w:rPr>
+        <w:t xml:space="preserve">This </w:t>
+      </w:r>
+      <w:r>
+        <w:rPr>
+          <w:rStyle w:val="IntenseEmphasis"/>
+          <w:i w:val="0"/>
+          <w:iCs w:val="0"/>
+          <w:color w:val="auto"/>
+        </w:rPr>
+        <w:t>operates</w:t>
+      </w:r>
+      <w:r>
+        <w:rPr>
+          <w:rStyle w:val="IntenseEmphasis"/>
+          <w:i w:val="0"/>
+          <w:iCs w:val="0"/>
+          <w:color w:val="auto"/>
+        </w:rPr>
+        <w:t xml:space="preserve"> by iterating </w:t>
+      </w:r>
+      <w:r>
+        <w:rPr>
+          <w:rStyle w:val="IntenseEmphasis"/>
+          <w:i w:val="0"/>
+          <w:iCs w:val="0"/>
+          <w:color w:val="auto"/>
+        </w:rPr>
+        <w:t xml:space="preserve">through each of the created fields </w:t>
+      </w:r>
+      <w:r>
+        <w:rPr>
+          <w:rStyle w:val="IntenseEmphasis"/>
+          <w:i w:val="0"/>
+          <w:iCs w:val="0"/>
+          <w:color w:val="auto"/>
+        </w:rPr>
+        <w:t xml:space="preserve">and assigning their contained data to the respective location in the JSON file, under the appropriate headings: </w:t>
+      </w:r>
+      <w:r>
+        <w:rPr>
+          <w:rStyle w:val="IntenseEmphasis"/>
+          <w:i w:val="0"/>
+          <w:iCs w:val="0"/>
+          <w:color w:val="auto"/>
+        </w:rPr>
+        <w:t>‘question’, ‘answers’, ‘correctAns’</w:t>
+      </w:r>
+      <w:r>
+        <w:rPr>
+          <w:rStyle w:val="IntenseEmphasis"/>
+          <w:i w:val="0"/>
+          <w:iCs w:val="0"/>
+          <w:color w:val="auto"/>
+        </w:rPr>
+        <w:t xml:space="preserve">. It takes this data and stores it into </w:t>
+      </w:r>
+      <w:proofErr w:type="gramStart"/>
+      <w:r>
+        <w:rPr>
+          <w:rStyle w:val="IntenseEmphasis"/>
+          <w:i w:val="0"/>
+          <w:iCs w:val="0"/>
+          <w:color w:val="auto"/>
+        </w:rPr>
+        <w:t>a the</w:t>
+      </w:r>
+      <w:proofErr w:type="gramEnd"/>
+      <w:r>
+        <w:rPr>
+          <w:rStyle w:val="IntenseEmphasis"/>
+          <w:i w:val="0"/>
+          <w:iCs w:val="0"/>
+          <w:color w:val="auto"/>
+        </w:rPr>
+        <w:t xml:space="preserve"> variable ‘jsonString’ and </w:t>
+      </w:r>
+      <w:r>
+        <w:rPr>
+          <w:rStyle w:val="IntenseEmphasis"/>
+          <w:i w:val="0"/>
+          <w:iCs w:val="0"/>
+          <w:color w:val="auto"/>
+        </w:rPr>
+        <w:t>passing this into a Blob object to download this new file.</w:t>
+      </w:r>
+    </w:p>
+    <w:p>
+      <w:pPr>
+        <w:rPr>
+          <w:rStyle w:val="IntenseEmphasis"/>
+          <w:i w:val="0"/>
+          <w:iCs w:val="0"/>
+          <w:color w:val="auto"/>
+        </w:rPr>
+      </w:pPr>
+      <w:r>
+        <w:rPr>
+          <w:rStyle w:val="IntenseEmphasis"/>
+          <w:i w:val="0"/>
+          <w:iCs w:val="0"/>
+          <w:color w:val="auto"/>
+        </w:rPr>
+        <w:tab/>
+        <w:t xml:space="preserve">This editor is primarily designed around the functionality of the AI model </w:t>
+      </w:r>
+      <w:r>
+        <w:rPr>
+          <w:rStyle w:val="IntenseEmphasis"/>
+          <w:i w:val="0"/>
+          <w:iCs w:val="0"/>
+          <w:color w:val="auto"/>
+        </w:rPr>
+        <w:t>providing you with material with the oversight of an academic who is knowledgeable on the subject to correct the AI</w:t>
+      </w:r>
+      <w:r>
+        <w:rPr>
+          <w:rStyle w:val="IntenseEmphasis"/>
+          <w:i w:val="0"/>
+          <w:iCs w:val="0"/>
+          <w:color w:val="auto"/>
+        </w:rPr>
+        <w:t xml:space="preserve"> output should it produce incorrect or misleading information. The person using this editor should not have to have knowledge of the functions of AI nor how this website is designed</w:t>
+      </w:r>
+      <w:r>
+        <w:rPr>
+          <w:rStyle w:val="IntenseEmphasis"/>
+          <w:i w:val="0"/>
+          <w:iCs w:val="0"/>
+          <w:color w:val="auto"/>
+        </w:rPr>
+        <w:t xml:space="preserve">. </w:t>
+      </w:r>
+    </w:p>
+    <w:p>
+      <w:pPr>
+        <w:rPr>
+          <w:rStyle w:val="IntenseEmphasis"/>
+          <w:i w:val="0"/>
+          <w:iCs w:val="0"/>
+          <w:color w:val="auto"/>
+        </w:rPr>
+      </w:pPr>
+      <w:r>
+        <w:rPr>
+          <w:rStyle w:val="IntenseEmphasis"/>
+          <w:i w:val="0"/>
+          <w:iCs w:val="0"/>
+          <w:color w:val="auto"/>
+        </w:rPr>
+        <w:tab/>
+        <w:t xml:space="preserve">It does however have the ability for the educator to </w:t>
+      </w:r>
+      <w:r>
+        <w:rPr>
+          <w:rStyle w:val="IntenseEmphasis"/>
+          <w:i w:val="0"/>
+          <w:iCs w:val="0"/>
+          <w:color w:val="auto"/>
+        </w:rPr>
+        <w:t xml:space="preserve">create their own questions from a completely blank slate. This is due to the addition of the </w:t>
+      </w:r>
+      <w:r>
+        <w:rPr>
+          <w:rStyle w:val="IntenseEmphasis"/>
+          <w:i w:val="0"/>
+          <w:iCs w:val="0"/>
+          <w:color w:val="auto"/>
+        </w:rPr>
+        <w:t>‘A</w:t>
+      </w:r>
+      <w:r>
+        <w:rPr>
+          <w:rStyle w:val="IntenseEmphasis"/>
+          <w:i w:val="0"/>
+          <w:iCs w:val="0"/>
+          <w:color w:val="auto"/>
+        </w:rPr>
+        <w:t xml:space="preserve">dd </w:t>
+      </w:r>
+      <w:r>
+        <w:rPr>
+          <w:rStyle w:val="IntenseEmphasis"/>
+          <w:i w:val="0"/>
+          <w:iCs w:val="0"/>
+          <w:color w:val="auto"/>
+        </w:rPr>
+        <w:t>Q</w:t>
+      </w:r>
+      <w:r>
+        <w:rPr>
+          <w:rStyle w:val="IntenseEmphasis"/>
+          <w:i w:val="0"/>
+          <w:iCs w:val="0"/>
+          <w:color w:val="auto"/>
+        </w:rPr>
+        <w:t>uestion</w:t>
+      </w:r>
+      <w:r>
+        <w:rPr>
+          <w:rStyle w:val="IntenseEmphasis"/>
+          <w:i w:val="0"/>
+          <w:iCs w:val="0"/>
+          <w:color w:val="auto"/>
+        </w:rPr>
+        <w:t>’</w:t>
+      </w:r>
+      <w:r>
+        <w:rPr>
+          <w:rStyle w:val="IntenseEmphasis"/>
+          <w:i w:val="0"/>
+          <w:iCs w:val="0"/>
+          <w:color w:val="auto"/>
+        </w:rPr>
+        <w:t xml:space="preserve"> button (located next to the </w:t>
+      </w:r>
+      <w:r>
+        <w:rPr>
+          <w:rStyle w:val="IntenseEmphasis"/>
+          <w:i w:val="0"/>
+          <w:iCs w:val="0"/>
+          <w:color w:val="auto"/>
+        </w:rPr>
+        <w:t>‘S</w:t>
+      </w:r>
+      <w:r>
+        <w:rPr>
+          <w:rStyle w:val="IntenseEmphasis"/>
+          <w:i w:val="0"/>
+          <w:iCs w:val="0"/>
+          <w:color w:val="auto"/>
+        </w:rPr>
+        <w:t>ave</w:t>
+      </w:r>
+      <w:r>
+        <w:rPr>
+          <w:rStyle w:val="IntenseEmphasis"/>
+          <w:i w:val="0"/>
+          <w:iCs w:val="0"/>
+          <w:color w:val="auto"/>
+        </w:rPr>
+        <w:t>’</w:t>
+      </w:r>
+      <w:r>
+        <w:rPr>
+          <w:rStyle w:val="IntenseEmphasis"/>
+          <w:i w:val="0"/>
+          <w:iCs w:val="0"/>
+          <w:color w:val="auto"/>
+        </w:rPr>
+        <w:t xml:space="preserve"> button)</w:t>
+      </w:r>
+      <w:r>
+        <w:rPr>
+          <w:rStyle w:val="IntenseEmphasis"/>
+          <w:i w:val="0"/>
+          <w:iCs w:val="0"/>
+          <w:color w:val="auto"/>
+        </w:rPr>
+        <w:t>.</w:t>
+      </w:r>
+    </w:p>
+    <w:p>
+      <w:pPr>
+        <w:rPr>
+          <w:rStyle w:val="IntenseEmphasis"/>
+          <w:i w:val="0"/>
+          <w:iCs w:val="0"/>
+        </w:rPr>
+      </w:pPr>
+      <w:r>
+        <w:rPr>
+          <w:rStyle w:val="IntenseEmphasis"/>
+          <w:i w:val="0"/>
+          <w:iCs w:val="0"/>
+        </w:rPr>
+        <w:drawing>
+          <wp:inline distT="0" distB="0" distL="0" distR="0" wp14:anchorId="61A91594" wp14:editId="4D2B5EB3">
+            <wp:extent cx="5731510" cy="2516505"/>
+            <wp:effectExtent l="0" t="0" r="2540" b="0"/>
+            <wp:docPr id="517938102" name="Picture 1"/>
+            <wp:cNvGraphicFramePr>
+              <a:graphicFrameLocks xmlns:a="http://schemas.openxmlformats.org/drawingml/2006/main" noChangeAspect="1"/>
+            </wp:cNvGraphicFramePr>
+            <a:graphic xmlns:a="http://schemas.openxmlformats.org/drawingml/2006/main">
+              <a:graphicData uri="http://schemas.openxmlformats.org/drawingml/2006/picture">
+                <pic:pic xmlns:pic="http://schemas.openxmlformats.org/drawingml/2006/picture">
+                  <pic:nvPicPr>
+                    <pic:cNvPr id="517938102" name=""/>
+                    <pic:cNvPicPr/>
+                  </pic:nvPicPr>
+                  <pic:blipFill>
+                    <a:blip r:embed="rId8"/>
+                    <a:stretch>
+                      <a:fillRect/>
+                    </a:stretch>
+                  </pic:blipFill>
+                  <pic:spPr>
+                    <a:xfrm>
+                      <a:off x="0" y="0"/>
+                      <a:ext cx="5731510" cy="2516505"/>
+                    </a:xfrm>
+                    <a:prstGeom prst="rect">
+                      <a:avLst/>
+                    </a:prstGeom>
+                  </pic:spPr>
+                </pic:pic>
+              </a:graphicData>
+            </a:graphic>
+          </wp:inline>
+        </w:drawing>
+      </w:r>
+    </w:p>
+    <w:p>
+      <w:pPr>
+        <w:rPr>
+          <w:rStyle w:val="SubtleEmphasis"/>
+        </w:rPr>
+      </w:pPr>
+      <w:r>
+        <w:rPr>
+          <w:rStyle w:val="SubtleEmphasis"/>
+        </w:rPr>
+        <w:t>Figure 2</w:t>
+      </w:r>
+      <w:r>
+        <w:rPr>
+          <w:rStyle w:val="SubtleEmphasis"/>
+        </w:rPr>
+        <w:t xml:space="preserve"> </w:t>
+      </w:r>
+      <w:r>
+        <w:rPr>
+          <w:rStyle w:val="SubtleEmphasis"/>
+        </w:rPr>
+        <w:t>–</w:t>
+      </w:r>
+      <w:r>
+        <w:rPr>
+          <w:rStyle w:val="SubtleEmphasis"/>
+        </w:rPr>
+        <w:t xml:space="preserve"> </w:t>
+      </w:r>
+      <w:r>
+        <w:rPr>
+          <w:rStyle w:val="SubtleEmphasis"/>
+        </w:rPr>
+        <w:t>Button</w:t>
+      </w:r>
+      <w:r>
+        <w:rPr>
+          <w:rStyle w:val="SubtleEmphasis"/>
+        </w:rPr>
+        <w:t>s</w:t>
+      </w:r>
+      <w:r>
+        <w:rPr>
+          <w:rStyle w:val="SubtleEmphasis"/>
+        </w:rPr>
+        <w:t xml:space="preserve"> showcase</w:t>
+      </w:r>
+    </w:p>
+    <w:p>
+      <w:pPr>
+        <w:rPr>
+          <w:rStyle w:val="SubtleEmphasis"/>
+          <w:i w:val="0"/>
+          <w:iCs w:val="0"/>
+        </w:rPr>
+      </w:pPr>
+      <w:r>
+        <w:rPr>
+          <w:rStyle w:val="SubtleEmphasis"/>
+        </w:rPr>
+        <w:tab/>
+      </w:r>
+      <w:r>
+        <w:rPr>
+          <w:rStyle w:val="SubtleEmphasis"/>
+          <w:i w:val="0"/>
+          <w:iCs w:val="0"/>
+        </w:rPr>
+        <w:t>This</w:t>
+      </w:r>
+      <w:r>
+        <w:rPr>
+          <w:rStyle w:val="SubtleEmphasis"/>
+          <w:i w:val="0"/>
+          <w:iCs w:val="0"/>
+        </w:rPr>
+        <w:t xml:space="preserve"> button calls the ‘addItem’ button </w:t>
+      </w:r>
+      <w:r>
+        <w:rPr>
+          <w:rStyle w:val="SubtleEmphasis"/>
+        </w:rPr>
+        <w:t>(code 4)</w:t>
+      </w:r>
+      <w:r>
+        <w:rPr>
+          <w:rStyle w:val="SubtleEmphasis"/>
+          <w:i w:val="0"/>
+          <w:iCs w:val="0"/>
+        </w:rPr>
+        <w:t xml:space="preserve"> </w:t>
+      </w:r>
+      <w:r>
+        <w:rPr>
+          <w:rStyle w:val="SubtleEmphasis"/>
+          <w:i w:val="0"/>
+          <w:iCs w:val="0"/>
+        </w:rPr>
+        <w:t xml:space="preserve"> to </w:t>
+      </w:r>
+      <w:r>
+        <w:rPr>
+          <w:rStyle w:val="SubtleEmphasis"/>
+          <w:i w:val="0"/>
+          <w:iCs w:val="0"/>
+        </w:rPr>
+        <w:t>display a fully empty question set. This provides extra</w:t>
+      </w:r>
+      <w:r>
+        <w:rPr>
+          <w:rStyle w:val="SubtleEmphasis"/>
+          <w:i w:val="0"/>
+          <w:iCs w:val="0"/>
+        </w:rPr>
+        <w:t xml:space="preserve"> functionality </w:t>
+      </w:r>
+      <w:r>
+        <w:rPr>
+          <w:rStyle w:val="SubtleEmphasis"/>
+          <w:i w:val="0"/>
+          <w:iCs w:val="0"/>
+        </w:rPr>
+        <w:t>that</w:t>
+      </w:r>
+      <w:r>
+        <w:rPr>
+          <w:rStyle w:val="SubtleEmphasis"/>
+          <w:i w:val="0"/>
+          <w:iCs w:val="0"/>
+        </w:rPr>
+        <w:t xml:space="preserve"> </w:t>
+      </w:r>
+      <w:r>
+        <w:rPr>
+          <w:rStyle w:val="SubtleEmphasis"/>
+          <w:i w:val="0"/>
+          <w:iCs w:val="0"/>
+        </w:rPr>
+        <w:t>prove</w:t>
+      </w:r>
+      <w:r>
+        <w:rPr>
+          <w:rStyle w:val="SubtleEmphasis"/>
+          <w:i w:val="0"/>
+          <w:iCs w:val="0"/>
+        </w:rPr>
+        <w:t>s</w:t>
+      </w:r>
+      <w:r>
+        <w:rPr>
+          <w:rStyle w:val="SubtleEmphasis"/>
+          <w:i w:val="0"/>
+          <w:iCs w:val="0"/>
+        </w:rPr>
+        <w:t xml:space="preserve"> usef</w:t>
+      </w:r>
+      <w:r>
+        <w:rPr>
+          <w:rStyle w:val="SubtleEmphasis"/>
+          <w:i w:val="0"/>
+          <w:iCs w:val="0"/>
+        </w:rPr>
+        <w:t>ul for a range of situations –</w:t>
+      </w:r>
+      <w:r>
+        <w:rPr>
+          <w:rStyle w:val="SubtleEmphasis"/>
+          <w:i w:val="0"/>
+          <w:iCs w:val="0"/>
+        </w:rPr>
+        <w:t xml:space="preserve"> </w:t>
+      </w:r>
+      <w:r>
+        <w:rPr>
+          <w:rStyle w:val="SubtleEmphasis"/>
+          <w:i w:val="0"/>
+          <w:iCs w:val="0"/>
+        </w:rPr>
+        <w:t>for</w:t>
+      </w:r>
+      <w:r>
+        <w:rPr>
+          <w:rStyle w:val="SubtleEmphasis"/>
+          <w:i w:val="0"/>
+          <w:iCs w:val="0"/>
+        </w:rPr>
+        <w:t xml:space="preserve"> example,</w:t>
+      </w:r>
+      <w:r>
+        <w:rPr>
+          <w:rStyle w:val="SubtleEmphasis"/>
+          <w:i w:val="0"/>
+          <w:iCs w:val="0"/>
+        </w:rPr>
+        <w:t xml:space="preserve"> topics that AI might not be </w:t>
+      </w:r>
+      <w:r>
+        <w:rPr>
+          <w:rStyle w:val="SubtleEmphasis"/>
+          <w:i w:val="0"/>
+          <w:iCs w:val="0"/>
+        </w:rPr>
+        <w:t>familiar with.</w:t>
+      </w:r>
+      <w:r>
+        <w:rPr>
+          <w:rStyle w:val="SubtleEmphasis"/>
+          <w:i w:val="0"/>
+          <w:iCs w:val="0"/>
+        </w:rPr>
+        <w:t xml:space="preserve"> In these </w:t>
+      </w:r>
+      <w:r>
+        <w:rPr>
+          <w:rStyle w:val="SubtleEmphasis"/>
+          <w:i w:val="0"/>
+          <w:iCs w:val="0"/>
+        </w:rPr>
+        <w:t xml:space="preserve">cases, the educator may find it best suited to </w:t>
+      </w:r>
+      <w:r>
+        <w:rPr>
+          <w:rStyle w:val="SubtleEmphasis"/>
+          <w:i w:val="0"/>
+          <w:iCs w:val="0"/>
+        </w:rPr>
+        <w:t>create a set of empty question</w:t>
+      </w:r>
+      <w:r>
+        <w:rPr>
+          <w:rStyle w:val="SubtleEmphasis"/>
+          <w:i w:val="0"/>
+          <w:iCs w:val="0"/>
+        </w:rPr>
+        <w:t xml:space="preserve"> boxes</w:t>
+      </w:r>
+      <w:r>
+        <w:rPr>
+          <w:rStyle w:val="SubtleEmphasis"/>
+          <w:i w:val="0"/>
+          <w:iCs w:val="0"/>
+        </w:rPr>
+        <w:t xml:space="preserve"> </w:t>
+      </w:r>
+      <w:r>
+        <w:rPr>
+          <w:rStyle w:val="SubtleEmphasis"/>
+          <w:i w:val="0"/>
+          <w:iCs w:val="0"/>
+        </w:rPr>
+        <w:t>and fill in the data manually to create a tailored question set.</w:t>
+      </w:r>
+    </w:p>
     <w:p>
       <w:pPr>
         <w:pStyle w:val="Heading1"/>
@@ -3635,11 +6000,9 @@
           <w:numId w:val="5"/>
         </w:numPr>
       </w:pPr>
-      <w:proofErr w:type="spellStart"/>
       <w:r>
         <w:t>Questionaires</w:t>
       </w:r>
-      <w:proofErr w:type="spellEnd"/>
     </w:p>
     <w:p>
       <w:pPr>
@@ -3649,13 +6012,9 @@
           <w:numId w:val="5"/>
         </w:numPr>
       </w:pPr>
-      <w:proofErr w:type="spellStart"/>
-      <w:r>
-        <w:t>Doccumentation</w:t>
-      </w:r>
-      <w:proofErr w:type="spellEnd"/>
-      <w:r>
-        <w:t xml:space="preserve"> on unit test</w:t>
+      <w:r>
+        <w:lastRenderedPageBreak/>
+        <w:t>Doccumentation on unit test</w:t>
       </w:r>
     </w:p>
     <w:p>
@@ -5134,7 +7493,7 @@
   <w:style w:type="paragraph" w:default="1" w:styleId="Normal">
     <w:name w:val="Normal"/>
     <w:qFormat/>
-    <w:rsid w:val="006C2CC3"/>
+    <w:rsid w:val="000F2753"/>
   </w:style>
   <w:style w:type="paragraph" w:styleId="Heading1">
     <w:name w:val="heading 1"/>

--- a/Final Submission/COMP2003-Final Report.docx
+++ b/Final Submission/COMP2003-Final Report.docx
@@ -63,7 +63,7 @@
           <w:r>
             <w:fldChar w:fldCharType="separate"/>
           </w:r>
-          <w:hyperlink w:anchor="_Toc227768078" w:history="1">
+          <w:hyperlink w:anchor="_Toc227958814" w:history="1">
             <w:r>
               <w:rPr>
                 <w:rStyle w:val="Hyperlink"/>
@@ -90,7 +90,7 @@
                 <w:noProof/>
                 <w:webHidden/>
               </w:rPr>
-              <w:instrText xml:space="preserve"> PAGEREF _Toc227768078 \h </w:instrText>
+              <w:instrText xml:space="preserve"> PAGEREF _Toc227958814 \h </w:instrText>
             </w:r>
             <w:r>
               <w:rPr>
@@ -133,7 +133,7 @@
               <w:lang w:eastAsia="en-GB"/>
             </w:rPr>
           </w:pPr>
-          <w:hyperlink w:anchor="_Toc227768079" w:history="1">
+          <w:hyperlink w:anchor="_Toc227958815" w:history="1">
             <w:r>
               <w:rPr>
                 <w:rStyle w:val="Hyperlink"/>
@@ -160,7 +160,7 @@
                 <w:noProof/>
                 <w:webHidden/>
               </w:rPr>
-              <w:instrText xml:space="preserve"> PAGEREF _Toc227768079 \h </w:instrText>
+              <w:instrText xml:space="preserve"> PAGEREF _Toc227958815 \h </w:instrText>
             </w:r>
             <w:r>
               <w:rPr>
@@ -203,7 +203,7 @@
               <w:lang w:eastAsia="en-GB"/>
             </w:rPr>
           </w:pPr>
-          <w:hyperlink w:anchor="_Toc227768080" w:history="1">
+          <w:hyperlink w:anchor="_Toc227958816" w:history="1">
             <w:r>
               <w:rPr>
                 <w:rStyle w:val="Hyperlink"/>
@@ -230,7 +230,7 @@
                 <w:noProof/>
                 <w:webHidden/>
               </w:rPr>
-              <w:instrText xml:space="preserve"> PAGEREF _Toc227768080 \h </w:instrText>
+              <w:instrText xml:space="preserve"> PAGEREF _Toc227958816 \h </w:instrText>
             </w:r>
             <w:r>
               <w:rPr>
@@ -273,7 +273,7 @@
               <w:lang w:eastAsia="en-GB"/>
             </w:rPr>
           </w:pPr>
-          <w:hyperlink w:anchor="_Toc227768081" w:history="1">
+          <w:hyperlink w:anchor="_Toc227958817" w:history="1">
             <w:r>
               <w:rPr>
                 <w:rStyle w:val="Hyperlink"/>
@@ -300,7 +300,7 @@
                 <w:noProof/>
                 <w:webHidden/>
               </w:rPr>
-              <w:instrText xml:space="preserve"> PAGEREF _Toc227768081 \h </w:instrText>
+              <w:instrText xml:space="preserve"> PAGEREF _Toc227958817 \h </w:instrText>
             </w:r>
             <w:r>
               <w:rPr>
@@ -343,7 +343,7 @@
               <w:lang w:eastAsia="en-GB"/>
             </w:rPr>
           </w:pPr>
-          <w:hyperlink w:anchor="_Toc227768082" w:history="1">
+          <w:hyperlink w:anchor="_Toc227958818" w:history="1">
             <w:r>
               <w:rPr>
                 <w:rStyle w:val="Hyperlink"/>
@@ -370,7 +370,77 @@
                 <w:noProof/>
                 <w:webHidden/>
               </w:rPr>
-              <w:instrText xml:space="preserve"> PAGEREF _Toc227768082 \h </w:instrText>
+              <w:instrText xml:space="preserve"> PAGEREF _Toc227958818 \h </w:instrText>
+            </w:r>
+            <w:r>
+              <w:rPr>
+                <w:noProof/>
+                <w:webHidden/>
+              </w:rPr>
+            </w:r>
+            <w:r>
+              <w:rPr>
+                <w:noProof/>
+                <w:webHidden/>
+              </w:rPr>
+              <w:fldChar w:fldCharType="separate"/>
+            </w:r>
+            <w:r>
+              <w:rPr>
+                <w:noProof/>
+                <w:webHidden/>
+              </w:rPr>
+              <w:t>2</w:t>
+            </w:r>
+            <w:r>
+              <w:rPr>
+                <w:noProof/>
+                <w:webHidden/>
+              </w:rPr>
+              <w:fldChar w:fldCharType="end"/>
+            </w:r>
+          </w:hyperlink>
+        </w:p>
+        <w:p>
+          <w:pPr>
+            <w:pStyle w:val="TOC3"/>
+            <w:tabs>
+              <w:tab w:val="right" w:leader="dot" w:pos="9016"/>
+            </w:tabs>
+            <w:rPr>
+              <w:rFonts w:eastAsiaTheme="minorEastAsia"/>
+              <w:noProof/>
+              <w:lang w:eastAsia="en-GB"/>
+            </w:rPr>
+          </w:pPr>
+          <w:hyperlink w:anchor="_Toc227958819" w:history="1">
+            <w:r>
+              <w:rPr>
+                <w:rStyle w:val="Hyperlink"/>
+                <w:noProof/>
+              </w:rPr>
+              <w:t>User Stories</w:t>
+            </w:r>
+            <w:r>
+              <w:rPr>
+                <w:noProof/>
+                <w:webHidden/>
+              </w:rPr>
+              <w:tab/>
+            </w:r>
+            <w:r>
+              <w:rPr>
+                <w:noProof/>
+                <w:webHidden/>
+              </w:rPr>
+              <w:fldChar w:fldCharType="begin"/>
+            </w:r>
+            <w:r>
+              <w:rPr>
+                <w:noProof/>
+                <w:webHidden/>
+              </w:rPr>
+              <w:instrText xml:space="preserve"> PAGEREF _Toc227958819 \h </w:instrText>
             </w:r>
             <w:r>
               <w:rPr>
@@ -413,7 +483,7 @@
               <w:lang w:eastAsia="en-GB"/>
             </w:rPr>
           </w:pPr>
-          <w:hyperlink w:anchor="_Toc227768083" w:history="1">
+          <w:hyperlink w:anchor="_Toc227958820" w:history="1">
             <w:r>
               <w:rPr>
                 <w:rStyle w:val="Hyperlink"/>
@@ -440,7 +510,7 @@
                 <w:noProof/>
                 <w:webHidden/>
               </w:rPr>
-              <w:instrText xml:space="preserve"> PAGEREF _Toc227768083 \h </w:instrText>
+              <w:instrText xml:space="preserve"> PAGEREF _Toc227958820 \h </w:instrText>
             </w:r>
             <w:r>
               <w:rPr>
@@ -460,7 +530,7 @@
                 <w:noProof/>
                 <w:webHidden/>
               </w:rPr>
-              <w:t>2</w:t>
+              <w:t>3</w:t>
             </w:r>
             <w:r>
               <w:rPr>
@@ -483,13 +553,22 @@
               <w:lang w:eastAsia="en-GB"/>
             </w:rPr>
           </w:pPr>
-          <w:hyperlink w:anchor="_Toc227768084" w:history="1">
+          <w:hyperlink w:anchor="_Toc227958821" w:history="1">
             <w:r>
               <w:rPr>
                 <w:rStyle w:val="Hyperlink"/>
                 <w:noProof/>
               </w:rPr>
               <w:t>AI integration</w:t>
+            </w:r>
+            <w:r>
+              <w:rPr>
+                <w:rStyle w:val="Hyperlink"/>
+                <w:i/>
+                <w:iCs/>
+                <w:noProof/>
+              </w:rPr>
+              <w:t>: (Marc Jones)</w:t>
             </w:r>
             <w:r>
               <w:rPr>
@@ -510,7 +589,7 @@
                 <w:noProof/>
                 <w:webHidden/>
               </w:rPr>
-              <w:instrText xml:space="preserve"> PAGEREF _Toc227768084 \h </w:instrText>
+              <w:instrText xml:space="preserve"> PAGEREF _Toc227958821 \h </w:instrText>
             </w:r>
             <w:r>
               <w:rPr>
@@ -530,7 +609,86 @@
                 <w:noProof/>
                 <w:webHidden/>
               </w:rPr>
-              <w:t>2</w:t>
+              <w:t>3</w:t>
+            </w:r>
+            <w:r>
+              <w:rPr>
+                <w:noProof/>
+                <w:webHidden/>
+              </w:rPr>
+              <w:fldChar w:fldCharType="end"/>
+            </w:r>
+          </w:hyperlink>
+        </w:p>
+        <w:p>
+          <w:pPr>
+            <w:pStyle w:val="TOC3"/>
+            <w:tabs>
+              <w:tab w:val="right" w:leader="dot" w:pos="9016"/>
+            </w:tabs>
+            <w:rPr>
+              <w:rFonts w:eastAsiaTheme="minorEastAsia"/>
+              <w:noProof/>
+              <w:lang w:eastAsia="en-GB"/>
+            </w:rPr>
+          </w:pPr>
+          <w:hyperlink w:anchor="_Toc227958822" w:history="1">
+            <w:r>
+              <w:rPr>
+                <w:rStyle w:val="Hyperlink"/>
+                <w:noProof/>
+              </w:rPr>
+              <w:t xml:space="preserve">Game Development: </w:t>
+            </w:r>
+            <w:r>
+              <w:rPr>
+                <w:rStyle w:val="Hyperlink"/>
+                <w:i/>
+                <w:iCs/>
+                <w:noProof/>
+              </w:rPr>
+              <w:t>(Marc Jones)</w:t>
+            </w:r>
+            <w:r>
+              <w:rPr>
+                <w:noProof/>
+                <w:webHidden/>
+              </w:rPr>
+              <w:tab/>
+            </w:r>
+            <w:r>
+              <w:rPr>
+                <w:noProof/>
+                <w:webHidden/>
+              </w:rPr>
+              <w:fldChar w:fldCharType="begin"/>
+            </w:r>
+            <w:r>
+              <w:rPr>
+                <w:noProof/>
+                <w:webHidden/>
+              </w:rPr>
+              <w:instrText xml:space="preserve"> PAGEREF _Toc227958822 \h </w:instrText>
+            </w:r>
+            <w:r>
+              <w:rPr>
+                <w:noProof/>
+                <w:webHidden/>
+              </w:rPr>
+            </w:r>
+            <w:r>
+              <w:rPr>
+                <w:noProof/>
+                <w:webHidden/>
+              </w:rPr>
+              <w:fldChar w:fldCharType="separate"/>
+            </w:r>
+            <w:r>
+              <w:rPr>
+                <w:noProof/>
+                <w:webHidden/>
+              </w:rPr>
+              <w:t>9</w:t>
             </w:r>
             <w:r>
               <w:rPr>
@@ -553,7 +711,7 @@
               <w:lang w:eastAsia="en-GB"/>
             </w:rPr>
           </w:pPr>
-          <w:hyperlink w:anchor="_Toc227768085" w:history="1">
+          <w:hyperlink w:anchor="_Toc227958823" w:history="1">
             <w:r>
               <w:rPr>
                 <w:rStyle w:val="Hyperlink"/>
@@ -580,7 +738,7 @@
                 <w:noProof/>
                 <w:webHidden/>
               </w:rPr>
-              <w:instrText xml:space="preserve"> PAGEREF _Toc227768085 \h </w:instrText>
+              <w:instrText xml:space="preserve"> PAGEREF _Toc227958823 \h </w:instrText>
             </w:r>
             <w:r>
               <w:rPr>
@@ -600,7 +758,7 @@
                 <w:noProof/>
                 <w:webHidden/>
               </w:rPr>
-              <w:t>5</w:t>
+              <w:t>14</w:t>
             </w:r>
             <w:r>
               <w:rPr>
@@ -623,7 +781,7 @@
               <w:lang w:eastAsia="en-GB"/>
             </w:rPr>
           </w:pPr>
-          <w:hyperlink w:anchor="_Toc227768086" w:history="1">
+          <w:hyperlink w:anchor="_Toc227958824" w:history="1">
             <w:r>
               <w:rPr>
                 <w:rStyle w:val="Hyperlink"/>
@@ -650,7 +808,7 @@
                 <w:noProof/>
                 <w:webHidden/>
               </w:rPr>
-              <w:instrText xml:space="preserve"> PAGEREF _Toc227768086 \h </w:instrText>
+              <w:instrText xml:space="preserve"> PAGEREF _Toc227958824 \h </w:instrText>
             </w:r>
             <w:r>
               <w:rPr>
@@ -670,7 +828,7 @@
                 <w:noProof/>
                 <w:webHidden/>
               </w:rPr>
-              <w:t>5</w:t>
+              <w:t>15</w:t>
             </w:r>
             <w:r>
               <w:rPr>
@@ -693,7 +851,7 @@
               <w:lang w:eastAsia="en-GB"/>
             </w:rPr>
           </w:pPr>
-          <w:hyperlink w:anchor="_Toc227768087" w:history="1">
+          <w:hyperlink w:anchor="_Toc227958825" w:history="1">
             <w:r>
               <w:rPr>
                 <w:rStyle w:val="Hyperlink"/>
@@ -720,7 +878,7 @@
                 <w:noProof/>
                 <w:webHidden/>
               </w:rPr>
-              <w:instrText xml:space="preserve"> PAGEREF _Toc227768087 \h </w:instrText>
+              <w:instrText xml:space="preserve"> PAGEREF _Toc227958825 \h </w:instrText>
             </w:r>
             <w:r>
               <w:rPr>
@@ -740,7 +898,7 @@
                 <w:noProof/>
                 <w:webHidden/>
               </w:rPr>
-              <w:t>5</w:t>
+              <w:t>15</w:t>
             </w:r>
             <w:r>
               <w:rPr>
@@ -763,7 +921,7 @@
               <w:lang w:eastAsia="en-GB"/>
             </w:rPr>
           </w:pPr>
-          <w:hyperlink w:anchor="_Toc227768088" w:history="1">
+          <w:hyperlink w:anchor="_Toc227958826" w:history="1">
             <w:r>
               <w:rPr>
                 <w:rStyle w:val="Hyperlink"/>
@@ -790,7 +948,7 @@
                 <w:noProof/>
                 <w:webHidden/>
               </w:rPr>
-              <w:instrText xml:space="preserve"> PAGEREF _Toc227768088 \h </w:instrText>
+              <w:instrText xml:space="preserve"> PAGEREF _Toc227958826 \h </w:instrText>
             </w:r>
             <w:r>
               <w:rPr>
@@ -810,7 +968,7 @@
                 <w:noProof/>
                 <w:webHidden/>
               </w:rPr>
-              <w:t>5</w:t>
+              <w:t>15</w:t>
             </w:r>
             <w:r>
               <w:rPr>
@@ -841,7 +999,7 @@
       <w:pPr>
         <w:pStyle w:val="Heading1"/>
       </w:pPr>
-      <w:bookmarkStart w:id="0" w:name="_Toc227768078"/>
+      <w:bookmarkStart w:id="0" w:name="_Toc227958814"/>
       <w:r>
         <w:t>Main page</w:t>
       </w:r>
@@ -889,7 +1047,7 @@
       <w:pPr>
         <w:pStyle w:val="Heading1"/>
       </w:pPr>
-      <w:bookmarkStart w:id="1" w:name="_Toc227768079"/>
+      <w:bookmarkStart w:id="1" w:name="_Toc227958815"/>
       <w:r>
         <w:t>Introduction</w:t>
       </w:r>
@@ -966,7 +1124,7 @@
       <w:pPr>
         <w:pStyle w:val="Heading1"/>
       </w:pPr>
-      <w:bookmarkStart w:id="2" w:name="_Toc227768080"/>
+      <w:bookmarkStart w:id="2" w:name="_Toc227958816"/>
       <w:r>
         <w:t>Project Management</w:t>
       </w:r>
@@ -1062,7 +1220,7 @@
       <w:pPr>
         <w:pStyle w:val="Heading1"/>
       </w:pPr>
-      <w:bookmarkStart w:id="3" w:name="_Toc227768081"/>
+      <w:bookmarkStart w:id="3" w:name="_Toc227958817"/>
       <w:r>
         <w:t>Detailed System Design</w:t>
       </w:r>
@@ -1072,7 +1230,7 @@
       <w:pPr>
         <w:pStyle w:val="Heading2"/>
       </w:pPr>
-      <w:bookmarkStart w:id="4" w:name="_Toc227768082"/>
+      <w:bookmarkStart w:id="4" w:name="_Toc227958818"/>
       <w:r>
         <w:t>Diagrams</w:t>
       </w:r>
@@ -1174,16 +1332,136 @@
         <w:t>UML diagrams</w:t>
       </w:r>
     </w:p>
+    <w:p>
+      <w:pPr>
+        <w:pStyle w:val="Heading3"/>
+      </w:pPr>
+      <w:bookmarkStart w:id="5" w:name="_Toc227958819"/>
+      <w:r>
+        <w:t>User Stories</w:t>
+      </w:r>
+      <w:bookmarkEnd w:id="5"/>
+      <w:r>
+        <w:rPr>
+          <w:rStyle w:val="SubtleEmphasis"/>
+        </w:rPr>
+        <w:t>: (Marc Jones)</w:t>
+      </w:r>
+    </w:p>
+    <w:p>
+      <w:r>
+        <w:tab/>
+      </w:r>
+      <w:r>
+        <w:t xml:space="preserve">Here </w:t>
+      </w:r>
+      <w:r>
+        <w:t xml:space="preserve">is a brief outline of how users can </w:t>
+      </w:r>
+      <w:r>
+        <w:t xml:space="preserve">interact with the website and how their needs </w:t>
+      </w:r>
+      <w:r>
+        <w:t xml:space="preserve">are met. There are two user types present. One acting as the student and the other teacher. </w:t>
+      </w:r>
+    </w:p>
+    <w:p>
+      <w:r>
+        <w:lastRenderedPageBreak/>
+        <w:drawing>
+          <wp:inline distT="0" distB="0" distL="0" distR="0" wp14:anchorId="3EEA261A" wp14:editId="6511AC11">
+            <wp:extent cx="5731510" cy="3197860"/>
+            <wp:effectExtent l="0" t="0" r="2540" b="2540"/>
+            <wp:docPr id="621549490" name="Picture 1"/>
+            <wp:cNvGraphicFramePr>
+              <a:graphicFrameLocks xmlns:a="http://schemas.openxmlformats.org/drawingml/2006/main" noChangeAspect="1"/>
+            </wp:cNvGraphicFramePr>
+            <a:graphic xmlns:a="http://schemas.openxmlformats.org/drawingml/2006/main">
+              <a:graphicData uri="http://schemas.openxmlformats.org/drawingml/2006/picture">
+                <pic:pic xmlns:pic="http://schemas.openxmlformats.org/drawingml/2006/picture">
+                  <pic:nvPicPr>
+                    <pic:cNvPr id="621549490" name=""/>
+                    <pic:cNvPicPr/>
+                  </pic:nvPicPr>
+                  <pic:blipFill>
+                    <a:blip r:embed="rId6"/>
+                    <a:stretch>
+                      <a:fillRect/>
+                    </a:stretch>
+                  </pic:blipFill>
+                  <pic:spPr>
+                    <a:xfrm>
+                      <a:off x="0" y="0"/>
+                      <a:ext cx="5731510" cy="3197860"/>
+                    </a:xfrm>
+                    <a:prstGeom prst="rect">
+                      <a:avLst/>
+                    </a:prstGeom>
+                  </pic:spPr>
+                </pic:pic>
+              </a:graphicData>
+            </a:graphic>
+          </wp:inline>
+        </w:drawing>
+      </w:r>
+    </w:p>
+    <w:p>
+      <w:pPr>
+        <w:rPr>
+          <w:rStyle w:val="SubtleEmphasis"/>
+        </w:rPr>
+      </w:pPr>
+      <w:r>
+        <w:rPr>
+          <w:rStyle w:val="SubtleEmphasis"/>
+        </w:rPr>
+        <w:t>Figure 1 – User stories</w:t>
+      </w:r>
+    </w:p>
+    <w:p>
+      <w:r>
+        <w:tab/>
+        <w:t xml:space="preserve">It is worth noting that both users cannot </w:t>
+      </w:r>
+      <w:r>
+        <w:t xml:space="preserve">access any of their other </w:t>
+      </w:r>
+      <w:r>
+        <w:t xml:space="preserve">stories until they have signed in. </w:t>
+      </w:r>
+      <w:r>
+        <w:t xml:space="preserve">After this has been completed, they are able to complete their unique </w:t>
+      </w:r>
+      <w:r>
+        <w:t xml:space="preserve">tasks. Whilst it may appear that the students only have one option, this </w:t>
+      </w:r>
+      <w:r>
+        <w:t xml:space="preserve">is varied through the </w:t>
+      </w:r>
+      <w:proofErr w:type="gramStart"/>
+      <w:r>
+        <w:t>teachers</w:t>
+      </w:r>
+      <w:proofErr w:type="gramEnd"/>
+      <w:r>
+        <w:t xml:space="preserve"> ability to upload questions for them</w:t>
+      </w:r>
+      <w:r>
+        <w:t>.</w:t>
+      </w:r>
+    </w:p>
     <w:p/>
+    <w:p/>
+    <w:p/>
     <w:p>
       <w:pPr>
         <w:pStyle w:val="Heading2"/>
       </w:pPr>
-      <w:bookmarkStart w:id="5" w:name="_Toc227768083"/>
+      <w:bookmarkStart w:id="6" w:name="_Toc227958820"/>
       <w:r>
         <w:t>Integration methods</w:t>
       </w:r>
-      <w:bookmarkEnd w:id="5"/>
+      <w:bookmarkEnd w:id="6"/>
     </w:p>
     <w:p>
       <w:pPr>
@@ -1194,7 +1472,7 @@
         </w:numPr>
       </w:pPr>
       <w:r>
-        <w:t>AI integration method</w:t>
+        <w:t>Firebase</w:t>
       </w:r>
     </w:p>
     <w:p>
@@ -1206,48 +1484,11 @@
         </w:numPr>
       </w:pPr>
       <w:r>
-        <w:t>Game dev systems</w:t>
-      </w:r>
-    </w:p>
-    <w:p>
-      <w:pPr>
-        <w:pStyle w:val="ListParagraph"/>
-        <w:numPr>
-          <w:ilvl w:val="0"/>
-          <w:numId w:val="10"/>
-        </w:numPr>
-      </w:pPr>
-      <w:r>
-        <w:t>Firebase</w:t>
-      </w:r>
-    </w:p>
-    <w:p>
-      <w:pPr>
-        <w:pStyle w:val="ListParagraph"/>
-        <w:numPr>
-          <w:ilvl w:val="0"/>
-          <w:numId w:val="10"/>
-        </w:numPr>
-      </w:pPr>
-      <w:r>
         <w:t>Multiplayer</w:t>
       </w:r>
     </w:p>
     <w:p>
       <w:pPr>
-        <w:pStyle w:val="ListParagraph"/>
-        <w:numPr>
-          <w:ilvl w:val="0"/>
-          <w:numId w:val="10"/>
-        </w:numPr>
-      </w:pPr>
-      <w:r>
-        <w:t>Any code snippets that are important</w:t>
-      </w:r>
-    </w:p>
-    <w:p/>
-    <w:p>
-      <w:pPr>
         <w:pStyle w:val="Heading3"/>
         <w:rPr>
           <w:rStyle w:val="SubtleEmphasis"/>
@@ -1256,12 +1497,10 @@
           <w:color w:val="0F4761" w:themeColor="accent1" w:themeShade="BF"/>
         </w:rPr>
       </w:pPr>
-      <w:bookmarkStart w:id="6" w:name="_Toc227768084"/>
-      <w:r>
-        <w:lastRenderedPageBreak/>
+      <w:bookmarkStart w:id="7" w:name="_Toc227958821"/>
+      <w:r>
         <w:t>AI integration</w:t>
       </w:r>
-      <w:bookmarkEnd w:id="6"/>
       <w:r>
         <w:rPr>
           <w:rStyle w:val="SubtleEmphasis"/>
@@ -1274,6 +1513,7 @@
         </w:rPr>
         <w:t>(Marc Jones)</w:t>
       </w:r>
+      <w:bookmarkEnd w:id="7"/>
     </w:p>
     <w:p>
       <w:pPr>
@@ -1361,19 +1601,47 @@
     <w:p>
       <w:r>
         <w:tab/>
-        <w:t>This section of our solution will be completed using  ‘Ollama’. This program allows you to run and interact with larger AI models locally. This allows you to either use these models inside the application itself or interact with it via an API. Due to the models being run locally, this means data is kept private</w:t>
+        <w:t>This section of our solution will be completed using  ‘</w:t>
+      </w:r>
+      <w:proofErr w:type="spellStart"/>
+      <w:r>
+        <w:t>Ollama</w:t>
+      </w:r>
+      <w:proofErr w:type="spellEnd"/>
+      <w:r>
+        <w:t xml:space="preserve">’. This program allows you to run and interact with larger AI models locally. This allows you to either use </w:t>
+      </w:r>
+      <w:r>
+        <w:lastRenderedPageBreak/>
+        <w:t>these models inside the application itself or interact with it via an API. Due to the models being run locally, this means data is kept private</w:t>
       </w:r>
     </w:p>
     <w:p>
       <w:r>
         <w:tab/>
-        <w:t>In this case, we are using Ollama to run the model that connects to the backend of our website via its API using Node. The frontend of our website then communicates to this backend to allow for the user input a prompt and have the AI’s response sent back and displayed.</w:t>
+        <w:t xml:space="preserve">In this case, we are using </w:t>
+      </w:r>
+      <w:proofErr w:type="spellStart"/>
+      <w:r>
+        <w:t>Ollama</w:t>
+      </w:r>
+      <w:proofErr w:type="spellEnd"/>
+      <w:r>
+        <w:t xml:space="preserve"> to run the model that connects to the backend of our website via its API using Node. The frontend of our website then communicates to this backend to allow for the user input a prompt and have the AI’s response sent back and displayed.</w:t>
       </w:r>
     </w:p>
     <w:p>
       <w:r>
         <w:tab/>
-        <w:t>Currently, Ollama is hosted on the HTTP API 127.0.0.1:11434. This should be kept in consideration when connecting to the backend.</w:t>
+        <w:t xml:space="preserve">Currently, </w:t>
+      </w:r>
+      <w:proofErr w:type="spellStart"/>
+      <w:r>
+        <w:t>Ollama</w:t>
+      </w:r>
+      <w:proofErr w:type="spellEnd"/>
+      <w:r>
+        <w:t xml:space="preserve"> is hosted on the HTTP API 127.0.0.1:11434. This should be kept in consideration when connecting to the backend.</w:t>
       </w:r>
     </w:p>
     <w:p>
@@ -1397,7 +1665,7 @@
                     <pic:cNvPicPr/>
                   </pic:nvPicPr>
                   <pic:blipFill>
-                    <a:blip r:embed="rId6"/>
+                    <a:blip r:embed="rId7"/>
                     <a:stretch>
                       <a:fillRect/>
                     </a:stretch>
@@ -1502,32 +1770,32 @@
         <w:t>, should it need to</w:t>
       </w:r>
       <w:r>
-        <w:t xml:space="preserve">. I have </w:t>
+        <w:t xml:space="preserve">. I have found Gemma3-4b to be the best of the options – giving </w:t>
+      </w:r>
+      <w:r>
+        <w:t>acceptable</w:t>
+      </w:r>
+      <w:r>
+        <w:t>, consistent responses whilst remaining on a small scale and providing very quick responses. Anything bigger than 4b would be insignificant due to the nature of the prompts it is needed for.</w:t>
+      </w:r>
+    </w:p>
+    <w:p/>
+    <w:p>
+      <w:pPr>
+        <w:pStyle w:val="Heading4"/>
+      </w:pPr>
+      <w:r>
+        <w:t>Prompts</w:t>
+      </w:r>
+    </w:p>
+    <w:p>
+      <w:r>
+        <w:tab/>
+        <w:t xml:space="preserve">This model is going to serve one very specific purpose. Generating questions and answers. To make results consistent and user friendly, a generic prompt ‘template’ will </w:t>
       </w:r>
       <w:r>
         <w:lastRenderedPageBreak/>
-        <w:t xml:space="preserve">found Gemma3-4b to be the best of the options – giving </w:t>
-      </w:r>
-      <w:r>
-        <w:t>acceptable</w:t>
-      </w:r>
-      <w:r>
-        <w:t>, consistent responses whilst remaining on a small scale and providing very quick responses. Anything bigger than 4b would be insignificant due to the nature of the prompts it is needed for.</w:t>
-      </w:r>
-    </w:p>
-    <w:p/>
-    <w:p>
-      <w:pPr>
-        <w:pStyle w:val="Heading4"/>
-      </w:pPr>
-      <w:r>
-        <w:t>Prompts</w:t>
-      </w:r>
-    </w:p>
-    <w:p>
-      <w:r>
-        <w:tab/>
-        <w:t xml:space="preserve">This model is going to serve one very specific purpose. Generating questions and answers. To make results consistent and user friendly, a generic prompt ‘template’ will be used (within the backend of the website structure). Here, a user (in this case, a teacher) will simply input a topic that they would like to answer questions about and press generate. This will then produce a given number of </w:t>
+        <w:t xml:space="preserve">be used (within the backend of the website structure). Here, a user (in this case, a teacher) will simply input a topic that they would like to answer questions about and press generate. This will then produce a given number of </w:t>
       </w:r>
       <w:r>
         <w:t>multiple-choice</w:t>
@@ -1576,6 +1844,7 @@
         </w:rPr>
         <w:t xml:space="preserve">const </w:t>
       </w:r>
+      <w:proofErr w:type="spellStart"/>
       <w:r>
         <w:rPr>
           <w:rFonts w:ascii="Consolas" w:hAnsi="Consolas"/>
@@ -1583,7 +1852,17 @@
           <w:sz w:val="20"/>
           <w:szCs w:val="20"/>
         </w:rPr>
-        <w:t xml:space="preserve">basePrompt </w:t>
+        <w:t>basePrompt</w:t>
+      </w:r>
+      <w:proofErr w:type="spellEnd"/>
+      <w:r>
+        <w:rPr>
+          <w:rFonts w:ascii="Consolas" w:hAnsi="Consolas"/>
+          <w:color w:val="A5C9EB" w:themeColor="text2" w:themeTint="40"/>
+          <w:sz w:val="20"/>
+          <w:szCs w:val="20"/>
+        </w:rPr>
+        <w:t xml:space="preserve"> </w:t>
       </w:r>
       <w:r>
         <w:rPr>
@@ -1852,7 +2131,27 @@
           <w:sz w:val="20"/>
           <w:szCs w:val="20"/>
         </w:rPr>
-        <w:t>        "correctAns": "The correct answer text here"</w:t>
+        <w:t>        "</w:t>
+      </w:r>
+      <w:proofErr w:type="spellStart"/>
+      <w:r>
+        <w:rPr>
+          <w:rFonts w:ascii="Consolas" w:hAnsi="Consolas"/>
+          <w:color w:val="EB7A41"/>
+          <w:sz w:val="20"/>
+          <w:szCs w:val="20"/>
+        </w:rPr>
+        <w:t>correctAns</w:t>
+      </w:r>
+      <w:proofErr w:type="spellEnd"/>
+      <w:r>
+        <w:rPr>
+          <w:rFonts w:ascii="Consolas" w:hAnsi="Consolas"/>
+          <w:color w:val="EB7A41"/>
+          <w:sz w:val="20"/>
+          <w:szCs w:val="20"/>
+        </w:rPr>
+        <w:t>": "The correct answer text here"</w:t>
       </w:r>
     </w:p>
     <w:p>
@@ -2062,7 +2361,27 @@
           <w:sz w:val="20"/>
           <w:szCs w:val="20"/>
         </w:rPr>
-        <w:t>        "correctAns": "The correct answer text here"</w:t>
+        <w:t>        "</w:t>
+      </w:r>
+      <w:proofErr w:type="spellStart"/>
+      <w:r>
+        <w:rPr>
+          <w:rFonts w:ascii="Consolas" w:hAnsi="Consolas"/>
+          <w:color w:val="EB7A41"/>
+          <w:sz w:val="20"/>
+          <w:szCs w:val="20"/>
+        </w:rPr>
+        <w:t>correctAns</w:t>
+      </w:r>
+      <w:proofErr w:type="spellEnd"/>
+      <w:r>
+        <w:rPr>
+          <w:rFonts w:ascii="Consolas" w:hAnsi="Consolas"/>
+          <w:color w:val="EB7A41"/>
+          <w:sz w:val="20"/>
+          <w:szCs w:val="20"/>
+        </w:rPr>
+        <w:t>": "The correct answer text here"</w:t>
       </w:r>
     </w:p>
     <w:p>
@@ -2221,8 +2540,27 @@
           <w:sz w:val="20"/>
           <w:szCs w:val="20"/>
         </w:rPr>
-        <w:lastRenderedPageBreak/>
-        <w:t>    - Each question must have four 'answers' and a 'correctAns'.</w:t>
+        <w:t>    - Each question must have four 'answers' and a '</w:t>
+      </w:r>
+      <w:proofErr w:type="spellStart"/>
+      <w:r>
+        <w:rPr>
+          <w:rFonts w:ascii="Consolas" w:hAnsi="Consolas"/>
+          <w:color w:val="EB7A41"/>
+          <w:sz w:val="20"/>
+          <w:szCs w:val="20"/>
+        </w:rPr>
+        <w:t>correctAns</w:t>
+      </w:r>
+      <w:proofErr w:type="spellEnd"/>
+      <w:r>
+        <w:rPr>
+          <w:rFonts w:ascii="Consolas" w:hAnsi="Consolas"/>
+          <w:color w:val="EB7A41"/>
+          <w:sz w:val="20"/>
+          <w:szCs w:val="20"/>
+        </w:rPr>
+        <w:t>'.</w:t>
       </w:r>
     </w:p>
     <w:p>
@@ -2433,6 +2771,7 @@
         <w:pStyle w:val="Heading4"/>
       </w:pPr>
       <w:r>
+        <w:lastRenderedPageBreak/>
         <w:t xml:space="preserve">JSON </w:t>
       </w:r>
       <w:r>
@@ -2513,8 +2852,19 @@
           <w:sz w:val="20"/>
           <w:szCs w:val="20"/>
         </w:rPr>
-        <w:t>= fullResponse</w:t>
-      </w:r>
+        <w:t xml:space="preserve">= </w:t>
+      </w:r>
+      <w:proofErr w:type="spellStart"/>
+      <w:r>
+        <w:rPr>
+          <w:rFonts w:ascii="Consolas" w:hAnsi="Consolas"/>
+          <w:color w:val="FFFFFF" w:themeColor="background1"/>
+          <w:sz w:val="20"/>
+          <w:szCs w:val="20"/>
+        </w:rPr>
+        <w:t>fullResponse</w:t>
+      </w:r>
+      <w:proofErr w:type="spellEnd"/>
     </w:p>
     <w:p>
       <w:pPr>
@@ -2690,8 +3040,9 @@
           <w:sz w:val="20"/>
           <w:szCs w:val="20"/>
         </w:rPr>
-        <w:t>/```json</w:t>
-      </w:r>
+        <w:t>/```</w:t>
+      </w:r>
+      <w:proofErr w:type="spellStart"/>
       <w:r>
         <w:rPr>
           <w:rFonts w:ascii="Consolas" w:hAnsi="Consolas"/>
@@ -2699,8 +3050,19 @@
           <w:sz w:val="20"/>
           <w:szCs w:val="20"/>
         </w:rPr>
+        <w:t>json</w:t>
+      </w:r>
+      <w:proofErr w:type="spellEnd"/>
+      <w:r>
+        <w:rPr>
+          <w:rFonts w:ascii="Consolas" w:hAnsi="Consolas"/>
+          <w:color w:val="60CAF3" w:themeColor="accent4" w:themeTint="99"/>
+          <w:sz w:val="20"/>
+          <w:szCs w:val="20"/>
+        </w:rPr>
         <w:t>/</w:t>
       </w:r>
+      <w:proofErr w:type="spellStart"/>
       <w:r>
         <w:rPr>
           <w:rFonts w:ascii="Consolas" w:hAnsi="Consolas"/>
@@ -2710,6 +3072,7 @@
         </w:rPr>
         <w:t>gi</w:t>
       </w:r>
+      <w:proofErr w:type="spellEnd"/>
       <w:r>
         <w:rPr>
           <w:rFonts w:ascii="Consolas" w:hAnsi="Consolas"/>
@@ -2952,7 +3315,15 @@
         <w:t xml:space="preserve">through taking the entire output of the model – in the </w:t>
       </w:r>
       <w:r>
-        <w:t xml:space="preserve">‘fullResponse’ variable and putting it through a set of .replace() functions. </w:t>
+        <w:t>‘</w:t>
+      </w:r>
+      <w:proofErr w:type="spellStart"/>
+      <w:r>
+        <w:t>fullResponse</w:t>
+      </w:r>
+      <w:proofErr w:type="spellEnd"/>
+      <w:r>
+        <w:t xml:space="preserve">’ variable and putting it through a set of .replace() functions. </w:t>
       </w:r>
       <w:r>
         <w:t xml:space="preserve">The first properly formats the line breaks in the </w:t>
@@ -2960,7 +3331,7 @@
       <w:r>
         <w:t xml:space="preserve">question set (from </w:t>
       </w:r>
-      <w:hyperlink r:id="rId7" w:history="1">
+      <w:hyperlink r:id="rId8" w:history="1">
         <w:r>
           <w:rPr>
             <w:rStyle w:val="Hyperlink"/>
@@ -2975,7 +3346,15 @@
         <w:t xml:space="preserve">marker used at the end of the response </w:t>
       </w:r>
       <w:r>
-        <w:t>(```json )</w:t>
+        <w:t>(```</w:t>
+      </w:r>
+      <w:proofErr w:type="spellStart"/>
+      <w:r>
+        <w:t>json</w:t>
+      </w:r>
+      <w:proofErr w:type="spellEnd"/>
+      <w:r>
+        <w:t xml:space="preserve"> )</w:t>
       </w:r>
       <w:r>
         <w:t xml:space="preserve"> </w:t>
@@ -3034,6 +3413,7 @@
         </w:rPr>
         <w:t xml:space="preserve">const </w:t>
       </w:r>
+      <w:proofErr w:type="spellStart"/>
       <w:r>
         <w:rPr>
           <w:rFonts w:ascii="Consolas" w:hAnsi="Consolas"/>
@@ -3041,7 +3421,17 @@
           <w:sz w:val="20"/>
           <w:szCs w:val="20"/>
         </w:rPr>
-        <w:t xml:space="preserve">firstBrace </w:t>
+        <w:t>firstBrace</w:t>
+      </w:r>
+      <w:proofErr w:type="spellEnd"/>
+      <w:r>
+        <w:rPr>
+          <w:rFonts w:ascii="Consolas" w:hAnsi="Consolas"/>
+          <w:color w:val="4C94D8" w:themeColor="text2" w:themeTint="80"/>
+          <w:sz w:val="20"/>
+          <w:szCs w:val="20"/>
+        </w:rPr>
+        <w:t xml:space="preserve"> </w:t>
       </w:r>
       <w:r>
         <w:rPr>
@@ -3061,6 +3451,7 @@
         </w:rPr>
         <w:t xml:space="preserve"> </w:t>
       </w:r>
+      <w:proofErr w:type="spellStart"/>
       <w:r>
         <w:rPr>
           <w:rFonts w:ascii="Consolas" w:hAnsi="Consolas"/>
@@ -3088,6 +3479,7 @@
         </w:rPr>
         <w:t>indexOf</w:t>
       </w:r>
+      <w:proofErr w:type="spellEnd"/>
       <w:r>
         <w:rPr>
           <w:rFonts w:ascii="Consolas" w:hAnsi="Consolas"/>
@@ -3145,6 +3537,7 @@
         </w:rPr>
         <w:t xml:space="preserve">const </w:t>
       </w:r>
+      <w:proofErr w:type="spellStart"/>
       <w:r>
         <w:rPr>
           <w:rFonts w:ascii="Consolas" w:hAnsi="Consolas"/>
@@ -3152,7 +3545,17 @@
           <w:sz w:val="20"/>
           <w:szCs w:val="20"/>
         </w:rPr>
-        <w:t xml:space="preserve">lastBrace </w:t>
+        <w:t>lastBrace</w:t>
+      </w:r>
+      <w:proofErr w:type="spellEnd"/>
+      <w:r>
+        <w:rPr>
+          <w:rFonts w:ascii="Consolas" w:hAnsi="Consolas"/>
+          <w:color w:val="4C94D8" w:themeColor="text2" w:themeTint="80"/>
+          <w:sz w:val="20"/>
+          <w:szCs w:val="20"/>
+        </w:rPr>
+        <w:t xml:space="preserve"> </w:t>
       </w:r>
       <w:r>
         <w:rPr>
@@ -3172,6 +3575,7 @@
         </w:rPr>
         <w:t xml:space="preserve"> </w:t>
       </w:r>
+      <w:proofErr w:type="spellStart"/>
       <w:r>
         <w:rPr>
           <w:rFonts w:ascii="Consolas" w:hAnsi="Consolas"/>
@@ -3199,6 +3603,7 @@
         </w:rPr>
         <w:t>lastIndexOf</w:t>
       </w:r>
+      <w:proofErr w:type="spellEnd"/>
       <w:r>
         <w:rPr>
           <w:rFonts w:ascii="Consolas" w:hAnsi="Consolas"/>
@@ -3256,6 +3661,7 @@
         </w:rPr>
         <w:t xml:space="preserve">const </w:t>
       </w:r>
+      <w:proofErr w:type="spellStart"/>
       <w:r>
         <w:rPr>
           <w:rFonts w:ascii="Consolas" w:hAnsi="Consolas"/>
@@ -3263,7 +3669,17 @@
           <w:sz w:val="20"/>
           <w:szCs w:val="20"/>
         </w:rPr>
-        <w:t xml:space="preserve">jsonString </w:t>
+        <w:t>jsonString</w:t>
+      </w:r>
+      <w:proofErr w:type="spellEnd"/>
+      <w:r>
+        <w:rPr>
+          <w:rFonts w:ascii="Consolas" w:hAnsi="Consolas"/>
+          <w:color w:val="4C94D8" w:themeColor="text2" w:themeTint="80"/>
+          <w:sz w:val="20"/>
+          <w:szCs w:val="20"/>
+        </w:rPr>
+        <w:t xml:space="preserve"> </w:t>
       </w:r>
       <w:r>
         <w:rPr>
@@ -3283,6 +3699,7 @@
         </w:rPr>
         <w:t xml:space="preserve"> </w:t>
       </w:r>
+      <w:proofErr w:type="spellStart"/>
       <w:r>
         <w:rPr>
           <w:rFonts w:ascii="Consolas" w:hAnsi="Consolas"/>
@@ -3310,6 +3727,7 @@
         </w:rPr>
         <w:t>slice</w:t>
       </w:r>
+      <w:proofErr w:type="spellEnd"/>
       <w:r>
         <w:rPr>
           <w:rFonts w:ascii="Consolas" w:hAnsi="Consolas"/>
@@ -3319,6 +3737,7 @@
         </w:rPr>
         <w:t>(</w:t>
       </w:r>
+      <w:proofErr w:type="spellStart"/>
       <w:r>
         <w:rPr>
           <w:rFonts w:ascii="Consolas" w:hAnsi="Consolas"/>
@@ -3328,6 +3747,7 @@
         </w:rPr>
         <w:t>firstBrace</w:t>
       </w:r>
+      <w:proofErr w:type="spellEnd"/>
       <w:r>
         <w:rPr>
           <w:rFonts w:ascii="Consolas" w:hAnsi="Consolas"/>
@@ -3346,6 +3766,7 @@
         </w:rPr>
         <w:t xml:space="preserve"> </w:t>
       </w:r>
+      <w:proofErr w:type="spellStart"/>
       <w:r>
         <w:rPr>
           <w:rFonts w:ascii="Consolas" w:hAnsi="Consolas"/>
@@ -3353,7 +3774,17 @@
           <w:sz w:val="20"/>
           <w:szCs w:val="20"/>
         </w:rPr>
-        <w:t xml:space="preserve">lastBrace </w:t>
+        <w:t>lastBrace</w:t>
+      </w:r>
+      <w:proofErr w:type="spellEnd"/>
+      <w:r>
+        <w:rPr>
+          <w:rFonts w:ascii="Consolas" w:hAnsi="Consolas"/>
+          <w:color w:val="4C94D8" w:themeColor="text2" w:themeTint="80"/>
+          <w:sz w:val="20"/>
+          <w:szCs w:val="20"/>
+        </w:rPr>
+        <w:t xml:space="preserve"> </w:t>
       </w:r>
       <w:r>
         <w:rPr>
@@ -3467,7 +3898,6 @@
         <w:pStyle w:val="Heading4"/>
       </w:pPr>
       <w:r>
-        <w:lastRenderedPageBreak/>
         <w:t xml:space="preserve">File </w:t>
       </w:r>
       <w:r>
@@ -3519,6 +3949,7 @@
         <w:t xml:space="preserve">The user simply uploads the current file they </w:t>
       </w:r>
       <w:r>
+        <w:lastRenderedPageBreak/>
         <w:t>have,</w:t>
       </w:r>
       <w:r>
@@ -3589,7 +4020,13 @@
       </w:r>
       <w:proofErr w:type="gramEnd"/>
       <w:r>
-        <w:t xml:space="preserve"> a template contained in the html file for that page</w:t>
+        <w:t xml:space="preserve"> a template contained in the </w:t>
+      </w:r>
+      <w:r>
+        <w:t xml:space="preserve">HTML </w:t>
+      </w:r>
+      <w:r>
+        <w:t>file for that page</w:t>
       </w:r>
       <w:r>
         <w:t>.</w:t>
@@ -3655,262 +4092,502 @@
           <w:sz w:val="20"/>
           <w:szCs w:val="20"/>
         </w:rPr>
-        <w:t>    const template = document.getElementById("itemTemplate");</w:t>
-      </w:r>
-    </w:p>
-    <w:p>
-      <w:pPr>
-        <w:shd w:val="clear" w:color="auto" w:fill="000000" w:themeFill="text1"/>
-        <w:spacing w:after="0" w:line="240" w:lineRule="auto"/>
-        <w:rPr>
-          <w:rFonts w:ascii="Consolas" w:hAnsi="Consolas"/>
-          <w:color w:val="EB7A41"/>
-          <w:sz w:val="20"/>
-          <w:szCs w:val="20"/>
-        </w:rPr>
-      </w:pPr>
-      <w:r>
-        <w:rPr>
-          <w:rFonts w:ascii="Consolas" w:hAnsi="Consolas"/>
-          <w:color w:val="EB7A41"/>
-          <w:sz w:val="20"/>
-          <w:szCs w:val="20"/>
-        </w:rPr>
-        <w:t>    const clone = template.content.cloneNode(true);</w:t>
-      </w:r>
-    </w:p>
-    <w:p>
-      <w:pPr>
-        <w:shd w:val="clear" w:color="auto" w:fill="000000" w:themeFill="text1"/>
-        <w:spacing w:after="0" w:line="240" w:lineRule="auto"/>
-        <w:rPr>
-          <w:rFonts w:ascii="Consolas" w:hAnsi="Consolas"/>
-          <w:color w:val="EB7A41"/>
-          <w:sz w:val="20"/>
-          <w:szCs w:val="20"/>
-        </w:rPr>
-      </w:pPr>
-    </w:p>
-    <w:p>
-      <w:pPr>
-        <w:shd w:val="clear" w:color="auto" w:fill="000000" w:themeFill="text1"/>
-        <w:spacing w:after="0" w:line="240" w:lineRule="auto"/>
-        <w:rPr>
-          <w:rFonts w:ascii="Consolas" w:hAnsi="Consolas"/>
-          <w:color w:val="EB7A41"/>
-          <w:sz w:val="20"/>
-          <w:szCs w:val="20"/>
-        </w:rPr>
-      </w:pPr>
-      <w:r>
-        <w:rPr>
-          <w:rFonts w:ascii="Consolas" w:hAnsi="Consolas"/>
-          <w:color w:val="EB7A41"/>
-          <w:sz w:val="20"/>
-          <w:szCs w:val="20"/>
-        </w:rPr>
-        <w:t>    clone.querySelector("#qNum").id = "qNum" + Qcount;</w:t>
-      </w:r>
-    </w:p>
-    <w:p>
-      <w:pPr>
-        <w:shd w:val="clear" w:color="auto" w:fill="000000" w:themeFill="text1"/>
-        <w:spacing w:after="0" w:line="240" w:lineRule="auto"/>
-        <w:rPr>
-          <w:rFonts w:ascii="Consolas" w:hAnsi="Consolas"/>
-          <w:color w:val="EB7A41"/>
-          <w:sz w:val="20"/>
-          <w:szCs w:val="20"/>
-        </w:rPr>
-      </w:pPr>
-      <w:r>
-        <w:rPr>
-          <w:rFonts w:ascii="Consolas" w:hAnsi="Consolas"/>
-          <w:color w:val="EB7A41"/>
-          <w:sz w:val="20"/>
-          <w:szCs w:val="20"/>
-        </w:rPr>
-        <w:t>    clone.querySelector("#Q").id = "Q" + Qcount;</w:t>
-      </w:r>
-    </w:p>
-    <w:p>
-      <w:pPr>
-        <w:shd w:val="clear" w:color="auto" w:fill="000000" w:themeFill="text1"/>
-        <w:spacing w:after="0" w:line="240" w:lineRule="auto"/>
-        <w:rPr>
-          <w:rFonts w:ascii="Consolas" w:hAnsi="Consolas"/>
-          <w:color w:val="EB7A41"/>
-          <w:sz w:val="20"/>
-          <w:szCs w:val="20"/>
-        </w:rPr>
-      </w:pPr>
-      <w:r>
-        <w:rPr>
-          <w:rFonts w:ascii="Consolas" w:hAnsi="Consolas"/>
-          <w:color w:val="EB7A41"/>
-          <w:sz w:val="20"/>
-          <w:szCs w:val="20"/>
-        </w:rPr>
-        <w:t>    clone.querySelector("#aNum").id = "aNum" + Qcount;</w:t>
-      </w:r>
-    </w:p>
-    <w:p>
-      <w:pPr>
-        <w:shd w:val="clear" w:color="auto" w:fill="000000" w:themeFill="text1"/>
-        <w:spacing w:after="0" w:line="240" w:lineRule="auto"/>
-        <w:rPr>
-          <w:rFonts w:ascii="Consolas" w:hAnsi="Consolas"/>
-          <w:color w:val="EB7A41"/>
-          <w:sz w:val="20"/>
-          <w:szCs w:val="20"/>
-        </w:rPr>
-      </w:pPr>
-      <w:r>
-        <w:rPr>
-          <w:rFonts w:ascii="Consolas" w:hAnsi="Consolas"/>
-          <w:color w:val="EB7A41"/>
-          <w:sz w:val="20"/>
-          <w:szCs w:val="20"/>
-        </w:rPr>
-        <w:t>    clone.querySelector("#A").id = "A" + Qcount;</w:t>
-      </w:r>
-    </w:p>
-    <w:p>
-      <w:pPr>
-        <w:shd w:val="clear" w:color="auto" w:fill="000000" w:themeFill="text1"/>
-        <w:spacing w:after="0" w:line="240" w:lineRule="auto"/>
-        <w:rPr>
-          <w:rFonts w:ascii="Consolas" w:hAnsi="Consolas"/>
-          <w:color w:val="EB7A41"/>
-          <w:sz w:val="20"/>
-          <w:szCs w:val="20"/>
-        </w:rPr>
-      </w:pPr>
-      <w:r>
-        <w:rPr>
-          <w:rFonts w:ascii="Consolas" w:hAnsi="Consolas"/>
-          <w:color w:val="EB7A41"/>
-          <w:sz w:val="20"/>
-          <w:szCs w:val="20"/>
-        </w:rPr>
-        <w:t>    clone.querySelector("#B").id = "B" + Qcount;</w:t>
-      </w:r>
-    </w:p>
-    <w:p>
-      <w:pPr>
-        <w:shd w:val="clear" w:color="auto" w:fill="000000" w:themeFill="text1"/>
-        <w:spacing w:after="0" w:line="240" w:lineRule="auto"/>
-        <w:rPr>
-          <w:rFonts w:ascii="Consolas" w:hAnsi="Consolas"/>
-          <w:color w:val="EB7A41"/>
-          <w:sz w:val="20"/>
-          <w:szCs w:val="20"/>
-        </w:rPr>
-      </w:pPr>
-      <w:r>
-        <w:rPr>
-          <w:rFonts w:ascii="Consolas" w:hAnsi="Consolas"/>
-          <w:color w:val="EB7A41"/>
-          <w:sz w:val="20"/>
-          <w:szCs w:val="20"/>
-        </w:rPr>
-        <w:t>    clone.querySelector("#C").id = "C" + Qcount;</w:t>
-      </w:r>
-    </w:p>
-    <w:p>
-      <w:pPr>
-        <w:shd w:val="clear" w:color="auto" w:fill="000000" w:themeFill="text1"/>
-        <w:spacing w:after="0" w:line="240" w:lineRule="auto"/>
-        <w:rPr>
-          <w:rFonts w:ascii="Consolas" w:hAnsi="Consolas"/>
-          <w:color w:val="EB7A41"/>
-          <w:sz w:val="20"/>
-          <w:szCs w:val="20"/>
-        </w:rPr>
-      </w:pPr>
-      <w:r>
-        <w:rPr>
-          <w:rFonts w:ascii="Consolas" w:hAnsi="Consolas"/>
-          <w:color w:val="EB7A41"/>
-          <w:sz w:val="20"/>
-          <w:szCs w:val="20"/>
-        </w:rPr>
-        <w:t>    clone.querySelector("#D").id = "D" + Qcount;</w:t>
-      </w:r>
-    </w:p>
-    <w:p>
-      <w:pPr>
-        <w:shd w:val="clear" w:color="auto" w:fill="000000" w:themeFill="text1"/>
-        <w:spacing w:after="0" w:line="240" w:lineRule="auto"/>
-        <w:rPr>
-          <w:rFonts w:ascii="Consolas" w:hAnsi="Consolas"/>
-          <w:color w:val="EB7A41"/>
-          <w:sz w:val="20"/>
-          <w:szCs w:val="20"/>
-        </w:rPr>
-      </w:pPr>
-      <w:r>
-        <w:rPr>
-          <w:rFonts w:ascii="Consolas" w:hAnsi="Consolas"/>
-          <w:color w:val="EB7A41"/>
-          <w:sz w:val="20"/>
-          <w:szCs w:val="20"/>
-        </w:rPr>
-        <w:t>    clone.querySelector("#cNum").id = "cNum" + Qcount;</w:t>
-      </w:r>
-    </w:p>
-    <w:p>
-      <w:pPr>
-        <w:shd w:val="clear" w:color="auto" w:fill="000000" w:themeFill="text1"/>
-        <w:spacing w:after="0" w:line="240" w:lineRule="auto"/>
-        <w:rPr>
-          <w:rFonts w:ascii="Consolas" w:hAnsi="Consolas"/>
-          <w:color w:val="EB7A41"/>
-          <w:sz w:val="20"/>
-          <w:szCs w:val="20"/>
-        </w:rPr>
-      </w:pPr>
-      <w:r>
-        <w:rPr>
-          <w:rFonts w:ascii="Consolas" w:hAnsi="Consolas"/>
-          <w:color w:val="EB7A41"/>
-          <w:sz w:val="20"/>
-          <w:szCs w:val="20"/>
-        </w:rPr>
-        <w:t>    clone.querySelector("#Correct").id = "Correct" + Qcount;</w:t>
-      </w:r>
-    </w:p>
-    <w:p>
-      <w:pPr>
-        <w:shd w:val="clear" w:color="auto" w:fill="000000" w:themeFill="text1"/>
-        <w:spacing w:after="0" w:line="240" w:lineRule="auto"/>
-        <w:rPr>
-          <w:rFonts w:ascii="Consolas" w:hAnsi="Consolas"/>
-          <w:color w:val="EB7A41"/>
-          <w:sz w:val="20"/>
-          <w:szCs w:val="20"/>
-        </w:rPr>
-      </w:pPr>
-    </w:p>
-    <w:p>
-      <w:pPr>
-        <w:shd w:val="clear" w:color="auto" w:fill="000000" w:themeFill="text1"/>
-        <w:spacing w:after="0" w:line="240" w:lineRule="auto"/>
-        <w:rPr>
-          <w:rFonts w:ascii="Consolas" w:hAnsi="Consolas"/>
-          <w:color w:val="EB7A41"/>
-          <w:sz w:val="20"/>
-          <w:szCs w:val="20"/>
-        </w:rPr>
-      </w:pPr>
-      <w:r>
-        <w:rPr>
-          <w:rFonts w:ascii="Consolas" w:hAnsi="Consolas"/>
-          <w:color w:val="EB7A41"/>
-          <w:sz w:val="20"/>
-          <w:szCs w:val="20"/>
-        </w:rPr>
-        <w:t>    document.getElementById("container").appendChild(clone);</w:t>
+        <w:t>    const template = document.getElementById("</w:t>
+      </w:r>
+      <w:proofErr w:type="spellStart"/>
+      <w:r>
+        <w:rPr>
+          <w:rFonts w:ascii="Consolas" w:hAnsi="Consolas"/>
+          <w:color w:val="EB7A41"/>
+          <w:sz w:val="20"/>
+          <w:szCs w:val="20"/>
+        </w:rPr>
+        <w:t>itemTemplate</w:t>
+      </w:r>
+      <w:proofErr w:type="spellEnd"/>
+      <w:r>
+        <w:rPr>
+          <w:rFonts w:ascii="Consolas" w:hAnsi="Consolas"/>
+          <w:color w:val="EB7A41"/>
+          <w:sz w:val="20"/>
+          <w:szCs w:val="20"/>
+        </w:rPr>
+        <w:t>");</w:t>
+      </w:r>
+    </w:p>
+    <w:p>
+      <w:pPr>
+        <w:shd w:val="clear" w:color="auto" w:fill="000000" w:themeFill="text1"/>
+        <w:spacing w:after="0" w:line="240" w:lineRule="auto"/>
+        <w:rPr>
+          <w:rFonts w:ascii="Consolas" w:hAnsi="Consolas"/>
+          <w:color w:val="EB7A41"/>
+          <w:sz w:val="20"/>
+          <w:szCs w:val="20"/>
+        </w:rPr>
+      </w:pPr>
+      <w:r>
+        <w:rPr>
+          <w:rFonts w:ascii="Consolas" w:hAnsi="Consolas"/>
+          <w:color w:val="EB7A41"/>
+          <w:sz w:val="20"/>
+          <w:szCs w:val="20"/>
+        </w:rPr>
+        <w:t xml:space="preserve">    const clone = </w:t>
+      </w:r>
+      <w:proofErr w:type="spellStart"/>
+      <w:r>
+        <w:rPr>
+          <w:rFonts w:ascii="Consolas" w:hAnsi="Consolas"/>
+          <w:color w:val="EB7A41"/>
+          <w:sz w:val="20"/>
+          <w:szCs w:val="20"/>
+        </w:rPr>
+        <w:t>template.content.cloneNode</w:t>
+      </w:r>
+      <w:proofErr w:type="spellEnd"/>
+      <w:r>
+        <w:rPr>
+          <w:rFonts w:ascii="Consolas" w:hAnsi="Consolas"/>
+          <w:color w:val="EB7A41"/>
+          <w:sz w:val="20"/>
+          <w:szCs w:val="20"/>
+        </w:rPr>
+        <w:t>(true);</w:t>
+      </w:r>
+    </w:p>
+    <w:p>
+      <w:pPr>
+        <w:shd w:val="clear" w:color="auto" w:fill="000000" w:themeFill="text1"/>
+        <w:spacing w:after="0" w:line="240" w:lineRule="auto"/>
+        <w:rPr>
+          <w:rFonts w:ascii="Consolas" w:hAnsi="Consolas"/>
+          <w:color w:val="EB7A41"/>
+          <w:sz w:val="20"/>
+          <w:szCs w:val="20"/>
+        </w:rPr>
+      </w:pPr>
+    </w:p>
+    <w:p>
+      <w:pPr>
+        <w:shd w:val="clear" w:color="auto" w:fill="000000" w:themeFill="text1"/>
+        <w:spacing w:after="0" w:line="240" w:lineRule="auto"/>
+        <w:rPr>
+          <w:rFonts w:ascii="Consolas" w:hAnsi="Consolas"/>
+          <w:color w:val="EB7A41"/>
+          <w:sz w:val="20"/>
+          <w:szCs w:val="20"/>
+        </w:rPr>
+      </w:pPr>
+      <w:r>
+        <w:rPr>
+          <w:rFonts w:ascii="Consolas" w:hAnsi="Consolas"/>
+          <w:color w:val="EB7A41"/>
+          <w:sz w:val="20"/>
+          <w:szCs w:val="20"/>
+        </w:rPr>
+        <w:t xml:space="preserve">    </w:t>
+      </w:r>
+      <w:proofErr w:type="spellStart"/>
+      <w:r>
+        <w:rPr>
+          <w:rFonts w:ascii="Consolas" w:hAnsi="Consolas"/>
+          <w:color w:val="EB7A41"/>
+          <w:sz w:val="20"/>
+          <w:szCs w:val="20"/>
+        </w:rPr>
+        <w:t>clone.querySelector</w:t>
+      </w:r>
+      <w:proofErr w:type="spellEnd"/>
+      <w:r>
+        <w:rPr>
+          <w:rFonts w:ascii="Consolas" w:hAnsi="Consolas"/>
+          <w:color w:val="EB7A41"/>
+          <w:sz w:val="20"/>
+          <w:szCs w:val="20"/>
+        </w:rPr>
+        <w:t>("#qNum").id = "qNum" + Qcount;</w:t>
+      </w:r>
+    </w:p>
+    <w:p>
+      <w:pPr>
+        <w:shd w:val="clear" w:color="auto" w:fill="000000" w:themeFill="text1"/>
+        <w:spacing w:after="0" w:line="240" w:lineRule="auto"/>
+        <w:rPr>
+          <w:rFonts w:ascii="Consolas" w:hAnsi="Consolas"/>
+          <w:color w:val="EB7A41"/>
+          <w:sz w:val="20"/>
+          <w:szCs w:val="20"/>
+        </w:rPr>
+      </w:pPr>
+      <w:r>
+        <w:rPr>
+          <w:rFonts w:ascii="Consolas" w:hAnsi="Consolas"/>
+          <w:color w:val="EB7A41"/>
+          <w:sz w:val="20"/>
+          <w:szCs w:val="20"/>
+        </w:rPr>
+        <w:t xml:space="preserve">    </w:t>
+      </w:r>
+      <w:proofErr w:type="spellStart"/>
+      <w:r>
+        <w:rPr>
+          <w:rFonts w:ascii="Consolas" w:hAnsi="Consolas"/>
+          <w:color w:val="EB7A41"/>
+          <w:sz w:val="20"/>
+          <w:szCs w:val="20"/>
+        </w:rPr>
+        <w:t>clone.querySelector</w:t>
+      </w:r>
+      <w:proofErr w:type="spellEnd"/>
+      <w:r>
+        <w:rPr>
+          <w:rFonts w:ascii="Consolas" w:hAnsi="Consolas"/>
+          <w:color w:val="EB7A41"/>
+          <w:sz w:val="20"/>
+          <w:szCs w:val="20"/>
+        </w:rPr>
+        <w:t>("#Q").id = "Q" + Qcount;</w:t>
+      </w:r>
+    </w:p>
+    <w:p>
+      <w:pPr>
+        <w:shd w:val="clear" w:color="auto" w:fill="000000" w:themeFill="text1"/>
+        <w:spacing w:after="0" w:line="240" w:lineRule="auto"/>
+        <w:rPr>
+          <w:rFonts w:ascii="Consolas" w:hAnsi="Consolas"/>
+          <w:color w:val="EB7A41"/>
+          <w:sz w:val="20"/>
+          <w:szCs w:val="20"/>
+        </w:rPr>
+      </w:pPr>
+      <w:r>
+        <w:rPr>
+          <w:rFonts w:ascii="Consolas" w:hAnsi="Consolas"/>
+          <w:color w:val="EB7A41"/>
+          <w:sz w:val="20"/>
+          <w:szCs w:val="20"/>
+        </w:rPr>
+        <w:t xml:space="preserve">    </w:t>
+      </w:r>
+      <w:proofErr w:type="spellStart"/>
+      <w:r>
+        <w:rPr>
+          <w:rFonts w:ascii="Consolas" w:hAnsi="Consolas"/>
+          <w:color w:val="EB7A41"/>
+          <w:sz w:val="20"/>
+          <w:szCs w:val="20"/>
+        </w:rPr>
+        <w:t>clone.querySelector</w:t>
+      </w:r>
+      <w:proofErr w:type="spellEnd"/>
+      <w:r>
+        <w:rPr>
+          <w:rFonts w:ascii="Consolas" w:hAnsi="Consolas"/>
+          <w:color w:val="EB7A41"/>
+          <w:sz w:val="20"/>
+          <w:szCs w:val="20"/>
+        </w:rPr>
+        <w:t>("#aNum").id = "aNum" + Qcount;</w:t>
+      </w:r>
+    </w:p>
+    <w:p>
+      <w:pPr>
+        <w:shd w:val="clear" w:color="auto" w:fill="000000" w:themeFill="text1"/>
+        <w:spacing w:after="0" w:line="240" w:lineRule="auto"/>
+        <w:rPr>
+          <w:rFonts w:ascii="Consolas" w:hAnsi="Consolas"/>
+          <w:color w:val="EB7A41"/>
+          <w:sz w:val="20"/>
+          <w:szCs w:val="20"/>
+        </w:rPr>
+      </w:pPr>
+      <w:r>
+        <w:rPr>
+          <w:rFonts w:ascii="Consolas" w:hAnsi="Consolas"/>
+          <w:color w:val="EB7A41"/>
+          <w:sz w:val="20"/>
+          <w:szCs w:val="20"/>
+        </w:rPr>
+        <w:t xml:space="preserve">    </w:t>
+      </w:r>
+      <w:proofErr w:type="spellStart"/>
+      <w:r>
+        <w:rPr>
+          <w:rFonts w:ascii="Consolas" w:hAnsi="Consolas"/>
+          <w:color w:val="EB7A41"/>
+          <w:sz w:val="20"/>
+          <w:szCs w:val="20"/>
+        </w:rPr>
+        <w:t>clone.querySelector</w:t>
+      </w:r>
+      <w:proofErr w:type="spellEnd"/>
+      <w:r>
+        <w:rPr>
+          <w:rFonts w:ascii="Consolas" w:hAnsi="Consolas"/>
+          <w:color w:val="EB7A41"/>
+          <w:sz w:val="20"/>
+          <w:szCs w:val="20"/>
+        </w:rPr>
+        <w:t>("#A").id = "A" + Qcount;</w:t>
+      </w:r>
+    </w:p>
+    <w:p>
+      <w:pPr>
+        <w:shd w:val="clear" w:color="auto" w:fill="000000" w:themeFill="text1"/>
+        <w:spacing w:after="0" w:line="240" w:lineRule="auto"/>
+        <w:rPr>
+          <w:rFonts w:ascii="Consolas" w:hAnsi="Consolas"/>
+          <w:color w:val="EB7A41"/>
+          <w:sz w:val="20"/>
+          <w:szCs w:val="20"/>
+        </w:rPr>
+      </w:pPr>
+      <w:r>
+        <w:rPr>
+          <w:rFonts w:ascii="Consolas" w:hAnsi="Consolas"/>
+          <w:color w:val="EB7A41"/>
+          <w:sz w:val="20"/>
+          <w:szCs w:val="20"/>
+        </w:rPr>
+        <w:t xml:space="preserve">    </w:t>
+      </w:r>
+      <w:proofErr w:type="spellStart"/>
+      <w:r>
+        <w:rPr>
+          <w:rFonts w:ascii="Consolas" w:hAnsi="Consolas"/>
+          <w:color w:val="EB7A41"/>
+          <w:sz w:val="20"/>
+          <w:szCs w:val="20"/>
+        </w:rPr>
+        <w:t>clone.querySelector</w:t>
+      </w:r>
+      <w:proofErr w:type="spellEnd"/>
+      <w:r>
+        <w:rPr>
+          <w:rFonts w:ascii="Consolas" w:hAnsi="Consolas"/>
+          <w:color w:val="EB7A41"/>
+          <w:sz w:val="20"/>
+          <w:szCs w:val="20"/>
+        </w:rPr>
+        <w:t>("#B").id = "B" + Qcount;</w:t>
+      </w:r>
+    </w:p>
+    <w:p>
+      <w:pPr>
+        <w:shd w:val="clear" w:color="auto" w:fill="000000" w:themeFill="text1"/>
+        <w:spacing w:after="0" w:line="240" w:lineRule="auto"/>
+        <w:rPr>
+          <w:rFonts w:ascii="Consolas" w:hAnsi="Consolas"/>
+          <w:color w:val="EB7A41"/>
+          <w:sz w:val="20"/>
+          <w:szCs w:val="20"/>
+        </w:rPr>
+      </w:pPr>
+      <w:r>
+        <w:rPr>
+          <w:rFonts w:ascii="Consolas" w:hAnsi="Consolas"/>
+          <w:color w:val="EB7A41"/>
+          <w:sz w:val="20"/>
+          <w:szCs w:val="20"/>
+        </w:rPr>
+        <w:t xml:space="preserve">    </w:t>
+      </w:r>
+      <w:proofErr w:type="spellStart"/>
+      <w:r>
+        <w:rPr>
+          <w:rFonts w:ascii="Consolas" w:hAnsi="Consolas"/>
+          <w:color w:val="EB7A41"/>
+          <w:sz w:val="20"/>
+          <w:szCs w:val="20"/>
+        </w:rPr>
+        <w:t>clone.querySelector</w:t>
+      </w:r>
+      <w:proofErr w:type="spellEnd"/>
+      <w:r>
+        <w:rPr>
+          <w:rFonts w:ascii="Consolas" w:hAnsi="Consolas"/>
+          <w:color w:val="EB7A41"/>
+          <w:sz w:val="20"/>
+          <w:szCs w:val="20"/>
+        </w:rPr>
+        <w:t>("#C").id = "C" + Qcount;</w:t>
+      </w:r>
+    </w:p>
+    <w:p>
+      <w:pPr>
+        <w:shd w:val="clear" w:color="auto" w:fill="000000" w:themeFill="text1"/>
+        <w:spacing w:after="0" w:line="240" w:lineRule="auto"/>
+        <w:rPr>
+          <w:rFonts w:ascii="Consolas" w:hAnsi="Consolas"/>
+          <w:color w:val="EB7A41"/>
+          <w:sz w:val="20"/>
+          <w:szCs w:val="20"/>
+        </w:rPr>
+      </w:pPr>
+      <w:r>
+        <w:rPr>
+          <w:rFonts w:ascii="Consolas" w:hAnsi="Consolas"/>
+          <w:color w:val="EB7A41"/>
+          <w:sz w:val="20"/>
+          <w:szCs w:val="20"/>
+        </w:rPr>
+        <w:t xml:space="preserve">    </w:t>
+      </w:r>
+      <w:proofErr w:type="spellStart"/>
+      <w:r>
+        <w:rPr>
+          <w:rFonts w:ascii="Consolas" w:hAnsi="Consolas"/>
+          <w:color w:val="EB7A41"/>
+          <w:sz w:val="20"/>
+          <w:szCs w:val="20"/>
+        </w:rPr>
+        <w:t>clone.querySelector</w:t>
+      </w:r>
+      <w:proofErr w:type="spellEnd"/>
+      <w:r>
+        <w:rPr>
+          <w:rFonts w:ascii="Consolas" w:hAnsi="Consolas"/>
+          <w:color w:val="EB7A41"/>
+          <w:sz w:val="20"/>
+          <w:szCs w:val="20"/>
+        </w:rPr>
+        <w:t>("#D").id = "D" + Qcount;</w:t>
+      </w:r>
+    </w:p>
+    <w:p>
+      <w:pPr>
+        <w:shd w:val="clear" w:color="auto" w:fill="000000" w:themeFill="text1"/>
+        <w:spacing w:after="0" w:line="240" w:lineRule="auto"/>
+        <w:rPr>
+          <w:rFonts w:ascii="Consolas" w:hAnsi="Consolas"/>
+          <w:color w:val="EB7A41"/>
+          <w:sz w:val="20"/>
+          <w:szCs w:val="20"/>
+        </w:rPr>
+      </w:pPr>
+      <w:r>
+        <w:rPr>
+          <w:rFonts w:ascii="Consolas" w:hAnsi="Consolas"/>
+          <w:color w:val="EB7A41"/>
+          <w:sz w:val="20"/>
+          <w:szCs w:val="20"/>
+        </w:rPr>
+        <w:t xml:space="preserve">    </w:t>
+      </w:r>
+      <w:proofErr w:type="spellStart"/>
+      <w:r>
+        <w:rPr>
+          <w:rFonts w:ascii="Consolas" w:hAnsi="Consolas"/>
+          <w:color w:val="EB7A41"/>
+          <w:sz w:val="20"/>
+          <w:szCs w:val="20"/>
+        </w:rPr>
+        <w:t>clone.querySelector</w:t>
+      </w:r>
+      <w:proofErr w:type="spellEnd"/>
+      <w:r>
+        <w:rPr>
+          <w:rFonts w:ascii="Consolas" w:hAnsi="Consolas"/>
+          <w:color w:val="EB7A41"/>
+          <w:sz w:val="20"/>
+          <w:szCs w:val="20"/>
+        </w:rPr>
+        <w:t>("#cNum").id = "cNum" + Qcount;</w:t>
+      </w:r>
+    </w:p>
+    <w:p>
+      <w:pPr>
+        <w:shd w:val="clear" w:color="auto" w:fill="000000" w:themeFill="text1"/>
+        <w:spacing w:after="0" w:line="240" w:lineRule="auto"/>
+        <w:rPr>
+          <w:rFonts w:ascii="Consolas" w:hAnsi="Consolas"/>
+          <w:color w:val="EB7A41"/>
+          <w:sz w:val="20"/>
+          <w:szCs w:val="20"/>
+        </w:rPr>
+      </w:pPr>
+      <w:r>
+        <w:rPr>
+          <w:rFonts w:ascii="Consolas" w:hAnsi="Consolas"/>
+          <w:color w:val="EB7A41"/>
+          <w:sz w:val="20"/>
+          <w:szCs w:val="20"/>
+        </w:rPr>
+        <w:t xml:space="preserve">    </w:t>
+      </w:r>
+      <w:proofErr w:type="spellStart"/>
+      <w:r>
+        <w:rPr>
+          <w:rFonts w:ascii="Consolas" w:hAnsi="Consolas"/>
+          <w:color w:val="EB7A41"/>
+          <w:sz w:val="20"/>
+          <w:szCs w:val="20"/>
+        </w:rPr>
+        <w:t>clone.querySelector</w:t>
+      </w:r>
+      <w:proofErr w:type="spellEnd"/>
+      <w:r>
+        <w:rPr>
+          <w:rFonts w:ascii="Consolas" w:hAnsi="Consolas"/>
+          <w:color w:val="EB7A41"/>
+          <w:sz w:val="20"/>
+          <w:szCs w:val="20"/>
+        </w:rPr>
+        <w:t>("#Correct").id = "Correct" + Qcount;</w:t>
+      </w:r>
+    </w:p>
+    <w:p>
+      <w:pPr>
+        <w:shd w:val="clear" w:color="auto" w:fill="000000" w:themeFill="text1"/>
+        <w:spacing w:after="0" w:line="240" w:lineRule="auto"/>
+        <w:rPr>
+          <w:rFonts w:ascii="Consolas" w:hAnsi="Consolas"/>
+          <w:color w:val="EB7A41"/>
+          <w:sz w:val="20"/>
+          <w:szCs w:val="20"/>
+        </w:rPr>
+      </w:pPr>
+    </w:p>
+    <w:p>
+      <w:pPr>
+        <w:shd w:val="clear" w:color="auto" w:fill="000000" w:themeFill="text1"/>
+        <w:spacing w:after="0" w:line="240" w:lineRule="auto"/>
+        <w:rPr>
+          <w:rFonts w:ascii="Consolas" w:hAnsi="Consolas"/>
+          <w:color w:val="EB7A41"/>
+          <w:sz w:val="20"/>
+          <w:szCs w:val="20"/>
+        </w:rPr>
+      </w:pPr>
+      <w:r>
+        <w:rPr>
+          <w:rFonts w:ascii="Consolas" w:hAnsi="Consolas"/>
+          <w:color w:val="EB7A41"/>
+          <w:sz w:val="20"/>
+          <w:szCs w:val="20"/>
+        </w:rPr>
+        <w:t>    document.getElementById("container").</w:t>
+      </w:r>
+      <w:proofErr w:type="spellStart"/>
+      <w:r>
+        <w:rPr>
+          <w:rFonts w:ascii="Consolas" w:hAnsi="Consolas"/>
+          <w:color w:val="EB7A41"/>
+          <w:sz w:val="20"/>
+          <w:szCs w:val="20"/>
+        </w:rPr>
+        <w:t>appendChild</w:t>
+      </w:r>
+      <w:proofErr w:type="spellEnd"/>
+      <w:r>
+        <w:rPr>
+          <w:rFonts w:ascii="Consolas" w:hAnsi="Consolas"/>
+          <w:color w:val="EB7A41"/>
+          <w:sz w:val="20"/>
+          <w:szCs w:val="20"/>
+        </w:rPr>
+        <w:t>(clone);</w:t>
       </w:r>
     </w:p>
     <w:p>
@@ -4108,424 +4785,424 @@
           <w:sz w:val="20"/>
           <w:szCs w:val="20"/>
         </w:rPr>
+        <w:t>    }</w:t>
+      </w:r>
+    </w:p>
+    <w:p>
+      <w:pPr>
+        <w:shd w:val="clear" w:color="auto" w:fill="000000" w:themeFill="text1"/>
+        <w:spacing w:after="0" w:line="240" w:lineRule="auto"/>
+        <w:rPr>
+          <w:rFonts w:ascii="Consolas" w:hAnsi="Consolas"/>
+          <w:color w:val="EB7A41"/>
+          <w:sz w:val="20"/>
+          <w:szCs w:val="20"/>
+        </w:rPr>
+      </w:pPr>
+      <w:r>
+        <w:rPr>
+          <w:rFonts w:ascii="Consolas" w:hAnsi="Consolas"/>
+          <w:color w:val="EB7A41"/>
+          <w:sz w:val="20"/>
+          <w:szCs w:val="20"/>
+        </w:rPr>
+        <w:t>    for (const key in data) { //Collect all questions</w:t>
+      </w:r>
+    </w:p>
+    <w:p>
+      <w:pPr>
+        <w:shd w:val="clear" w:color="auto" w:fill="000000" w:themeFill="text1"/>
+        <w:spacing w:after="0" w:line="240" w:lineRule="auto"/>
+        <w:rPr>
+          <w:rFonts w:ascii="Consolas" w:hAnsi="Consolas"/>
+          <w:color w:val="EB7A41"/>
+          <w:sz w:val="20"/>
+          <w:szCs w:val="20"/>
+        </w:rPr>
+      </w:pPr>
+      <w:r>
+        <w:rPr>
+          <w:rFonts w:ascii="Consolas" w:hAnsi="Consolas"/>
+          <w:color w:val="EB7A41"/>
+          <w:sz w:val="20"/>
+          <w:szCs w:val="20"/>
+        </w:rPr>
+        <w:t>        QandAs.push(data[key]);</w:t>
+      </w:r>
+    </w:p>
+    <w:p>
+      <w:pPr>
+        <w:shd w:val="clear" w:color="auto" w:fill="000000" w:themeFill="text1"/>
+        <w:spacing w:after="0" w:line="240" w:lineRule="auto"/>
+        <w:rPr>
+          <w:rFonts w:ascii="Consolas" w:hAnsi="Consolas"/>
+          <w:color w:val="EB7A41"/>
+          <w:sz w:val="20"/>
+          <w:szCs w:val="20"/>
+        </w:rPr>
+      </w:pPr>
+      <w:r>
+        <w:rPr>
+          <w:rFonts w:ascii="Consolas" w:hAnsi="Consolas"/>
+          <w:color w:val="EB7A41"/>
+          <w:sz w:val="20"/>
+          <w:szCs w:val="20"/>
+        </w:rPr>
+        <w:t>    }</w:t>
+      </w:r>
+    </w:p>
+    <w:p>
+      <w:pPr>
+        <w:shd w:val="clear" w:color="auto" w:fill="000000" w:themeFill="text1"/>
+        <w:spacing w:after="0" w:line="240" w:lineRule="auto"/>
+        <w:rPr>
+          <w:rFonts w:ascii="Consolas" w:hAnsi="Consolas"/>
+          <w:color w:val="EB7A41"/>
+          <w:sz w:val="20"/>
+          <w:szCs w:val="20"/>
+        </w:rPr>
+      </w:pPr>
+      <w:r>
+        <w:rPr>
+          <w:rFonts w:ascii="Consolas" w:hAnsi="Consolas"/>
+          <w:color w:val="EB7A41"/>
+          <w:sz w:val="20"/>
+          <w:szCs w:val="20"/>
+        </w:rPr>
+        <w:t>    QandAs.forEach((q, i) =&gt; {</w:t>
+      </w:r>
+    </w:p>
+    <w:p>
+      <w:pPr>
+        <w:shd w:val="clear" w:color="auto" w:fill="000000" w:themeFill="text1"/>
+        <w:spacing w:after="0" w:line="240" w:lineRule="auto"/>
+        <w:rPr>
+          <w:rFonts w:ascii="Consolas" w:hAnsi="Consolas"/>
+          <w:color w:val="EB7A41"/>
+          <w:sz w:val="20"/>
+          <w:szCs w:val="20"/>
+        </w:rPr>
+      </w:pPr>
+      <w:r>
+        <w:rPr>
+          <w:rFonts w:ascii="Consolas" w:hAnsi="Consolas"/>
+          <w:color w:val="EB7A41"/>
+          <w:sz w:val="20"/>
+          <w:szCs w:val="20"/>
+        </w:rPr>
+        <w:t xml:space="preserve">    </w:t>
+      </w:r>
+      <w:r>
+        <w:rPr>
+          <w:rFonts w:ascii="Consolas" w:hAnsi="Consolas"/>
+          <w:color w:val="EB7A41"/>
+          <w:sz w:val="20"/>
+          <w:szCs w:val="20"/>
+        </w:rPr>
+        <w:tab/>
+      </w:r>
+      <w:r>
+        <w:rPr>
+          <w:rFonts w:ascii="Consolas" w:hAnsi="Consolas"/>
+          <w:color w:val="EB7A41"/>
+          <w:sz w:val="20"/>
+          <w:szCs w:val="20"/>
+        </w:rPr>
+        <w:t>console.log(i);</w:t>
+      </w:r>
+    </w:p>
+    <w:p>
+      <w:pPr>
+        <w:shd w:val="clear" w:color="auto" w:fill="000000" w:themeFill="text1"/>
+        <w:spacing w:after="0" w:line="240" w:lineRule="auto"/>
+        <w:rPr>
+          <w:rFonts w:ascii="Consolas" w:hAnsi="Consolas"/>
+          <w:color w:val="EB7A41"/>
+          <w:sz w:val="20"/>
+          <w:szCs w:val="20"/>
+        </w:rPr>
+      </w:pPr>
+      <w:r>
+        <w:rPr>
+          <w:rFonts w:ascii="Consolas" w:hAnsi="Consolas"/>
+          <w:color w:val="EB7A41"/>
+          <w:sz w:val="20"/>
+          <w:szCs w:val="20"/>
+        </w:rPr>
+        <w:t xml:space="preserve">    </w:t>
+      </w:r>
+      <w:r>
+        <w:rPr>
+          <w:rFonts w:ascii="Consolas" w:hAnsi="Consolas"/>
+          <w:color w:val="EB7A41"/>
+          <w:sz w:val="20"/>
+          <w:szCs w:val="20"/>
+        </w:rPr>
+        <w:tab/>
+      </w:r>
+      <w:r>
+        <w:rPr>
+          <w:rFonts w:ascii="Consolas" w:hAnsi="Consolas"/>
+          <w:color w:val="EB7A41"/>
+          <w:sz w:val="20"/>
+          <w:szCs w:val="20"/>
+        </w:rPr>
+        <w:t>addItem();</w:t>
+      </w:r>
+    </w:p>
+    <w:p>
+      <w:pPr>
+        <w:shd w:val="clear" w:color="auto" w:fill="000000" w:themeFill="text1"/>
+        <w:spacing w:after="0" w:line="240" w:lineRule="auto"/>
+        <w:rPr>
+          <w:rFonts w:ascii="Consolas" w:hAnsi="Consolas"/>
+          <w:color w:val="EB7A41"/>
+          <w:sz w:val="20"/>
+          <w:szCs w:val="20"/>
+        </w:rPr>
+      </w:pPr>
+      <w:r>
+        <w:rPr>
+          <w:rFonts w:ascii="Consolas" w:hAnsi="Consolas"/>
+          <w:color w:val="EB7A41"/>
+          <w:sz w:val="20"/>
+          <w:szCs w:val="20"/>
+        </w:rPr>
+        <w:t xml:space="preserve">    </w:t>
+      </w:r>
+      <w:r>
+        <w:rPr>
+          <w:rFonts w:ascii="Consolas" w:hAnsi="Consolas"/>
+          <w:color w:val="EB7A41"/>
+          <w:sz w:val="20"/>
+          <w:szCs w:val="20"/>
+        </w:rPr>
+        <w:tab/>
+      </w:r>
+      <w:r>
+        <w:rPr>
+          <w:rFonts w:ascii="Consolas" w:hAnsi="Consolas"/>
+          <w:color w:val="EB7A41"/>
+          <w:sz w:val="20"/>
+          <w:szCs w:val="20"/>
+        </w:rPr>
+        <w:t>let qNumber = i+1</w:t>
+      </w:r>
+    </w:p>
+    <w:p>
+      <w:pPr>
+        <w:shd w:val="clear" w:color="auto" w:fill="000000" w:themeFill="text1"/>
+        <w:spacing w:after="0" w:line="240" w:lineRule="auto"/>
+        <w:rPr>
+          <w:rFonts w:ascii="Consolas" w:hAnsi="Consolas"/>
+          <w:color w:val="EB7A41"/>
+          <w:sz w:val="20"/>
+          <w:szCs w:val="20"/>
+        </w:rPr>
+      </w:pPr>
+      <w:r>
+        <w:rPr>
+          <w:rFonts w:ascii="Consolas" w:hAnsi="Consolas"/>
+          <w:color w:val="EB7A41"/>
+          <w:sz w:val="20"/>
+          <w:szCs w:val="20"/>
+        </w:rPr>
+        <w:t xml:space="preserve">    </w:t>
+      </w:r>
+      <w:r>
+        <w:rPr>
+          <w:rFonts w:ascii="Consolas" w:hAnsi="Consolas"/>
+          <w:color w:val="EB7A41"/>
+          <w:sz w:val="20"/>
+          <w:szCs w:val="20"/>
+        </w:rPr>
+        <w:tab/>
+      </w:r>
+      <w:r>
+        <w:rPr>
+          <w:rFonts w:ascii="Consolas" w:hAnsi="Consolas"/>
+          <w:color w:val="EB7A41"/>
+          <w:sz w:val="20"/>
+          <w:szCs w:val="20"/>
+        </w:rPr>
+        <w:t>document.getElementById("qNum" + qNumber).textContent = "Question " + qNumber + ":";</w:t>
+      </w:r>
+    </w:p>
+    <w:p>
+      <w:pPr>
+        <w:shd w:val="clear" w:color="auto" w:fill="000000" w:themeFill="text1"/>
+        <w:spacing w:after="0" w:line="240" w:lineRule="auto"/>
+        <w:rPr>
+          <w:rFonts w:ascii="Consolas" w:hAnsi="Consolas"/>
+          <w:color w:val="EB7A41"/>
+          <w:sz w:val="20"/>
+          <w:szCs w:val="20"/>
+        </w:rPr>
+      </w:pPr>
+      <w:r>
+        <w:rPr>
+          <w:rFonts w:ascii="Consolas" w:hAnsi="Consolas"/>
+          <w:color w:val="EB7A41"/>
+          <w:sz w:val="20"/>
+          <w:szCs w:val="20"/>
+        </w:rPr>
+        <w:t xml:space="preserve">    </w:t>
+      </w:r>
+      <w:r>
+        <w:rPr>
+          <w:rFonts w:ascii="Consolas" w:hAnsi="Consolas"/>
+          <w:color w:val="EB7A41"/>
+          <w:sz w:val="20"/>
+          <w:szCs w:val="20"/>
+        </w:rPr>
+        <w:tab/>
+      </w:r>
+      <w:r>
+        <w:rPr>
+          <w:rFonts w:ascii="Consolas" w:hAnsi="Consolas"/>
+          <w:color w:val="EB7A41"/>
+          <w:sz w:val="20"/>
+          <w:szCs w:val="20"/>
+        </w:rPr>
+        <w:t>document.getElementById("Q" + qNumber).value = q.question;</w:t>
+      </w:r>
+    </w:p>
+    <w:p>
+      <w:pPr>
+        <w:shd w:val="clear" w:color="auto" w:fill="000000" w:themeFill="text1"/>
+        <w:spacing w:after="0" w:line="240" w:lineRule="auto"/>
+        <w:rPr>
+          <w:rFonts w:ascii="Consolas" w:hAnsi="Consolas"/>
+          <w:color w:val="EB7A41"/>
+          <w:sz w:val="20"/>
+          <w:szCs w:val="20"/>
+        </w:rPr>
+      </w:pPr>
+      <w:r>
+        <w:rPr>
+          <w:rFonts w:ascii="Consolas" w:hAnsi="Consolas"/>
+          <w:color w:val="EB7A41"/>
+          <w:sz w:val="20"/>
+          <w:szCs w:val="20"/>
+        </w:rPr>
+        <w:t>     </w:t>
+      </w:r>
+      <w:r>
+        <w:rPr>
+          <w:rFonts w:ascii="Consolas" w:hAnsi="Consolas"/>
+          <w:color w:val="EB7A41"/>
+          <w:sz w:val="20"/>
+          <w:szCs w:val="20"/>
+        </w:rPr>
+        <w:tab/>
+      </w:r>
+      <w:r>
+        <w:rPr>
+          <w:rFonts w:ascii="Consolas" w:hAnsi="Consolas"/>
+          <w:color w:val="EB7A41"/>
+          <w:sz w:val="20"/>
+          <w:szCs w:val="20"/>
+        </w:rPr>
+        <w:t>document.getElementById("aNum" + qNumber).textContent = "Answers:";</w:t>
+      </w:r>
+    </w:p>
+    <w:p>
+      <w:pPr>
+        <w:shd w:val="clear" w:color="auto" w:fill="000000" w:themeFill="text1"/>
+        <w:spacing w:after="0" w:line="240" w:lineRule="auto"/>
+        <w:rPr>
+          <w:rFonts w:ascii="Consolas" w:hAnsi="Consolas"/>
+          <w:color w:val="EB7A41"/>
+          <w:sz w:val="20"/>
+          <w:szCs w:val="20"/>
+        </w:rPr>
+      </w:pPr>
+      <w:r>
+        <w:rPr>
+          <w:rFonts w:ascii="Consolas" w:hAnsi="Consolas"/>
+          <w:color w:val="EB7A41"/>
+          <w:sz w:val="20"/>
+          <w:szCs w:val="20"/>
+        </w:rPr>
+        <w:t>     </w:t>
+      </w:r>
+      <w:r>
+        <w:rPr>
+          <w:rFonts w:ascii="Consolas" w:hAnsi="Consolas"/>
+          <w:color w:val="EB7A41"/>
+          <w:sz w:val="20"/>
+          <w:szCs w:val="20"/>
+        </w:rPr>
+        <w:tab/>
+      </w:r>
+      <w:r>
+        <w:rPr>
+          <w:rFonts w:ascii="Consolas" w:hAnsi="Consolas"/>
+          <w:color w:val="EB7A41"/>
+          <w:sz w:val="20"/>
+          <w:szCs w:val="20"/>
+        </w:rPr>
+        <w:t>document.getElementById("A" + qNumber).value = q.answers[0];</w:t>
+      </w:r>
+    </w:p>
+    <w:p>
+      <w:pPr>
+        <w:shd w:val="clear" w:color="auto" w:fill="000000" w:themeFill="text1"/>
+        <w:spacing w:after="0" w:line="240" w:lineRule="auto"/>
+        <w:rPr>
+          <w:rFonts w:ascii="Consolas" w:hAnsi="Consolas"/>
+          <w:color w:val="EB7A41"/>
+          <w:sz w:val="20"/>
+          <w:szCs w:val="20"/>
+        </w:rPr>
+      </w:pPr>
+      <w:r>
+        <w:rPr>
+          <w:rFonts w:ascii="Consolas" w:hAnsi="Consolas"/>
+          <w:color w:val="EB7A41"/>
+          <w:sz w:val="20"/>
+          <w:szCs w:val="20"/>
+        </w:rPr>
+        <w:t>     </w:t>
+      </w:r>
+      <w:r>
+        <w:rPr>
+          <w:rFonts w:ascii="Consolas" w:hAnsi="Consolas"/>
+          <w:color w:val="EB7A41"/>
+          <w:sz w:val="20"/>
+          <w:szCs w:val="20"/>
+        </w:rPr>
+        <w:tab/>
+      </w:r>
+      <w:r>
+        <w:rPr>
+          <w:rFonts w:ascii="Consolas" w:hAnsi="Consolas"/>
+          <w:color w:val="EB7A41"/>
+          <w:sz w:val="20"/>
+          <w:szCs w:val="20"/>
+        </w:rPr>
+        <w:t>document.getElementById("B" + qNumber).value = q.answers[1];</w:t>
+      </w:r>
+    </w:p>
+    <w:p>
+      <w:pPr>
+        <w:shd w:val="clear" w:color="auto" w:fill="000000" w:themeFill="text1"/>
+        <w:spacing w:after="0" w:line="240" w:lineRule="auto"/>
+        <w:rPr>
+          <w:rFonts w:ascii="Consolas" w:hAnsi="Consolas"/>
+          <w:color w:val="EB7A41"/>
+          <w:sz w:val="20"/>
+          <w:szCs w:val="20"/>
+        </w:rPr>
+      </w:pPr>
+      <w:r>
+        <w:rPr>
+          <w:rFonts w:ascii="Consolas" w:hAnsi="Consolas"/>
+          <w:color w:val="EB7A41"/>
+          <w:sz w:val="20"/>
+          <w:szCs w:val="20"/>
+        </w:rPr>
         <w:lastRenderedPageBreak/>
-        <w:t>    }</w:t>
-      </w:r>
-    </w:p>
-    <w:p>
-      <w:pPr>
-        <w:shd w:val="clear" w:color="auto" w:fill="000000" w:themeFill="text1"/>
-        <w:spacing w:after="0" w:line="240" w:lineRule="auto"/>
-        <w:rPr>
-          <w:rFonts w:ascii="Consolas" w:hAnsi="Consolas"/>
-          <w:color w:val="EB7A41"/>
-          <w:sz w:val="20"/>
-          <w:szCs w:val="20"/>
-        </w:rPr>
-      </w:pPr>
-      <w:r>
-        <w:rPr>
-          <w:rFonts w:ascii="Consolas" w:hAnsi="Consolas"/>
-          <w:color w:val="EB7A41"/>
-          <w:sz w:val="20"/>
-          <w:szCs w:val="20"/>
-        </w:rPr>
-        <w:t>    for (const key in data) { //Collect all questions</w:t>
-      </w:r>
-    </w:p>
-    <w:p>
-      <w:pPr>
-        <w:shd w:val="clear" w:color="auto" w:fill="000000" w:themeFill="text1"/>
-        <w:spacing w:after="0" w:line="240" w:lineRule="auto"/>
-        <w:rPr>
-          <w:rFonts w:ascii="Consolas" w:hAnsi="Consolas"/>
-          <w:color w:val="EB7A41"/>
-          <w:sz w:val="20"/>
-          <w:szCs w:val="20"/>
-        </w:rPr>
-      </w:pPr>
-      <w:r>
-        <w:rPr>
-          <w:rFonts w:ascii="Consolas" w:hAnsi="Consolas"/>
-          <w:color w:val="EB7A41"/>
-          <w:sz w:val="20"/>
-          <w:szCs w:val="20"/>
-        </w:rPr>
-        <w:t>        QandAs.push(data[key]);</w:t>
-      </w:r>
-    </w:p>
-    <w:p>
-      <w:pPr>
-        <w:shd w:val="clear" w:color="auto" w:fill="000000" w:themeFill="text1"/>
-        <w:spacing w:after="0" w:line="240" w:lineRule="auto"/>
-        <w:rPr>
-          <w:rFonts w:ascii="Consolas" w:hAnsi="Consolas"/>
-          <w:color w:val="EB7A41"/>
-          <w:sz w:val="20"/>
-          <w:szCs w:val="20"/>
-        </w:rPr>
-      </w:pPr>
-      <w:r>
-        <w:rPr>
-          <w:rFonts w:ascii="Consolas" w:hAnsi="Consolas"/>
-          <w:color w:val="EB7A41"/>
-          <w:sz w:val="20"/>
-          <w:szCs w:val="20"/>
-        </w:rPr>
-        <w:t>    }</w:t>
-      </w:r>
-    </w:p>
-    <w:p>
-      <w:pPr>
-        <w:shd w:val="clear" w:color="auto" w:fill="000000" w:themeFill="text1"/>
-        <w:spacing w:after="0" w:line="240" w:lineRule="auto"/>
-        <w:rPr>
-          <w:rFonts w:ascii="Consolas" w:hAnsi="Consolas"/>
-          <w:color w:val="EB7A41"/>
-          <w:sz w:val="20"/>
-          <w:szCs w:val="20"/>
-        </w:rPr>
-      </w:pPr>
-      <w:r>
-        <w:rPr>
-          <w:rFonts w:ascii="Consolas" w:hAnsi="Consolas"/>
-          <w:color w:val="EB7A41"/>
-          <w:sz w:val="20"/>
-          <w:szCs w:val="20"/>
-        </w:rPr>
-        <w:t>    QandAs.forEach((q, i) =&gt; {</w:t>
-      </w:r>
-    </w:p>
-    <w:p>
-      <w:pPr>
-        <w:shd w:val="clear" w:color="auto" w:fill="000000" w:themeFill="text1"/>
-        <w:spacing w:after="0" w:line="240" w:lineRule="auto"/>
-        <w:rPr>
-          <w:rFonts w:ascii="Consolas" w:hAnsi="Consolas"/>
-          <w:color w:val="EB7A41"/>
-          <w:sz w:val="20"/>
-          <w:szCs w:val="20"/>
-        </w:rPr>
-      </w:pPr>
-      <w:r>
-        <w:rPr>
-          <w:rFonts w:ascii="Consolas" w:hAnsi="Consolas"/>
-          <w:color w:val="EB7A41"/>
-          <w:sz w:val="20"/>
-          <w:szCs w:val="20"/>
-        </w:rPr>
-        <w:t xml:space="preserve">    </w:t>
-      </w:r>
-      <w:r>
-        <w:rPr>
-          <w:rFonts w:ascii="Consolas" w:hAnsi="Consolas"/>
-          <w:color w:val="EB7A41"/>
-          <w:sz w:val="20"/>
-          <w:szCs w:val="20"/>
-        </w:rPr>
-        <w:tab/>
-      </w:r>
-      <w:r>
-        <w:rPr>
-          <w:rFonts w:ascii="Consolas" w:hAnsi="Consolas"/>
-          <w:color w:val="EB7A41"/>
-          <w:sz w:val="20"/>
-          <w:szCs w:val="20"/>
-        </w:rPr>
-        <w:t>console.log(i);</w:t>
-      </w:r>
-    </w:p>
-    <w:p>
-      <w:pPr>
-        <w:shd w:val="clear" w:color="auto" w:fill="000000" w:themeFill="text1"/>
-        <w:spacing w:after="0" w:line="240" w:lineRule="auto"/>
-        <w:rPr>
-          <w:rFonts w:ascii="Consolas" w:hAnsi="Consolas"/>
-          <w:color w:val="EB7A41"/>
-          <w:sz w:val="20"/>
-          <w:szCs w:val="20"/>
-        </w:rPr>
-      </w:pPr>
-      <w:r>
-        <w:rPr>
-          <w:rFonts w:ascii="Consolas" w:hAnsi="Consolas"/>
-          <w:color w:val="EB7A41"/>
-          <w:sz w:val="20"/>
-          <w:szCs w:val="20"/>
-        </w:rPr>
-        <w:t xml:space="preserve">    </w:t>
-      </w:r>
-      <w:r>
-        <w:rPr>
-          <w:rFonts w:ascii="Consolas" w:hAnsi="Consolas"/>
-          <w:color w:val="EB7A41"/>
-          <w:sz w:val="20"/>
-          <w:szCs w:val="20"/>
-        </w:rPr>
-        <w:tab/>
-      </w:r>
-      <w:r>
-        <w:rPr>
-          <w:rFonts w:ascii="Consolas" w:hAnsi="Consolas"/>
-          <w:color w:val="EB7A41"/>
-          <w:sz w:val="20"/>
-          <w:szCs w:val="20"/>
-        </w:rPr>
-        <w:t>addItem();</w:t>
-      </w:r>
-    </w:p>
-    <w:p>
-      <w:pPr>
-        <w:shd w:val="clear" w:color="auto" w:fill="000000" w:themeFill="text1"/>
-        <w:spacing w:after="0" w:line="240" w:lineRule="auto"/>
-        <w:rPr>
-          <w:rFonts w:ascii="Consolas" w:hAnsi="Consolas"/>
-          <w:color w:val="EB7A41"/>
-          <w:sz w:val="20"/>
-          <w:szCs w:val="20"/>
-        </w:rPr>
-      </w:pPr>
-      <w:r>
-        <w:rPr>
-          <w:rFonts w:ascii="Consolas" w:hAnsi="Consolas"/>
-          <w:color w:val="EB7A41"/>
-          <w:sz w:val="20"/>
-          <w:szCs w:val="20"/>
-        </w:rPr>
-        <w:t xml:space="preserve">    </w:t>
-      </w:r>
-      <w:r>
-        <w:rPr>
-          <w:rFonts w:ascii="Consolas" w:hAnsi="Consolas"/>
-          <w:color w:val="EB7A41"/>
-          <w:sz w:val="20"/>
-          <w:szCs w:val="20"/>
-        </w:rPr>
-        <w:tab/>
-      </w:r>
-      <w:r>
-        <w:rPr>
-          <w:rFonts w:ascii="Consolas" w:hAnsi="Consolas"/>
-          <w:color w:val="EB7A41"/>
-          <w:sz w:val="20"/>
-          <w:szCs w:val="20"/>
-        </w:rPr>
-        <w:t>let qNumber = i+1</w:t>
-      </w:r>
-    </w:p>
-    <w:p>
-      <w:pPr>
-        <w:shd w:val="clear" w:color="auto" w:fill="000000" w:themeFill="text1"/>
-        <w:spacing w:after="0" w:line="240" w:lineRule="auto"/>
-        <w:rPr>
-          <w:rFonts w:ascii="Consolas" w:hAnsi="Consolas"/>
-          <w:color w:val="EB7A41"/>
-          <w:sz w:val="20"/>
-          <w:szCs w:val="20"/>
-        </w:rPr>
-      </w:pPr>
-      <w:r>
-        <w:rPr>
-          <w:rFonts w:ascii="Consolas" w:hAnsi="Consolas"/>
-          <w:color w:val="EB7A41"/>
-          <w:sz w:val="20"/>
-          <w:szCs w:val="20"/>
-        </w:rPr>
-        <w:t xml:space="preserve">    </w:t>
-      </w:r>
-      <w:r>
-        <w:rPr>
-          <w:rFonts w:ascii="Consolas" w:hAnsi="Consolas"/>
-          <w:color w:val="EB7A41"/>
-          <w:sz w:val="20"/>
-          <w:szCs w:val="20"/>
-        </w:rPr>
-        <w:tab/>
-      </w:r>
-      <w:r>
-        <w:rPr>
-          <w:rFonts w:ascii="Consolas" w:hAnsi="Consolas"/>
-          <w:color w:val="EB7A41"/>
-          <w:sz w:val="20"/>
-          <w:szCs w:val="20"/>
-        </w:rPr>
-        <w:t>document.getElementById("qNum" + qNumber).textContent = "Question " + qNumber + ":";</w:t>
-      </w:r>
-    </w:p>
-    <w:p>
-      <w:pPr>
-        <w:shd w:val="clear" w:color="auto" w:fill="000000" w:themeFill="text1"/>
-        <w:spacing w:after="0" w:line="240" w:lineRule="auto"/>
-        <w:rPr>
-          <w:rFonts w:ascii="Consolas" w:hAnsi="Consolas"/>
-          <w:color w:val="EB7A41"/>
-          <w:sz w:val="20"/>
-          <w:szCs w:val="20"/>
-        </w:rPr>
-      </w:pPr>
-      <w:r>
-        <w:rPr>
-          <w:rFonts w:ascii="Consolas" w:hAnsi="Consolas"/>
-          <w:color w:val="EB7A41"/>
-          <w:sz w:val="20"/>
-          <w:szCs w:val="20"/>
-        </w:rPr>
-        <w:t xml:space="preserve">    </w:t>
-      </w:r>
-      <w:r>
-        <w:rPr>
-          <w:rFonts w:ascii="Consolas" w:hAnsi="Consolas"/>
-          <w:color w:val="EB7A41"/>
-          <w:sz w:val="20"/>
-          <w:szCs w:val="20"/>
-        </w:rPr>
-        <w:tab/>
-      </w:r>
-      <w:r>
-        <w:rPr>
-          <w:rFonts w:ascii="Consolas" w:hAnsi="Consolas"/>
-          <w:color w:val="EB7A41"/>
-          <w:sz w:val="20"/>
-          <w:szCs w:val="20"/>
-        </w:rPr>
-        <w:t>document.getElementById("Q" + qNumber).value = q.question;</w:t>
-      </w:r>
-    </w:p>
-    <w:p>
-      <w:pPr>
-        <w:shd w:val="clear" w:color="auto" w:fill="000000" w:themeFill="text1"/>
-        <w:spacing w:after="0" w:line="240" w:lineRule="auto"/>
-        <w:rPr>
-          <w:rFonts w:ascii="Consolas" w:hAnsi="Consolas"/>
-          <w:color w:val="EB7A41"/>
-          <w:sz w:val="20"/>
-          <w:szCs w:val="20"/>
-        </w:rPr>
-      </w:pPr>
-      <w:r>
-        <w:rPr>
-          <w:rFonts w:ascii="Consolas" w:hAnsi="Consolas"/>
-          <w:color w:val="EB7A41"/>
-          <w:sz w:val="20"/>
-          <w:szCs w:val="20"/>
-        </w:rPr>
-        <w:t>     </w:t>
-      </w:r>
-      <w:r>
-        <w:rPr>
-          <w:rFonts w:ascii="Consolas" w:hAnsi="Consolas"/>
-          <w:color w:val="EB7A41"/>
-          <w:sz w:val="20"/>
-          <w:szCs w:val="20"/>
-        </w:rPr>
-        <w:tab/>
-      </w:r>
-      <w:r>
-        <w:rPr>
-          <w:rFonts w:ascii="Consolas" w:hAnsi="Consolas"/>
-          <w:color w:val="EB7A41"/>
-          <w:sz w:val="20"/>
-          <w:szCs w:val="20"/>
-        </w:rPr>
-        <w:t>document.getElementById("aNum" + qNumber).textContent = "Answers:";</w:t>
-      </w:r>
-    </w:p>
-    <w:p>
-      <w:pPr>
-        <w:shd w:val="clear" w:color="auto" w:fill="000000" w:themeFill="text1"/>
-        <w:spacing w:after="0" w:line="240" w:lineRule="auto"/>
-        <w:rPr>
-          <w:rFonts w:ascii="Consolas" w:hAnsi="Consolas"/>
-          <w:color w:val="EB7A41"/>
-          <w:sz w:val="20"/>
-          <w:szCs w:val="20"/>
-        </w:rPr>
-      </w:pPr>
-      <w:r>
-        <w:rPr>
-          <w:rFonts w:ascii="Consolas" w:hAnsi="Consolas"/>
-          <w:color w:val="EB7A41"/>
-          <w:sz w:val="20"/>
-          <w:szCs w:val="20"/>
-        </w:rPr>
-        <w:t>     </w:t>
-      </w:r>
-      <w:r>
-        <w:rPr>
-          <w:rFonts w:ascii="Consolas" w:hAnsi="Consolas"/>
-          <w:color w:val="EB7A41"/>
-          <w:sz w:val="20"/>
-          <w:szCs w:val="20"/>
-        </w:rPr>
-        <w:tab/>
-      </w:r>
-      <w:r>
-        <w:rPr>
-          <w:rFonts w:ascii="Consolas" w:hAnsi="Consolas"/>
-          <w:color w:val="EB7A41"/>
-          <w:sz w:val="20"/>
-          <w:szCs w:val="20"/>
-        </w:rPr>
-        <w:t>document.getElementById("A" + qNumber).value = q.answers[0];</w:t>
-      </w:r>
-    </w:p>
-    <w:p>
-      <w:pPr>
-        <w:shd w:val="clear" w:color="auto" w:fill="000000" w:themeFill="text1"/>
-        <w:spacing w:after="0" w:line="240" w:lineRule="auto"/>
-        <w:rPr>
-          <w:rFonts w:ascii="Consolas" w:hAnsi="Consolas"/>
-          <w:color w:val="EB7A41"/>
-          <w:sz w:val="20"/>
-          <w:szCs w:val="20"/>
-        </w:rPr>
-      </w:pPr>
-      <w:r>
-        <w:rPr>
-          <w:rFonts w:ascii="Consolas" w:hAnsi="Consolas"/>
-          <w:color w:val="EB7A41"/>
-          <w:sz w:val="20"/>
-          <w:szCs w:val="20"/>
-        </w:rPr>
-        <w:t>     </w:t>
-      </w:r>
-      <w:r>
-        <w:rPr>
-          <w:rFonts w:ascii="Consolas" w:hAnsi="Consolas"/>
-          <w:color w:val="EB7A41"/>
-          <w:sz w:val="20"/>
-          <w:szCs w:val="20"/>
-        </w:rPr>
-        <w:tab/>
-      </w:r>
-      <w:r>
-        <w:rPr>
-          <w:rFonts w:ascii="Consolas" w:hAnsi="Consolas"/>
-          <w:color w:val="EB7A41"/>
-          <w:sz w:val="20"/>
-          <w:szCs w:val="20"/>
-        </w:rPr>
-        <w:t>document.getElementById("B" + qNumber).value = q.answers[1];</w:t>
-      </w:r>
-    </w:p>
-    <w:p>
-      <w:pPr>
-        <w:shd w:val="clear" w:color="auto" w:fill="000000" w:themeFill="text1"/>
-        <w:spacing w:after="0" w:line="240" w:lineRule="auto"/>
-        <w:rPr>
-          <w:rFonts w:ascii="Consolas" w:hAnsi="Consolas"/>
-          <w:color w:val="EB7A41"/>
-          <w:sz w:val="20"/>
-          <w:szCs w:val="20"/>
-        </w:rPr>
-      </w:pPr>
-      <w:r>
-        <w:rPr>
-          <w:rFonts w:ascii="Consolas" w:hAnsi="Consolas"/>
-          <w:color w:val="EB7A41"/>
-          <w:sz w:val="20"/>
-          <w:szCs w:val="20"/>
-        </w:rPr>
         <w:t>     </w:t>
       </w:r>
       <w:r>
@@ -4812,7 +5489,25 @@
           <w:i w:val="0"/>
           <w:iCs w:val="0"/>
         </w:rPr>
-        <w:t xml:space="preserve">‘editItem’ function </w:t>
+        <w:t>‘</w:t>
+      </w:r>
+      <w:proofErr w:type="spellStart"/>
+      <w:r>
+        <w:rPr>
+          <w:rStyle w:val="SubtleEmphasis"/>
+          <w:i w:val="0"/>
+          <w:iCs w:val="0"/>
+        </w:rPr>
+        <w:t>editItem</w:t>
+      </w:r>
+      <w:proofErr w:type="spellEnd"/>
+      <w:r>
+        <w:rPr>
+          <w:rStyle w:val="SubtleEmphasis"/>
+          <w:i w:val="0"/>
+          <w:iCs w:val="0"/>
+        </w:rPr>
+        <w:t xml:space="preserve">’ function </w:t>
       </w:r>
       <w:r>
         <w:rPr>
@@ -4857,28 +5552,68 @@
           <w:sz w:val="20"/>
           <w:szCs w:val="20"/>
         </w:rPr>
-        <w:t>function editItem() {</w:t>
-      </w:r>
-    </w:p>
-    <w:p>
-      <w:pPr>
-        <w:shd w:val="clear" w:color="auto" w:fill="000000" w:themeFill="text1"/>
-        <w:spacing w:after="0" w:line="240" w:lineRule="auto"/>
-        <w:rPr>
-          <w:rFonts w:ascii="Consolas" w:hAnsi="Consolas"/>
-          <w:color w:val="EB7A41"/>
-          <w:sz w:val="20"/>
-          <w:szCs w:val="20"/>
-        </w:rPr>
-      </w:pPr>
-      <w:r>
-        <w:rPr>
-          <w:rFonts w:ascii="Consolas" w:hAnsi="Consolas"/>
-          <w:color w:val="EB7A41"/>
-          <w:sz w:val="20"/>
-          <w:szCs w:val="20"/>
-        </w:rPr>
-        <w:t>    const jsonData = {};</w:t>
+        <w:t xml:space="preserve">function </w:t>
+      </w:r>
+      <w:proofErr w:type="spellStart"/>
+      <w:r>
+        <w:rPr>
+          <w:rFonts w:ascii="Consolas" w:hAnsi="Consolas"/>
+          <w:color w:val="EB7A41"/>
+          <w:sz w:val="20"/>
+          <w:szCs w:val="20"/>
+        </w:rPr>
+        <w:t>editItem</w:t>
+      </w:r>
+      <w:proofErr w:type="spellEnd"/>
+      <w:r>
+        <w:rPr>
+          <w:rFonts w:ascii="Consolas" w:hAnsi="Consolas"/>
+          <w:color w:val="EB7A41"/>
+          <w:sz w:val="20"/>
+          <w:szCs w:val="20"/>
+        </w:rPr>
+        <w:t>() {</w:t>
+      </w:r>
+    </w:p>
+    <w:p>
+      <w:pPr>
+        <w:shd w:val="clear" w:color="auto" w:fill="000000" w:themeFill="text1"/>
+        <w:spacing w:after="0" w:line="240" w:lineRule="auto"/>
+        <w:rPr>
+          <w:rFonts w:ascii="Consolas" w:hAnsi="Consolas"/>
+          <w:color w:val="EB7A41"/>
+          <w:sz w:val="20"/>
+          <w:szCs w:val="20"/>
+        </w:rPr>
+      </w:pPr>
+      <w:r>
+        <w:rPr>
+          <w:rFonts w:ascii="Consolas" w:hAnsi="Consolas"/>
+          <w:color w:val="EB7A41"/>
+          <w:sz w:val="20"/>
+          <w:szCs w:val="20"/>
+        </w:rPr>
+        <w:t xml:space="preserve">    const </w:t>
+      </w:r>
+      <w:proofErr w:type="spellStart"/>
+      <w:r>
+        <w:rPr>
+          <w:rFonts w:ascii="Consolas" w:hAnsi="Consolas"/>
+          <w:color w:val="EB7A41"/>
+          <w:sz w:val="20"/>
+          <w:szCs w:val="20"/>
+        </w:rPr>
+        <w:t>jsonData</w:t>
+      </w:r>
+      <w:proofErr w:type="spellEnd"/>
+      <w:r>
+        <w:rPr>
+          <w:rFonts w:ascii="Consolas" w:hAnsi="Consolas"/>
+          <w:color w:val="EB7A41"/>
+          <w:sz w:val="20"/>
+          <w:szCs w:val="20"/>
+        </w:rPr>
+        <w:t xml:space="preserve"> = {};</w:t>
       </w:r>
     </w:p>
     <w:p>
@@ -5037,28 +5772,68 @@
           <w:sz w:val="20"/>
           <w:szCs w:val="20"/>
         </w:rPr>
-        <w:t>        let correctanswer = document.getElementById("Correct" + i).value;</w:t>
-      </w:r>
-    </w:p>
-    <w:p>
-      <w:pPr>
-        <w:shd w:val="clear" w:color="auto" w:fill="000000" w:themeFill="text1"/>
-        <w:spacing w:after="0" w:line="240" w:lineRule="auto"/>
-        <w:rPr>
-          <w:rFonts w:ascii="Consolas" w:hAnsi="Consolas"/>
-          <w:color w:val="EB7A41"/>
-          <w:sz w:val="20"/>
-          <w:szCs w:val="20"/>
-        </w:rPr>
-      </w:pPr>
-      <w:r>
-        <w:rPr>
-          <w:rFonts w:ascii="Consolas" w:hAnsi="Consolas"/>
-          <w:color w:val="EB7A41"/>
-          <w:sz w:val="20"/>
-          <w:szCs w:val="20"/>
-        </w:rPr>
-        <w:t>        jsonData[i-1] = {</w:t>
+        <w:t xml:space="preserve">        let </w:t>
+      </w:r>
+      <w:proofErr w:type="spellStart"/>
+      <w:r>
+        <w:rPr>
+          <w:rFonts w:ascii="Consolas" w:hAnsi="Consolas"/>
+          <w:color w:val="EB7A41"/>
+          <w:sz w:val="20"/>
+          <w:szCs w:val="20"/>
+        </w:rPr>
+        <w:t>correctanswer</w:t>
+      </w:r>
+      <w:proofErr w:type="spellEnd"/>
+      <w:r>
+        <w:rPr>
+          <w:rFonts w:ascii="Consolas" w:hAnsi="Consolas"/>
+          <w:color w:val="EB7A41"/>
+          <w:sz w:val="20"/>
+          <w:szCs w:val="20"/>
+        </w:rPr>
+        <w:t xml:space="preserve"> = document.getElementById("Correct" + i).value;</w:t>
+      </w:r>
+    </w:p>
+    <w:p>
+      <w:pPr>
+        <w:shd w:val="clear" w:color="auto" w:fill="000000" w:themeFill="text1"/>
+        <w:spacing w:after="0" w:line="240" w:lineRule="auto"/>
+        <w:rPr>
+          <w:rFonts w:ascii="Consolas" w:hAnsi="Consolas"/>
+          <w:color w:val="EB7A41"/>
+          <w:sz w:val="20"/>
+          <w:szCs w:val="20"/>
+        </w:rPr>
+      </w:pPr>
+      <w:r>
+        <w:rPr>
+          <w:rFonts w:ascii="Consolas" w:hAnsi="Consolas"/>
+          <w:color w:val="EB7A41"/>
+          <w:sz w:val="20"/>
+          <w:szCs w:val="20"/>
+        </w:rPr>
+        <w:t xml:space="preserve">        </w:t>
+      </w:r>
+      <w:proofErr w:type="spellStart"/>
+      <w:r>
+        <w:rPr>
+          <w:rFonts w:ascii="Consolas" w:hAnsi="Consolas"/>
+          <w:color w:val="EB7A41"/>
+          <w:sz w:val="20"/>
+          <w:szCs w:val="20"/>
+        </w:rPr>
+        <w:t>jsonData</w:t>
+      </w:r>
+      <w:proofErr w:type="spellEnd"/>
+      <w:r>
+        <w:rPr>
+          <w:rFonts w:ascii="Consolas" w:hAnsi="Consolas"/>
+          <w:color w:val="EB7A41"/>
+          <w:sz w:val="20"/>
+          <w:szCs w:val="20"/>
+        </w:rPr>
+        <w:t>[i-1] = {</w:t>
       </w:r>
     </w:p>
     <w:p>
@@ -5121,8 +5896,39 @@
           <w:sz w:val="20"/>
           <w:szCs w:val="20"/>
         </w:rPr>
-        <w:t>            "correctAns": correctanswer</w:t>
-      </w:r>
+        <w:t>            "</w:t>
+      </w:r>
+      <w:proofErr w:type="spellStart"/>
+      <w:r>
+        <w:rPr>
+          <w:rFonts w:ascii="Consolas" w:hAnsi="Consolas"/>
+          <w:color w:val="EB7A41"/>
+          <w:sz w:val="20"/>
+          <w:szCs w:val="20"/>
+        </w:rPr>
+        <w:t>correctAns</w:t>
+      </w:r>
+      <w:proofErr w:type="spellEnd"/>
+      <w:r>
+        <w:rPr>
+          <w:rFonts w:ascii="Consolas" w:hAnsi="Consolas"/>
+          <w:color w:val="EB7A41"/>
+          <w:sz w:val="20"/>
+          <w:szCs w:val="20"/>
+        </w:rPr>
+        <w:t xml:space="preserve">": </w:t>
+      </w:r>
+      <w:proofErr w:type="spellStart"/>
+      <w:r>
+        <w:rPr>
+          <w:rFonts w:ascii="Consolas" w:hAnsi="Consolas"/>
+          <w:color w:val="EB7A41"/>
+          <w:sz w:val="20"/>
+          <w:szCs w:val="20"/>
+        </w:rPr>
+        <w:t>correctanswer</w:t>
+      </w:r>
+      <w:proofErr w:type="spellEnd"/>
     </w:p>
     <w:p>
       <w:pPr>
@@ -5184,148 +5990,368 @@
           <w:sz w:val="20"/>
           <w:szCs w:val="20"/>
         </w:rPr>
-        <w:t>    const jsonString = JSON.stringify(jsonData, null, 2);</w:t>
-      </w:r>
-    </w:p>
-    <w:p>
-      <w:pPr>
-        <w:shd w:val="clear" w:color="auto" w:fill="000000" w:themeFill="text1"/>
-        <w:spacing w:after="0" w:line="240" w:lineRule="auto"/>
-        <w:rPr>
-          <w:rFonts w:ascii="Consolas" w:hAnsi="Consolas"/>
-          <w:color w:val="EB7A41"/>
-          <w:sz w:val="20"/>
-          <w:szCs w:val="20"/>
-        </w:rPr>
-      </w:pPr>
-    </w:p>
-    <w:p>
-      <w:pPr>
-        <w:shd w:val="clear" w:color="auto" w:fill="000000" w:themeFill="text1"/>
-        <w:spacing w:after="0" w:line="240" w:lineRule="auto"/>
-        <w:rPr>
-          <w:rFonts w:ascii="Consolas" w:hAnsi="Consolas"/>
-          <w:color w:val="EB7A41"/>
-          <w:sz w:val="20"/>
-          <w:szCs w:val="20"/>
-        </w:rPr>
-      </w:pPr>
-      <w:r>
-        <w:rPr>
-          <w:rFonts w:ascii="Consolas" w:hAnsi="Consolas"/>
-          <w:color w:val="EB7A41"/>
-          <w:sz w:val="20"/>
-          <w:szCs w:val="20"/>
-        </w:rPr>
-        <w:t>    const blob = new Blob([jsonString], {type: 'application/json'});</w:t>
-      </w:r>
-    </w:p>
-    <w:p>
-      <w:pPr>
-        <w:shd w:val="clear" w:color="auto" w:fill="000000" w:themeFill="text1"/>
-        <w:spacing w:after="0" w:line="240" w:lineRule="auto"/>
-        <w:rPr>
-          <w:rFonts w:ascii="Consolas" w:hAnsi="Consolas"/>
-          <w:color w:val="EB7A41"/>
-          <w:sz w:val="20"/>
-          <w:szCs w:val="20"/>
-        </w:rPr>
-      </w:pPr>
-    </w:p>
-    <w:p>
-      <w:pPr>
-        <w:shd w:val="clear" w:color="auto" w:fill="000000" w:themeFill="text1"/>
-        <w:spacing w:after="0" w:line="240" w:lineRule="auto"/>
-        <w:rPr>
-          <w:rFonts w:ascii="Consolas" w:hAnsi="Consolas"/>
-          <w:color w:val="EB7A41"/>
-          <w:sz w:val="20"/>
-          <w:szCs w:val="20"/>
-        </w:rPr>
-      </w:pPr>
-      <w:r>
-        <w:rPr>
-          <w:rFonts w:ascii="Consolas" w:hAnsi="Consolas"/>
-          <w:color w:val="EB7A41"/>
-          <w:sz w:val="20"/>
-          <w:szCs w:val="20"/>
-        </w:rPr>
-        <w:t>    const link = document.createElement("a");</w:t>
-      </w:r>
-    </w:p>
-    <w:p>
-      <w:pPr>
-        <w:shd w:val="clear" w:color="auto" w:fill="000000" w:themeFill="text1"/>
-        <w:spacing w:after="0" w:line="240" w:lineRule="auto"/>
-        <w:rPr>
-          <w:rFonts w:ascii="Consolas" w:hAnsi="Consolas"/>
-          <w:color w:val="EB7A41"/>
-          <w:sz w:val="20"/>
-          <w:szCs w:val="20"/>
-        </w:rPr>
-      </w:pPr>
-      <w:r>
-        <w:rPr>
-          <w:rFonts w:ascii="Consolas" w:hAnsi="Consolas"/>
-          <w:color w:val="EB7A41"/>
-          <w:sz w:val="20"/>
-          <w:szCs w:val="20"/>
-        </w:rPr>
-        <w:t>    link.href = URL.createObjectURL(blob);</w:t>
-      </w:r>
-    </w:p>
-    <w:p>
-      <w:pPr>
-        <w:shd w:val="clear" w:color="auto" w:fill="000000" w:themeFill="text1"/>
-        <w:spacing w:after="0" w:line="240" w:lineRule="auto"/>
-        <w:rPr>
-          <w:rFonts w:ascii="Consolas" w:hAnsi="Consolas"/>
-          <w:color w:val="EB7A41"/>
-          <w:sz w:val="20"/>
-          <w:szCs w:val="20"/>
-        </w:rPr>
-      </w:pPr>
-      <w:r>
-        <w:rPr>
-          <w:rFonts w:ascii="Consolas" w:hAnsi="Consolas"/>
-          <w:color w:val="EB7A41"/>
-          <w:sz w:val="20"/>
-          <w:szCs w:val="20"/>
-        </w:rPr>
-        <w:t>    link.download = "new.json";</w:t>
-      </w:r>
-    </w:p>
-    <w:p>
-      <w:pPr>
-        <w:shd w:val="clear" w:color="auto" w:fill="000000" w:themeFill="text1"/>
-        <w:spacing w:after="0" w:line="240" w:lineRule="auto"/>
-        <w:rPr>
-          <w:rFonts w:ascii="Consolas" w:hAnsi="Consolas"/>
-          <w:color w:val="EB7A41"/>
-          <w:sz w:val="20"/>
-          <w:szCs w:val="20"/>
-        </w:rPr>
-      </w:pPr>
-    </w:p>
-    <w:p>
-      <w:pPr>
-        <w:shd w:val="clear" w:color="auto" w:fill="000000" w:themeFill="text1"/>
-        <w:spacing w:after="0" w:line="240" w:lineRule="auto"/>
-        <w:rPr>
-          <w:rFonts w:ascii="Consolas" w:hAnsi="Consolas"/>
-          <w:color w:val="EB7A41"/>
-          <w:sz w:val="20"/>
-          <w:szCs w:val="20"/>
-        </w:rPr>
-      </w:pPr>
-      <w:r>
-        <w:rPr>
-          <w:rFonts w:ascii="Consolas" w:hAnsi="Consolas"/>
-          <w:color w:val="EB7A41"/>
-          <w:sz w:val="20"/>
-          <w:szCs w:val="20"/>
-        </w:rPr>
-        <w:t>    link.click();</w:t>
+        <w:t xml:space="preserve">    const </w:t>
+      </w:r>
+      <w:proofErr w:type="spellStart"/>
+      <w:r>
+        <w:rPr>
+          <w:rFonts w:ascii="Consolas" w:hAnsi="Consolas"/>
+          <w:color w:val="EB7A41"/>
+          <w:sz w:val="20"/>
+          <w:szCs w:val="20"/>
+        </w:rPr>
+        <w:t>jsonString</w:t>
+      </w:r>
+      <w:proofErr w:type="spellEnd"/>
+      <w:r>
+        <w:rPr>
+          <w:rFonts w:ascii="Consolas" w:hAnsi="Consolas"/>
+          <w:color w:val="EB7A41"/>
+          <w:sz w:val="20"/>
+          <w:szCs w:val="20"/>
+        </w:rPr>
+        <w:t xml:space="preserve"> = </w:t>
+      </w:r>
+      <w:proofErr w:type="spellStart"/>
+      <w:r>
+        <w:rPr>
+          <w:rFonts w:ascii="Consolas" w:hAnsi="Consolas"/>
+          <w:color w:val="EB7A41"/>
+          <w:sz w:val="20"/>
+          <w:szCs w:val="20"/>
+        </w:rPr>
+        <w:t>JSON.stringify</w:t>
+      </w:r>
+      <w:proofErr w:type="spellEnd"/>
+      <w:r>
+        <w:rPr>
+          <w:rFonts w:ascii="Consolas" w:hAnsi="Consolas"/>
+          <w:color w:val="EB7A41"/>
+          <w:sz w:val="20"/>
+          <w:szCs w:val="20"/>
+        </w:rPr>
+        <w:t>(</w:t>
+      </w:r>
+      <w:proofErr w:type="spellStart"/>
+      <w:r>
+        <w:rPr>
+          <w:rFonts w:ascii="Consolas" w:hAnsi="Consolas"/>
+          <w:color w:val="EB7A41"/>
+          <w:sz w:val="20"/>
+          <w:szCs w:val="20"/>
+        </w:rPr>
+        <w:t>jsonData</w:t>
+      </w:r>
+      <w:proofErr w:type="spellEnd"/>
+      <w:r>
+        <w:rPr>
+          <w:rFonts w:ascii="Consolas" w:hAnsi="Consolas"/>
+          <w:color w:val="EB7A41"/>
+          <w:sz w:val="20"/>
+          <w:szCs w:val="20"/>
+        </w:rPr>
+        <w:t>, null, 2);</w:t>
+      </w:r>
+    </w:p>
+    <w:p>
+      <w:pPr>
+        <w:shd w:val="clear" w:color="auto" w:fill="000000" w:themeFill="text1"/>
+        <w:spacing w:after="0" w:line="240" w:lineRule="auto"/>
+        <w:rPr>
+          <w:rFonts w:ascii="Consolas" w:hAnsi="Consolas"/>
+          <w:color w:val="EB7A41"/>
+          <w:sz w:val="20"/>
+          <w:szCs w:val="20"/>
+        </w:rPr>
+      </w:pPr>
+    </w:p>
+    <w:p>
+      <w:pPr>
+        <w:shd w:val="clear" w:color="auto" w:fill="000000" w:themeFill="text1"/>
+        <w:spacing w:after="0" w:line="240" w:lineRule="auto"/>
+        <w:rPr>
+          <w:rFonts w:ascii="Consolas" w:hAnsi="Consolas"/>
+          <w:color w:val="EB7A41"/>
+          <w:sz w:val="20"/>
+          <w:szCs w:val="20"/>
+        </w:rPr>
+      </w:pPr>
+      <w:r>
+        <w:rPr>
+          <w:rFonts w:ascii="Consolas" w:hAnsi="Consolas"/>
+          <w:color w:val="EB7A41"/>
+          <w:sz w:val="20"/>
+          <w:szCs w:val="20"/>
+        </w:rPr>
+        <w:t>    const blob = new Blob([</w:t>
+      </w:r>
+      <w:proofErr w:type="spellStart"/>
+      <w:r>
+        <w:rPr>
+          <w:rFonts w:ascii="Consolas" w:hAnsi="Consolas"/>
+          <w:color w:val="EB7A41"/>
+          <w:sz w:val="20"/>
+          <w:szCs w:val="20"/>
+        </w:rPr>
+        <w:t>jsonString</w:t>
+      </w:r>
+      <w:proofErr w:type="spellEnd"/>
+      <w:r>
+        <w:rPr>
+          <w:rFonts w:ascii="Consolas" w:hAnsi="Consolas"/>
+          <w:color w:val="EB7A41"/>
+          <w:sz w:val="20"/>
+          <w:szCs w:val="20"/>
+        </w:rPr>
+        <w:t>], {type: 'application/</w:t>
+      </w:r>
+      <w:proofErr w:type="spellStart"/>
+      <w:r>
+        <w:rPr>
+          <w:rFonts w:ascii="Consolas" w:hAnsi="Consolas"/>
+          <w:color w:val="EB7A41"/>
+          <w:sz w:val="20"/>
+          <w:szCs w:val="20"/>
+        </w:rPr>
+        <w:t>json</w:t>
+      </w:r>
+      <w:proofErr w:type="spellEnd"/>
+      <w:r>
+        <w:rPr>
+          <w:rFonts w:ascii="Consolas" w:hAnsi="Consolas"/>
+          <w:color w:val="EB7A41"/>
+          <w:sz w:val="20"/>
+          <w:szCs w:val="20"/>
+        </w:rPr>
+        <w:t>'});</w:t>
+      </w:r>
+    </w:p>
+    <w:p>
+      <w:pPr>
+        <w:shd w:val="clear" w:color="auto" w:fill="000000" w:themeFill="text1"/>
+        <w:spacing w:after="0" w:line="240" w:lineRule="auto"/>
+        <w:rPr>
+          <w:rFonts w:ascii="Consolas" w:hAnsi="Consolas"/>
+          <w:color w:val="EB7A41"/>
+          <w:sz w:val="20"/>
+          <w:szCs w:val="20"/>
+        </w:rPr>
+      </w:pPr>
+    </w:p>
+    <w:p>
+      <w:pPr>
+        <w:shd w:val="clear" w:color="auto" w:fill="000000" w:themeFill="text1"/>
+        <w:spacing w:after="0" w:line="240" w:lineRule="auto"/>
+        <w:rPr>
+          <w:rFonts w:ascii="Consolas" w:hAnsi="Consolas"/>
+          <w:color w:val="EB7A41"/>
+          <w:sz w:val="20"/>
+          <w:szCs w:val="20"/>
+        </w:rPr>
+      </w:pPr>
+      <w:r>
+        <w:rPr>
+          <w:rFonts w:ascii="Consolas" w:hAnsi="Consolas"/>
+          <w:color w:val="EB7A41"/>
+          <w:sz w:val="20"/>
+          <w:szCs w:val="20"/>
+        </w:rPr>
+        <w:t xml:space="preserve">    const link = </w:t>
+      </w:r>
+      <w:proofErr w:type="spellStart"/>
+      <w:r>
+        <w:rPr>
+          <w:rFonts w:ascii="Consolas" w:hAnsi="Consolas"/>
+          <w:color w:val="EB7A41"/>
+          <w:sz w:val="20"/>
+          <w:szCs w:val="20"/>
+        </w:rPr>
+        <w:t>document.createElement</w:t>
+      </w:r>
+      <w:proofErr w:type="spellEnd"/>
+      <w:r>
+        <w:rPr>
+          <w:rFonts w:ascii="Consolas" w:hAnsi="Consolas"/>
+          <w:color w:val="EB7A41"/>
+          <w:sz w:val="20"/>
+          <w:szCs w:val="20"/>
+        </w:rPr>
+        <w:t>("a");</w:t>
+      </w:r>
+    </w:p>
+    <w:p>
+      <w:pPr>
+        <w:shd w:val="clear" w:color="auto" w:fill="000000" w:themeFill="text1"/>
+        <w:spacing w:after="0" w:line="240" w:lineRule="auto"/>
+        <w:rPr>
+          <w:rFonts w:ascii="Consolas" w:hAnsi="Consolas"/>
+          <w:color w:val="EB7A41"/>
+          <w:sz w:val="20"/>
+          <w:szCs w:val="20"/>
+        </w:rPr>
+      </w:pPr>
+      <w:r>
+        <w:rPr>
+          <w:rFonts w:ascii="Consolas" w:hAnsi="Consolas"/>
+          <w:color w:val="EB7A41"/>
+          <w:sz w:val="20"/>
+          <w:szCs w:val="20"/>
+        </w:rPr>
+        <w:t xml:space="preserve">    </w:t>
+      </w:r>
+      <w:proofErr w:type="spellStart"/>
+      <w:r>
+        <w:rPr>
+          <w:rFonts w:ascii="Consolas" w:hAnsi="Consolas"/>
+          <w:color w:val="EB7A41"/>
+          <w:sz w:val="20"/>
+          <w:szCs w:val="20"/>
+        </w:rPr>
+        <w:t>link.href</w:t>
+      </w:r>
+      <w:proofErr w:type="spellEnd"/>
+      <w:r>
+        <w:rPr>
+          <w:rFonts w:ascii="Consolas" w:hAnsi="Consolas"/>
+          <w:color w:val="EB7A41"/>
+          <w:sz w:val="20"/>
+          <w:szCs w:val="20"/>
+        </w:rPr>
+        <w:t xml:space="preserve"> = </w:t>
+      </w:r>
+      <w:proofErr w:type="spellStart"/>
+      <w:r>
+        <w:rPr>
+          <w:rFonts w:ascii="Consolas" w:hAnsi="Consolas"/>
+          <w:color w:val="EB7A41"/>
+          <w:sz w:val="20"/>
+          <w:szCs w:val="20"/>
+        </w:rPr>
+        <w:t>URL.createObjectURL</w:t>
+      </w:r>
+      <w:proofErr w:type="spellEnd"/>
+      <w:r>
+        <w:rPr>
+          <w:rFonts w:ascii="Consolas" w:hAnsi="Consolas"/>
+          <w:color w:val="EB7A41"/>
+          <w:sz w:val="20"/>
+          <w:szCs w:val="20"/>
+        </w:rPr>
+        <w:t>(blob);</w:t>
+      </w:r>
+    </w:p>
+    <w:p>
+      <w:pPr>
+        <w:shd w:val="clear" w:color="auto" w:fill="000000" w:themeFill="text1"/>
+        <w:spacing w:after="0" w:line="240" w:lineRule="auto"/>
+        <w:rPr>
+          <w:rFonts w:ascii="Consolas" w:hAnsi="Consolas"/>
+          <w:color w:val="EB7A41"/>
+          <w:sz w:val="20"/>
+          <w:szCs w:val="20"/>
+        </w:rPr>
+      </w:pPr>
+      <w:r>
+        <w:rPr>
+          <w:rFonts w:ascii="Consolas" w:hAnsi="Consolas"/>
+          <w:color w:val="EB7A41"/>
+          <w:sz w:val="20"/>
+          <w:szCs w:val="20"/>
+        </w:rPr>
+        <w:t xml:space="preserve">    </w:t>
+      </w:r>
+      <w:proofErr w:type="spellStart"/>
+      <w:r>
+        <w:rPr>
+          <w:rFonts w:ascii="Consolas" w:hAnsi="Consolas"/>
+          <w:color w:val="EB7A41"/>
+          <w:sz w:val="20"/>
+          <w:szCs w:val="20"/>
+        </w:rPr>
+        <w:t>link.download</w:t>
+      </w:r>
+      <w:proofErr w:type="spellEnd"/>
+      <w:r>
+        <w:rPr>
+          <w:rFonts w:ascii="Consolas" w:hAnsi="Consolas"/>
+          <w:color w:val="EB7A41"/>
+          <w:sz w:val="20"/>
+          <w:szCs w:val="20"/>
+        </w:rPr>
+        <w:t xml:space="preserve"> = "</w:t>
+      </w:r>
+      <w:proofErr w:type="spellStart"/>
+      <w:r>
+        <w:rPr>
+          <w:rFonts w:ascii="Consolas" w:hAnsi="Consolas"/>
+          <w:color w:val="EB7A41"/>
+          <w:sz w:val="20"/>
+          <w:szCs w:val="20"/>
+        </w:rPr>
+        <w:t>new.json</w:t>
+      </w:r>
+      <w:proofErr w:type="spellEnd"/>
+      <w:r>
+        <w:rPr>
+          <w:rFonts w:ascii="Consolas" w:hAnsi="Consolas"/>
+          <w:color w:val="EB7A41"/>
+          <w:sz w:val="20"/>
+          <w:szCs w:val="20"/>
+        </w:rPr>
+        <w:t>";</w:t>
+      </w:r>
+    </w:p>
+    <w:p>
+      <w:pPr>
+        <w:shd w:val="clear" w:color="auto" w:fill="000000" w:themeFill="text1"/>
+        <w:spacing w:after="0" w:line="240" w:lineRule="auto"/>
+        <w:rPr>
+          <w:rFonts w:ascii="Consolas" w:hAnsi="Consolas"/>
+          <w:color w:val="EB7A41"/>
+          <w:sz w:val="20"/>
+          <w:szCs w:val="20"/>
+        </w:rPr>
+      </w:pPr>
+    </w:p>
+    <w:p>
+      <w:pPr>
+        <w:shd w:val="clear" w:color="auto" w:fill="000000" w:themeFill="text1"/>
+        <w:spacing w:after="0" w:line="240" w:lineRule="auto"/>
+        <w:rPr>
+          <w:rFonts w:ascii="Consolas" w:hAnsi="Consolas"/>
+          <w:color w:val="EB7A41"/>
+          <w:sz w:val="20"/>
+          <w:szCs w:val="20"/>
+        </w:rPr>
+      </w:pPr>
+      <w:r>
+        <w:rPr>
+          <w:rFonts w:ascii="Consolas" w:hAnsi="Consolas"/>
+          <w:color w:val="EB7A41"/>
+          <w:sz w:val="20"/>
+          <w:szCs w:val="20"/>
+        </w:rPr>
+        <w:t xml:space="preserve">    </w:t>
+      </w:r>
+      <w:proofErr w:type="spellStart"/>
+      <w:r>
+        <w:rPr>
+          <w:rFonts w:ascii="Consolas" w:hAnsi="Consolas"/>
+          <w:color w:val="EB7A41"/>
+          <w:sz w:val="20"/>
+          <w:szCs w:val="20"/>
+        </w:rPr>
+        <w:t>link.click</w:t>
+      </w:r>
+      <w:proofErr w:type="spellEnd"/>
+      <w:r>
+        <w:rPr>
+          <w:rFonts w:ascii="Consolas" w:hAnsi="Consolas"/>
+          <w:color w:val="EB7A41"/>
+          <w:sz w:val="20"/>
+          <w:szCs w:val="20"/>
+        </w:rPr>
+        <w:t>();</w:t>
       </w:r>
     </w:p>
     <w:p>
@@ -5449,8 +6475,9 @@
           <w:iCs w:val="0"/>
           <w:color w:val="auto"/>
         </w:rPr>
-        <w:t>‘question’, ‘answers’, ‘correctAns’</w:t>
-      </w:r>
+        <w:t>‘question’, ‘answers’, ‘</w:t>
+      </w:r>
+      <w:proofErr w:type="spellStart"/>
       <w:r>
         <w:rPr>
           <w:rStyle w:val="IntenseEmphasis"/>
@@ -5458,6 +6485,25 @@
           <w:iCs w:val="0"/>
           <w:color w:val="auto"/>
         </w:rPr>
+        <w:t>correctAns</w:t>
+      </w:r>
+      <w:proofErr w:type="spellEnd"/>
+      <w:r>
+        <w:rPr>
+          <w:rStyle w:val="IntenseEmphasis"/>
+          <w:i w:val="0"/>
+          <w:iCs w:val="0"/>
+          <w:color w:val="auto"/>
+        </w:rPr>
+        <w:t>’</w:t>
+      </w:r>
+      <w:r>
+        <w:rPr>
+          <w:rStyle w:val="IntenseEmphasis"/>
+          <w:i w:val="0"/>
+          <w:iCs w:val="0"/>
+          <w:color w:val="auto"/>
+        </w:rPr>
         <w:t xml:space="preserve">. It takes this data and stores it into </w:t>
       </w:r>
       <w:proofErr w:type="gramStart"/>
@@ -5478,8 +6524,9 @@
           <w:iCs w:val="0"/>
           <w:color w:val="auto"/>
         </w:rPr>
-        <w:t xml:space="preserve"> variable ‘jsonString’ and </w:t>
-      </w:r>
+        <w:t xml:space="preserve"> variable ‘</w:t>
+      </w:r>
+      <w:proofErr w:type="spellStart"/>
       <w:r>
         <w:rPr>
           <w:rStyle w:val="IntenseEmphasis"/>
@@ -5487,6 +6534,25 @@
           <w:iCs w:val="0"/>
           <w:color w:val="auto"/>
         </w:rPr>
+        <w:t>jsonString</w:t>
+      </w:r>
+      <w:proofErr w:type="spellEnd"/>
+      <w:r>
+        <w:rPr>
+          <w:rStyle w:val="IntenseEmphasis"/>
+          <w:i w:val="0"/>
+          <w:iCs w:val="0"/>
+          <w:color w:val="auto"/>
+        </w:rPr>
+        <w:t xml:space="preserve">’ and </w:t>
+      </w:r>
+      <w:r>
+        <w:rPr>
+          <w:rStyle w:val="IntenseEmphasis"/>
+          <w:i w:val="0"/>
+          <w:iCs w:val="0"/>
+          <w:color w:val="auto"/>
+        </w:rPr>
         <w:t>passing this into a Blob object to download this new file.</w:t>
       </w:r>
     </w:p>
@@ -5506,6 +6572,7 @@
           <w:iCs w:val="0"/>
           <w:color w:val="auto"/>
         </w:rPr>
+        <w:lastRenderedPageBreak/>
         <w:tab/>
         <w:t xml:space="preserve">This editor is primarily designed around the functionality of the AI model </w:t>
       </w:r>
@@ -5678,6 +6745,7 @@
           <w:rStyle w:val="IntenseEmphasis"/>
           <w:i w:val="0"/>
           <w:iCs w:val="0"/>
+          <w:noProof/>
         </w:rPr>
         <w:drawing>
           <wp:inline distT="0" distB="0" distL="0" distR="0" wp14:anchorId="61A91594" wp14:editId="4D2B5EB3">
@@ -5695,7 +6763,7 @@
                     <pic:cNvPicPr/>
                   </pic:nvPicPr>
                   <pic:blipFill>
-                    <a:blip r:embed="rId8"/>
+                    <a:blip r:embed="rId9"/>
                     <a:stretch>
                       <a:fillRect/>
                     </a:stretch>
@@ -5972,13 +7040,4115 @@
     </w:p>
     <w:p>
       <w:pPr>
+        <w:rPr>
+          <w:rStyle w:val="SubtleEmphasis"/>
+          <w:i w:val="0"/>
+          <w:iCs w:val="0"/>
+        </w:rPr>
+      </w:pPr>
+    </w:p>
+    <w:p>
+      <w:pPr>
+        <w:rPr>
+          <w:rStyle w:val="SubtleEmphasis"/>
+          <w:i w:val="0"/>
+          <w:iCs w:val="0"/>
+        </w:rPr>
+      </w:pPr>
+    </w:p>
+    <w:p>
+      <w:pPr>
+        <w:pStyle w:val="Heading3"/>
+        <w:rPr>
+          <w:rStyle w:val="SubtleEmphasis"/>
+        </w:rPr>
+      </w:pPr>
+      <w:bookmarkStart w:id="8" w:name="_Toc227958822"/>
+      <w:r>
+        <w:t>Game Development</w:t>
+      </w:r>
+      <w:r>
+        <w:t xml:space="preserve">: </w:t>
+      </w:r>
+      <w:r>
+        <w:rPr>
+          <w:rStyle w:val="SubtleEmphasis"/>
+        </w:rPr>
+        <w:t>(Marc Jones)</w:t>
+      </w:r>
+      <w:bookmarkEnd w:id="8"/>
+    </w:p>
+    <w:p>
+      <w:r>
+        <w:tab/>
+        <w:t xml:space="preserve">Here I will outline the </w:t>
+      </w:r>
+      <w:r>
+        <w:t xml:space="preserve">design and implementation of the core function of our website – the game! </w:t>
+      </w:r>
+      <w:r>
+        <w:t xml:space="preserve">It </w:t>
+      </w:r>
+      <w:r>
+        <w:t xml:space="preserve">was very important that we got this right to </w:t>
+      </w:r>
+      <w:r>
+        <w:t>satisfy our client.</w:t>
+      </w:r>
+    </w:p>
+    <w:p>
+      <w:pPr>
+        <w:ind w:firstLine="720"/>
+      </w:pPr>
+      <w:proofErr w:type="gramStart"/>
+      <w:r>
+        <w:t>The majority of</w:t>
+      </w:r>
+      <w:proofErr w:type="gramEnd"/>
+      <w:r>
+        <w:t xml:space="preserve"> </w:t>
+      </w:r>
+      <w:r>
+        <w:t xml:space="preserve">the </w:t>
+      </w:r>
+      <w:r>
+        <w:t>code for this s</w:t>
+      </w:r>
+      <w:r>
+        <w:t xml:space="preserve">ection is contained in the ‘game.js’ file within our </w:t>
+      </w:r>
+      <w:r>
+        <w:t>project’s</w:t>
+      </w:r>
+      <w:r>
+        <w:t xml:space="preserve"> directory.</w:t>
+      </w:r>
+      <w:r>
+        <w:t xml:space="preserve"> However, </w:t>
+      </w:r>
+      <w:r>
+        <w:t xml:space="preserve">the ‘game.framework.js’ and ‘game.loader.js’ files are also needed </w:t>
+      </w:r>
+      <w:r>
+        <w:t xml:space="preserve">to initialise the game. Thers are stored within the </w:t>
+      </w:r>
+      <w:r>
+        <w:t>‘</w:t>
+      </w:r>
+      <w:r>
+        <w:t>/</w:t>
+      </w:r>
+      <w:r>
+        <w:t xml:space="preserve">game’ directory. </w:t>
+      </w:r>
+    </w:p>
+    <w:p>
+      <w:pPr>
+        <w:pStyle w:val="Heading4"/>
+      </w:pPr>
+      <w:r>
+        <w:lastRenderedPageBreak/>
+        <w:t>Core Game Loop</w:t>
+      </w:r>
+    </w:p>
+    <w:p>
+      <w:r>
+        <w:tab/>
+        <w:t xml:space="preserve">The </w:t>
+      </w:r>
+      <w:r>
+        <w:t xml:space="preserve">website follows the core game </w:t>
+      </w:r>
+      <w:r>
+        <w:t>loop that we had designed. An example of this is as shown:</w:t>
+      </w:r>
+    </w:p>
+    <w:p>
+      <w:r>
+        <w:tab/>
+      </w:r>
+      <w:r>
+        <w:drawing>
+          <wp:inline distT="0" distB="0" distL="0" distR="0" wp14:anchorId="27AB8737" wp14:editId="1023ABC5">
+            <wp:extent cx="5731510" cy="2354580"/>
+            <wp:effectExtent l="0" t="0" r="2540" b="7620"/>
+            <wp:docPr id="1188811706" name="Picture 1"/>
+            <wp:cNvGraphicFramePr>
+              <a:graphicFrameLocks xmlns:a="http://schemas.openxmlformats.org/drawingml/2006/main" noChangeAspect="1"/>
+            </wp:cNvGraphicFramePr>
+            <a:graphic xmlns:a="http://schemas.openxmlformats.org/drawingml/2006/main">
+              <a:graphicData uri="http://schemas.openxmlformats.org/drawingml/2006/picture">
+                <pic:pic xmlns:pic="http://schemas.openxmlformats.org/drawingml/2006/picture">
+                  <pic:nvPicPr>
+                    <pic:cNvPr id="1188811706" name=""/>
+                    <pic:cNvPicPr/>
+                  </pic:nvPicPr>
+                  <pic:blipFill>
+                    <a:blip r:embed="rId10"/>
+                    <a:stretch>
+                      <a:fillRect/>
+                    </a:stretch>
+                  </pic:blipFill>
+                  <pic:spPr>
+                    <a:xfrm>
+                      <a:off x="0" y="0"/>
+                      <a:ext cx="5731510" cy="2354580"/>
+                    </a:xfrm>
+                    <a:prstGeom prst="rect">
+                      <a:avLst/>
+                    </a:prstGeom>
+                  </pic:spPr>
+                </pic:pic>
+              </a:graphicData>
+            </a:graphic>
+          </wp:inline>
+        </w:drawing>
+      </w:r>
+    </w:p>
+    <w:p>
+      <w:pPr>
+        <w:rPr>
+          <w:rStyle w:val="SubtleEmphasis"/>
+        </w:rPr>
+      </w:pPr>
+      <w:r>
+        <w:rPr>
+          <w:rStyle w:val="SubtleEmphasis"/>
+        </w:rPr>
+        <w:t>Figure 1 – Game loop</w:t>
+      </w:r>
+    </w:p>
+    <w:p>
+      <w:pPr>
+        <w:rPr>
+          <w:rStyle w:val="SubtleEmphasis"/>
+          <w:i w:val="0"/>
+          <w:iCs w:val="0"/>
+        </w:rPr>
+      </w:pPr>
+      <w:r>
+        <w:rPr>
+          <w:rStyle w:val="SubtleEmphasis"/>
+          <w:i w:val="0"/>
+          <w:iCs w:val="0"/>
+        </w:rPr>
+        <w:tab/>
+        <w:t xml:space="preserve">The player starts the loop by joining the lobby (accessed via the room code) and choosing their team – either A or B. </w:t>
+      </w:r>
+      <w:r>
+        <w:rPr>
+          <w:rStyle w:val="SubtleEmphasis"/>
+          <w:i w:val="0"/>
+          <w:iCs w:val="0"/>
+        </w:rPr>
+        <w:t xml:space="preserve">Once all players are ready, the game commences. </w:t>
+      </w:r>
+    </w:p>
+    <w:p>
+      <w:pPr>
+        <w:ind w:firstLine="720"/>
+        <w:rPr>
+          <w:rStyle w:val="SubtleEmphasis"/>
+          <w:i w:val="0"/>
+          <w:iCs w:val="0"/>
+        </w:rPr>
+      </w:pPr>
+      <w:r>
+        <w:rPr>
+          <w:rStyle w:val="SubtleEmphasis"/>
+          <w:i w:val="0"/>
+          <w:iCs w:val="0"/>
+        </w:rPr>
+        <w:t>You start by answering a set of four questions</w:t>
+      </w:r>
+      <w:r>
+        <w:rPr>
+          <w:rStyle w:val="SubtleEmphasis"/>
+          <w:i w:val="0"/>
+          <w:iCs w:val="0"/>
+        </w:rPr>
+        <w:t xml:space="preserve">. These are determined by the teacher </w:t>
+      </w:r>
+      <w:r>
+        <w:rPr>
+          <w:rStyle w:val="SubtleEmphasis"/>
+        </w:rPr>
+        <w:t xml:space="preserve">(more information on this in the </w:t>
+      </w:r>
+      <w:r>
+        <w:rPr>
+          <w:rStyle w:val="SubtleEmphasis"/>
+        </w:rPr>
+        <w:t>‘AI integration’ section)</w:t>
+      </w:r>
+      <w:r>
+        <w:rPr>
+          <w:rStyle w:val="SubtleEmphasis"/>
+          <w:i w:val="0"/>
+          <w:iCs w:val="0"/>
+        </w:rPr>
+        <w:t xml:space="preserve">. </w:t>
+      </w:r>
+      <w:r>
+        <w:rPr>
+          <w:rStyle w:val="SubtleEmphasis"/>
+          <w:i w:val="0"/>
+          <w:iCs w:val="0"/>
+        </w:rPr>
+        <w:t xml:space="preserve">These questions are displayed in the centre of the player’s screen. It shows the </w:t>
+      </w:r>
+      <w:r>
+        <w:rPr>
+          <w:rStyle w:val="SubtleEmphasis"/>
+          <w:i w:val="0"/>
+          <w:iCs w:val="0"/>
+        </w:rPr>
+        <w:t xml:space="preserve">question, followed by the four options the player </w:t>
+      </w:r>
+      <w:r>
+        <w:rPr>
+          <w:rStyle w:val="SubtleEmphasis"/>
+          <w:i w:val="0"/>
+          <w:iCs w:val="0"/>
+        </w:rPr>
+        <w:t>must</w:t>
+      </w:r>
+      <w:r>
+        <w:rPr>
+          <w:rStyle w:val="SubtleEmphasis"/>
+          <w:i w:val="0"/>
+          <w:iCs w:val="0"/>
+        </w:rPr>
+        <w:t xml:space="preserve"> choose from. </w:t>
+      </w:r>
+      <w:r>
+        <w:rPr>
+          <w:rStyle w:val="SubtleEmphasis"/>
+          <w:i w:val="0"/>
+          <w:iCs w:val="0"/>
+        </w:rPr>
+        <w:t xml:space="preserve">Upon selecting an answer, you find </w:t>
+      </w:r>
+      <w:r>
+        <w:rPr>
+          <w:rStyle w:val="SubtleEmphasis"/>
+          <w:i w:val="0"/>
+          <w:iCs w:val="0"/>
+        </w:rPr>
+        <w:t xml:space="preserve">out </w:t>
+      </w:r>
+      <w:r>
+        <w:rPr>
+          <w:rStyle w:val="SubtleEmphasis"/>
+          <w:i w:val="0"/>
+          <w:iCs w:val="0"/>
+        </w:rPr>
+        <w:t xml:space="preserve">if you have gotten the answer </w:t>
+      </w:r>
+      <w:r>
+        <w:rPr>
+          <w:rStyle w:val="SubtleEmphasis"/>
+          <w:i w:val="0"/>
+          <w:iCs w:val="0"/>
+        </w:rPr>
+        <w:t>correct or not. The button either converts to green (correct) or red (incorrect)</w:t>
+      </w:r>
+      <w:r>
+        <w:rPr>
+          <w:rStyle w:val="SubtleEmphasis"/>
+          <w:i w:val="0"/>
+          <w:iCs w:val="0"/>
+        </w:rPr>
+        <w:t xml:space="preserve"> and displays the appropriate text. If the player gets the question correct, </w:t>
+      </w:r>
+      <w:r>
+        <w:rPr>
+          <w:rStyle w:val="SubtleEmphasis"/>
+          <w:i w:val="0"/>
+          <w:iCs w:val="0"/>
+        </w:rPr>
+        <w:t xml:space="preserve">they are rewarded with an additional 0.25x to their current multiplier. This </w:t>
+      </w:r>
+      <w:r>
+        <w:rPr>
+          <w:rStyle w:val="SubtleEmphasis"/>
+          <w:i w:val="0"/>
+          <w:iCs w:val="0"/>
+        </w:rPr>
+        <w:t xml:space="preserve">starts at a value of 1x at the start of the question set, achieving a maximum of 2x at the </w:t>
+      </w:r>
+      <w:r>
+        <w:rPr>
+          <w:rStyle w:val="SubtleEmphasis"/>
+          <w:i w:val="0"/>
+          <w:iCs w:val="0"/>
+        </w:rPr>
+        <w:t>end providing all four questions are answered correctly.</w:t>
+      </w:r>
+    </w:p>
+    <w:p>
+      <w:r>
+        <w:lastRenderedPageBreak/>
+        <w:drawing>
+          <wp:inline distT="0" distB="0" distL="0" distR="0" wp14:anchorId="2783FD1E" wp14:editId="08FD2CDB">
+            <wp:extent cx="5364706" cy="5079413"/>
+            <wp:effectExtent l="0" t="0" r="7620" b="6985"/>
+            <wp:docPr id="983764041" name="Picture 1"/>
+            <wp:cNvGraphicFramePr>
+              <a:graphicFrameLocks xmlns:a="http://schemas.openxmlformats.org/drawingml/2006/main" noChangeAspect="1"/>
+            </wp:cNvGraphicFramePr>
+            <a:graphic xmlns:a="http://schemas.openxmlformats.org/drawingml/2006/main">
+              <a:graphicData uri="http://schemas.openxmlformats.org/drawingml/2006/picture">
+                <pic:pic xmlns:pic="http://schemas.openxmlformats.org/drawingml/2006/picture">
+                  <pic:nvPicPr>
+                    <pic:cNvPr id="983764041" name=""/>
+                    <pic:cNvPicPr/>
+                  </pic:nvPicPr>
+                  <pic:blipFill>
+                    <a:blip r:embed="rId11"/>
+                    <a:stretch>
+                      <a:fillRect/>
+                    </a:stretch>
+                  </pic:blipFill>
+                  <pic:spPr>
+                    <a:xfrm>
+                      <a:off x="0" y="0"/>
+                      <a:ext cx="5376152" cy="5090251"/>
+                    </a:xfrm>
+                    <a:prstGeom prst="rect">
+                      <a:avLst/>
+                    </a:prstGeom>
+                  </pic:spPr>
+                </pic:pic>
+              </a:graphicData>
+            </a:graphic>
+          </wp:inline>
+        </w:drawing>
+      </w:r>
+    </w:p>
+    <w:p>
+      <w:pPr>
+        <w:rPr>
+          <w:rStyle w:val="SubtleEmphasis"/>
+        </w:rPr>
+      </w:pPr>
+      <w:r>
+        <w:rPr>
+          <w:rStyle w:val="SubtleEmphasis"/>
+        </w:rPr>
+        <w:t>Figure 2 – Question example</w:t>
+      </w:r>
+    </w:p>
+    <w:p>
+      <w:r>
+        <w:drawing>
+          <wp:inline distT="0" distB="0" distL="0" distR="0" wp14:anchorId="3645D84B" wp14:editId="4C39DDA0">
+            <wp:extent cx="2668398" cy="2526493"/>
+            <wp:effectExtent l="0" t="0" r="0" b="7620"/>
+            <wp:docPr id="1872071588" name="Picture 1"/>
+            <wp:cNvGraphicFramePr>
+              <a:graphicFrameLocks xmlns:a="http://schemas.openxmlformats.org/drawingml/2006/main" noChangeAspect="1"/>
+            </wp:cNvGraphicFramePr>
+            <a:graphic xmlns:a="http://schemas.openxmlformats.org/drawingml/2006/main">
+              <a:graphicData uri="http://schemas.openxmlformats.org/drawingml/2006/picture">
+                <pic:pic xmlns:pic="http://schemas.openxmlformats.org/drawingml/2006/picture">
+                  <pic:nvPicPr>
+                    <pic:cNvPr id="1872071588" name=""/>
+                    <pic:cNvPicPr/>
+                  </pic:nvPicPr>
+                  <pic:blipFill>
+                    <a:blip r:embed="rId12"/>
+                    <a:stretch>
+                      <a:fillRect/>
+                    </a:stretch>
+                  </pic:blipFill>
+                  <pic:spPr>
+                    <a:xfrm>
+                      <a:off x="0" y="0"/>
+                      <a:ext cx="2697379" cy="2553933"/>
+                    </a:xfrm>
+                    <a:prstGeom prst="rect">
+                      <a:avLst/>
+                    </a:prstGeom>
+                  </pic:spPr>
+                </pic:pic>
+              </a:graphicData>
+            </a:graphic>
+          </wp:inline>
+        </w:drawing>
+      </w:r>
+      <w:r>
+        <w:drawing>
+          <wp:inline distT="0" distB="0" distL="0" distR="0" wp14:anchorId="5AEE3ADF" wp14:editId="005576D9">
+            <wp:extent cx="2699031" cy="2526492"/>
+            <wp:effectExtent l="0" t="0" r="6350" b="7620"/>
+            <wp:docPr id="847640337" name="Picture 1"/>
+            <wp:cNvGraphicFramePr>
+              <a:graphicFrameLocks xmlns:a="http://schemas.openxmlformats.org/drawingml/2006/main" noChangeAspect="1"/>
+            </wp:cNvGraphicFramePr>
+            <a:graphic xmlns:a="http://schemas.openxmlformats.org/drawingml/2006/main">
+              <a:graphicData uri="http://schemas.openxmlformats.org/drawingml/2006/picture">
+                <pic:pic xmlns:pic="http://schemas.openxmlformats.org/drawingml/2006/picture">
+                  <pic:nvPicPr>
+                    <pic:cNvPr id="847640337" name=""/>
+                    <pic:cNvPicPr/>
+                  </pic:nvPicPr>
+                  <pic:blipFill>
+                    <a:blip r:embed="rId13"/>
+                    <a:stretch>
+                      <a:fillRect/>
+                    </a:stretch>
+                  </pic:blipFill>
+                  <pic:spPr>
+                    <a:xfrm>
+                      <a:off x="0" y="0"/>
+                      <a:ext cx="2714997" cy="2541438"/>
+                    </a:xfrm>
+                    <a:prstGeom prst="rect">
+                      <a:avLst/>
+                    </a:prstGeom>
+                  </pic:spPr>
+                </pic:pic>
+              </a:graphicData>
+            </a:graphic>
+          </wp:inline>
+        </w:drawing>
+      </w:r>
+    </w:p>
+    <w:p>
+      <w:pPr>
+        <w:rPr>
+          <w:rStyle w:val="SubtleEmphasis"/>
+        </w:rPr>
+      </w:pPr>
+      <w:r>
+        <w:rPr>
+          <w:rStyle w:val="SubtleEmphasis"/>
+        </w:rPr>
+        <w:t>Figure 3 – Question correct</w:t>
+      </w:r>
+      <w:r>
+        <w:rPr>
+          <w:rStyle w:val="SubtleEmphasis"/>
+        </w:rPr>
+        <w:tab/>
+      </w:r>
+      <w:r>
+        <w:rPr>
+          <w:rStyle w:val="SubtleEmphasis"/>
+        </w:rPr>
+        <w:tab/>
+      </w:r>
+      <w:r>
+        <w:rPr>
+          <w:rStyle w:val="SubtleEmphasis"/>
+        </w:rPr>
+        <w:tab/>
+        <w:t>Figure 4 – Question incorrect</w:t>
+      </w:r>
+    </w:p>
+    <w:p>
+      <w:pPr>
+        <w:rPr>
+          <w:rStyle w:val="SubtleEmphasis"/>
+          <w:i w:val="0"/>
+          <w:iCs w:val="0"/>
+        </w:rPr>
+      </w:pPr>
+      <w:r>
+        <w:rPr>
+          <w:rStyle w:val="SubtleEmphasis"/>
+        </w:rPr>
+        <w:lastRenderedPageBreak/>
+        <w:tab/>
+      </w:r>
+      <w:r>
+        <w:rPr>
+          <w:rStyle w:val="SubtleEmphasis"/>
+          <w:i w:val="0"/>
+          <w:iCs w:val="0"/>
+        </w:rPr>
+        <w:t>Follow</w:t>
+      </w:r>
+      <w:r>
+        <w:rPr>
+          <w:rStyle w:val="SubtleEmphasis"/>
+          <w:i w:val="0"/>
+          <w:iCs w:val="0"/>
+        </w:rPr>
+        <w:t xml:space="preserve">ing these questions, you are met with </w:t>
+      </w:r>
+      <w:r>
+        <w:rPr>
+          <w:rStyle w:val="SubtleEmphasis"/>
+          <w:i w:val="0"/>
+          <w:iCs w:val="0"/>
+        </w:rPr>
+        <w:t>a mini game. These are randomly selected from a pool of developed games. These include:</w:t>
+      </w:r>
+    </w:p>
+    <w:p>
+      <w:pPr>
+        <w:pStyle w:val="ListParagraph"/>
+        <w:numPr>
+          <w:ilvl w:val="0"/>
+          <w:numId w:val="11"/>
+        </w:numPr>
+        <w:rPr>
+          <w:rStyle w:val="SubtleEmphasis"/>
+          <w:i w:val="0"/>
+          <w:iCs w:val="0"/>
+        </w:rPr>
+      </w:pPr>
+      <w:r>
+        <w:rPr>
+          <w:rStyle w:val="SubtleEmphasis"/>
+          <w:i w:val="0"/>
+          <w:iCs w:val="0"/>
+        </w:rPr>
+        <w:t xml:space="preserve">Stacker: </w:t>
+      </w:r>
+      <w:r>
+        <w:rPr>
+          <w:rStyle w:val="SubtleEmphasis"/>
+          <w:i w:val="0"/>
+          <w:iCs w:val="0"/>
+        </w:rPr>
+        <w:t xml:space="preserve">Build a tower as tall as you can. Blocks move horizontally across the </w:t>
+      </w:r>
+      <w:r>
+        <w:rPr>
+          <w:rStyle w:val="SubtleEmphasis"/>
+          <w:i w:val="0"/>
+          <w:iCs w:val="0"/>
+        </w:rPr>
+        <w:t>screen;</w:t>
+      </w:r>
+      <w:r>
+        <w:rPr>
+          <w:rStyle w:val="SubtleEmphasis"/>
+          <w:i w:val="0"/>
+          <w:iCs w:val="0"/>
+        </w:rPr>
+        <w:t xml:space="preserve"> you press space to drop them. </w:t>
+      </w:r>
+      <w:r>
+        <w:rPr>
+          <w:rStyle w:val="SubtleEmphasis"/>
+          <w:i w:val="0"/>
+          <w:iCs w:val="0"/>
+        </w:rPr>
+        <w:t xml:space="preserve">Any overhang from a dropped block on top of the previous one is removed, creating a </w:t>
+      </w:r>
+      <w:proofErr w:type="gramStart"/>
+      <w:r>
+        <w:rPr>
+          <w:rStyle w:val="SubtleEmphasis"/>
+          <w:i w:val="0"/>
+          <w:iCs w:val="0"/>
+        </w:rPr>
+        <w:t>smaller and smaller</w:t>
+      </w:r>
+      <w:proofErr w:type="gramEnd"/>
+      <w:r>
+        <w:rPr>
+          <w:rStyle w:val="SubtleEmphasis"/>
+          <w:i w:val="0"/>
+          <w:iCs w:val="0"/>
+        </w:rPr>
+        <w:t xml:space="preserve"> platform to land on until you eventually miss entirely. Points are awarded </w:t>
+      </w:r>
+      <w:r>
+        <w:rPr>
+          <w:rStyle w:val="SubtleEmphasis"/>
+          <w:i w:val="0"/>
+          <w:iCs w:val="0"/>
+        </w:rPr>
+        <w:t>per dropped block</w:t>
+      </w:r>
+      <w:r>
+        <w:rPr>
+          <w:rStyle w:val="SubtleEmphasis"/>
+          <w:i w:val="0"/>
+          <w:iCs w:val="0"/>
+        </w:rPr>
+        <w:t>.</w:t>
+      </w:r>
+    </w:p>
+    <w:p>
+      <w:pPr>
+        <w:pStyle w:val="ListParagraph"/>
+        <w:numPr>
+          <w:ilvl w:val="0"/>
+          <w:numId w:val="11"/>
+        </w:numPr>
+        <w:rPr>
+          <w:rStyle w:val="SubtleEmphasis"/>
+          <w:i w:val="0"/>
+          <w:iCs w:val="0"/>
+        </w:rPr>
+      </w:pPr>
+      <w:r>
+        <w:rPr>
+          <w:rStyle w:val="SubtleEmphasis"/>
+          <w:i w:val="0"/>
+          <w:iCs w:val="0"/>
+        </w:rPr>
+        <w:t xml:space="preserve">Jumper: Keep running for as long as you can. </w:t>
+      </w:r>
+      <w:r>
+        <w:rPr>
+          <w:rStyle w:val="SubtleEmphasis"/>
+          <w:i w:val="0"/>
+          <w:iCs w:val="0"/>
+        </w:rPr>
+        <w:t xml:space="preserve">Obstacles you need to avoid are </w:t>
+      </w:r>
+      <w:r>
+        <w:rPr>
+          <w:rStyle w:val="SubtleEmphasis"/>
+          <w:i w:val="0"/>
+          <w:iCs w:val="0"/>
+        </w:rPr>
+        <w:t xml:space="preserve"> </w:t>
+      </w:r>
+      <w:r>
+        <w:rPr>
+          <w:rStyle w:val="SubtleEmphasis"/>
+          <w:i w:val="0"/>
+          <w:iCs w:val="0"/>
+        </w:rPr>
+        <w:t xml:space="preserve">created </w:t>
+      </w:r>
+      <w:r>
+        <w:rPr>
+          <w:rStyle w:val="SubtleEmphasis"/>
+          <w:i w:val="0"/>
+          <w:iCs w:val="0"/>
+        </w:rPr>
+        <w:t xml:space="preserve">from the right and approach you – moving left. </w:t>
+      </w:r>
+      <w:r>
+        <w:rPr>
+          <w:rStyle w:val="SubtleEmphasis"/>
+          <w:i w:val="0"/>
+          <w:iCs w:val="0"/>
+        </w:rPr>
+        <w:t xml:space="preserve">To avoid these, simply avoid them by jumping over. These slowly increase in velocity and </w:t>
+      </w:r>
+      <w:r>
+        <w:rPr>
+          <w:rStyle w:val="SubtleEmphasis"/>
+          <w:i w:val="0"/>
+          <w:iCs w:val="0"/>
+        </w:rPr>
+        <w:t xml:space="preserve">quantity. Points are awarded per obstacle </w:t>
+      </w:r>
+      <w:r>
+        <w:rPr>
+          <w:rStyle w:val="SubtleEmphasis"/>
+          <w:i w:val="0"/>
+          <w:iCs w:val="0"/>
+        </w:rPr>
+        <w:t>avoided.</w:t>
+      </w:r>
+    </w:p>
+    <w:p>
+      <w:pPr>
+        <w:pStyle w:val="ListParagraph"/>
+        <w:numPr>
+          <w:ilvl w:val="0"/>
+          <w:numId w:val="11"/>
+        </w:numPr>
+        <w:rPr>
+          <w:rStyle w:val="SubtleEmphasis"/>
+          <w:i w:val="0"/>
+          <w:iCs w:val="0"/>
+        </w:rPr>
+      </w:pPr>
+      <w:r>
+        <w:rPr>
+          <w:rStyle w:val="SubtleEmphasis"/>
+          <w:i w:val="0"/>
+          <w:iCs w:val="0"/>
+        </w:rPr>
+        <w:t xml:space="preserve">Flapper: Keep flying for as long as possible. </w:t>
+      </w:r>
+      <w:r>
+        <w:rPr>
+          <w:rStyle w:val="SubtleEmphasis"/>
+          <w:i w:val="0"/>
+          <w:iCs w:val="0"/>
+        </w:rPr>
+        <w:t xml:space="preserve">A set of obstacles spawn from the right and approach </w:t>
+      </w:r>
+      <w:r>
+        <w:rPr>
+          <w:rStyle w:val="SubtleEmphasis"/>
+          <w:i w:val="0"/>
+          <w:iCs w:val="0"/>
+        </w:rPr>
+        <w:t>– moving left (</w:t>
+      </w:r>
+      <w:proofErr w:type="gramStart"/>
+      <w:r>
+        <w:rPr>
+          <w:rStyle w:val="SubtleEmphasis"/>
+          <w:i w:val="0"/>
+          <w:iCs w:val="0"/>
+        </w:rPr>
+        <w:t>similar to</w:t>
+      </w:r>
+      <w:proofErr w:type="gramEnd"/>
+      <w:r>
+        <w:rPr>
+          <w:rStyle w:val="SubtleEmphasis"/>
+          <w:i w:val="0"/>
+          <w:iCs w:val="0"/>
+        </w:rPr>
+        <w:t xml:space="preserve"> jumper). However, obstacles have a gap located </w:t>
+      </w:r>
+      <w:r>
+        <w:rPr>
+          <w:rStyle w:val="SubtleEmphasis"/>
+          <w:i w:val="0"/>
+          <w:iCs w:val="0"/>
+        </w:rPr>
+        <w:t xml:space="preserve">randomly </w:t>
+      </w:r>
+      <w:r>
+        <w:rPr>
+          <w:rStyle w:val="SubtleEmphasis"/>
+          <w:i w:val="0"/>
+          <w:iCs w:val="0"/>
+        </w:rPr>
+        <w:t xml:space="preserve">in the middle </w:t>
+      </w:r>
+      <w:r>
+        <w:rPr>
+          <w:rStyle w:val="SubtleEmphasis"/>
+          <w:i w:val="0"/>
+          <w:iCs w:val="0"/>
+        </w:rPr>
+        <w:t xml:space="preserve">of the screen and you must fly in this gap to keep going. Points are awarded per </w:t>
+      </w:r>
+      <w:r>
+        <w:rPr>
+          <w:rStyle w:val="SubtleEmphasis"/>
+          <w:i w:val="0"/>
+          <w:iCs w:val="0"/>
+        </w:rPr>
+        <w:t>obstacle flown between.</w:t>
+      </w:r>
+    </w:p>
+    <w:p>
+      <w:pPr>
+        <w:pStyle w:val="ListParagraph"/>
+        <w:numPr>
+          <w:ilvl w:val="0"/>
+          <w:numId w:val="11"/>
+        </w:numPr>
+        <w:rPr>
+          <w:rStyle w:val="SubtleEmphasis"/>
+          <w:i w:val="0"/>
+          <w:iCs w:val="0"/>
+        </w:rPr>
+      </w:pPr>
+      <w:r>
+        <w:rPr>
+          <w:rStyle w:val="SubtleEmphasis"/>
+          <w:i w:val="0"/>
+          <w:iCs w:val="0"/>
+        </w:rPr>
+        <w:t xml:space="preserve">Snake: Keep growing you snake. You achieve this via </w:t>
+      </w:r>
+      <w:r>
+        <w:rPr>
+          <w:rStyle w:val="SubtleEmphasis"/>
+          <w:i w:val="0"/>
+          <w:iCs w:val="0"/>
+        </w:rPr>
+        <w:t xml:space="preserve">picking up collectables scattered around the play space. You must avoid running into obstacles and the boundaries </w:t>
+      </w:r>
+      <w:r>
+        <w:rPr>
+          <w:rStyle w:val="SubtleEmphasis"/>
+          <w:i w:val="0"/>
+          <w:iCs w:val="0"/>
+        </w:rPr>
+        <w:t xml:space="preserve">of the play space to avoid ending the game. Points are awarded per objective </w:t>
+      </w:r>
+      <w:r>
+        <w:rPr>
+          <w:rStyle w:val="SubtleEmphasis"/>
+          <w:i w:val="0"/>
+          <w:iCs w:val="0"/>
+        </w:rPr>
+        <w:t>hit (AKA length of the snake)</w:t>
+      </w:r>
+    </w:p>
+    <w:p>
+      <w:pPr>
+        <w:ind w:firstLine="720"/>
+        <w:rPr>
+          <w:rStyle w:val="SubtleEmphasis"/>
+          <w:i w:val="0"/>
+          <w:iCs w:val="0"/>
+        </w:rPr>
+      </w:pPr>
+      <w:r>
+        <w:rPr>
+          <w:rStyle w:val="SubtleEmphasis"/>
+          <w:i w:val="0"/>
+          <w:iCs w:val="0"/>
+        </w:rPr>
+        <w:t xml:space="preserve">Should we choose to continue developing this website further following the deadline of this project, we can easily create a larger pool of these games </w:t>
+      </w:r>
+      <w:r>
+        <w:rPr>
+          <w:rStyle w:val="SubtleEmphasis"/>
+          <w:i w:val="0"/>
+          <w:iCs w:val="0"/>
+        </w:rPr>
+        <w:t>for the player to interact with to keep the game loop feeling fresh and unpredictable.</w:t>
+      </w:r>
+    </w:p>
+    <w:p>
+      <w:pPr>
+        <w:rPr>
+          <w:rStyle w:val="SubtleEmphasis"/>
+          <w:i w:val="0"/>
+          <w:iCs w:val="0"/>
+        </w:rPr>
+      </w:pPr>
+      <w:r>
+        <w:rPr>
+          <w:rStyle w:val="SubtleEmphasis"/>
+          <w:i w:val="0"/>
+          <w:iCs w:val="0"/>
+        </w:rPr>
+        <w:tab/>
+        <w:t xml:space="preserve">To </w:t>
+      </w:r>
+      <w:r>
+        <w:rPr>
+          <w:rStyle w:val="SubtleEmphasis"/>
+          <w:i w:val="0"/>
+          <w:iCs w:val="0"/>
+        </w:rPr>
+        <w:t xml:space="preserve">gather the players mini game </w:t>
+      </w:r>
+      <w:proofErr w:type="gramStart"/>
+      <w:r>
+        <w:rPr>
+          <w:rStyle w:val="SubtleEmphasis"/>
+          <w:i w:val="0"/>
+          <w:iCs w:val="0"/>
+        </w:rPr>
+        <w:t>outcome</w:t>
+      </w:r>
+      <w:proofErr w:type="gramEnd"/>
+      <w:r>
+        <w:rPr>
+          <w:rStyle w:val="SubtleEmphasis"/>
+          <w:i w:val="0"/>
+          <w:iCs w:val="0"/>
+        </w:rPr>
+        <w:t xml:space="preserve"> </w:t>
+      </w:r>
+      <w:r>
+        <w:rPr>
+          <w:rStyle w:val="SubtleEmphasis"/>
+          <w:i w:val="0"/>
+          <w:iCs w:val="0"/>
+        </w:rPr>
+        <w:t>we take the scor</w:t>
+      </w:r>
+      <w:r>
+        <w:rPr>
+          <w:rStyle w:val="SubtleEmphasis"/>
+          <w:i w:val="0"/>
+          <w:iCs w:val="0"/>
+        </w:rPr>
+        <w:t xml:space="preserve">e variable from unity and </w:t>
+      </w:r>
+      <w:r>
+        <w:rPr>
+          <w:rStyle w:val="SubtleEmphasis"/>
+          <w:i w:val="0"/>
+          <w:iCs w:val="0"/>
+        </w:rPr>
+        <w:t xml:space="preserve">parse it into the </w:t>
+      </w:r>
+      <w:r>
+        <w:rPr>
+          <w:rStyle w:val="SubtleEmphasis"/>
+          <w:i w:val="0"/>
+          <w:iCs w:val="0"/>
+        </w:rPr>
+        <w:t>website</w:t>
+      </w:r>
+      <w:r>
+        <w:rPr>
+          <w:rStyle w:val="SubtleEmphasis"/>
+          <w:i w:val="0"/>
+          <w:iCs w:val="0"/>
+        </w:rPr>
+        <w:t xml:space="preserve"> </w:t>
+      </w:r>
+      <w:r>
+        <w:rPr>
+          <w:rStyle w:val="SubtleEmphasis"/>
+          <w:i w:val="0"/>
+          <w:iCs w:val="0"/>
+        </w:rPr>
+        <w:t xml:space="preserve">in the </w:t>
+      </w:r>
+      <w:r>
+        <w:rPr>
+          <w:rStyle w:val="SubtleEmphasis"/>
+          <w:i w:val="0"/>
+          <w:iCs w:val="0"/>
+        </w:rPr>
+        <w:t xml:space="preserve">file ‘game.html’ via a </w:t>
+      </w:r>
+      <w:r>
+        <w:rPr>
+          <w:rStyle w:val="SubtleEmphasis"/>
+          <w:i w:val="0"/>
+          <w:iCs w:val="0"/>
+        </w:rPr>
+        <w:t>custom event shown here:</w:t>
+      </w:r>
+    </w:p>
+    <w:p>
+      <w:pPr>
+        <w:shd w:val="clear" w:color="auto" w:fill="000000" w:themeFill="text1"/>
+        <w:spacing w:after="0" w:line="240" w:lineRule="auto"/>
+        <w:rPr>
+          <w:rFonts w:ascii="Consolas" w:hAnsi="Consolas"/>
+          <w:color w:val="EB7A41"/>
+          <w:sz w:val="20"/>
+          <w:szCs w:val="20"/>
+        </w:rPr>
+      </w:pPr>
+      <w:proofErr w:type="spellStart"/>
+      <w:r>
+        <w:rPr>
+          <w:rFonts w:ascii="Consolas" w:hAnsi="Consolas"/>
+          <w:color w:val="EB7A41"/>
+          <w:sz w:val="20"/>
+          <w:szCs w:val="20"/>
+        </w:rPr>
+        <w:t>window.addEventListener</w:t>
+      </w:r>
+      <w:proofErr w:type="spellEnd"/>
+      <w:r>
+        <w:rPr>
+          <w:rFonts w:ascii="Consolas" w:hAnsi="Consolas"/>
+          <w:color w:val="EB7A41"/>
+          <w:sz w:val="20"/>
+          <w:szCs w:val="20"/>
+        </w:rPr>
+        <w:t>("message", function(event) {</w:t>
+      </w:r>
+    </w:p>
+    <w:p>
+      <w:pPr>
+        <w:shd w:val="clear" w:color="auto" w:fill="000000" w:themeFill="text1"/>
+        <w:spacing w:after="0" w:line="240" w:lineRule="auto"/>
+        <w:rPr>
+          <w:rFonts w:ascii="Consolas" w:hAnsi="Consolas"/>
+          <w:color w:val="EB7A41"/>
+          <w:sz w:val="20"/>
+          <w:szCs w:val="20"/>
+        </w:rPr>
+      </w:pPr>
+      <w:r>
+        <w:rPr>
+          <w:rFonts w:ascii="Consolas" w:hAnsi="Consolas"/>
+          <w:color w:val="EB7A41"/>
+          <w:sz w:val="20"/>
+          <w:szCs w:val="20"/>
+        </w:rPr>
+        <w:t>      if (</w:t>
+      </w:r>
+      <w:proofErr w:type="spellStart"/>
+      <w:r>
+        <w:rPr>
+          <w:rFonts w:ascii="Consolas" w:hAnsi="Consolas"/>
+          <w:color w:val="EB7A41"/>
+          <w:sz w:val="20"/>
+          <w:szCs w:val="20"/>
+        </w:rPr>
+        <w:t>event.data</w:t>
+      </w:r>
+      <w:proofErr w:type="spellEnd"/>
+      <w:r>
+        <w:rPr>
+          <w:rFonts w:ascii="Consolas" w:hAnsi="Consolas"/>
+          <w:color w:val="EB7A41"/>
+          <w:sz w:val="20"/>
+          <w:szCs w:val="20"/>
+        </w:rPr>
+        <w:t xml:space="preserve"> &amp;&amp; </w:t>
+      </w:r>
+      <w:proofErr w:type="spellStart"/>
+      <w:r>
+        <w:rPr>
+          <w:rFonts w:ascii="Consolas" w:hAnsi="Consolas"/>
+          <w:color w:val="EB7A41"/>
+          <w:sz w:val="20"/>
+          <w:szCs w:val="20"/>
+        </w:rPr>
+        <w:t>event.data.type</w:t>
+      </w:r>
+      <w:proofErr w:type="spellEnd"/>
+      <w:r>
+        <w:rPr>
+          <w:rFonts w:ascii="Consolas" w:hAnsi="Consolas"/>
+          <w:color w:val="EB7A41"/>
+          <w:sz w:val="20"/>
+          <w:szCs w:val="20"/>
+        </w:rPr>
+        <w:t xml:space="preserve"> === "STACKER_GAME_OVER") {</w:t>
+      </w:r>
+    </w:p>
+    <w:p>
+      <w:pPr>
+        <w:shd w:val="clear" w:color="auto" w:fill="000000" w:themeFill="text1"/>
+        <w:spacing w:after="0" w:line="240" w:lineRule="auto"/>
+        <w:rPr>
+          <w:rFonts w:ascii="Consolas" w:hAnsi="Consolas"/>
+          <w:color w:val="EB7A41"/>
+          <w:sz w:val="20"/>
+          <w:szCs w:val="20"/>
+        </w:rPr>
+      </w:pPr>
+      <w:r>
+        <w:rPr>
+          <w:rFonts w:ascii="Consolas" w:hAnsi="Consolas"/>
+          <w:color w:val="EB7A41"/>
+          <w:sz w:val="20"/>
+          <w:szCs w:val="20"/>
+        </w:rPr>
+        <w:t xml:space="preserve">        </w:t>
+      </w:r>
+      <w:proofErr w:type="spellStart"/>
+      <w:r>
+        <w:rPr>
+          <w:rFonts w:ascii="Consolas" w:hAnsi="Consolas"/>
+          <w:color w:val="EB7A41"/>
+          <w:sz w:val="20"/>
+          <w:szCs w:val="20"/>
+        </w:rPr>
+        <w:t>clearInterval</w:t>
+      </w:r>
+      <w:proofErr w:type="spellEnd"/>
+      <w:r>
+        <w:rPr>
+          <w:rFonts w:ascii="Consolas" w:hAnsi="Consolas"/>
+          <w:color w:val="EB7A41"/>
+          <w:sz w:val="20"/>
+          <w:szCs w:val="20"/>
+        </w:rPr>
+        <w:t>(</w:t>
+      </w:r>
+      <w:proofErr w:type="spellStart"/>
+      <w:r>
+        <w:rPr>
+          <w:rFonts w:ascii="Consolas" w:hAnsi="Consolas"/>
+          <w:color w:val="EB7A41"/>
+          <w:sz w:val="20"/>
+          <w:szCs w:val="20"/>
+        </w:rPr>
+        <w:t>hackTimer</w:t>
+      </w:r>
+      <w:proofErr w:type="spellEnd"/>
+      <w:r>
+        <w:rPr>
+          <w:rFonts w:ascii="Consolas" w:hAnsi="Consolas"/>
+          <w:color w:val="EB7A41"/>
+          <w:sz w:val="20"/>
+          <w:szCs w:val="20"/>
+        </w:rPr>
+        <w:t>);</w:t>
+      </w:r>
+    </w:p>
+    <w:p>
+      <w:pPr>
+        <w:shd w:val="clear" w:color="auto" w:fill="000000" w:themeFill="text1"/>
+        <w:spacing w:after="0" w:line="240" w:lineRule="auto"/>
+        <w:rPr>
+          <w:rFonts w:ascii="Consolas" w:hAnsi="Consolas"/>
+          <w:color w:val="EB7A41"/>
+          <w:sz w:val="20"/>
+          <w:szCs w:val="20"/>
+        </w:rPr>
+      </w:pPr>
+      <w:r>
+        <w:rPr>
+          <w:rFonts w:ascii="Consolas" w:hAnsi="Consolas"/>
+          <w:color w:val="EB7A41"/>
+          <w:sz w:val="20"/>
+          <w:szCs w:val="20"/>
+        </w:rPr>
+        <w:t xml:space="preserve">        const </w:t>
+      </w:r>
+      <w:proofErr w:type="spellStart"/>
+      <w:r>
+        <w:rPr>
+          <w:rFonts w:ascii="Consolas" w:hAnsi="Consolas"/>
+          <w:color w:val="EB7A41"/>
+          <w:sz w:val="20"/>
+          <w:szCs w:val="20"/>
+        </w:rPr>
+        <w:t>finalScore</w:t>
+      </w:r>
+      <w:proofErr w:type="spellEnd"/>
+      <w:r>
+        <w:rPr>
+          <w:rFonts w:ascii="Consolas" w:hAnsi="Consolas"/>
+          <w:color w:val="EB7A41"/>
+          <w:sz w:val="20"/>
+          <w:szCs w:val="20"/>
+        </w:rPr>
+        <w:t xml:space="preserve"> = </w:t>
+      </w:r>
+      <w:proofErr w:type="spellStart"/>
+      <w:r>
+        <w:rPr>
+          <w:rFonts w:ascii="Consolas" w:hAnsi="Consolas"/>
+          <w:color w:val="EB7A41"/>
+          <w:sz w:val="20"/>
+          <w:szCs w:val="20"/>
+        </w:rPr>
+        <w:t>event.data.score</w:t>
+      </w:r>
+      <w:proofErr w:type="spellEnd"/>
+      <w:r>
+        <w:rPr>
+          <w:rFonts w:ascii="Consolas" w:hAnsi="Consolas"/>
+          <w:color w:val="EB7A41"/>
+          <w:sz w:val="20"/>
+          <w:szCs w:val="20"/>
+        </w:rPr>
+        <w:t>;</w:t>
+      </w:r>
+    </w:p>
+    <w:p>
+      <w:pPr>
+        <w:shd w:val="clear" w:color="auto" w:fill="000000" w:themeFill="text1"/>
+        <w:spacing w:after="0" w:line="240" w:lineRule="auto"/>
+        <w:rPr>
+          <w:rFonts w:ascii="Consolas" w:hAnsi="Consolas"/>
+          <w:color w:val="EB7A41"/>
+          <w:sz w:val="20"/>
+          <w:szCs w:val="20"/>
+        </w:rPr>
+      </w:pPr>
+      <w:r>
+        <w:rPr>
+          <w:rFonts w:ascii="Consolas" w:hAnsi="Consolas"/>
+          <w:color w:val="EB7A41"/>
+          <w:sz w:val="20"/>
+          <w:szCs w:val="20"/>
+        </w:rPr>
+        <w:t>        // Dispatch event for game.js to catch and send to Firebase</w:t>
+      </w:r>
+    </w:p>
+    <w:p>
+      <w:pPr>
+        <w:shd w:val="clear" w:color="auto" w:fill="000000" w:themeFill="text1"/>
+        <w:spacing w:after="0" w:line="240" w:lineRule="auto"/>
+        <w:rPr>
+          <w:rFonts w:ascii="Consolas" w:hAnsi="Consolas"/>
+          <w:color w:val="EB7A41"/>
+          <w:sz w:val="20"/>
+          <w:szCs w:val="20"/>
+        </w:rPr>
+      </w:pPr>
+      <w:r>
+        <w:rPr>
+          <w:rFonts w:ascii="Consolas" w:hAnsi="Consolas"/>
+          <w:color w:val="EB7A41"/>
+          <w:sz w:val="20"/>
+          <w:szCs w:val="20"/>
+        </w:rPr>
+        <w:t xml:space="preserve">        </w:t>
+      </w:r>
+      <w:proofErr w:type="spellStart"/>
+      <w:r>
+        <w:rPr>
+          <w:rFonts w:ascii="Consolas" w:hAnsi="Consolas"/>
+          <w:color w:val="EB7A41"/>
+          <w:sz w:val="20"/>
+          <w:szCs w:val="20"/>
+        </w:rPr>
+        <w:t>document.dispatchEvent</w:t>
+      </w:r>
+      <w:proofErr w:type="spellEnd"/>
+      <w:r>
+        <w:rPr>
+          <w:rFonts w:ascii="Consolas" w:hAnsi="Consolas"/>
+          <w:color w:val="EB7A41"/>
+          <w:sz w:val="20"/>
+          <w:szCs w:val="20"/>
+        </w:rPr>
+        <w:t xml:space="preserve">(new </w:t>
+      </w:r>
+      <w:proofErr w:type="spellStart"/>
+      <w:r>
+        <w:rPr>
+          <w:rFonts w:ascii="Consolas" w:hAnsi="Consolas"/>
+          <w:color w:val="EB7A41"/>
+          <w:sz w:val="20"/>
+          <w:szCs w:val="20"/>
+        </w:rPr>
+        <w:t>CustomEvent</w:t>
+      </w:r>
+      <w:proofErr w:type="spellEnd"/>
+      <w:r>
+        <w:rPr>
+          <w:rFonts w:ascii="Consolas" w:hAnsi="Consolas"/>
+          <w:color w:val="EB7A41"/>
+          <w:sz w:val="20"/>
+          <w:szCs w:val="20"/>
+        </w:rPr>
+        <w:t>('</w:t>
+      </w:r>
+      <w:proofErr w:type="spellStart"/>
+      <w:r>
+        <w:rPr>
+          <w:rFonts w:ascii="Consolas" w:hAnsi="Consolas"/>
+          <w:color w:val="EB7A41"/>
+          <w:sz w:val="20"/>
+          <w:szCs w:val="20"/>
+        </w:rPr>
+        <w:t>unityGameOver</w:t>
+      </w:r>
+      <w:proofErr w:type="spellEnd"/>
+      <w:r>
+        <w:rPr>
+          <w:rFonts w:ascii="Consolas" w:hAnsi="Consolas"/>
+          <w:color w:val="EB7A41"/>
+          <w:sz w:val="20"/>
+          <w:szCs w:val="20"/>
+        </w:rPr>
+        <w:t xml:space="preserve">', { detail: { score: </w:t>
+      </w:r>
+      <w:proofErr w:type="spellStart"/>
+      <w:r>
+        <w:rPr>
+          <w:rFonts w:ascii="Consolas" w:hAnsi="Consolas"/>
+          <w:color w:val="EB7A41"/>
+          <w:sz w:val="20"/>
+          <w:szCs w:val="20"/>
+        </w:rPr>
+        <w:t>finalScore</w:t>
+      </w:r>
+      <w:proofErr w:type="spellEnd"/>
+      <w:r>
+        <w:rPr>
+          <w:rFonts w:ascii="Consolas" w:hAnsi="Consolas"/>
+          <w:color w:val="EB7A41"/>
+          <w:sz w:val="20"/>
+          <w:szCs w:val="20"/>
+        </w:rPr>
+        <w:t xml:space="preserve"> } }));</w:t>
+      </w:r>
+    </w:p>
+    <w:p>
+      <w:pPr>
+        <w:shd w:val="clear" w:color="auto" w:fill="000000" w:themeFill="text1"/>
+        <w:spacing w:after="0" w:line="240" w:lineRule="auto"/>
+        <w:rPr>
+          <w:rFonts w:ascii="Consolas" w:hAnsi="Consolas"/>
+          <w:color w:val="EB7A41"/>
+          <w:sz w:val="20"/>
+          <w:szCs w:val="20"/>
+        </w:rPr>
+      </w:pPr>
+      <w:r>
+        <w:rPr>
+          <w:rFonts w:ascii="Consolas" w:hAnsi="Consolas"/>
+          <w:color w:val="EB7A41"/>
+          <w:sz w:val="20"/>
+          <w:szCs w:val="20"/>
+        </w:rPr>
+        <w:t>      }</w:t>
+      </w:r>
+    </w:p>
+    <w:p>
+      <w:pPr>
+        <w:shd w:val="clear" w:color="auto" w:fill="000000" w:themeFill="text1"/>
+        <w:spacing w:after="0" w:line="240" w:lineRule="auto"/>
+        <w:rPr>
+          <w:rFonts w:ascii="Consolas" w:hAnsi="Consolas"/>
+          <w:color w:val="EB7A41"/>
+          <w:sz w:val="20"/>
+          <w:szCs w:val="20"/>
+        </w:rPr>
+      </w:pPr>
+      <w:r>
+        <w:rPr>
+          <w:rFonts w:ascii="Consolas" w:hAnsi="Consolas"/>
+          <w:color w:val="EB7A41"/>
+          <w:sz w:val="20"/>
+          <w:szCs w:val="20"/>
+        </w:rPr>
+        <w:t>    });</w:t>
+      </w:r>
+    </w:p>
+    <w:p>
+      <w:pPr>
+        <w:rPr>
+          <w:rStyle w:val="SubtleEmphasis"/>
+        </w:rPr>
+      </w:pPr>
+      <w:r>
+        <w:rPr>
+          <w:rStyle w:val="SubtleEmphasis"/>
+        </w:rPr>
+        <w:t xml:space="preserve">Code 1 </w:t>
+      </w:r>
+      <w:r>
+        <w:rPr>
+          <w:rStyle w:val="SubtleEmphasis"/>
+        </w:rPr>
+        <w:t>–</w:t>
+      </w:r>
+      <w:r>
+        <w:rPr>
+          <w:rStyle w:val="SubtleEmphasis"/>
+        </w:rPr>
+        <w:t xml:space="preserve"> </w:t>
+      </w:r>
+      <w:r>
+        <w:rPr>
+          <w:rStyle w:val="SubtleEmphasis"/>
+        </w:rPr>
+        <w:t>Game over custom event</w:t>
+      </w:r>
+    </w:p>
+    <w:p>
+      <w:pPr>
+        <w:rPr>
+          <w:rStyle w:val="SubtleEmphasis"/>
+          <w:i w:val="0"/>
+          <w:iCs w:val="0"/>
+        </w:rPr>
+      </w:pPr>
+      <w:r>
+        <w:rPr>
+          <w:rStyle w:val="SubtleEmphasis"/>
+        </w:rPr>
+        <w:tab/>
+      </w:r>
+      <w:r>
+        <w:rPr>
+          <w:rStyle w:val="SubtleEmphasis"/>
+          <w:i w:val="0"/>
+          <w:iCs w:val="0"/>
+        </w:rPr>
+        <w:t>The player’s score is gathered using ‘</w:t>
+      </w:r>
+      <w:proofErr w:type="spellStart"/>
+      <w:r>
+        <w:rPr>
+          <w:rStyle w:val="SubtleEmphasis"/>
+          <w:i w:val="0"/>
+          <w:iCs w:val="0"/>
+        </w:rPr>
+        <w:t>event.data.score</w:t>
+      </w:r>
+      <w:proofErr w:type="spellEnd"/>
+      <w:r>
+        <w:rPr>
+          <w:rStyle w:val="SubtleEmphasis"/>
+          <w:i w:val="0"/>
+          <w:iCs w:val="0"/>
+        </w:rPr>
+        <w:t>’</w:t>
+      </w:r>
+      <w:r>
+        <w:rPr>
+          <w:rStyle w:val="SubtleEmphasis"/>
+          <w:i w:val="0"/>
+          <w:iCs w:val="0"/>
+        </w:rPr>
+        <w:t xml:space="preserve"> and then stored in the ‘</w:t>
+      </w:r>
+      <w:proofErr w:type="spellStart"/>
+      <w:r>
+        <w:rPr>
+          <w:rStyle w:val="SubtleEmphasis"/>
+          <w:i w:val="0"/>
+          <w:iCs w:val="0"/>
+        </w:rPr>
+        <w:t>finalScore</w:t>
+      </w:r>
+      <w:proofErr w:type="spellEnd"/>
+      <w:r>
+        <w:rPr>
+          <w:rStyle w:val="SubtleEmphasis"/>
+          <w:i w:val="0"/>
+          <w:iCs w:val="0"/>
+        </w:rPr>
+        <w:t xml:space="preserve">’ variable for </w:t>
+      </w:r>
+      <w:r>
+        <w:rPr>
+          <w:rStyle w:val="SubtleEmphasis"/>
+          <w:i w:val="0"/>
+          <w:iCs w:val="0"/>
+        </w:rPr>
+        <w:t xml:space="preserve">future use. </w:t>
+      </w:r>
+      <w:r>
+        <w:rPr>
+          <w:rStyle w:val="SubtleEmphasis"/>
+          <w:i w:val="0"/>
+          <w:iCs w:val="0"/>
+        </w:rPr>
+        <w:t>This custom event can be used every time the game ends to gather the score.</w:t>
+      </w:r>
+    </w:p>
+    <w:p>
+      <w:r>
+        <w:rPr>
+          <w:rStyle w:val="SubtleEmphasis"/>
+          <w:i w:val="0"/>
+          <w:iCs w:val="0"/>
+        </w:rPr>
+        <w:tab/>
+        <w:t xml:space="preserve">Then, in the </w:t>
+      </w:r>
+      <w:r>
+        <w:rPr>
+          <w:rStyle w:val="SubtleEmphasis"/>
+          <w:i w:val="0"/>
+          <w:iCs w:val="0"/>
+        </w:rPr>
+        <w:t>‘game.js’ file, we then use</w:t>
+      </w:r>
+      <w:r>
+        <w:rPr>
+          <w:rStyle w:val="SubtleEmphasis"/>
+          <w:i w:val="0"/>
+          <w:iCs w:val="0"/>
+        </w:rPr>
+        <w:t xml:space="preserve"> this</w:t>
+      </w:r>
+      <w:r>
+        <w:rPr>
+          <w:rStyle w:val="SubtleEmphasis"/>
+          <w:i w:val="0"/>
+          <w:iCs w:val="0"/>
+        </w:rPr>
+        <w:t xml:space="preserve"> ‘</w:t>
+      </w:r>
+      <w:proofErr w:type="spellStart"/>
+      <w:r>
+        <w:rPr>
+          <w:rStyle w:val="SubtleEmphasis"/>
+          <w:i w:val="0"/>
+          <w:iCs w:val="0"/>
+        </w:rPr>
+        <w:t>unityGameOver</w:t>
+      </w:r>
+      <w:proofErr w:type="spellEnd"/>
+      <w:r>
+        <w:rPr>
+          <w:rStyle w:val="SubtleEmphasis"/>
+          <w:i w:val="0"/>
+          <w:iCs w:val="0"/>
+        </w:rPr>
+        <w:t>’</w:t>
+      </w:r>
+      <w:r>
+        <w:rPr>
+          <w:rStyle w:val="SubtleEmphasis"/>
+          <w:i w:val="0"/>
+          <w:iCs w:val="0"/>
+        </w:rPr>
+        <w:t xml:space="preserve"> event listener </w:t>
+      </w:r>
+      <w:r>
+        <w:t>to find the final score</w:t>
+      </w:r>
+      <w:r>
+        <w:t xml:space="preserve">. This is executed in the </w:t>
+      </w:r>
+      <w:r>
+        <w:t>‘</w:t>
+      </w:r>
+      <w:proofErr w:type="spellStart"/>
+      <w:r>
+        <w:t>finalScore</w:t>
+      </w:r>
+      <w:proofErr w:type="spellEnd"/>
+      <w:r>
+        <w:t>’ variable via multiplying the game score (</w:t>
+      </w:r>
+      <w:r>
+        <w:t>‘</w:t>
+      </w:r>
+      <w:proofErr w:type="spellStart"/>
+      <w:r>
+        <w:t>e.detail.score</w:t>
+      </w:r>
+      <w:proofErr w:type="spellEnd"/>
+      <w:r>
+        <w:t>’) with the player accumulated multiplier.</w:t>
+      </w:r>
+    </w:p>
+    <w:p>
+      <w:pPr>
+        <w:rPr>
+          <w:rStyle w:val="SubtleEmphasis"/>
+          <w:i w:val="0"/>
+          <w:iCs w:val="0"/>
+        </w:rPr>
+      </w:pPr>
+    </w:p>
+    <w:p>
+      <w:pPr>
+        <w:shd w:val="clear" w:color="auto" w:fill="000000" w:themeFill="text1"/>
+        <w:spacing w:after="0" w:line="240" w:lineRule="auto"/>
+        <w:rPr>
+          <w:rFonts w:ascii="Consolas" w:hAnsi="Consolas"/>
+          <w:color w:val="EB7A41"/>
+          <w:sz w:val="20"/>
+          <w:szCs w:val="20"/>
+        </w:rPr>
+      </w:pPr>
+      <w:proofErr w:type="spellStart"/>
+      <w:r>
+        <w:rPr>
+          <w:rFonts w:ascii="Consolas" w:hAnsi="Consolas"/>
+          <w:color w:val="EB7A41"/>
+          <w:sz w:val="20"/>
+          <w:szCs w:val="20"/>
+        </w:rPr>
+        <w:lastRenderedPageBreak/>
+        <w:t>document.addEventListener</w:t>
+      </w:r>
+      <w:proofErr w:type="spellEnd"/>
+      <w:r>
+        <w:rPr>
+          <w:rFonts w:ascii="Consolas" w:hAnsi="Consolas"/>
+          <w:color w:val="EB7A41"/>
+          <w:sz w:val="20"/>
+          <w:szCs w:val="20"/>
+        </w:rPr>
+        <w:t>('</w:t>
+      </w:r>
+      <w:proofErr w:type="spellStart"/>
+      <w:r>
+        <w:rPr>
+          <w:rFonts w:ascii="Consolas" w:hAnsi="Consolas"/>
+          <w:color w:val="EB7A41"/>
+          <w:sz w:val="20"/>
+          <w:szCs w:val="20"/>
+        </w:rPr>
+        <w:t>unityGameOver</w:t>
+      </w:r>
+      <w:proofErr w:type="spellEnd"/>
+      <w:r>
+        <w:rPr>
+          <w:rFonts w:ascii="Consolas" w:hAnsi="Consolas"/>
+          <w:color w:val="EB7A41"/>
+          <w:sz w:val="20"/>
+          <w:szCs w:val="20"/>
+        </w:rPr>
+        <w:t>', async function(e) {</w:t>
+      </w:r>
+    </w:p>
+    <w:p>
+      <w:pPr>
+        <w:shd w:val="clear" w:color="auto" w:fill="000000" w:themeFill="text1"/>
+        <w:spacing w:after="0" w:line="240" w:lineRule="auto"/>
+        <w:rPr>
+          <w:rFonts w:ascii="Consolas" w:hAnsi="Consolas"/>
+          <w:color w:val="EB7A41"/>
+          <w:sz w:val="20"/>
+          <w:szCs w:val="20"/>
+        </w:rPr>
+      </w:pPr>
+      <w:r>
+        <w:rPr>
+          <w:rFonts w:ascii="Consolas" w:hAnsi="Consolas"/>
+          <w:color w:val="EB7A41"/>
+          <w:sz w:val="20"/>
+          <w:szCs w:val="20"/>
+        </w:rPr>
+        <w:t xml:space="preserve">    const </w:t>
+      </w:r>
+      <w:proofErr w:type="spellStart"/>
+      <w:r>
+        <w:rPr>
+          <w:rFonts w:ascii="Consolas" w:hAnsi="Consolas"/>
+          <w:color w:val="EB7A41"/>
+          <w:sz w:val="20"/>
+          <w:szCs w:val="20"/>
+        </w:rPr>
+        <w:t>statusEl</w:t>
+      </w:r>
+      <w:proofErr w:type="spellEnd"/>
+      <w:r>
+        <w:rPr>
+          <w:rFonts w:ascii="Consolas" w:hAnsi="Consolas"/>
+          <w:color w:val="EB7A41"/>
+          <w:sz w:val="20"/>
+          <w:szCs w:val="20"/>
+        </w:rPr>
+        <w:t xml:space="preserve"> = document.getElementById('status');</w:t>
+      </w:r>
+    </w:p>
+    <w:p>
+      <w:pPr>
+        <w:shd w:val="clear" w:color="auto" w:fill="000000" w:themeFill="text1"/>
+        <w:spacing w:after="0" w:line="240" w:lineRule="auto"/>
+        <w:rPr>
+          <w:rFonts w:ascii="Consolas" w:hAnsi="Consolas"/>
+          <w:color w:val="EB7A41"/>
+          <w:sz w:val="20"/>
+          <w:szCs w:val="20"/>
+        </w:rPr>
+      </w:pPr>
+      <w:r>
+        <w:rPr>
+          <w:rFonts w:ascii="Consolas" w:hAnsi="Consolas"/>
+          <w:color w:val="EB7A41"/>
+          <w:sz w:val="20"/>
+          <w:szCs w:val="20"/>
+        </w:rPr>
+        <w:t xml:space="preserve">    const </w:t>
+      </w:r>
+      <w:proofErr w:type="spellStart"/>
+      <w:r>
+        <w:rPr>
+          <w:rFonts w:ascii="Consolas" w:hAnsi="Consolas"/>
+          <w:color w:val="EB7A41"/>
+          <w:sz w:val="20"/>
+          <w:szCs w:val="20"/>
+        </w:rPr>
+        <w:t>finalScore</w:t>
+      </w:r>
+      <w:proofErr w:type="spellEnd"/>
+      <w:r>
+        <w:rPr>
+          <w:rFonts w:ascii="Consolas" w:hAnsi="Consolas"/>
+          <w:color w:val="EB7A41"/>
+          <w:sz w:val="20"/>
+          <w:szCs w:val="20"/>
+        </w:rPr>
+        <w:t xml:space="preserve"> = </w:t>
+      </w:r>
+      <w:proofErr w:type="spellStart"/>
+      <w:r>
+        <w:rPr>
+          <w:rFonts w:ascii="Consolas" w:hAnsi="Consolas"/>
+          <w:color w:val="EB7A41"/>
+          <w:sz w:val="20"/>
+          <w:szCs w:val="20"/>
+        </w:rPr>
+        <w:t>e.detail.score</w:t>
+      </w:r>
+      <w:proofErr w:type="spellEnd"/>
+      <w:r>
+        <w:rPr>
+          <w:rFonts w:ascii="Consolas" w:hAnsi="Consolas"/>
+          <w:color w:val="EB7A41"/>
+          <w:sz w:val="20"/>
+          <w:szCs w:val="20"/>
+        </w:rPr>
+        <w:t xml:space="preserve"> * multiplier;</w:t>
+      </w:r>
+    </w:p>
+    <w:p>
+      <w:pPr>
+        <w:shd w:val="clear" w:color="auto" w:fill="000000" w:themeFill="text1"/>
+        <w:spacing w:after="0" w:line="240" w:lineRule="auto"/>
+        <w:rPr>
+          <w:rFonts w:ascii="Consolas" w:hAnsi="Consolas"/>
+          <w:color w:val="EB7A41"/>
+          <w:sz w:val="20"/>
+          <w:szCs w:val="20"/>
+        </w:rPr>
+      </w:pPr>
+      <w:r>
+        <w:rPr>
+          <w:rFonts w:ascii="Consolas" w:hAnsi="Consolas"/>
+          <w:color w:val="EB7A41"/>
+          <w:sz w:val="20"/>
+          <w:szCs w:val="20"/>
+        </w:rPr>
+        <w:t xml:space="preserve">    const team = </w:t>
+      </w:r>
+      <w:proofErr w:type="spellStart"/>
+      <w:r>
+        <w:rPr>
+          <w:rFonts w:ascii="Consolas" w:hAnsi="Consolas"/>
+          <w:color w:val="EB7A41"/>
+          <w:sz w:val="20"/>
+          <w:szCs w:val="20"/>
+        </w:rPr>
+        <w:t>localStorage.getItem</w:t>
+      </w:r>
+      <w:proofErr w:type="spellEnd"/>
+      <w:r>
+        <w:rPr>
+          <w:rFonts w:ascii="Consolas" w:hAnsi="Consolas"/>
+          <w:color w:val="EB7A41"/>
+          <w:sz w:val="20"/>
+          <w:szCs w:val="20"/>
+        </w:rPr>
+        <w:t>("team") || "A";</w:t>
+      </w:r>
+    </w:p>
+    <w:p>
+      <w:pPr>
+        <w:shd w:val="clear" w:color="auto" w:fill="000000" w:themeFill="text1"/>
+        <w:spacing w:after="0" w:line="240" w:lineRule="auto"/>
+        <w:rPr>
+          <w:rFonts w:ascii="Consolas" w:hAnsi="Consolas"/>
+          <w:color w:val="EB7A41"/>
+          <w:sz w:val="20"/>
+          <w:szCs w:val="20"/>
+        </w:rPr>
+      </w:pPr>
+      <w:r>
+        <w:rPr>
+          <w:rFonts w:ascii="Consolas" w:hAnsi="Consolas"/>
+          <w:color w:val="EB7A41"/>
+          <w:sz w:val="20"/>
+          <w:szCs w:val="20"/>
+        </w:rPr>
+        <w:t xml:space="preserve">    const </w:t>
+      </w:r>
+      <w:proofErr w:type="spellStart"/>
+      <w:r>
+        <w:rPr>
+          <w:rFonts w:ascii="Consolas" w:hAnsi="Consolas"/>
+          <w:color w:val="EB7A41"/>
+          <w:sz w:val="20"/>
+          <w:szCs w:val="20"/>
+        </w:rPr>
+        <w:t>playerName</w:t>
+      </w:r>
+      <w:proofErr w:type="spellEnd"/>
+      <w:r>
+        <w:rPr>
+          <w:rFonts w:ascii="Consolas" w:hAnsi="Consolas"/>
+          <w:color w:val="EB7A41"/>
+          <w:sz w:val="20"/>
+          <w:szCs w:val="20"/>
+        </w:rPr>
+        <w:t xml:space="preserve"> = </w:t>
+      </w:r>
+      <w:proofErr w:type="spellStart"/>
+      <w:r>
+        <w:rPr>
+          <w:rFonts w:ascii="Consolas" w:hAnsi="Consolas"/>
+          <w:color w:val="EB7A41"/>
+          <w:sz w:val="20"/>
+          <w:szCs w:val="20"/>
+        </w:rPr>
+        <w:t>localStorage.getItem</w:t>
+      </w:r>
+      <w:proofErr w:type="spellEnd"/>
+      <w:r>
+        <w:rPr>
+          <w:rFonts w:ascii="Consolas" w:hAnsi="Consolas"/>
+          <w:color w:val="EB7A41"/>
+          <w:sz w:val="20"/>
+          <w:szCs w:val="20"/>
+        </w:rPr>
+        <w:t>("</w:t>
+      </w:r>
+      <w:proofErr w:type="spellStart"/>
+      <w:r>
+        <w:rPr>
+          <w:rFonts w:ascii="Consolas" w:hAnsi="Consolas"/>
+          <w:color w:val="EB7A41"/>
+          <w:sz w:val="20"/>
+          <w:szCs w:val="20"/>
+        </w:rPr>
+        <w:t>playerName</w:t>
+      </w:r>
+      <w:proofErr w:type="spellEnd"/>
+      <w:r>
+        <w:rPr>
+          <w:rFonts w:ascii="Consolas" w:hAnsi="Consolas"/>
+          <w:color w:val="EB7A41"/>
+          <w:sz w:val="20"/>
+          <w:szCs w:val="20"/>
+        </w:rPr>
+        <w:t>") || "Player";</w:t>
+      </w:r>
+    </w:p>
+    <w:p>
+      <w:pPr>
+        <w:shd w:val="clear" w:color="auto" w:fill="000000" w:themeFill="text1"/>
+        <w:spacing w:after="0" w:line="240" w:lineRule="auto"/>
+        <w:rPr>
+          <w:rFonts w:ascii="Consolas" w:hAnsi="Consolas"/>
+          <w:color w:val="EB7A41"/>
+          <w:sz w:val="20"/>
+          <w:szCs w:val="20"/>
+        </w:rPr>
+      </w:pPr>
+      <w:r>
+        <w:rPr>
+          <w:rFonts w:ascii="Consolas" w:hAnsi="Consolas"/>
+          <w:color w:val="EB7A41"/>
+          <w:sz w:val="20"/>
+          <w:szCs w:val="20"/>
+        </w:rPr>
+        <w:t xml:space="preserve">    const </w:t>
+      </w:r>
+      <w:proofErr w:type="spellStart"/>
+      <w:r>
+        <w:rPr>
+          <w:rFonts w:ascii="Consolas" w:hAnsi="Consolas"/>
+          <w:color w:val="EB7A41"/>
+          <w:sz w:val="20"/>
+          <w:szCs w:val="20"/>
+        </w:rPr>
+        <w:t>sessionPin</w:t>
+      </w:r>
+      <w:proofErr w:type="spellEnd"/>
+      <w:r>
+        <w:rPr>
+          <w:rFonts w:ascii="Consolas" w:hAnsi="Consolas"/>
+          <w:color w:val="EB7A41"/>
+          <w:sz w:val="20"/>
+          <w:szCs w:val="20"/>
+        </w:rPr>
+        <w:t xml:space="preserve"> = </w:t>
+      </w:r>
+      <w:proofErr w:type="spellStart"/>
+      <w:r>
+        <w:rPr>
+          <w:rFonts w:ascii="Consolas" w:hAnsi="Consolas"/>
+          <w:color w:val="EB7A41"/>
+          <w:sz w:val="20"/>
+          <w:szCs w:val="20"/>
+        </w:rPr>
+        <w:t>localStorage.getItem</w:t>
+      </w:r>
+      <w:proofErr w:type="spellEnd"/>
+      <w:r>
+        <w:rPr>
+          <w:rFonts w:ascii="Consolas" w:hAnsi="Consolas"/>
+          <w:color w:val="EB7A41"/>
+          <w:sz w:val="20"/>
+          <w:szCs w:val="20"/>
+        </w:rPr>
+        <w:t>("</w:t>
+      </w:r>
+      <w:proofErr w:type="spellStart"/>
+      <w:r>
+        <w:rPr>
+          <w:rFonts w:ascii="Consolas" w:hAnsi="Consolas"/>
+          <w:color w:val="EB7A41"/>
+          <w:sz w:val="20"/>
+          <w:szCs w:val="20"/>
+        </w:rPr>
+        <w:t>sessionPin</w:t>
+      </w:r>
+      <w:proofErr w:type="spellEnd"/>
+      <w:r>
+        <w:rPr>
+          <w:rFonts w:ascii="Consolas" w:hAnsi="Consolas"/>
+          <w:color w:val="EB7A41"/>
+          <w:sz w:val="20"/>
+          <w:szCs w:val="20"/>
+        </w:rPr>
+        <w:t>") || "DEFAULT_SESSION";</w:t>
+      </w:r>
+    </w:p>
+    <w:p>
+      <w:pPr>
+        <w:shd w:val="clear" w:color="auto" w:fill="000000" w:themeFill="text1"/>
+        <w:spacing w:after="0" w:line="240" w:lineRule="auto"/>
+        <w:rPr>
+          <w:rFonts w:ascii="Consolas" w:hAnsi="Consolas"/>
+          <w:color w:val="EB7A41"/>
+          <w:sz w:val="20"/>
+          <w:szCs w:val="20"/>
+        </w:rPr>
+      </w:pPr>
+    </w:p>
+    <w:p>
+      <w:pPr>
+        <w:shd w:val="clear" w:color="auto" w:fill="000000" w:themeFill="text1"/>
+        <w:spacing w:after="0" w:line="240" w:lineRule="auto"/>
+        <w:rPr>
+          <w:rFonts w:ascii="Consolas" w:hAnsi="Consolas"/>
+          <w:color w:val="EB7A41"/>
+          <w:sz w:val="20"/>
+          <w:szCs w:val="20"/>
+        </w:rPr>
+      </w:pPr>
+      <w:r>
+        <w:rPr>
+          <w:rFonts w:ascii="Consolas" w:hAnsi="Consolas"/>
+          <w:color w:val="EB7A41"/>
+          <w:sz w:val="20"/>
+          <w:szCs w:val="20"/>
+        </w:rPr>
+        <w:t>    try {</w:t>
+      </w:r>
+    </w:p>
+    <w:p>
+      <w:pPr>
+        <w:shd w:val="clear" w:color="auto" w:fill="000000" w:themeFill="text1"/>
+        <w:spacing w:after="0" w:line="240" w:lineRule="auto"/>
+        <w:rPr>
+          <w:rFonts w:ascii="Consolas" w:hAnsi="Consolas"/>
+          <w:color w:val="EB7A41"/>
+          <w:sz w:val="20"/>
+          <w:szCs w:val="20"/>
+        </w:rPr>
+      </w:pPr>
+      <w:r>
+        <w:rPr>
+          <w:rFonts w:ascii="Consolas" w:hAnsi="Consolas"/>
+          <w:color w:val="EB7A41"/>
+          <w:sz w:val="20"/>
+          <w:szCs w:val="20"/>
+        </w:rPr>
+        <w:t xml:space="preserve">        const </w:t>
+      </w:r>
+      <w:proofErr w:type="spellStart"/>
+      <w:r>
+        <w:rPr>
+          <w:rFonts w:ascii="Consolas" w:hAnsi="Consolas"/>
+          <w:color w:val="EB7A41"/>
+          <w:sz w:val="20"/>
+          <w:szCs w:val="20"/>
+        </w:rPr>
+        <w:t>sessionRef</w:t>
+      </w:r>
+      <w:proofErr w:type="spellEnd"/>
+      <w:r>
+        <w:rPr>
+          <w:rFonts w:ascii="Consolas" w:hAnsi="Consolas"/>
+          <w:color w:val="EB7A41"/>
+          <w:sz w:val="20"/>
+          <w:szCs w:val="20"/>
+        </w:rPr>
+        <w:t xml:space="preserve"> = doc(</w:t>
+      </w:r>
+      <w:proofErr w:type="spellStart"/>
+      <w:r>
+        <w:rPr>
+          <w:rFonts w:ascii="Consolas" w:hAnsi="Consolas"/>
+          <w:color w:val="EB7A41"/>
+          <w:sz w:val="20"/>
+          <w:szCs w:val="20"/>
+        </w:rPr>
+        <w:t>db</w:t>
+      </w:r>
+      <w:proofErr w:type="spellEnd"/>
+      <w:r>
+        <w:rPr>
+          <w:rFonts w:ascii="Consolas" w:hAnsi="Consolas"/>
+          <w:color w:val="EB7A41"/>
+          <w:sz w:val="20"/>
+          <w:szCs w:val="20"/>
+        </w:rPr>
+        <w:t xml:space="preserve">, "sessions", </w:t>
+      </w:r>
+      <w:proofErr w:type="spellStart"/>
+      <w:r>
+        <w:rPr>
+          <w:rFonts w:ascii="Consolas" w:hAnsi="Consolas"/>
+          <w:color w:val="EB7A41"/>
+          <w:sz w:val="20"/>
+          <w:szCs w:val="20"/>
+        </w:rPr>
+        <w:t>sessionPin</w:t>
+      </w:r>
+      <w:proofErr w:type="spellEnd"/>
+      <w:r>
+        <w:rPr>
+          <w:rFonts w:ascii="Consolas" w:hAnsi="Consolas"/>
+          <w:color w:val="EB7A41"/>
+          <w:sz w:val="20"/>
+          <w:szCs w:val="20"/>
+        </w:rPr>
+        <w:t>);</w:t>
+      </w:r>
+    </w:p>
+    <w:p>
+      <w:pPr>
+        <w:shd w:val="clear" w:color="auto" w:fill="000000" w:themeFill="text1"/>
+        <w:spacing w:after="0" w:line="240" w:lineRule="auto"/>
+        <w:rPr>
+          <w:rFonts w:ascii="Consolas" w:hAnsi="Consolas"/>
+          <w:color w:val="EB7A41"/>
+          <w:sz w:val="20"/>
+          <w:szCs w:val="20"/>
+        </w:rPr>
+      </w:pPr>
+    </w:p>
+    <w:p>
+      <w:pPr>
+        <w:shd w:val="clear" w:color="auto" w:fill="000000" w:themeFill="text1"/>
+        <w:spacing w:after="0" w:line="240" w:lineRule="auto"/>
+        <w:rPr>
+          <w:rFonts w:ascii="Consolas" w:hAnsi="Consolas"/>
+          <w:color w:val="EB7A41"/>
+          <w:sz w:val="20"/>
+          <w:szCs w:val="20"/>
+        </w:rPr>
+      </w:pPr>
+      <w:r>
+        <w:rPr>
+          <w:rFonts w:ascii="Consolas" w:hAnsi="Consolas"/>
+          <w:color w:val="EB7A41"/>
+          <w:sz w:val="20"/>
+          <w:szCs w:val="20"/>
+        </w:rPr>
+        <w:t>        // Update Score Text</w:t>
+      </w:r>
+    </w:p>
+    <w:p>
+      <w:pPr>
+        <w:shd w:val="clear" w:color="auto" w:fill="000000" w:themeFill="text1"/>
+        <w:spacing w:after="0" w:line="240" w:lineRule="auto"/>
+        <w:rPr>
+          <w:rFonts w:ascii="Consolas" w:hAnsi="Consolas"/>
+          <w:color w:val="EB7A41"/>
+          <w:sz w:val="20"/>
+          <w:szCs w:val="20"/>
+        </w:rPr>
+      </w:pPr>
+      <w:r>
+        <w:rPr>
+          <w:rFonts w:ascii="Consolas" w:hAnsi="Consolas"/>
+          <w:color w:val="EB7A41"/>
+          <w:sz w:val="20"/>
+          <w:szCs w:val="20"/>
+        </w:rPr>
+        <w:t xml:space="preserve">        </w:t>
+      </w:r>
+      <w:proofErr w:type="spellStart"/>
+      <w:r>
+        <w:rPr>
+          <w:rFonts w:ascii="Consolas" w:hAnsi="Consolas"/>
+          <w:color w:val="EB7A41"/>
+          <w:sz w:val="20"/>
+          <w:szCs w:val="20"/>
+        </w:rPr>
+        <w:t>statusEl.textContent</w:t>
+      </w:r>
+      <w:proofErr w:type="spellEnd"/>
+      <w:r>
+        <w:rPr>
+          <w:rFonts w:ascii="Consolas" w:hAnsi="Consolas"/>
+          <w:color w:val="EB7A41"/>
+          <w:sz w:val="20"/>
+          <w:szCs w:val="20"/>
+        </w:rPr>
+        <w:t xml:space="preserve"> = "HACK COMPLETE: " + </w:t>
+      </w:r>
+      <w:proofErr w:type="spellStart"/>
+      <w:r>
+        <w:rPr>
+          <w:rFonts w:ascii="Consolas" w:hAnsi="Consolas"/>
+          <w:color w:val="EB7A41"/>
+          <w:sz w:val="20"/>
+          <w:szCs w:val="20"/>
+        </w:rPr>
+        <w:t>finalScore</w:t>
+      </w:r>
+      <w:proofErr w:type="spellEnd"/>
+      <w:r>
+        <w:rPr>
+          <w:rFonts w:ascii="Consolas" w:hAnsi="Consolas"/>
+          <w:color w:val="EB7A41"/>
+          <w:sz w:val="20"/>
+          <w:szCs w:val="20"/>
+        </w:rPr>
+        <w:t xml:space="preserve"> + " POINTS!" + " (" + </w:t>
+      </w:r>
+      <w:proofErr w:type="spellStart"/>
+      <w:r>
+        <w:rPr>
+          <w:rFonts w:ascii="Consolas" w:hAnsi="Consolas"/>
+          <w:color w:val="EB7A41"/>
+          <w:sz w:val="20"/>
+          <w:szCs w:val="20"/>
+        </w:rPr>
+        <w:t>e.detail.score</w:t>
+      </w:r>
+      <w:proofErr w:type="spellEnd"/>
+      <w:r>
+        <w:rPr>
+          <w:rFonts w:ascii="Consolas" w:hAnsi="Consolas"/>
+          <w:color w:val="EB7A41"/>
+          <w:sz w:val="20"/>
+          <w:szCs w:val="20"/>
+        </w:rPr>
+        <w:t xml:space="preserve"> + "x" + multiplier + ")";</w:t>
+      </w:r>
+    </w:p>
+    <w:p>
+      <w:pPr>
+        <w:shd w:val="clear" w:color="auto" w:fill="000000" w:themeFill="text1"/>
+        <w:spacing w:after="0" w:line="240" w:lineRule="auto"/>
+        <w:rPr>
+          <w:rFonts w:ascii="Consolas" w:hAnsi="Consolas"/>
+          <w:color w:val="EB7A41"/>
+          <w:sz w:val="20"/>
+          <w:szCs w:val="20"/>
+        </w:rPr>
+      </w:pPr>
+    </w:p>
+    <w:p>
+      <w:pPr>
+        <w:shd w:val="clear" w:color="auto" w:fill="000000" w:themeFill="text1"/>
+        <w:spacing w:after="0" w:line="240" w:lineRule="auto"/>
+        <w:rPr>
+          <w:rFonts w:ascii="Consolas" w:hAnsi="Consolas"/>
+          <w:color w:val="EB7A41"/>
+          <w:sz w:val="20"/>
+          <w:szCs w:val="20"/>
+        </w:rPr>
+      </w:pPr>
+      <w:r>
+        <w:rPr>
+          <w:rFonts w:ascii="Consolas" w:hAnsi="Consolas"/>
+          <w:color w:val="EB7A41"/>
+          <w:sz w:val="20"/>
+          <w:szCs w:val="20"/>
+        </w:rPr>
+        <w:t>        // Update Team Total</w:t>
+      </w:r>
+    </w:p>
+    <w:p>
+      <w:pPr>
+        <w:shd w:val="clear" w:color="auto" w:fill="000000" w:themeFill="text1"/>
+        <w:spacing w:after="0" w:line="240" w:lineRule="auto"/>
+        <w:rPr>
+          <w:rFonts w:ascii="Consolas" w:hAnsi="Consolas"/>
+          <w:color w:val="EB7A41"/>
+          <w:sz w:val="20"/>
+          <w:szCs w:val="20"/>
+        </w:rPr>
+      </w:pPr>
+      <w:r>
+        <w:rPr>
+          <w:rFonts w:ascii="Consolas" w:hAnsi="Consolas"/>
+          <w:color w:val="EB7A41"/>
+          <w:sz w:val="20"/>
+          <w:szCs w:val="20"/>
+        </w:rPr>
+        <w:t xml:space="preserve">        const </w:t>
+      </w:r>
+      <w:proofErr w:type="spellStart"/>
+      <w:r>
+        <w:rPr>
+          <w:rFonts w:ascii="Consolas" w:hAnsi="Consolas"/>
+          <w:color w:val="EB7A41"/>
+          <w:sz w:val="20"/>
+          <w:szCs w:val="20"/>
+        </w:rPr>
+        <w:t>updateObj</w:t>
+      </w:r>
+      <w:proofErr w:type="spellEnd"/>
+      <w:r>
+        <w:rPr>
+          <w:rFonts w:ascii="Consolas" w:hAnsi="Consolas"/>
+          <w:color w:val="EB7A41"/>
+          <w:sz w:val="20"/>
+          <w:szCs w:val="20"/>
+        </w:rPr>
+        <w:t xml:space="preserve"> = {};</w:t>
+      </w:r>
+    </w:p>
+    <w:p>
+      <w:pPr>
+        <w:shd w:val="clear" w:color="auto" w:fill="000000" w:themeFill="text1"/>
+        <w:spacing w:after="0" w:line="240" w:lineRule="auto"/>
+        <w:rPr>
+          <w:rFonts w:ascii="Consolas" w:hAnsi="Consolas"/>
+          <w:color w:val="EB7A41"/>
+          <w:sz w:val="20"/>
+          <w:szCs w:val="20"/>
+        </w:rPr>
+      </w:pPr>
+      <w:r>
+        <w:rPr>
+          <w:rFonts w:ascii="Consolas" w:hAnsi="Consolas"/>
+          <w:color w:val="EB7A41"/>
+          <w:sz w:val="20"/>
+          <w:szCs w:val="20"/>
+        </w:rPr>
+        <w:t xml:space="preserve">        </w:t>
+      </w:r>
+      <w:proofErr w:type="spellStart"/>
+      <w:r>
+        <w:rPr>
+          <w:rFonts w:ascii="Consolas" w:hAnsi="Consolas"/>
+          <w:color w:val="EB7A41"/>
+          <w:sz w:val="20"/>
+          <w:szCs w:val="20"/>
+        </w:rPr>
+        <w:t>updateObj</w:t>
+      </w:r>
+      <w:proofErr w:type="spellEnd"/>
+      <w:r>
+        <w:rPr>
+          <w:rFonts w:ascii="Consolas" w:hAnsi="Consolas"/>
+          <w:color w:val="EB7A41"/>
+          <w:sz w:val="20"/>
+          <w:szCs w:val="20"/>
+        </w:rPr>
+        <w:t>[team === "A" ? "</w:t>
+      </w:r>
+      <w:proofErr w:type="spellStart"/>
+      <w:r>
+        <w:rPr>
+          <w:rFonts w:ascii="Consolas" w:hAnsi="Consolas"/>
+          <w:color w:val="EB7A41"/>
+          <w:sz w:val="20"/>
+          <w:szCs w:val="20"/>
+        </w:rPr>
+        <w:t>teamAScore</w:t>
+      </w:r>
+      <w:proofErr w:type="spellEnd"/>
+      <w:r>
+        <w:rPr>
+          <w:rFonts w:ascii="Consolas" w:hAnsi="Consolas"/>
+          <w:color w:val="EB7A41"/>
+          <w:sz w:val="20"/>
+          <w:szCs w:val="20"/>
+        </w:rPr>
+        <w:t>" : "</w:t>
+      </w:r>
+      <w:proofErr w:type="spellStart"/>
+      <w:r>
+        <w:rPr>
+          <w:rFonts w:ascii="Consolas" w:hAnsi="Consolas"/>
+          <w:color w:val="EB7A41"/>
+          <w:sz w:val="20"/>
+          <w:szCs w:val="20"/>
+        </w:rPr>
+        <w:t>teamBScore</w:t>
+      </w:r>
+      <w:proofErr w:type="spellEnd"/>
+      <w:r>
+        <w:rPr>
+          <w:rFonts w:ascii="Consolas" w:hAnsi="Consolas"/>
+          <w:color w:val="EB7A41"/>
+          <w:sz w:val="20"/>
+          <w:szCs w:val="20"/>
+        </w:rPr>
+        <w:t>"] = increment(</w:t>
+      </w:r>
+      <w:proofErr w:type="spellStart"/>
+      <w:r>
+        <w:rPr>
+          <w:rFonts w:ascii="Consolas" w:hAnsi="Consolas"/>
+          <w:color w:val="EB7A41"/>
+          <w:sz w:val="20"/>
+          <w:szCs w:val="20"/>
+        </w:rPr>
+        <w:t>finalScore</w:t>
+      </w:r>
+      <w:proofErr w:type="spellEnd"/>
+      <w:r>
+        <w:rPr>
+          <w:rFonts w:ascii="Consolas" w:hAnsi="Consolas"/>
+          <w:color w:val="EB7A41"/>
+          <w:sz w:val="20"/>
+          <w:szCs w:val="20"/>
+        </w:rPr>
+        <w:t>);</w:t>
+      </w:r>
+    </w:p>
+    <w:p>
+      <w:pPr>
+        <w:shd w:val="clear" w:color="auto" w:fill="000000" w:themeFill="text1"/>
+        <w:spacing w:after="0" w:line="240" w:lineRule="auto"/>
+        <w:rPr>
+          <w:rFonts w:ascii="Consolas" w:hAnsi="Consolas"/>
+          <w:color w:val="EB7A41"/>
+          <w:sz w:val="20"/>
+          <w:szCs w:val="20"/>
+        </w:rPr>
+      </w:pPr>
+      <w:r>
+        <w:rPr>
+          <w:rFonts w:ascii="Consolas" w:hAnsi="Consolas"/>
+          <w:color w:val="EB7A41"/>
+          <w:sz w:val="20"/>
+          <w:szCs w:val="20"/>
+        </w:rPr>
+        <w:t xml:space="preserve">        await </w:t>
+      </w:r>
+      <w:proofErr w:type="spellStart"/>
+      <w:r>
+        <w:rPr>
+          <w:rFonts w:ascii="Consolas" w:hAnsi="Consolas"/>
+          <w:color w:val="EB7A41"/>
+          <w:sz w:val="20"/>
+          <w:szCs w:val="20"/>
+        </w:rPr>
+        <w:t>setDoc</w:t>
+      </w:r>
+      <w:proofErr w:type="spellEnd"/>
+      <w:r>
+        <w:rPr>
+          <w:rFonts w:ascii="Consolas" w:hAnsi="Consolas"/>
+          <w:color w:val="EB7A41"/>
+          <w:sz w:val="20"/>
+          <w:szCs w:val="20"/>
+        </w:rPr>
+        <w:t>(</w:t>
+      </w:r>
+      <w:proofErr w:type="spellStart"/>
+      <w:r>
+        <w:rPr>
+          <w:rFonts w:ascii="Consolas" w:hAnsi="Consolas"/>
+          <w:color w:val="EB7A41"/>
+          <w:sz w:val="20"/>
+          <w:szCs w:val="20"/>
+        </w:rPr>
+        <w:t>sessionRef</w:t>
+      </w:r>
+      <w:proofErr w:type="spellEnd"/>
+      <w:r>
+        <w:rPr>
+          <w:rFonts w:ascii="Consolas" w:hAnsi="Consolas"/>
+          <w:color w:val="EB7A41"/>
+          <w:sz w:val="20"/>
+          <w:szCs w:val="20"/>
+        </w:rPr>
+        <w:t xml:space="preserve">, </w:t>
+      </w:r>
+      <w:proofErr w:type="spellStart"/>
+      <w:r>
+        <w:rPr>
+          <w:rFonts w:ascii="Consolas" w:hAnsi="Consolas"/>
+          <w:color w:val="EB7A41"/>
+          <w:sz w:val="20"/>
+          <w:szCs w:val="20"/>
+        </w:rPr>
+        <w:t>updateObj</w:t>
+      </w:r>
+      <w:proofErr w:type="spellEnd"/>
+      <w:r>
+        <w:rPr>
+          <w:rFonts w:ascii="Consolas" w:hAnsi="Consolas"/>
+          <w:color w:val="EB7A41"/>
+          <w:sz w:val="20"/>
+          <w:szCs w:val="20"/>
+        </w:rPr>
+        <w:t>, { merge: true });</w:t>
+      </w:r>
+    </w:p>
+    <w:p>
+      <w:pPr>
+        <w:shd w:val="clear" w:color="auto" w:fill="000000" w:themeFill="text1"/>
+        <w:spacing w:after="0" w:line="240" w:lineRule="auto"/>
+        <w:rPr>
+          <w:rFonts w:ascii="Consolas" w:hAnsi="Consolas"/>
+          <w:color w:val="EB7A41"/>
+          <w:sz w:val="20"/>
+          <w:szCs w:val="20"/>
+        </w:rPr>
+      </w:pPr>
+    </w:p>
+    <w:p>
+      <w:pPr>
+        <w:shd w:val="clear" w:color="auto" w:fill="000000" w:themeFill="text1"/>
+        <w:spacing w:after="0" w:line="240" w:lineRule="auto"/>
+        <w:rPr>
+          <w:rFonts w:ascii="Consolas" w:hAnsi="Consolas"/>
+          <w:color w:val="EB7A41"/>
+          <w:sz w:val="20"/>
+          <w:szCs w:val="20"/>
+        </w:rPr>
+      </w:pPr>
+      <w:r>
+        <w:rPr>
+          <w:rFonts w:ascii="Consolas" w:hAnsi="Consolas"/>
+          <w:color w:val="EB7A41"/>
+          <w:sz w:val="20"/>
+          <w:szCs w:val="20"/>
+        </w:rPr>
+        <w:t>        // Update Individual Player Record</w:t>
+      </w:r>
+    </w:p>
+    <w:p>
+      <w:pPr>
+        <w:shd w:val="clear" w:color="auto" w:fill="000000" w:themeFill="text1"/>
+        <w:spacing w:after="0" w:line="240" w:lineRule="auto"/>
+        <w:rPr>
+          <w:rFonts w:ascii="Consolas" w:hAnsi="Consolas"/>
+          <w:color w:val="EB7A41"/>
+          <w:sz w:val="20"/>
+          <w:szCs w:val="20"/>
+        </w:rPr>
+      </w:pPr>
+      <w:r>
+        <w:rPr>
+          <w:rFonts w:ascii="Consolas" w:hAnsi="Consolas"/>
+          <w:color w:val="EB7A41"/>
+          <w:sz w:val="20"/>
+          <w:szCs w:val="20"/>
+        </w:rPr>
+        <w:t xml:space="preserve">        const </w:t>
+      </w:r>
+      <w:proofErr w:type="spellStart"/>
+      <w:r>
+        <w:rPr>
+          <w:rFonts w:ascii="Consolas" w:hAnsi="Consolas"/>
+          <w:color w:val="EB7A41"/>
+          <w:sz w:val="20"/>
+          <w:szCs w:val="20"/>
+        </w:rPr>
+        <w:t>playerRef</w:t>
+      </w:r>
+      <w:proofErr w:type="spellEnd"/>
+      <w:r>
+        <w:rPr>
+          <w:rFonts w:ascii="Consolas" w:hAnsi="Consolas"/>
+          <w:color w:val="EB7A41"/>
+          <w:sz w:val="20"/>
+          <w:szCs w:val="20"/>
+        </w:rPr>
+        <w:t xml:space="preserve"> = doc(</w:t>
+      </w:r>
+      <w:proofErr w:type="spellStart"/>
+      <w:r>
+        <w:rPr>
+          <w:rFonts w:ascii="Consolas" w:hAnsi="Consolas"/>
+          <w:color w:val="EB7A41"/>
+          <w:sz w:val="20"/>
+          <w:szCs w:val="20"/>
+        </w:rPr>
+        <w:t>db</w:t>
+      </w:r>
+      <w:proofErr w:type="spellEnd"/>
+      <w:r>
+        <w:rPr>
+          <w:rFonts w:ascii="Consolas" w:hAnsi="Consolas"/>
+          <w:color w:val="EB7A41"/>
+          <w:sz w:val="20"/>
+          <w:szCs w:val="20"/>
+        </w:rPr>
+        <w:t xml:space="preserve">, "sessions", </w:t>
+      </w:r>
+      <w:proofErr w:type="spellStart"/>
+      <w:r>
+        <w:rPr>
+          <w:rFonts w:ascii="Consolas" w:hAnsi="Consolas"/>
+          <w:color w:val="EB7A41"/>
+          <w:sz w:val="20"/>
+          <w:szCs w:val="20"/>
+        </w:rPr>
+        <w:t>sessionPin</w:t>
+      </w:r>
+      <w:proofErr w:type="spellEnd"/>
+      <w:r>
+        <w:rPr>
+          <w:rFonts w:ascii="Consolas" w:hAnsi="Consolas"/>
+          <w:color w:val="EB7A41"/>
+          <w:sz w:val="20"/>
+          <w:szCs w:val="20"/>
+        </w:rPr>
+        <w:t xml:space="preserve">, "players", </w:t>
+      </w:r>
+      <w:proofErr w:type="spellStart"/>
+      <w:r>
+        <w:rPr>
+          <w:rFonts w:ascii="Consolas" w:hAnsi="Consolas"/>
+          <w:color w:val="EB7A41"/>
+          <w:sz w:val="20"/>
+          <w:szCs w:val="20"/>
+        </w:rPr>
+        <w:t>playerName</w:t>
+      </w:r>
+      <w:proofErr w:type="spellEnd"/>
+      <w:r>
+        <w:rPr>
+          <w:rFonts w:ascii="Consolas" w:hAnsi="Consolas"/>
+          <w:color w:val="EB7A41"/>
+          <w:sz w:val="20"/>
+          <w:szCs w:val="20"/>
+        </w:rPr>
+        <w:t>);</w:t>
+      </w:r>
+    </w:p>
+    <w:p>
+      <w:pPr>
+        <w:shd w:val="clear" w:color="auto" w:fill="000000" w:themeFill="text1"/>
+        <w:spacing w:after="0" w:line="240" w:lineRule="auto"/>
+        <w:rPr>
+          <w:rFonts w:ascii="Consolas" w:hAnsi="Consolas"/>
+          <w:color w:val="EB7A41"/>
+          <w:sz w:val="20"/>
+          <w:szCs w:val="20"/>
+        </w:rPr>
+      </w:pPr>
+      <w:r>
+        <w:rPr>
+          <w:rFonts w:ascii="Consolas" w:hAnsi="Consolas"/>
+          <w:color w:val="EB7A41"/>
+          <w:sz w:val="20"/>
+          <w:szCs w:val="20"/>
+        </w:rPr>
+        <w:t xml:space="preserve">        await </w:t>
+      </w:r>
+      <w:proofErr w:type="spellStart"/>
+      <w:r>
+        <w:rPr>
+          <w:rFonts w:ascii="Consolas" w:hAnsi="Consolas"/>
+          <w:color w:val="EB7A41"/>
+          <w:sz w:val="20"/>
+          <w:szCs w:val="20"/>
+        </w:rPr>
+        <w:t>setDoc</w:t>
+      </w:r>
+      <w:proofErr w:type="spellEnd"/>
+      <w:r>
+        <w:rPr>
+          <w:rFonts w:ascii="Consolas" w:hAnsi="Consolas"/>
+          <w:color w:val="EB7A41"/>
+          <w:sz w:val="20"/>
+          <w:szCs w:val="20"/>
+        </w:rPr>
+        <w:t>(</w:t>
+      </w:r>
+      <w:proofErr w:type="spellStart"/>
+      <w:r>
+        <w:rPr>
+          <w:rFonts w:ascii="Consolas" w:hAnsi="Consolas"/>
+          <w:color w:val="EB7A41"/>
+          <w:sz w:val="20"/>
+          <w:szCs w:val="20"/>
+        </w:rPr>
+        <w:t>playerRef</w:t>
+      </w:r>
+      <w:proofErr w:type="spellEnd"/>
+      <w:r>
+        <w:rPr>
+          <w:rFonts w:ascii="Consolas" w:hAnsi="Consolas"/>
+          <w:color w:val="EB7A41"/>
+          <w:sz w:val="20"/>
+          <w:szCs w:val="20"/>
+        </w:rPr>
+        <w:t xml:space="preserve">, { </w:t>
+      </w:r>
+    </w:p>
+    <w:p>
+      <w:pPr>
+        <w:shd w:val="clear" w:color="auto" w:fill="000000" w:themeFill="text1"/>
+        <w:spacing w:after="0" w:line="240" w:lineRule="auto"/>
+        <w:rPr>
+          <w:rFonts w:ascii="Consolas" w:hAnsi="Consolas"/>
+          <w:color w:val="EB7A41"/>
+          <w:sz w:val="20"/>
+          <w:szCs w:val="20"/>
+        </w:rPr>
+      </w:pPr>
+      <w:r>
+        <w:rPr>
+          <w:rFonts w:ascii="Consolas" w:hAnsi="Consolas"/>
+          <w:color w:val="EB7A41"/>
+          <w:sz w:val="20"/>
+          <w:szCs w:val="20"/>
+        </w:rPr>
+        <w:t>            score: increment(</w:t>
+      </w:r>
+      <w:proofErr w:type="spellStart"/>
+      <w:r>
+        <w:rPr>
+          <w:rFonts w:ascii="Consolas" w:hAnsi="Consolas"/>
+          <w:color w:val="EB7A41"/>
+          <w:sz w:val="20"/>
+          <w:szCs w:val="20"/>
+        </w:rPr>
+        <w:t>finalScore</w:t>
+      </w:r>
+      <w:proofErr w:type="spellEnd"/>
+      <w:r>
+        <w:rPr>
+          <w:rFonts w:ascii="Consolas" w:hAnsi="Consolas"/>
+          <w:color w:val="EB7A41"/>
+          <w:sz w:val="20"/>
+          <w:szCs w:val="20"/>
+        </w:rPr>
+        <w:t xml:space="preserve">), </w:t>
+      </w:r>
+    </w:p>
+    <w:p>
+      <w:pPr>
+        <w:shd w:val="clear" w:color="auto" w:fill="000000" w:themeFill="text1"/>
+        <w:spacing w:after="0" w:line="240" w:lineRule="auto"/>
+        <w:rPr>
+          <w:rFonts w:ascii="Consolas" w:hAnsi="Consolas"/>
+          <w:color w:val="EB7A41"/>
+          <w:sz w:val="20"/>
+          <w:szCs w:val="20"/>
+        </w:rPr>
+      </w:pPr>
+      <w:r>
+        <w:rPr>
+          <w:rFonts w:ascii="Consolas" w:hAnsi="Consolas"/>
+          <w:color w:val="EB7A41"/>
+          <w:sz w:val="20"/>
+          <w:szCs w:val="20"/>
+        </w:rPr>
+        <w:t xml:space="preserve">            team: team </w:t>
+      </w:r>
+    </w:p>
+    <w:p>
+      <w:pPr>
+        <w:shd w:val="clear" w:color="auto" w:fill="000000" w:themeFill="text1"/>
+        <w:spacing w:after="0" w:line="240" w:lineRule="auto"/>
+        <w:rPr>
+          <w:rFonts w:ascii="Consolas" w:hAnsi="Consolas"/>
+          <w:color w:val="EB7A41"/>
+          <w:sz w:val="20"/>
+          <w:szCs w:val="20"/>
+        </w:rPr>
+      </w:pPr>
+      <w:r>
+        <w:rPr>
+          <w:rFonts w:ascii="Consolas" w:hAnsi="Consolas"/>
+          <w:color w:val="EB7A41"/>
+          <w:sz w:val="20"/>
+          <w:szCs w:val="20"/>
+        </w:rPr>
+        <w:t>        }, { merge: true });</w:t>
+      </w:r>
+    </w:p>
+    <w:p>
+      <w:pPr>
+        <w:shd w:val="clear" w:color="auto" w:fill="000000" w:themeFill="text1"/>
+        <w:spacing w:after="0" w:line="240" w:lineRule="auto"/>
+        <w:rPr>
+          <w:rFonts w:ascii="Consolas" w:hAnsi="Consolas"/>
+          <w:color w:val="EB7A41"/>
+          <w:sz w:val="20"/>
+          <w:szCs w:val="20"/>
+        </w:rPr>
+      </w:pPr>
+      <w:r>
+        <w:rPr>
+          <w:rFonts w:ascii="Consolas" w:hAnsi="Consolas"/>
+          <w:color w:val="EB7A41"/>
+          <w:sz w:val="20"/>
+          <w:szCs w:val="20"/>
+        </w:rPr>
+        <w:t xml:space="preserve">        </w:t>
+      </w:r>
+    </w:p>
+    <w:p>
+      <w:pPr>
+        <w:shd w:val="clear" w:color="auto" w:fill="000000" w:themeFill="text1"/>
+        <w:spacing w:after="0" w:line="240" w:lineRule="auto"/>
+        <w:rPr>
+          <w:rFonts w:ascii="Consolas" w:hAnsi="Consolas"/>
+          <w:color w:val="EB7A41"/>
+          <w:sz w:val="20"/>
+          <w:szCs w:val="20"/>
+        </w:rPr>
+      </w:pPr>
+      <w:r>
+        <w:rPr>
+          <w:rFonts w:ascii="Consolas" w:hAnsi="Consolas"/>
+          <w:color w:val="EB7A41"/>
+          <w:sz w:val="20"/>
+          <w:szCs w:val="20"/>
+        </w:rPr>
+        <w:t>        console.log("Scores successfully pushed to Firebase.");</w:t>
+      </w:r>
+    </w:p>
+    <w:p>
+      <w:pPr>
+        <w:shd w:val="clear" w:color="auto" w:fill="000000" w:themeFill="text1"/>
+        <w:spacing w:after="0" w:line="240" w:lineRule="auto"/>
+        <w:rPr>
+          <w:rFonts w:ascii="Consolas" w:hAnsi="Consolas"/>
+          <w:color w:val="EB7A41"/>
+          <w:sz w:val="20"/>
+          <w:szCs w:val="20"/>
+        </w:rPr>
+      </w:pPr>
+    </w:p>
+    <w:p>
+      <w:pPr>
+        <w:shd w:val="clear" w:color="auto" w:fill="000000" w:themeFill="text1"/>
+        <w:spacing w:after="0" w:line="240" w:lineRule="auto"/>
+        <w:rPr>
+          <w:rFonts w:ascii="Consolas" w:hAnsi="Consolas"/>
+          <w:color w:val="EB7A41"/>
+          <w:sz w:val="20"/>
+          <w:szCs w:val="20"/>
+        </w:rPr>
+      </w:pPr>
+      <w:r>
+        <w:rPr>
+          <w:rFonts w:ascii="Consolas" w:hAnsi="Consolas"/>
+          <w:color w:val="EB7A41"/>
+          <w:sz w:val="20"/>
+          <w:szCs w:val="20"/>
+        </w:rPr>
+        <w:t xml:space="preserve">        </w:t>
+      </w:r>
+      <w:proofErr w:type="spellStart"/>
+      <w:r>
+        <w:rPr>
+          <w:rFonts w:ascii="Consolas" w:hAnsi="Consolas"/>
+          <w:color w:val="EB7A41"/>
+          <w:sz w:val="20"/>
+          <w:szCs w:val="20"/>
+        </w:rPr>
+        <w:t>setTimeout</w:t>
+      </w:r>
+      <w:proofErr w:type="spellEnd"/>
+      <w:r>
+        <w:rPr>
+          <w:rFonts w:ascii="Consolas" w:hAnsi="Consolas"/>
+          <w:color w:val="EB7A41"/>
+          <w:sz w:val="20"/>
+          <w:szCs w:val="20"/>
+        </w:rPr>
+        <w:t>(() =&gt; {</w:t>
+      </w:r>
+    </w:p>
+    <w:p>
+      <w:pPr>
+        <w:shd w:val="clear" w:color="auto" w:fill="000000" w:themeFill="text1"/>
+        <w:spacing w:after="0" w:line="240" w:lineRule="auto"/>
+        <w:rPr>
+          <w:rFonts w:ascii="Consolas" w:hAnsi="Consolas"/>
+          <w:color w:val="EB7A41"/>
+          <w:sz w:val="20"/>
+          <w:szCs w:val="20"/>
+        </w:rPr>
+      </w:pPr>
+      <w:r>
+        <w:rPr>
+          <w:rFonts w:ascii="Consolas" w:hAnsi="Consolas"/>
+          <w:color w:val="EB7A41"/>
+          <w:sz w:val="20"/>
+          <w:szCs w:val="20"/>
+        </w:rPr>
+        <w:t>            if (</w:t>
+      </w:r>
+      <w:proofErr w:type="spellStart"/>
+      <w:r>
+        <w:rPr>
+          <w:rFonts w:ascii="Consolas" w:hAnsi="Consolas"/>
+          <w:color w:val="EB7A41"/>
+          <w:sz w:val="20"/>
+          <w:szCs w:val="20"/>
+        </w:rPr>
+        <w:t>questions.length</w:t>
+      </w:r>
+      <w:proofErr w:type="spellEnd"/>
+      <w:r>
+        <w:rPr>
+          <w:rFonts w:ascii="Consolas" w:hAnsi="Consolas"/>
+          <w:color w:val="EB7A41"/>
+          <w:sz w:val="20"/>
+          <w:szCs w:val="20"/>
+        </w:rPr>
+        <w:t xml:space="preserve"> - </w:t>
+      </w:r>
+      <w:proofErr w:type="spellStart"/>
+      <w:r>
+        <w:rPr>
+          <w:rFonts w:ascii="Consolas" w:hAnsi="Consolas"/>
+          <w:color w:val="EB7A41"/>
+          <w:sz w:val="20"/>
+          <w:szCs w:val="20"/>
+        </w:rPr>
+        <w:t>currentQ</w:t>
+      </w:r>
+      <w:proofErr w:type="spellEnd"/>
+      <w:r>
+        <w:rPr>
+          <w:rFonts w:ascii="Consolas" w:hAnsi="Consolas"/>
+          <w:color w:val="EB7A41"/>
+          <w:sz w:val="20"/>
+          <w:szCs w:val="20"/>
+        </w:rPr>
+        <w:t xml:space="preserve"> &gt;= 4) { //Start quiz back up if there are 4 or more questions left</w:t>
+      </w:r>
+    </w:p>
+    <w:p>
+      <w:pPr>
+        <w:shd w:val="clear" w:color="auto" w:fill="000000" w:themeFill="text1"/>
+        <w:spacing w:after="0" w:line="240" w:lineRule="auto"/>
+        <w:rPr>
+          <w:rFonts w:ascii="Consolas" w:hAnsi="Consolas"/>
+          <w:color w:val="EB7A41"/>
+          <w:sz w:val="20"/>
+          <w:szCs w:val="20"/>
+        </w:rPr>
+      </w:pPr>
+      <w:r>
+        <w:rPr>
+          <w:rFonts w:ascii="Consolas" w:hAnsi="Consolas"/>
+          <w:color w:val="EB7A41"/>
+          <w:sz w:val="20"/>
+          <w:szCs w:val="20"/>
+        </w:rPr>
+        <w:t xml:space="preserve">                </w:t>
+      </w:r>
+      <w:proofErr w:type="spellStart"/>
+      <w:r>
+        <w:rPr>
+          <w:rFonts w:ascii="Consolas" w:hAnsi="Consolas"/>
+          <w:color w:val="EB7A41"/>
+          <w:sz w:val="20"/>
+          <w:szCs w:val="20"/>
+        </w:rPr>
+        <w:t>startQuiz</w:t>
+      </w:r>
+      <w:proofErr w:type="spellEnd"/>
+      <w:r>
+        <w:rPr>
+          <w:rFonts w:ascii="Consolas" w:hAnsi="Consolas"/>
+          <w:color w:val="EB7A41"/>
+          <w:sz w:val="20"/>
+          <w:szCs w:val="20"/>
+        </w:rPr>
+        <w:t>(questions);</w:t>
+      </w:r>
+    </w:p>
+    <w:p>
+      <w:pPr>
+        <w:shd w:val="clear" w:color="auto" w:fill="000000" w:themeFill="text1"/>
+        <w:spacing w:after="0" w:line="240" w:lineRule="auto"/>
+        <w:rPr>
+          <w:rFonts w:ascii="Consolas" w:hAnsi="Consolas"/>
+          <w:color w:val="EB7A41"/>
+          <w:sz w:val="20"/>
+          <w:szCs w:val="20"/>
+        </w:rPr>
+      </w:pPr>
+      <w:r>
+        <w:rPr>
+          <w:rFonts w:ascii="Consolas" w:hAnsi="Consolas"/>
+          <w:color w:val="EB7A41"/>
+          <w:sz w:val="20"/>
+          <w:szCs w:val="20"/>
+        </w:rPr>
+        <w:t xml:space="preserve">                </w:t>
+      </w:r>
+      <w:proofErr w:type="spellStart"/>
+      <w:r>
+        <w:rPr>
+          <w:rFonts w:ascii="Consolas" w:hAnsi="Consolas"/>
+          <w:color w:val="EB7A41"/>
+          <w:sz w:val="20"/>
+          <w:szCs w:val="20"/>
+        </w:rPr>
+        <w:t>launchUnityGame</w:t>
+      </w:r>
+      <w:proofErr w:type="spellEnd"/>
+      <w:r>
+        <w:rPr>
+          <w:rFonts w:ascii="Consolas" w:hAnsi="Consolas"/>
+          <w:color w:val="EB7A41"/>
+          <w:sz w:val="20"/>
+          <w:szCs w:val="20"/>
+        </w:rPr>
+        <w:t xml:space="preserve">(); </w:t>
+      </w:r>
+    </w:p>
+    <w:p>
+      <w:pPr>
+        <w:shd w:val="clear" w:color="auto" w:fill="000000" w:themeFill="text1"/>
+        <w:spacing w:after="0" w:line="240" w:lineRule="auto"/>
+        <w:rPr>
+          <w:rFonts w:ascii="Consolas" w:hAnsi="Consolas"/>
+          <w:color w:val="EB7A41"/>
+          <w:sz w:val="20"/>
+          <w:szCs w:val="20"/>
+        </w:rPr>
+      </w:pPr>
+      <w:r>
+        <w:rPr>
+          <w:rFonts w:ascii="Consolas" w:hAnsi="Consolas"/>
+          <w:color w:val="EB7A41"/>
+          <w:sz w:val="20"/>
+          <w:szCs w:val="20"/>
+        </w:rPr>
+        <w:t>            } else { //Finish game loop</w:t>
+      </w:r>
+    </w:p>
+    <w:p>
+      <w:pPr>
+        <w:shd w:val="clear" w:color="auto" w:fill="000000" w:themeFill="text1"/>
+        <w:spacing w:after="0" w:line="240" w:lineRule="auto"/>
+        <w:rPr>
+          <w:rFonts w:ascii="Consolas" w:hAnsi="Consolas"/>
+          <w:color w:val="EB7A41"/>
+          <w:sz w:val="20"/>
+          <w:szCs w:val="20"/>
+        </w:rPr>
+      </w:pPr>
+      <w:r>
+        <w:rPr>
+          <w:rFonts w:ascii="Consolas" w:hAnsi="Consolas"/>
+          <w:color w:val="EB7A41"/>
+          <w:sz w:val="20"/>
+          <w:szCs w:val="20"/>
+        </w:rPr>
+        <w:t xml:space="preserve">                </w:t>
+      </w:r>
+      <w:proofErr w:type="spellStart"/>
+      <w:r>
+        <w:rPr>
+          <w:rFonts w:ascii="Consolas" w:hAnsi="Consolas"/>
+          <w:color w:val="EB7A41"/>
+          <w:sz w:val="20"/>
+          <w:szCs w:val="20"/>
+        </w:rPr>
+        <w:t>statusEl.textContent</w:t>
+      </w:r>
+      <w:proofErr w:type="spellEnd"/>
+      <w:r>
+        <w:rPr>
+          <w:rFonts w:ascii="Consolas" w:hAnsi="Consolas"/>
+          <w:color w:val="EB7A41"/>
+          <w:sz w:val="20"/>
+          <w:szCs w:val="20"/>
+        </w:rPr>
+        <w:t xml:space="preserve"> = "FINISHED";</w:t>
+      </w:r>
+    </w:p>
+    <w:p>
+      <w:pPr>
+        <w:shd w:val="clear" w:color="auto" w:fill="000000" w:themeFill="text1"/>
+        <w:spacing w:after="0" w:line="240" w:lineRule="auto"/>
+        <w:rPr>
+          <w:rFonts w:ascii="Consolas" w:hAnsi="Consolas"/>
+          <w:color w:val="EB7A41"/>
+          <w:sz w:val="20"/>
+          <w:szCs w:val="20"/>
+        </w:rPr>
+      </w:pPr>
+      <w:r>
+        <w:rPr>
+          <w:rFonts w:ascii="Consolas" w:hAnsi="Consolas"/>
+          <w:color w:val="EB7A41"/>
+          <w:sz w:val="20"/>
+          <w:szCs w:val="20"/>
+        </w:rPr>
+        <w:t xml:space="preserve">                </w:t>
+      </w:r>
+      <w:proofErr w:type="spellStart"/>
+      <w:r>
+        <w:rPr>
+          <w:rFonts w:ascii="Consolas" w:hAnsi="Consolas"/>
+          <w:color w:val="EB7A41"/>
+          <w:sz w:val="20"/>
+          <w:szCs w:val="20"/>
+        </w:rPr>
+        <w:t>setTimeout</w:t>
+      </w:r>
+      <w:proofErr w:type="spellEnd"/>
+      <w:r>
+        <w:rPr>
+          <w:rFonts w:ascii="Consolas" w:hAnsi="Consolas"/>
+          <w:color w:val="EB7A41"/>
+          <w:sz w:val="20"/>
+          <w:szCs w:val="20"/>
+        </w:rPr>
+        <w:t>(() =&gt; {</w:t>
+      </w:r>
+    </w:p>
+    <w:p>
+      <w:pPr>
+        <w:shd w:val="clear" w:color="auto" w:fill="000000" w:themeFill="text1"/>
+        <w:spacing w:after="0" w:line="240" w:lineRule="auto"/>
+        <w:rPr>
+          <w:rFonts w:ascii="Consolas" w:hAnsi="Consolas"/>
+          <w:color w:val="EB7A41"/>
+          <w:sz w:val="20"/>
+          <w:szCs w:val="20"/>
+        </w:rPr>
+      </w:pPr>
+      <w:r>
+        <w:rPr>
+          <w:rFonts w:ascii="Consolas" w:hAnsi="Consolas"/>
+          <w:color w:val="EB7A41"/>
+          <w:sz w:val="20"/>
+          <w:szCs w:val="20"/>
+        </w:rPr>
+        <w:t xml:space="preserve">                    </w:t>
+      </w:r>
+      <w:proofErr w:type="spellStart"/>
+      <w:r>
+        <w:rPr>
+          <w:rFonts w:ascii="Consolas" w:hAnsi="Consolas"/>
+          <w:color w:val="EB7A41"/>
+          <w:sz w:val="20"/>
+          <w:szCs w:val="20"/>
+        </w:rPr>
+        <w:t>window.location.href</w:t>
+      </w:r>
+      <w:proofErr w:type="spellEnd"/>
+      <w:r>
+        <w:rPr>
+          <w:rFonts w:ascii="Consolas" w:hAnsi="Consolas"/>
+          <w:color w:val="EB7A41"/>
+          <w:sz w:val="20"/>
+          <w:szCs w:val="20"/>
+        </w:rPr>
+        <w:t xml:space="preserve"> = 'join.html';</w:t>
+      </w:r>
+    </w:p>
+    <w:p>
+      <w:pPr>
+        <w:shd w:val="clear" w:color="auto" w:fill="000000" w:themeFill="text1"/>
+        <w:spacing w:after="0" w:line="240" w:lineRule="auto"/>
+        <w:rPr>
+          <w:rFonts w:ascii="Consolas" w:hAnsi="Consolas"/>
+          <w:color w:val="EB7A41"/>
+          <w:sz w:val="20"/>
+          <w:szCs w:val="20"/>
+        </w:rPr>
+      </w:pPr>
+      <w:r>
+        <w:rPr>
+          <w:rFonts w:ascii="Consolas" w:hAnsi="Consolas"/>
+          <w:color w:val="EB7A41"/>
+          <w:sz w:val="20"/>
+          <w:szCs w:val="20"/>
+        </w:rPr>
+        <w:t xml:space="preserve">                }, 3000); </w:t>
+      </w:r>
+    </w:p>
+    <w:p>
+      <w:pPr>
+        <w:shd w:val="clear" w:color="auto" w:fill="000000" w:themeFill="text1"/>
+        <w:spacing w:after="0" w:line="240" w:lineRule="auto"/>
+        <w:rPr>
+          <w:rFonts w:ascii="Consolas" w:hAnsi="Consolas"/>
+          <w:color w:val="EB7A41"/>
+          <w:sz w:val="20"/>
+          <w:szCs w:val="20"/>
+        </w:rPr>
+      </w:pPr>
+      <w:r>
+        <w:rPr>
+          <w:rFonts w:ascii="Consolas" w:hAnsi="Consolas"/>
+          <w:color w:val="EB7A41"/>
+          <w:sz w:val="20"/>
+          <w:szCs w:val="20"/>
+        </w:rPr>
+        <w:t>            }</w:t>
+      </w:r>
+    </w:p>
+    <w:p>
+      <w:pPr>
+        <w:shd w:val="clear" w:color="auto" w:fill="000000" w:themeFill="text1"/>
+        <w:spacing w:after="0" w:line="240" w:lineRule="auto"/>
+        <w:rPr>
+          <w:rFonts w:ascii="Consolas" w:hAnsi="Consolas"/>
+          <w:color w:val="EB7A41"/>
+          <w:sz w:val="20"/>
+          <w:szCs w:val="20"/>
+        </w:rPr>
+      </w:pPr>
+      <w:r>
+        <w:rPr>
+          <w:rFonts w:ascii="Consolas" w:hAnsi="Consolas"/>
+          <w:color w:val="EB7A41"/>
+          <w:sz w:val="20"/>
+          <w:szCs w:val="20"/>
+        </w:rPr>
+        <w:t xml:space="preserve">        }, 3000); </w:t>
+      </w:r>
+    </w:p>
+    <w:p>
+      <w:pPr>
+        <w:shd w:val="clear" w:color="auto" w:fill="000000" w:themeFill="text1"/>
+        <w:spacing w:after="0" w:line="240" w:lineRule="auto"/>
+        <w:rPr>
+          <w:rFonts w:ascii="Consolas" w:hAnsi="Consolas"/>
+          <w:color w:val="EB7A41"/>
+          <w:sz w:val="20"/>
+          <w:szCs w:val="20"/>
+        </w:rPr>
+      </w:pPr>
+      <w:r>
+        <w:rPr>
+          <w:rFonts w:ascii="Consolas" w:hAnsi="Consolas"/>
+          <w:color w:val="EB7A41"/>
+          <w:sz w:val="20"/>
+          <w:szCs w:val="20"/>
+        </w:rPr>
+        <w:t>    } catch (error) {</w:t>
+      </w:r>
+    </w:p>
+    <w:p>
+      <w:pPr>
+        <w:shd w:val="clear" w:color="auto" w:fill="000000" w:themeFill="text1"/>
+        <w:spacing w:after="0" w:line="240" w:lineRule="auto"/>
+        <w:rPr>
+          <w:rFonts w:ascii="Consolas" w:hAnsi="Consolas"/>
+          <w:color w:val="EB7A41"/>
+          <w:sz w:val="20"/>
+          <w:szCs w:val="20"/>
+        </w:rPr>
+      </w:pPr>
+      <w:r>
+        <w:rPr>
+          <w:rFonts w:ascii="Consolas" w:hAnsi="Consolas"/>
+          <w:color w:val="EB7A41"/>
+          <w:sz w:val="20"/>
+          <w:szCs w:val="20"/>
+        </w:rPr>
+        <w:t xml:space="preserve">        </w:t>
+      </w:r>
+      <w:proofErr w:type="spellStart"/>
+      <w:r>
+        <w:rPr>
+          <w:rFonts w:ascii="Consolas" w:hAnsi="Consolas"/>
+          <w:color w:val="EB7A41"/>
+          <w:sz w:val="20"/>
+          <w:szCs w:val="20"/>
+        </w:rPr>
+        <w:t>console.error</w:t>
+      </w:r>
+      <w:proofErr w:type="spellEnd"/>
+      <w:r>
+        <w:rPr>
+          <w:rFonts w:ascii="Consolas" w:hAnsi="Consolas"/>
+          <w:color w:val="EB7A41"/>
+          <w:sz w:val="20"/>
+          <w:szCs w:val="20"/>
+        </w:rPr>
+        <w:t>("Firebase update failed:", error);</w:t>
+      </w:r>
+    </w:p>
+    <w:p>
+      <w:pPr>
+        <w:shd w:val="clear" w:color="auto" w:fill="000000" w:themeFill="text1"/>
+        <w:spacing w:after="0" w:line="240" w:lineRule="auto"/>
+        <w:rPr>
+          <w:rFonts w:ascii="Consolas" w:hAnsi="Consolas"/>
+          <w:color w:val="EB7A41"/>
+          <w:sz w:val="20"/>
+          <w:szCs w:val="20"/>
+        </w:rPr>
+      </w:pPr>
+      <w:r>
+        <w:rPr>
+          <w:rFonts w:ascii="Consolas" w:hAnsi="Consolas"/>
+          <w:color w:val="EB7A41"/>
+          <w:sz w:val="20"/>
+          <w:szCs w:val="20"/>
+        </w:rPr>
+        <w:t>    }</w:t>
+      </w:r>
+    </w:p>
+    <w:p>
+      <w:pPr>
+        <w:shd w:val="clear" w:color="auto" w:fill="000000" w:themeFill="text1"/>
+        <w:spacing w:after="0" w:line="240" w:lineRule="auto"/>
+        <w:rPr>
+          <w:rFonts w:ascii="Consolas" w:hAnsi="Consolas"/>
+          <w:color w:val="EB7A41"/>
+          <w:sz w:val="20"/>
+          <w:szCs w:val="20"/>
+        </w:rPr>
+      </w:pPr>
+      <w:r>
+        <w:rPr>
+          <w:rFonts w:ascii="Consolas" w:hAnsi="Consolas"/>
+          <w:color w:val="EB7A41"/>
+          <w:sz w:val="20"/>
+          <w:szCs w:val="20"/>
+        </w:rPr>
+        <w:t>});</w:t>
+      </w:r>
+    </w:p>
+    <w:p>
+      <w:pPr>
+        <w:rPr>
+          <w:rStyle w:val="SubtleEmphasis"/>
+        </w:rPr>
+      </w:pPr>
+      <w:r>
+        <w:rPr>
+          <w:rStyle w:val="SubtleEmphasis"/>
+        </w:rPr>
+        <w:t>Code 2 – Unity game over event</w:t>
+      </w:r>
+    </w:p>
+    <w:p>
+      <w:r>
+        <w:tab/>
+      </w:r>
+      <w:r>
+        <w:t xml:space="preserve">Once the players score has been added to their teams total </w:t>
+      </w:r>
+      <w:r>
+        <w:t>and posted to firebase (more on this later)</w:t>
+      </w:r>
+      <w:r>
+        <w:t xml:space="preserve"> and score displays are update</w:t>
+      </w:r>
+      <w:r>
+        <w:t>d</w:t>
+      </w:r>
+      <w:r>
+        <w:t xml:space="preserve">, </w:t>
+      </w:r>
+      <w:r>
+        <w:t xml:space="preserve">the program checks to see if </w:t>
+      </w:r>
+      <w:r>
+        <w:t>it should complete another loop</w:t>
+      </w:r>
+      <w:r>
+        <w:t>.</w:t>
+      </w:r>
+      <w:r>
+        <w:t xml:space="preserve"> It does so by checking to see if there are four or more questions left in the question bank.</w:t>
+      </w:r>
+      <w:r>
+        <w:t xml:space="preserve"> If sufficient question </w:t>
+      </w:r>
+      <w:proofErr w:type="gramStart"/>
+      <w:r>
+        <w:t>do</w:t>
+      </w:r>
+      <w:proofErr w:type="gramEnd"/>
+      <w:r>
+        <w:t xml:space="preserve"> remain, </w:t>
+      </w:r>
+      <w:r>
+        <w:t>the ‘</w:t>
+      </w:r>
+      <w:proofErr w:type="spellStart"/>
+      <w:r>
+        <w:t>startQuiz</w:t>
+      </w:r>
+      <w:proofErr w:type="spellEnd"/>
+      <w:r>
+        <w:t>’ and ‘</w:t>
+      </w:r>
+      <w:proofErr w:type="spellStart"/>
+      <w:r>
+        <w:t>launchUnityGame</w:t>
+      </w:r>
+      <w:proofErr w:type="spellEnd"/>
+      <w:r>
+        <w:t xml:space="preserve">’ </w:t>
+      </w:r>
+      <w:r>
+        <w:t xml:space="preserve">functions </w:t>
+      </w:r>
+      <w:r>
+        <w:t>are both called</w:t>
+      </w:r>
+      <w:r>
+        <w:t xml:space="preserve">. </w:t>
+      </w:r>
+      <w:r>
+        <w:t xml:space="preserve">The reason for launching unity here rather than </w:t>
+      </w:r>
+      <w:r>
+        <w:t>at the end of the question set is down to player experience and immersion</w:t>
+      </w:r>
+      <w:r>
+        <w:t xml:space="preserve"> – cutting out the wait time to boot the game by hiding </w:t>
+      </w:r>
+      <w:r>
+        <w:t xml:space="preserve">it below the question pop up (leaving the game in a playable state as soon as questions have been answered). </w:t>
+      </w:r>
+    </w:p>
+    <w:p>
+      <w:pPr>
+        <w:pStyle w:val="Heading4"/>
+      </w:pPr>
+      <w:r>
+        <w:lastRenderedPageBreak/>
+        <w:t>Game Engine</w:t>
+      </w:r>
+    </w:p>
+    <w:p>
+      <w:r>
+        <w:tab/>
+        <w:t xml:space="preserve">All our mini games have been developed using Unity. We have chosen to implement a game engine to help develop our game section of the website for multiple reasons. Primarily, due to its built-in physics systems. </w:t>
+      </w:r>
+    </w:p>
+    <w:p>
+      <w:pPr>
+        <w:ind w:firstLine="720"/>
+      </w:pPr>
+      <w:r>
+        <w:t>Currently, three of our games use this physics systems being</w:t>
+      </w:r>
+      <w:r>
+        <w:t>: stacker, jumper and flapper</w:t>
+      </w:r>
+      <w:r>
+        <w:t xml:space="preserve">. These all use </w:t>
+      </w:r>
+      <w:r>
+        <w:t>the gravity system present in the ‘</w:t>
+      </w:r>
+      <w:proofErr w:type="spellStart"/>
+      <w:r>
+        <w:t>R</w:t>
+      </w:r>
+      <w:r>
+        <w:t>igid</w:t>
+      </w:r>
+      <w:r>
+        <w:t>body</w:t>
+      </w:r>
+      <w:proofErr w:type="spellEnd"/>
+      <w:r>
+        <w:t>’ component – in these cases, the ‘</w:t>
+      </w:r>
+      <w:proofErr w:type="spellStart"/>
+      <w:r>
+        <w:t>Rigidbody</w:t>
+      </w:r>
+      <w:proofErr w:type="spellEnd"/>
+      <w:r>
+        <w:t xml:space="preserve"> 2D’</w:t>
+      </w:r>
+      <w:r>
+        <w:t xml:space="preserve">. This automatically handles the vertical velocity </w:t>
+      </w:r>
+      <w:r>
+        <w:t xml:space="preserve">displacement per frame. </w:t>
+      </w:r>
+    </w:p>
+    <w:p>
+      <w:pPr>
+        <w:ind w:firstLine="720"/>
+      </w:pPr>
+      <w:r>
+        <w:t xml:space="preserve">Alongside </w:t>
+      </w:r>
+      <w:r>
+        <w:t xml:space="preserve">this, the collider components are also used here to allow for the player and obstacles to all interact. Allowing </w:t>
+      </w:r>
+      <w:r>
+        <w:t>for events to happen upon collision like ending the game or providing a ground for the player to rest on.</w:t>
+      </w:r>
+    </w:p>
+    <w:p>
+      <w:pPr>
+        <w:ind w:firstLine="720"/>
+      </w:pPr>
+      <w:r>
+        <w:t xml:space="preserve">Whilst these mini games could be replicated through JavaScript </w:t>
+      </w:r>
+      <w:r>
+        <w:t>using engines such as Phaser</w:t>
+      </w:r>
+      <w:r>
+        <w:t xml:space="preserve"> – we found unity to provide a very accessible and familiar base to program in whilst remaining </w:t>
+      </w:r>
+      <w:r>
+        <w:t>lightweight</w:t>
+      </w:r>
+      <w:r>
+        <w:t xml:space="preserve"> and </w:t>
+      </w:r>
+      <w:r>
+        <w:t>fully interactable in a HTML structure.</w:t>
+      </w:r>
+    </w:p>
+    <w:p>
+      <w:pPr>
+        <w:ind w:firstLine="720"/>
+      </w:pPr>
+      <w:r>
+        <w:t xml:space="preserve">To embed these games, the unity </w:t>
+      </w:r>
+      <w:r>
+        <w:t xml:space="preserve">project is exported </w:t>
+      </w:r>
+      <w:r>
+        <w:t>in a Web GL</w:t>
+      </w:r>
+      <w:r>
+        <w:t xml:space="preserve"> build. This takes the form of the </w:t>
+      </w:r>
+      <w:proofErr w:type="spellStart"/>
+      <w:r>
+        <w:t>WebAssembly</w:t>
+      </w:r>
+      <w:proofErr w:type="spellEnd"/>
+      <w:r>
+        <w:t xml:space="preserve"> (.</w:t>
+      </w:r>
+      <w:proofErr w:type="spellStart"/>
+      <w:r>
+        <w:t>wasm</w:t>
+      </w:r>
+      <w:proofErr w:type="spellEnd"/>
+      <w:r>
+        <w:t>)</w:t>
+      </w:r>
+      <w:r>
+        <w:t xml:space="preserve"> file located in the </w:t>
+      </w:r>
+      <w:r>
+        <w:t xml:space="preserve">/game/build directory. </w:t>
+      </w:r>
+      <w:r>
+        <w:t xml:space="preserve">This is then </w:t>
+      </w:r>
+      <w:r>
+        <w:t xml:space="preserve">fetched and </w:t>
+      </w:r>
+      <w:r>
+        <w:t xml:space="preserve">initialised via the bootstrap ‘.loader.js’ file at runtime. </w:t>
+      </w:r>
+      <w:r>
+        <w:t>This is executed in the lines</w:t>
+      </w:r>
+      <w:r>
+        <w:t xml:space="preserve"> (</w:t>
+      </w:r>
+      <w:r>
+        <w:t>1</w:t>
+      </w:r>
+      <w:r>
+        <w:rPr>
+          <w:vertAlign w:val="superscript"/>
+        </w:rPr>
+        <w:t>st</w:t>
+      </w:r>
+      <w:r>
+        <w:t xml:space="preserve"> and 2</w:t>
+      </w:r>
+      <w:r>
+        <w:rPr>
+          <w:vertAlign w:val="superscript"/>
+        </w:rPr>
+        <w:t>nd</w:t>
+      </w:r>
+      <w:r>
+        <w:t>)</w:t>
+      </w:r>
+      <w:r>
+        <w:t xml:space="preserve">: </w:t>
+      </w:r>
+    </w:p>
+    <w:p>
+      <w:pPr>
+        <w:shd w:val="clear" w:color="auto" w:fill="000000" w:themeFill="text1"/>
+        <w:spacing w:after="0" w:line="240" w:lineRule="auto"/>
+        <w:rPr>
+          <w:rFonts w:ascii="Consolas" w:hAnsi="Consolas"/>
+          <w:color w:val="EB7A41"/>
+          <w:sz w:val="20"/>
+          <w:szCs w:val="20"/>
+        </w:rPr>
+      </w:pPr>
+      <w:r>
+        <w:rPr>
+          <w:rFonts w:ascii="Consolas" w:hAnsi="Consolas"/>
+          <w:color w:val="EB7A41"/>
+          <w:sz w:val="20"/>
+          <w:szCs w:val="20"/>
+        </w:rPr>
+        <w:t xml:space="preserve">var script = </w:t>
+      </w:r>
+      <w:proofErr w:type="spellStart"/>
+      <w:r>
+        <w:rPr>
+          <w:rFonts w:ascii="Consolas" w:hAnsi="Consolas"/>
+          <w:color w:val="EB7A41"/>
+          <w:sz w:val="20"/>
+          <w:szCs w:val="20"/>
+        </w:rPr>
+        <w:t>document.createElement</w:t>
+      </w:r>
+      <w:proofErr w:type="spellEnd"/>
+      <w:r>
+        <w:rPr>
+          <w:rFonts w:ascii="Consolas" w:hAnsi="Consolas"/>
+          <w:color w:val="EB7A41"/>
+          <w:sz w:val="20"/>
+          <w:szCs w:val="20"/>
+        </w:rPr>
+        <w:t>("script");</w:t>
+      </w:r>
+    </w:p>
+    <w:p>
+      <w:pPr>
+        <w:shd w:val="clear" w:color="auto" w:fill="000000" w:themeFill="text1"/>
+        <w:spacing w:after="0" w:line="240" w:lineRule="auto"/>
+        <w:rPr>
+          <w:rFonts w:ascii="Consolas" w:hAnsi="Consolas"/>
+          <w:color w:val="EB7A41"/>
+          <w:sz w:val="20"/>
+          <w:szCs w:val="20"/>
+        </w:rPr>
+      </w:pPr>
+      <w:r>
+        <w:rPr>
+          <w:rFonts w:ascii="Consolas" w:hAnsi="Consolas"/>
+          <w:color w:val="EB7A41"/>
+          <w:sz w:val="20"/>
+          <w:szCs w:val="20"/>
+        </w:rPr>
+        <w:t xml:space="preserve">      </w:t>
+      </w:r>
+      <w:proofErr w:type="spellStart"/>
+      <w:r>
+        <w:rPr>
+          <w:rFonts w:ascii="Consolas" w:hAnsi="Consolas"/>
+          <w:color w:val="EB7A41"/>
+          <w:sz w:val="20"/>
+          <w:szCs w:val="20"/>
+        </w:rPr>
+        <w:t>script.src</w:t>
+      </w:r>
+      <w:proofErr w:type="spellEnd"/>
+      <w:r>
+        <w:rPr>
+          <w:rFonts w:ascii="Consolas" w:hAnsi="Consolas"/>
+          <w:color w:val="EB7A41"/>
+          <w:sz w:val="20"/>
+          <w:szCs w:val="20"/>
+        </w:rPr>
+        <w:t xml:space="preserve"> = </w:t>
+      </w:r>
+      <w:proofErr w:type="spellStart"/>
+      <w:r>
+        <w:rPr>
+          <w:rFonts w:ascii="Consolas" w:hAnsi="Consolas"/>
+          <w:color w:val="EB7A41"/>
+          <w:sz w:val="20"/>
+          <w:szCs w:val="20"/>
+        </w:rPr>
+        <w:t>loaderUrl</w:t>
+      </w:r>
+      <w:proofErr w:type="spellEnd"/>
+      <w:r>
+        <w:rPr>
+          <w:rFonts w:ascii="Consolas" w:hAnsi="Consolas"/>
+          <w:color w:val="EB7A41"/>
+          <w:sz w:val="20"/>
+          <w:szCs w:val="20"/>
+        </w:rPr>
+        <w:t>;</w:t>
+      </w:r>
+    </w:p>
+    <w:p>
+      <w:pPr>
+        <w:shd w:val="clear" w:color="auto" w:fill="000000" w:themeFill="text1"/>
+        <w:spacing w:after="0" w:line="240" w:lineRule="auto"/>
+        <w:rPr>
+          <w:rFonts w:ascii="Consolas" w:hAnsi="Consolas"/>
+          <w:color w:val="EB7A41"/>
+          <w:sz w:val="20"/>
+          <w:szCs w:val="20"/>
+        </w:rPr>
+      </w:pPr>
+      <w:r>
+        <w:rPr>
+          <w:rFonts w:ascii="Consolas" w:hAnsi="Consolas"/>
+          <w:color w:val="EB7A41"/>
+          <w:sz w:val="20"/>
+          <w:szCs w:val="20"/>
+        </w:rPr>
+        <w:t xml:space="preserve">      </w:t>
+      </w:r>
+      <w:proofErr w:type="spellStart"/>
+      <w:r>
+        <w:rPr>
+          <w:rFonts w:ascii="Consolas" w:hAnsi="Consolas"/>
+          <w:color w:val="EB7A41"/>
+          <w:sz w:val="20"/>
+          <w:szCs w:val="20"/>
+        </w:rPr>
+        <w:t>script.onload</w:t>
+      </w:r>
+      <w:proofErr w:type="spellEnd"/>
+      <w:r>
+        <w:rPr>
+          <w:rFonts w:ascii="Consolas" w:hAnsi="Consolas"/>
+          <w:color w:val="EB7A41"/>
+          <w:sz w:val="20"/>
+          <w:szCs w:val="20"/>
+        </w:rPr>
+        <w:t xml:space="preserve"> = () =&gt; {</w:t>
+      </w:r>
+    </w:p>
+    <w:p>
+      <w:pPr>
+        <w:shd w:val="clear" w:color="auto" w:fill="000000" w:themeFill="text1"/>
+        <w:spacing w:after="0" w:line="240" w:lineRule="auto"/>
+        <w:rPr>
+          <w:rFonts w:ascii="Consolas" w:hAnsi="Consolas"/>
+          <w:color w:val="EB7A41"/>
+          <w:sz w:val="20"/>
+          <w:szCs w:val="20"/>
+        </w:rPr>
+      </w:pPr>
+      <w:r>
+        <w:rPr>
+          <w:rFonts w:ascii="Consolas" w:hAnsi="Consolas"/>
+          <w:color w:val="EB7A41"/>
+          <w:sz w:val="20"/>
+          <w:szCs w:val="20"/>
+        </w:rPr>
+        <w:t xml:space="preserve">        </w:t>
+      </w:r>
+      <w:proofErr w:type="spellStart"/>
+      <w:r>
+        <w:rPr>
+          <w:rFonts w:ascii="Consolas" w:hAnsi="Consolas"/>
+          <w:color w:val="EB7A41"/>
+          <w:sz w:val="20"/>
+          <w:szCs w:val="20"/>
+        </w:rPr>
+        <w:t>createUnityInstance</w:t>
+      </w:r>
+      <w:proofErr w:type="spellEnd"/>
+      <w:r>
+        <w:rPr>
+          <w:rFonts w:ascii="Consolas" w:hAnsi="Consolas"/>
+          <w:color w:val="EB7A41"/>
+          <w:sz w:val="20"/>
+          <w:szCs w:val="20"/>
+        </w:rPr>
+        <w:t>(canvas, config, (progress) =&gt; {</w:t>
+      </w:r>
+    </w:p>
+    <w:p>
+      <w:pPr>
+        <w:shd w:val="clear" w:color="auto" w:fill="000000" w:themeFill="text1"/>
+        <w:spacing w:after="0" w:line="240" w:lineRule="auto"/>
+        <w:rPr>
+          <w:rFonts w:ascii="Consolas" w:hAnsi="Consolas"/>
+          <w:color w:val="EB7A41"/>
+          <w:sz w:val="20"/>
+          <w:szCs w:val="20"/>
+        </w:rPr>
+      </w:pPr>
+      <w:r>
+        <w:rPr>
+          <w:rFonts w:ascii="Consolas" w:hAnsi="Consolas"/>
+          <w:color w:val="EB7A41"/>
+          <w:sz w:val="20"/>
+          <w:szCs w:val="20"/>
+        </w:rPr>
+        <w:t xml:space="preserve">          </w:t>
+      </w:r>
+      <w:proofErr w:type="spellStart"/>
+      <w:r>
+        <w:rPr>
+          <w:rFonts w:ascii="Consolas" w:hAnsi="Consolas"/>
+          <w:color w:val="EB7A41"/>
+          <w:sz w:val="20"/>
+          <w:szCs w:val="20"/>
+        </w:rPr>
+        <w:t>document.querySelector</w:t>
+      </w:r>
+      <w:proofErr w:type="spellEnd"/>
+      <w:r>
+        <w:rPr>
+          <w:rFonts w:ascii="Consolas" w:hAnsi="Consolas"/>
+          <w:color w:val="EB7A41"/>
+          <w:sz w:val="20"/>
+          <w:szCs w:val="20"/>
+        </w:rPr>
+        <w:t>("#unity-progress-bar-full").</w:t>
+      </w:r>
+      <w:proofErr w:type="spellStart"/>
+      <w:r>
+        <w:rPr>
+          <w:rFonts w:ascii="Consolas" w:hAnsi="Consolas"/>
+          <w:color w:val="EB7A41"/>
+          <w:sz w:val="20"/>
+          <w:szCs w:val="20"/>
+        </w:rPr>
+        <w:t>style.width</w:t>
+      </w:r>
+      <w:proofErr w:type="spellEnd"/>
+      <w:r>
+        <w:rPr>
+          <w:rFonts w:ascii="Consolas" w:hAnsi="Consolas"/>
+          <w:color w:val="EB7A41"/>
+          <w:sz w:val="20"/>
+          <w:szCs w:val="20"/>
+        </w:rPr>
+        <w:t xml:space="preserve"> = 100 * progress + "%";</w:t>
+      </w:r>
+    </w:p>
+    <w:p>
+      <w:pPr>
+        <w:shd w:val="clear" w:color="auto" w:fill="000000" w:themeFill="text1"/>
+        <w:spacing w:after="0" w:line="240" w:lineRule="auto"/>
+        <w:rPr>
+          <w:rFonts w:ascii="Consolas" w:hAnsi="Consolas"/>
+          <w:color w:val="EB7A41"/>
+          <w:sz w:val="20"/>
+          <w:szCs w:val="20"/>
+        </w:rPr>
+      </w:pPr>
+      <w:r>
+        <w:rPr>
+          <w:rFonts w:ascii="Consolas" w:hAnsi="Consolas"/>
+          <w:color w:val="EB7A41"/>
+          <w:sz w:val="20"/>
+          <w:szCs w:val="20"/>
+        </w:rPr>
+        <w:t>              }).then((</w:t>
+      </w:r>
+      <w:proofErr w:type="spellStart"/>
+      <w:r>
+        <w:rPr>
+          <w:rFonts w:ascii="Consolas" w:hAnsi="Consolas"/>
+          <w:color w:val="EB7A41"/>
+          <w:sz w:val="20"/>
+          <w:szCs w:val="20"/>
+        </w:rPr>
+        <w:t>unityInstance</w:t>
+      </w:r>
+      <w:proofErr w:type="spellEnd"/>
+      <w:r>
+        <w:rPr>
+          <w:rFonts w:ascii="Consolas" w:hAnsi="Consolas"/>
+          <w:color w:val="EB7A41"/>
+          <w:sz w:val="20"/>
+          <w:szCs w:val="20"/>
+        </w:rPr>
+        <w:t>) =&gt; {</w:t>
+      </w:r>
+    </w:p>
+    <w:p>
+      <w:pPr>
+        <w:shd w:val="clear" w:color="auto" w:fill="000000" w:themeFill="text1"/>
+        <w:spacing w:after="0" w:line="240" w:lineRule="auto"/>
+        <w:rPr>
+          <w:rFonts w:ascii="Consolas" w:hAnsi="Consolas"/>
+          <w:color w:val="EB7A41"/>
+          <w:sz w:val="20"/>
+          <w:szCs w:val="20"/>
+        </w:rPr>
+      </w:pPr>
+      <w:r>
+        <w:rPr>
+          <w:rFonts w:ascii="Consolas" w:hAnsi="Consolas"/>
+          <w:color w:val="EB7A41"/>
+          <w:sz w:val="20"/>
+          <w:szCs w:val="20"/>
+        </w:rPr>
+        <w:t xml:space="preserve">                </w:t>
+      </w:r>
+      <w:proofErr w:type="spellStart"/>
+      <w:r>
+        <w:rPr>
+          <w:rFonts w:ascii="Consolas" w:hAnsi="Consolas"/>
+          <w:color w:val="EB7A41"/>
+          <w:sz w:val="20"/>
+          <w:szCs w:val="20"/>
+        </w:rPr>
+        <w:t>document.querySelector</w:t>
+      </w:r>
+      <w:proofErr w:type="spellEnd"/>
+      <w:r>
+        <w:rPr>
+          <w:rFonts w:ascii="Consolas" w:hAnsi="Consolas"/>
+          <w:color w:val="EB7A41"/>
+          <w:sz w:val="20"/>
+          <w:szCs w:val="20"/>
+        </w:rPr>
+        <w:t>("#unity-loading-bar").</w:t>
+      </w:r>
+      <w:proofErr w:type="spellStart"/>
+      <w:r>
+        <w:rPr>
+          <w:rFonts w:ascii="Consolas" w:hAnsi="Consolas"/>
+          <w:color w:val="EB7A41"/>
+          <w:sz w:val="20"/>
+          <w:szCs w:val="20"/>
+        </w:rPr>
+        <w:t>style.display</w:t>
+      </w:r>
+      <w:proofErr w:type="spellEnd"/>
+      <w:r>
+        <w:rPr>
+          <w:rFonts w:ascii="Consolas" w:hAnsi="Consolas"/>
+          <w:color w:val="EB7A41"/>
+          <w:sz w:val="20"/>
+          <w:szCs w:val="20"/>
+        </w:rPr>
+        <w:t xml:space="preserve"> = "none";</w:t>
+      </w:r>
+    </w:p>
+    <w:p>
+      <w:pPr>
+        <w:shd w:val="clear" w:color="auto" w:fill="000000" w:themeFill="text1"/>
+        <w:spacing w:after="0" w:line="240" w:lineRule="auto"/>
+        <w:rPr>
+          <w:rFonts w:ascii="Consolas" w:hAnsi="Consolas"/>
+          <w:color w:val="EB7A41"/>
+          <w:sz w:val="20"/>
+          <w:szCs w:val="20"/>
+        </w:rPr>
+      </w:pPr>
+      <w:r>
+        <w:rPr>
+          <w:rFonts w:ascii="Consolas" w:hAnsi="Consolas"/>
+          <w:color w:val="EB7A41"/>
+          <w:sz w:val="20"/>
+          <w:szCs w:val="20"/>
+        </w:rPr>
+        <w:t xml:space="preserve">                </w:t>
+      </w:r>
+      <w:proofErr w:type="spellStart"/>
+      <w:r>
+        <w:rPr>
+          <w:rFonts w:ascii="Consolas" w:hAnsi="Consolas"/>
+          <w:color w:val="EB7A41"/>
+          <w:sz w:val="20"/>
+          <w:szCs w:val="20"/>
+        </w:rPr>
+        <w:t>document.querySelector</w:t>
+      </w:r>
+      <w:proofErr w:type="spellEnd"/>
+      <w:r>
+        <w:rPr>
+          <w:rFonts w:ascii="Consolas" w:hAnsi="Consolas"/>
+          <w:color w:val="EB7A41"/>
+          <w:sz w:val="20"/>
+          <w:szCs w:val="20"/>
+        </w:rPr>
+        <w:t>("#unity-</w:t>
+      </w:r>
+      <w:proofErr w:type="spellStart"/>
+      <w:r>
+        <w:rPr>
+          <w:rFonts w:ascii="Consolas" w:hAnsi="Consolas"/>
+          <w:color w:val="EB7A41"/>
+          <w:sz w:val="20"/>
+          <w:szCs w:val="20"/>
+        </w:rPr>
+        <w:t>fullscreen</w:t>
+      </w:r>
+      <w:proofErr w:type="spellEnd"/>
+      <w:r>
+        <w:rPr>
+          <w:rFonts w:ascii="Consolas" w:hAnsi="Consolas"/>
+          <w:color w:val="EB7A41"/>
+          <w:sz w:val="20"/>
+          <w:szCs w:val="20"/>
+        </w:rPr>
+        <w:t>-button").onclick = () =&gt; {</w:t>
+      </w:r>
+    </w:p>
+    <w:p>
+      <w:pPr>
+        <w:shd w:val="clear" w:color="auto" w:fill="000000" w:themeFill="text1"/>
+        <w:spacing w:after="0" w:line="240" w:lineRule="auto"/>
+        <w:rPr>
+          <w:rFonts w:ascii="Consolas" w:hAnsi="Consolas"/>
+          <w:color w:val="EB7A41"/>
+          <w:sz w:val="20"/>
+          <w:szCs w:val="20"/>
+        </w:rPr>
+      </w:pPr>
+      <w:r>
+        <w:rPr>
+          <w:rFonts w:ascii="Consolas" w:hAnsi="Consolas"/>
+          <w:color w:val="EB7A41"/>
+          <w:sz w:val="20"/>
+          <w:szCs w:val="20"/>
+        </w:rPr>
+        <w:t xml:space="preserve">                  </w:t>
+      </w:r>
+      <w:proofErr w:type="spellStart"/>
+      <w:r>
+        <w:rPr>
+          <w:rFonts w:ascii="Consolas" w:hAnsi="Consolas"/>
+          <w:color w:val="EB7A41"/>
+          <w:sz w:val="20"/>
+          <w:szCs w:val="20"/>
+        </w:rPr>
+        <w:t>unityInstance.SetFullscreen</w:t>
+      </w:r>
+      <w:proofErr w:type="spellEnd"/>
+      <w:r>
+        <w:rPr>
+          <w:rFonts w:ascii="Consolas" w:hAnsi="Consolas"/>
+          <w:color w:val="EB7A41"/>
+          <w:sz w:val="20"/>
+          <w:szCs w:val="20"/>
+        </w:rPr>
+        <w:t>(1);</w:t>
+      </w:r>
+    </w:p>
+    <w:p>
+      <w:pPr>
+        <w:shd w:val="clear" w:color="auto" w:fill="000000" w:themeFill="text1"/>
+        <w:spacing w:after="0" w:line="240" w:lineRule="auto"/>
+        <w:rPr>
+          <w:rFonts w:ascii="Consolas" w:hAnsi="Consolas"/>
+          <w:color w:val="EB7A41"/>
+          <w:sz w:val="20"/>
+          <w:szCs w:val="20"/>
+        </w:rPr>
+      </w:pPr>
+      <w:r>
+        <w:rPr>
+          <w:rFonts w:ascii="Consolas" w:hAnsi="Consolas"/>
+          <w:color w:val="EB7A41"/>
+          <w:sz w:val="20"/>
+          <w:szCs w:val="20"/>
+        </w:rPr>
+        <w:t>                };</w:t>
+      </w:r>
+    </w:p>
+    <w:p>
+      <w:pPr>
+        <w:shd w:val="clear" w:color="auto" w:fill="000000" w:themeFill="text1"/>
+        <w:spacing w:after="0" w:line="240" w:lineRule="auto"/>
+        <w:rPr>
+          <w:rFonts w:ascii="Consolas" w:hAnsi="Consolas"/>
+          <w:color w:val="EB7A41"/>
+          <w:sz w:val="20"/>
+          <w:szCs w:val="20"/>
+        </w:rPr>
+      </w:pPr>
+    </w:p>
+    <w:p>
+      <w:pPr>
+        <w:shd w:val="clear" w:color="auto" w:fill="000000" w:themeFill="text1"/>
+        <w:spacing w:after="0" w:line="240" w:lineRule="auto"/>
+        <w:rPr>
+          <w:rFonts w:ascii="Consolas" w:hAnsi="Consolas"/>
+          <w:color w:val="EB7A41"/>
+          <w:sz w:val="20"/>
+          <w:szCs w:val="20"/>
+        </w:rPr>
+      </w:pPr>
+      <w:r>
+        <w:rPr>
+          <w:rFonts w:ascii="Consolas" w:hAnsi="Consolas"/>
+          <w:color w:val="EB7A41"/>
+          <w:sz w:val="20"/>
+          <w:szCs w:val="20"/>
+        </w:rPr>
+        <w:t>              }).catch((message) =&gt; {</w:t>
+      </w:r>
+    </w:p>
+    <w:p>
+      <w:pPr>
+        <w:shd w:val="clear" w:color="auto" w:fill="000000" w:themeFill="text1"/>
+        <w:spacing w:after="0" w:line="240" w:lineRule="auto"/>
+        <w:rPr>
+          <w:rFonts w:ascii="Consolas" w:hAnsi="Consolas"/>
+          <w:color w:val="EB7A41"/>
+          <w:sz w:val="20"/>
+          <w:szCs w:val="20"/>
+        </w:rPr>
+      </w:pPr>
+      <w:r>
+        <w:rPr>
+          <w:rFonts w:ascii="Consolas" w:hAnsi="Consolas"/>
+          <w:color w:val="EB7A41"/>
+          <w:sz w:val="20"/>
+          <w:szCs w:val="20"/>
+        </w:rPr>
+        <w:t>                alert(message);</w:t>
+      </w:r>
+    </w:p>
+    <w:p>
+      <w:pPr>
+        <w:shd w:val="clear" w:color="auto" w:fill="000000" w:themeFill="text1"/>
+        <w:spacing w:after="0" w:line="240" w:lineRule="auto"/>
+        <w:rPr>
+          <w:rFonts w:ascii="Consolas" w:hAnsi="Consolas"/>
+          <w:color w:val="EB7A41"/>
+          <w:sz w:val="20"/>
+          <w:szCs w:val="20"/>
+        </w:rPr>
+      </w:pPr>
+      <w:r>
+        <w:rPr>
+          <w:rFonts w:ascii="Consolas" w:hAnsi="Consolas"/>
+          <w:color w:val="EB7A41"/>
+          <w:sz w:val="20"/>
+          <w:szCs w:val="20"/>
+        </w:rPr>
+        <w:t>              });</w:t>
+      </w:r>
+    </w:p>
+    <w:p>
+      <w:pPr>
+        <w:shd w:val="clear" w:color="auto" w:fill="000000" w:themeFill="text1"/>
+        <w:spacing w:after="0" w:line="240" w:lineRule="auto"/>
+        <w:rPr>
+          <w:rFonts w:ascii="Consolas" w:hAnsi="Consolas"/>
+          <w:color w:val="EB7A41"/>
+          <w:sz w:val="20"/>
+          <w:szCs w:val="20"/>
+        </w:rPr>
+      </w:pPr>
+      <w:r>
+        <w:rPr>
+          <w:rFonts w:ascii="Consolas" w:hAnsi="Consolas"/>
+          <w:color w:val="EB7A41"/>
+          <w:sz w:val="20"/>
+          <w:szCs w:val="20"/>
+        </w:rPr>
+        <w:t>            };</w:t>
+      </w:r>
+    </w:p>
+    <w:p>
+      <w:pPr>
+        <w:rPr>
+          <w:i/>
+          <w:iCs/>
+          <w:color w:val="404040" w:themeColor="text1" w:themeTint="BF"/>
+        </w:rPr>
+      </w:pPr>
+      <w:r>
+        <w:rPr>
+          <w:rStyle w:val="SubtleEmphasis"/>
+        </w:rPr>
+        <w:t xml:space="preserve">Code 3 – Unity </w:t>
+      </w:r>
+      <w:r>
+        <w:rPr>
+          <w:rStyle w:val="SubtleEmphasis"/>
+        </w:rPr>
+        <w:t>initialising</w:t>
+      </w:r>
+    </w:p>
+    <w:p/>
+    <w:p>
+      <w:pPr>
         <w:pStyle w:val="Heading1"/>
       </w:pPr>
-      <w:bookmarkStart w:id="7" w:name="_Toc227768085"/>
+      <w:bookmarkStart w:id="9" w:name="_Toc227958823"/>
       <w:r>
         <w:t>Quality Assurance</w:t>
       </w:r>
-      <w:bookmarkEnd w:id="7"/>
+      <w:bookmarkEnd w:id="9"/>
     </w:p>
     <w:p>
       <w:pPr>
@@ -6000,9 +11170,11 @@
           <w:numId w:val="5"/>
         </w:numPr>
       </w:pPr>
+      <w:proofErr w:type="spellStart"/>
       <w:r>
         <w:t>Questionaires</w:t>
       </w:r>
+      <w:proofErr w:type="spellEnd"/>
     </w:p>
     <w:p>
       <w:pPr>
@@ -6012,9 +11184,14 @@
           <w:numId w:val="5"/>
         </w:numPr>
       </w:pPr>
+      <w:proofErr w:type="spellStart"/>
       <w:r>
         <w:lastRenderedPageBreak/>
-        <w:t>Doccumentation on unit test</w:t>
+        <w:t>Doccumentation</w:t>
+      </w:r>
+      <w:proofErr w:type="spellEnd"/>
+      <w:r>
+        <w:t xml:space="preserve"> on unit test</w:t>
       </w:r>
     </w:p>
     <w:p>
@@ -6071,11 +11248,11 @@
       <w:pPr>
         <w:pStyle w:val="Heading1"/>
       </w:pPr>
-      <w:bookmarkStart w:id="8" w:name="_Toc227768086"/>
+      <w:bookmarkStart w:id="10" w:name="_Toc227958824"/>
       <w:r>
         <w:t>Conclusion</w:t>
       </w:r>
-      <w:bookmarkEnd w:id="8"/>
+      <w:bookmarkEnd w:id="10"/>
     </w:p>
     <w:p>
       <w:pPr>
@@ -6107,11 +11284,11 @@
       <w:pPr>
         <w:pStyle w:val="Heading1"/>
       </w:pPr>
-      <w:bookmarkStart w:id="9" w:name="_Toc227768087"/>
+      <w:bookmarkStart w:id="11" w:name="_Toc227958825"/>
       <w:r>
         <w:t>References</w:t>
       </w:r>
-      <w:bookmarkEnd w:id="9"/>
+      <w:bookmarkEnd w:id="11"/>
     </w:p>
     <w:p>
       <w:pPr>
@@ -6131,11 +11308,11 @@
       <w:pPr>
         <w:pStyle w:val="Heading1"/>
       </w:pPr>
-      <w:bookmarkStart w:id="10" w:name="_Toc227768088"/>
+      <w:bookmarkStart w:id="12" w:name="_Toc227958826"/>
       <w:r>
         <w:t>Appendix</w:t>
       </w:r>
-      <w:bookmarkEnd w:id="10"/>
+      <w:bookmarkEnd w:id="12"/>
     </w:p>
     <w:p>
       <w:pPr>
@@ -6157,6 +11334,7 @@
         <w:t xml:space="preserve"> CW submission evidence and evaluation file for each member (does not count towards page limit)</w:t>
       </w:r>
     </w:p>
+    <w:p/>
     <w:p/>
     <w:sectPr>
       <w:pgSz w:w="11906" w:h="16838"/>
@@ -6527,6 +11705,119 @@
     </w:lvl>
   </w:abstractNum>
   <w:abstractNum w:abstractNumId="4" w15:restartNumberingAfterBreak="0">
+    <w:nsid w:val="2FAE59A8"/>
+    <w:multiLevelType w:val="hybridMultilevel"/>
+    <w:tmpl w:val="849CF222"/>
+    <w:lvl w:ilvl="0" w:tplc="08090001">
+      <w:start w:val="1"/>
+      <w:numFmt w:val="bullet"/>
+      <w:lvlText w:val=""/>
+      <w:lvlJc w:val="left"/>
+      <w:pPr>
+        <w:ind w:left="720" w:hanging="360"/>
+      </w:pPr>
+      <w:rPr>
+        <w:rFonts w:ascii="Symbol" w:hAnsi="Symbol" w:hint="default"/>
+      </w:rPr>
+    </w:lvl>
+    <w:lvl w:ilvl="1" w:tplc="08090003" w:tentative="1">
+      <w:start w:val="1"/>
+      <w:numFmt w:val="bullet"/>
+      <w:lvlText w:val="o"/>
+      <w:lvlJc w:val="left"/>
+      <w:pPr>
+        <w:ind w:left="1440" w:hanging="360"/>
+      </w:pPr>
+      <w:rPr>
+        <w:rFonts w:ascii="Courier New" w:hAnsi="Courier New" w:cs="Courier New" w:hint="default"/>
+      </w:rPr>
+    </w:lvl>
+    <w:lvl w:ilvl="2" w:tplc="08090005" w:tentative="1">
+      <w:start w:val="1"/>
+      <w:numFmt w:val="bullet"/>
+      <w:lvlText w:val=""/>
+      <w:lvlJc w:val="left"/>
+      <w:pPr>
+        <w:ind w:left="2160" w:hanging="360"/>
+      </w:pPr>
+      <w:rPr>
+        <w:rFonts w:ascii="Wingdings" w:hAnsi="Wingdings" w:hint="default"/>
+      </w:rPr>
+    </w:lvl>
+    <w:lvl w:ilvl="3" w:tplc="08090001" w:tentative="1">
+      <w:start w:val="1"/>
+      <w:numFmt w:val="bullet"/>
+      <w:lvlText w:val=""/>
+      <w:lvlJc w:val="left"/>
+      <w:pPr>
+        <w:ind w:left="2880" w:hanging="360"/>
+      </w:pPr>
+      <w:rPr>
+        <w:rFonts w:ascii="Symbol" w:hAnsi="Symbol" w:hint="default"/>
+      </w:rPr>
+    </w:lvl>
+    <w:lvl w:ilvl="4" w:tplc="08090003" w:tentative="1">
+      <w:start w:val="1"/>
+      <w:numFmt w:val="bullet"/>
+      <w:lvlText w:val="o"/>
+      <w:lvlJc w:val="left"/>
+      <w:pPr>
+        <w:ind w:left="3600" w:hanging="360"/>
+      </w:pPr>
+      <w:rPr>
+        <w:rFonts w:ascii="Courier New" w:hAnsi="Courier New" w:cs="Courier New" w:hint="default"/>
+      </w:rPr>
+    </w:lvl>
+    <w:lvl w:ilvl="5" w:tplc="08090005" w:tentative="1">
+      <w:start w:val="1"/>
+      <w:numFmt w:val="bullet"/>
+      <w:lvlText w:val=""/>
+      <w:lvlJc w:val="left"/>
+      <w:pPr>
+        <w:ind w:left="4320" w:hanging="360"/>
+      </w:pPr>
+      <w:rPr>
+        <w:rFonts w:ascii="Wingdings" w:hAnsi="Wingdings" w:hint="default"/>
+      </w:rPr>
+    </w:lvl>
+    <w:lvl w:ilvl="6" w:tplc="08090001" w:tentative="1">
+      <w:start w:val="1"/>
+      <w:numFmt w:val="bullet"/>
+      <w:lvlText w:val=""/>
+      <w:lvlJc w:val="left"/>
+      <w:pPr>
+        <w:ind w:left="5040" w:hanging="360"/>
+      </w:pPr>
+      <w:rPr>
+        <w:rFonts w:ascii="Symbol" w:hAnsi="Symbol" w:hint="default"/>
+      </w:rPr>
+    </w:lvl>
+    <w:lvl w:ilvl="7" w:tplc="08090003" w:tentative="1">
+      <w:start w:val="1"/>
+      <w:numFmt w:val="bullet"/>
+      <w:lvlText w:val="o"/>
+      <w:lvlJc w:val="left"/>
+      <w:pPr>
+        <w:ind w:left="5760" w:hanging="360"/>
+      </w:pPr>
+      <w:rPr>
+        <w:rFonts w:ascii="Courier New" w:hAnsi="Courier New" w:cs="Courier New" w:hint="default"/>
+      </w:rPr>
+    </w:lvl>
+    <w:lvl w:ilvl="8" w:tplc="08090005" w:tentative="1">
+      <w:start w:val="1"/>
+      <w:numFmt w:val="bullet"/>
+      <w:lvlText w:val=""/>
+      <w:lvlJc w:val="left"/>
+      <w:pPr>
+        <w:ind w:left="6480" w:hanging="360"/>
+      </w:pPr>
+      <w:rPr>
+        <w:rFonts w:ascii="Wingdings" w:hAnsi="Wingdings" w:hint="default"/>
+      </w:rPr>
+    </w:lvl>
+  </w:abstractNum>
+  <w:abstractNum w:abstractNumId="5" w15:restartNumberingAfterBreak="0">
     <w:nsid w:val="34D33FEC"/>
     <w:multiLevelType w:val="hybridMultilevel"/>
     <w:tmpl w:val="48AC8312"/>
@@ -6615,7 +11906,7 @@
       </w:pPr>
     </w:lvl>
   </w:abstractNum>
-  <w:abstractNum w:abstractNumId="5" w15:restartNumberingAfterBreak="0">
+  <w:abstractNum w:abstractNumId="6" w15:restartNumberingAfterBreak="0">
     <w:nsid w:val="59DA5673"/>
     <w:multiLevelType w:val="hybridMultilevel"/>
     <w:tmpl w:val="7EEEFA76"/>
@@ -6704,7 +11995,7 @@
       </w:pPr>
     </w:lvl>
   </w:abstractNum>
-  <w:abstractNum w:abstractNumId="6" w15:restartNumberingAfterBreak="0">
+  <w:abstractNum w:abstractNumId="7" w15:restartNumberingAfterBreak="0">
     <w:nsid w:val="5AF36CAA"/>
     <w:multiLevelType w:val="hybridMultilevel"/>
     <w:tmpl w:val="D082983C"/>
@@ -6793,7 +12084,7 @@
       </w:pPr>
     </w:lvl>
   </w:abstractNum>
-  <w:abstractNum w:abstractNumId="7" w15:restartNumberingAfterBreak="0">
+  <w:abstractNum w:abstractNumId="8" w15:restartNumberingAfterBreak="0">
     <w:nsid w:val="5E0A7AEB"/>
     <w:multiLevelType w:val="hybridMultilevel"/>
     <w:tmpl w:val="DCD6B9BC"/>
@@ -6882,7 +12173,7 @@
       </w:pPr>
     </w:lvl>
   </w:abstractNum>
-  <w:abstractNum w:abstractNumId="8" w15:restartNumberingAfterBreak="0">
+  <w:abstractNum w:abstractNumId="9" w15:restartNumberingAfterBreak="0">
     <w:nsid w:val="6EBF6941"/>
     <w:multiLevelType w:val="hybridMultilevel"/>
     <w:tmpl w:val="1ADCF468"/>
@@ -6971,7 +12262,7 @@
       </w:pPr>
     </w:lvl>
   </w:abstractNum>
-  <w:abstractNum w:abstractNumId="9" w15:restartNumberingAfterBreak="0">
+  <w:abstractNum w:abstractNumId="10" w15:restartNumberingAfterBreak="0">
     <w:nsid w:val="778A453A"/>
     <w:multiLevelType w:val="hybridMultilevel"/>
     <w:tmpl w:val="DE1C6A70"/>
@@ -7061,34 +12352,37 @@
     </w:lvl>
   </w:abstractNum>
   <w:num w:numId="1" w16cid:durableId="1688948729">
-    <w:abstractNumId w:val="5"/>
+    <w:abstractNumId w:val="6"/>
   </w:num>
   <w:num w:numId="2" w16cid:durableId="2020043802">
-    <w:abstractNumId w:val="9"/>
+    <w:abstractNumId w:val="10"/>
   </w:num>
   <w:num w:numId="3" w16cid:durableId="1006202025">
     <w:abstractNumId w:val="0"/>
   </w:num>
   <w:num w:numId="4" w16cid:durableId="1632832076">
-    <w:abstractNumId w:val="4"/>
+    <w:abstractNumId w:val="5"/>
   </w:num>
   <w:num w:numId="5" w16cid:durableId="1224871132">
     <w:abstractNumId w:val="1"/>
   </w:num>
   <w:num w:numId="6" w16cid:durableId="235550786">
-    <w:abstractNumId w:val="6"/>
+    <w:abstractNumId w:val="7"/>
   </w:num>
   <w:num w:numId="7" w16cid:durableId="105541964">
     <w:abstractNumId w:val="2"/>
   </w:num>
   <w:num w:numId="8" w16cid:durableId="1288314785">
-    <w:abstractNumId w:val="8"/>
+    <w:abstractNumId w:val="9"/>
   </w:num>
   <w:num w:numId="9" w16cid:durableId="550270511">
     <w:abstractNumId w:val="3"/>
   </w:num>
   <w:num w:numId="10" w16cid:durableId="484976224">
-    <w:abstractNumId w:val="7"/>
+    <w:abstractNumId w:val="8"/>
+  </w:num>
+  <w:num w:numId="11" w16cid:durableId="1691754688">
+    <w:abstractNumId w:val="4"/>
   </w:num>
 </w:numbering>
 </file>
@@ -7493,7 +12787,7 @@
   <w:style w:type="paragraph" w:default="1" w:styleId="Normal">
     <w:name w:val="Normal"/>
     <w:qFormat/>
-    <w:rsid w:val="000F2753"/>
+    <w:rsid w:val="00A8570C"/>
   </w:style>
   <w:style w:type="paragraph" w:styleId="Heading1">
     <w:name w:val="heading 1"/>

--- a/Final Submission/COMP2003-Final Report.docx
+++ b/Final Submission/COMP2003-Final Report.docx
@@ -63,7 +63,7 @@
           <w:r>
             <w:fldChar w:fldCharType="separate"/>
           </w:r>
-          <w:hyperlink w:anchor="_Toc227958814" w:history="1">
+          <w:hyperlink w:anchor="_Toc228020503" w:history="1">
             <w:r>
               <w:rPr>
                 <w:rStyle w:val="Hyperlink"/>
@@ -90,7 +90,7 @@
                 <w:noProof/>
                 <w:webHidden/>
               </w:rPr>
-              <w:instrText xml:space="preserve"> PAGEREF _Toc227958814 \h </w:instrText>
+              <w:instrText xml:space="preserve"> PAGEREF _Toc228020503 \h </w:instrText>
             </w:r>
             <w:r>
               <w:rPr>
@@ -133,7 +133,7 @@
               <w:lang w:eastAsia="en-GB"/>
             </w:rPr>
           </w:pPr>
-          <w:hyperlink w:anchor="_Toc227958815" w:history="1">
+          <w:hyperlink w:anchor="_Toc228020504" w:history="1">
             <w:r>
               <w:rPr>
                 <w:rStyle w:val="Hyperlink"/>
@@ -160,7 +160,7 @@
                 <w:noProof/>
                 <w:webHidden/>
               </w:rPr>
-              <w:instrText xml:space="preserve"> PAGEREF _Toc227958815 \h </w:instrText>
+              <w:instrText xml:space="preserve"> PAGEREF _Toc228020504 \h </w:instrText>
             </w:r>
             <w:r>
               <w:rPr>
@@ -203,7 +203,7 @@
               <w:lang w:eastAsia="en-GB"/>
             </w:rPr>
           </w:pPr>
-          <w:hyperlink w:anchor="_Toc227958816" w:history="1">
+          <w:hyperlink w:anchor="_Toc228020505" w:history="1">
             <w:r>
               <w:rPr>
                 <w:rStyle w:val="Hyperlink"/>
@@ -230,7 +230,7 @@
                 <w:noProof/>
                 <w:webHidden/>
               </w:rPr>
-              <w:instrText xml:space="preserve"> PAGEREF _Toc227958816 \h </w:instrText>
+              <w:instrText xml:space="preserve"> PAGEREF _Toc228020505 \h </w:instrText>
             </w:r>
             <w:r>
               <w:rPr>
@@ -251,6 +251,164 @@
                 <w:webHidden/>
               </w:rPr>
               <w:t>2</w:t>
+            </w:r>
+            <w:r>
+              <w:rPr>
+                <w:noProof/>
+                <w:webHidden/>
+              </w:rPr>
+              <w:fldChar w:fldCharType="end"/>
+            </w:r>
+          </w:hyperlink>
+        </w:p>
+        <w:p>
+          <w:pPr>
+            <w:pStyle w:val="TOC2"/>
+            <w:tabs>
+              <w:tab w:val="right" w:leader="dot" w:pos="9016"/>
+            </w:tabs>
+            <w:rPr>
+              <w:rFonts w:eastAsiaTheme="minorEastAsia"/>
+              <w:noProof/>
+              <w:lang w:eastAsia="en-GB"/>
+            </w:rPr>
+          </w:pPr>
+          <w:hyperlink w:anchor="_Toc228020506" w:history="1">
+            <w:r>
+              <w:rPr>
+                <w:rStyle w:val="Hyperlink"/>
+                <w:noProof/>
+              </w:rPr>
+              <w:t>Project Schedule</w:t>
+            </w:r>
+            <w:r>
+              <w:rPr>
+                <w:rStyle w:val="Hyperlink"/>
+                <w:i/>
+                <w:iCs/>
+                <w:noProof/>
+              </w:rPr>
+              <w:t>: (Marc Jones)</w:t>
+            </w:r>
+            <w:r>
+              <w:rPr>
+                <w:noProof/>
+                <w:webHidden/>
+              </w:rPr>
+              <w:tab/>
+            </w:r>
+            <w:r>
+              <w:rPr>
+                <w:noProof/>
+                <w:webHidden/>
+              </w:rPr>
+              <w:fldChar w:fldCharType="begin"/>
+            </w:r>
+            <w:r>
+              <w:rPr>
+                <w:noProof/>
+                <w:webHidden/>
+              </w:rPr>
+              <w:instrText xml:space="preserve"> PAGEREF _Toc228020506 \h </w:instrText>
+            </w:r>
+            <w:r>
+              <w:rPr>
+                <w:noProof/>
+                <w:webHidden/>
+              </w:rPr>
+            </w:r>
+            <w:r>
+              <w:rPr>
+                <w:noProof/>
+                <w:webHidden/>
+              </w:rPr>
+              <w:fldChar w:fldCharType="separate"/>
+            </w:r>
+            <w:r>
+              <w:rPr>
+                <w:noProof/>
+                <w:webHidden/>
+              </w:rPr>
+              <w:t>2</w:t>
+            </w:r>
+            <w:r>
+              <w:rPr>
+                <w:noProof/>
+                <w:webHidden/>
+              </w:rPr>
+              <w:fldChar w:fldCharType="end"/>
+            </w:r>
+          </w:hyperlink>
+        </w:p>
+        <w:p>
+          <w:pPr>
+            <w:pStyle w:val="TOC2"/>
+            <w:tabs>
+              <w:tab w:val="right" w:leader="dot" w:pos="9016"/>
+            </w:tabs>
+            <w:rPr>
+              <w:rFonts w:eastAsiaTheme="minorEastAsia"/>
+              <w:noProof/>
+              <w:lang w:eastAsia="en-GB"/>
+            </w:rPr>
+          </w:pPr>
+          <w:hyperlink w:anchor="_Toc228020507" w:history="1">
+            <w:r>
+              <w:rPr>
+                <w:rStyle w:val="Hyperlink"/>
+                <w:noProof/>
+              </w:rPr>
+              <w:t>Sprint planning/execution</w:t>
+            </w:r>
+            <w:r>
+              <w:rPr>
+                <w:rStyle w:val="Hyperlink"/>
+                <w:i/>
+                <w:iCs/>
+                <w:noProof/>
+              </w:rPr>
+              <w:t>: (Marc Jones)</w:t>
+            </w:r>
+            <w:r>
+              <w:rPr>
+                <w:noProof/>
+                <w:webHidden/>
+              </w:rPr>
+              <w:tab/>
+            </w:r>
+            <w:r>
+              <w:rPr>
+                <w:noProof/>
+                <w:webHidden/>
+              </w:rPr>
+              <w:fldChar w:fldCharType="begin"/>
+            </w:r>
+            <w:r>
+              <w:rPr>
+                <w:noProof/>
+                <w:webHidden/>
+              </w:rPr>
+              <w:instrText xml:space="preserve"> PAGEREF _Toc228020507 \h </w:instrText>
+            </w:r>
+            <w:r>
+              <w:rPr>
+                <w:noProof/>
+                <w:webHidden/>
+              </w:rPr>
+            </w:r>
+            <w:r>
+              <w:rPr>
+                <w:noProof/>
+                <w:webHidden/>
+              </w:rPr>
+              <w:fldChar w:fldCharType="separate"/>
+            </w:r>
+            <w:r>
+              <w:rPr>
+                <w:noProof/>
+                <w:webHidden/>
+              </w:rPr>
+              <w:t>3</w:t>
             </w:r>
             <w:r>
               <w:rPr>
@@ -273,7 +431,7 @@
               <w:lang w:eastAsia="en-GB"/>
             </w:rPr>
           </w:pPr>
-          <w:hyperlink w:anchor="_Toc227958817" w:history="1">
+          <w:hyperlink w:anchor="_Toc228020508" w:history="1">
             <w:r>
               <w:rPr>
                 <w:rStyle w:val="Hyperlink"/>
@@ -300,7 +458,7 @@
                 <w:noProof/>
                 <w:webHidden/>
               </w:rPr>
-              <w:instrText xml:space="preserve"> PAGEREF _Toc227958817 \h </w:instrText>
+              <w:instrText xml:space="preserve"> PAGEREF _Toc228020508 \h </w:instrText>
             </w:r>
             <w:r>
               <w:rPr>
@@ -320,7 +478,7 @@
                 <w:noProof/>
                 <w:webHidden/>
               </w:rPr>
-              <w:t>2</w:t>
+              <w:t>3</w:t>
             </w:r>
             <w:r>
               <w:rPr>
@@ -343,7 +501,7 @@
               <w:lang w:eastAsia="en-GB"/>
             </w:rPr>
           </w:pPr>
-          <w:hyperlink w:anchor="_Toc227958818" w:history="1">
+          <w:hyperlink w:anchor="_Toc228020509" w:history="1">
             <w:r>
               <w:rPr>
                 <w:rStyle w:val="Hyperlink"/>
@@ -370,7 +528,7 @@
                 <w:noProof/>
                 <w:webHidden/>
               </w:rPr>
-              <w:instrText xml:space="preserve"> PAGEREF _Toc227958818 \h </w:instrText>
+              <w:instrText xml:space="preserve"> PAGEREF _Toc228020509 \h </w:instrText>
             </w:r>
             <w:r>
               <w:rPr>
@@ -390,7 +548,7 @@
                 <w:noProof/>
                 <w:webHidden/>
               </w:rPr>
-              <w:t>2</w:t>
+              <w:t>3</w:t>
             </w:r>
             <w:r>
               <w:rPr>
@@ -413,13 +571,23 @@
               <w:lang w:eastAsia="en-GB"/>
             </w:rPr>
           </w:pPr>
-          <w:hyperlink w:anchor="_Toc227958819" w:history="1">
+          <w:hyperlink w:anchor="_Toc228020510" w:history="1">
             <w:r>
               <w:rPr>
                 <w:rStyle w:val="Hyperlink"/>
+                <w:rFonts w:asciiTheme="majorHAnsi" w:hAnsiTheme="majorHAnsi"/>
                 <w:noProof/>
               </w:rPr>
               <w:t>User Stories</w:t>
+            </w:r>
+            <w:r>
+              <w:rPr>
+                <w:rStyle w:val="Hyperlink"/>
+                <w:i/>
+                <w:iCs/>
+                <w:noProof/>
+              </w:rPr>
+              <w:t>: (Marc Jones)</w:t>
             </w:r>
             <w:r>
               <w:rPr>
@@ -440,7 +608,7 @@
                 <w:noProof/>
                 <w:webHidden/>
               </w:rPr>
-              <w:instrText xml:space="preserve"> PAGEREF _Toc227958819 \h </w:instrText>
+              <w:instrText xml:space="preserve"> PAGEREF _Toc228020510 \h </w:instrText>
             </w:r>
             <w:r>
               <w:rPr>
@@ -460,7 +628,7 @@
                 <w:noProof/>
                 <w:webHidden/>
               </w:rPr>
-              <w:t>2</w:t>
+              <w:t>4</w:t>
             </w:r>
             <w:r>
               <w:rPr>
@@ -483,7 +651,7 @@
               <w:lang w:eastAsia="en-GB"/>
             </w:rPr>
           </w:pPr>
-          <w:hyperlink w:anchor="_Toc227958820" w:history="1">
+          <w:hyperlink w:anchor="_Toc228020511" w:history="1">
             <w:r>
               <w:rPr>
                 <w:rStyle w:val="Hyperlink"/>
@@ -510,7 +678,7 @@
                 <w:noProof/>
                 <w:webHidden/>
               </w:rPr>
-              <w:instrText xml:space="preserve"> PAGEREF _Toc227958820 \h </w:instrText>
+              <w:instrText xml:space="preserve"> PAGEREF _Toc228020511 \h </w:instrText>
             </w:r>
             <w:r>
               <w:rPr>
@@ -530,7 +698,7 @@
                 <w:noProof/>
                 <w:webHidden/>
               </w:rPr>
-              <w:t>3</w:t>
+              <w:t>4</w:t>
             </w:r>
             <w:r>
               <w:rPr>
@@ -553,7 +721,7 @@
               <w:lang w:eastAsia="en-GB"/>
             </w:rPr>
           </w:pPr>
-          <w:hyperlink w:anchor="_Toc227958821" w:history="1">
+          <w:hyperlink w:anchor="_Toc228020512" w:history="1">
             <w:r>
               <w:rPr>
                 <w:rStyle w:val="Hyperlink"/>
@@ -589,7 +757,7 @@
                 <w:noProof/>
                 <w:webHidden/>
               </w:rPr>
-              <w:instrText xml:space="preserve"> PAGEREF _Toc227958821 \h </w:instrText>
+              <w:instrText xml:space="preserve"> PAGEREF _Toc228020512 \h </w:instrText>
             </w:r>
             <w:r>
               <w:rPr>
@@ -609,7 +777,7 @@
                 <w:noProof/>
                 <w:webHidden/>
               </w:rPr>
-              <w:t>3</w:t>
+              <w:t>5</w:t>
             </w:r>
             <w:r>
               <w:rPr>
@@ -632,7 +800,7 @@
               <w:lang w:eastAsia="en-GB"/>
             </w:rPr>
           </w:pPr>
-          <w:hyperlink w:anchor="_Toc227958822" w:history="1">
+          <w:hyperlink w:anchor="_Toc228020513" w:history="1">
             <w:r>
               <w:rPr>
                 <w:rStyle w:val="Hyperlink"/>
@@ -668,7 +836,7 @@
                 <w:noProof/>
                 <w:webHidden/>
               </w:rPr>
-              <w:instrText xml:space="preserve"> PAGEREF _Toc227958822 \h </w:instrText>
+              <w:instrText xml:space="preserve"> PAGEREF _Toc228020513 \h </w:instrText>
             </w:r>
             <w:r>
               <w:rPr>
@@ -688,7 +856,7 @@
                 <w:noProof/>
                 <w:webHidden/>
               </w:rPr>
-              <w:t>9</w:t>
+              <w:t>11</w:t>
             </w:r>
             <w:r>
               <w:rPr>
@@ -711,7 +879,7 @@
               <w:lang w:eastAsia="en-GB"/>
             </w:rPr>
           </w:pPr>
-          <w:hyperlink w:anchor="_Toc227958823" w:history="1">
+          <w:hyperlink w:anchor="_Toc228020514" w:history="1">
             <w:r>
               <w:rPr>
                 <w:rStyle w:val="Hyperlink"/>
@@ -738,7 +906,7 @@
                 <w:noProof/>
                 <w:webHidden/>
               </w:rPr>
-              <w:instrText xml:space="preserve"> PAGEREF _Toc227958823 \h </w:instrText>
+              <w:instrText xml:space="preserve"> PAGEREF _Toc228020514 \h </w:instrText>
             </w:r>
             <w:r>
               <w:rPr>
@@ -758,7 +926,7 @@
                 <w:noProof/>
                 <w:webHidden/>
               </w:rPr>
-              <w:t>14</w:t>
+              <w:t>15</w:t>
             </w:r>
             <w:r>
               <w:rPr>
@@ -781,7 +949,7 @@
               <w:lang w:eastAsia="en-GB"/>
             </w:rPr>
           </w:pPr>
-          <w:hyperlink w:anchor="_Toc227958824" w:history="1">
+          <w:hyperlink w:anchor="_Toc228020515" w:history="1">
             <w:r>
               <w:rPr>
                 <w:rStyle w:val="Hyperlink"/>
@@ -808,7 +976,7 @@
                 <w:noProof/>
                 <w:webHidden/>
               </w:rPr>
-              <w:instrText xml:space="preserve"> PAGEREF _Toc227958824 \h </w:instrText>
+              <w:instrText xml:space="preserve"> PAGEREF _Toc228020515 \h </w:instrText>
             </w:r>
             <w:r>
               <w:rPr>
@@ -828,7 +996,7 @@
                 <w:noProof/>
                 <w:webHidden/>
               </w:rPr>
-              <w:t>15</w:t>
+              <w:t>16</w:t>
             </w:r>
             <w:r>
               <w:rPr>
@@ -851,7 +1019,7 @@
               <w:lang w:eastAsia="en-GB"/>
             </w:rPr>
           </w:pPr>
-          <w:hyperlink w:anchor="_Toc227958825" w:history="1">
+          <w:hyperlink w:anchor="_Toc228020516" w:history="1">
             <w:r>
               <w:rPr>
                 <w:rStyle w:val="Hyperlink"/>
@@ -878,7 +1046,7 @@
                 <w:noProof/>
                 <w:webHidden/>
               </w:rPr>
-              <w:instrText xml:space="preserve"> PAGEREF _Toc227958825 \h </w:instrText>
+              <w:instrText xml:space="preserve"> PAGEREF _Toc228020516 \h </w:instrText>
             </w:r>
             <w:r>
               <w:rPr>
@@ -898,7 +1066,7 @@
                 <w:noProof/>
                 <w:webHidden/>
               </w:rPr>
-              <w:t>15</w:t>
+              <w:t>16</w:t>
             </w:r>
             <w:r>
               <w:rPr>
@@ -921,7 +1089,7 @@
               <w:lang w:eastAsia="en-GB"/>
             </w:rPr>
           </w:pPr>
-          <w:hyperlink w:anchor="_Toc227958826" w:history="1">
+          <w:hyperlink w:anchor="_Toc228020517" w:history="1">
             <w:r>
               <w:rPr>
                 <w:rStyle w:val="Hyperlink"/>
@@ -948,7 +1116,7 @@
                 <w:noProof/>
                 <w:webHidden/>
               </w:rPr>
-              <w:instrText xml:space="preserve"> PAGEREF _Toc227958826 \h </w:instrText>
+              <w:instrText xml:space="preserve"> PAGEREF _Toc228020517 \h </w:instrText>
             </w:r>
             <w:r>
               <w:rPr>
@@ -968,7 +1136,7 @@
                 <w:noProof/>
                 <w:webHidden/>
               </w:rPr>
-              <w:t>15</w:t>
+              <w:t>16</w:t>
             </w:r>
             <w:r>
               <w:rPr>
@@ -999,7 +1167,7 @@
       <w:pPr>
         <w:pStyle w:val="Heading1"/>
       </w:pPr>
-      <w:bookmarkStart w:id="0" w:name="_Toc227958814"/>
+      <w:bookmarkStart w:id="0" w:name="_Toc228020503"/>
       <w:r>
         <w:t>Main page</w:t>
       </w:r>
@@ -1047,7 +1215,7 @@
       <w:pPr>
         <w:pStyle w:val="Heading1"/>
       </w:pPr>
-      <w:bookmarkStart w:id="1" w:name="_Toc227958815"/>
+      <w:bookmarkStart w:id="1" w:name="_Toc228020504"/>
       <w:r>
         <w:t>Introduction</w:t>
       </w:r>
@@ -1086,6 +1254,7 @@
         </w:numPr>
       </w:pPr>
       <w:r>
+        <w:lastRenderedPageBreak/>
         <w:t>Brief overview of project solution</w:t>
       </w:r>
     </w:p>
@@ -1124,7 +1293,7 @@
       <w:pPr>
         <w:pStyle w:val="Heading1"/>
       </w:pPr>
-      <w:bookmarkStart w:id="2" w:name="_Toc227958816"/>
+      <w:bookmarkStart w:id="2" w:name="_Toc228020505"/>
       <w:r>
         <w:t>Project Management</w:t>
       </w:r>
@@ -1163,7 +1332,7 @@
         </w:numPr>
       </w:pPr>
       <w:r>
-        <w:t>Sprint planning/execution</w:t>
+        <w:t>Risk assessment/mitigation</w:t>
       </w:r>
     </w:p>
     <w:p>
@@ -1175,7 +1344,7 @@
         </w:numPr>
       </w:pPr>
       <w:r>
-        <w:t>Risk assessment/mitigation</w:t>
+        <w:t>Client management</w:t>
       </w:r>
     </w:p>
     <w:p>
@@ -1187,54 +1356,1022 @@
         </w:numPr>
       </w:pPr>
       <w:r>
-        <w:t>Project schedule</w:t>
-      </w:r>
-    </w:p>
-    <w:p>
-      <w:pPr>
-        <w:pStyle w:val="ListParagraph"/>
-        <w:numPr>
-          <w:ilvl w:val="0"/>
-          <w:numId w:val="9"/>
-        </w:numPr>
-      </w:pPr>
-      <w:r>
-        <w:t>Client management</w:t>
-      </w:r>
-    </w:p>
-    <w:p>
-      <w:pPr>
-        <w:pStyle w:val="ListParagraph"/>
-        <w:numPr>
-          <w:ilvl w:val="0"/>
-          <w:numId w:val="9"/>
-        </w:numPr>
-      </w:pPr>
-      <w:r>
         <w:t>Reflection of development plan vs actual development</w:t>
       </w:r>
     </w:p>
     <w:p/>
+    <w:p>
+      <w:pPr>
+        <w:pStyle w:val="Heading2"/>
+        <w:rPr>
+          <w:rStyle w:val="SubtleEmphasis"/>
+        </w:rPr>
+      </w:pPr>
+      <w:bookmarkStart w:id="3" w:name="_Toc228020506"/>
+      <w:r>
+        <w:t>Project Schedule</w:t>
+      </w:r>
+      <w:r>
+        <w:rPr>
+          <w:rStyle w:val="SubtleEmphasis"/>
+        </w:rPr>
+        <w:t>: (Marc Jones)</w:t>
+      </w:r>
+      <w:bookmarkEnd w:id="3"/>
+    </w:p>
+    <w:p>
+      <w:r>
+        <w:tab/>
+      </w:r>
+      <w:r>
+        <w:t xml:space="preserve">As a group, we tried our best to follow a schedule that I had outlined for us </w:t>
+      </w:r>
+      <w:r>
+        <w:t xml:space="preserve">towards the start of our project. We tried to stay true to this to the best of our ability but due to other circumstances such as coursework pieces and </w:t>
+      </w:r>
+      <w:r>
+        <w:t>priority shifts, we eventually fell behind this process.</w:t>
+      </w:r>
+      <w:r>
+        <w:t xml:space="preserve"> Our original plan is as follows:</w:t>
+      </w:r>
+    </w:p>
+    <w:tbl>
+      <w:tblPr>
+        <w:tblStyle w:val="TableGrid"/>
+        <w:tblW w:w="0" w:type="auto"/>
+        <w:tblLook w:val="04A0" w:firstRow="1" w:lastRow="0" w:firstColumn="1" w:lastColumn="0" w:noHBand="0" w:noVBand="1"/>
+      </w:tblPr>
+      <w:tblGrid>
+        <w:gridCol w:w="1673"/>
+        <w:gridCol w:w="7343"/>
+      </w:tblGrid>
+      <w:tr>
+        <w:tc>
+          <w:tcPr>
+            <w:tcW w:w="1673" w:type="dxa"/>
+            <w:shd w:val="clear" w:color="auto" w:fill="ADADAD" w:themeFill="background2" w:themeFillShade="BF"/>
+          </w:tcPr>
+          <w:p>
+            <w:r>
+              <w:t>Date</w:t>
+            </w:r>
+          </w:p>
+        </w:tc>
+        <w:tc>
+          <w:tcPr>
+            <w:tcW w:w="7343" w:type="dxa"/>
+            <w:shd w:val="clear" w:color="auto" w:fill="ADADAD" w:themeFill="background2" w:themeFillShade="BF"/>
+          </w:tcPr>
+          <w:p>
+            <w:r>
+              <w:t>Main goals/Expectation</w:t>
+            </w:r>
+          </w:p>
+        </w:tc>
+      </w:tr>
+      <w:tr>
+        <w:tc>
+          <w:tcPr>
+            <w:tcW w:w="1673" w:type="dxa"/>
+            <w:shd w:val="clear" w:color="auto" w:fill="D1D1D1" w:themeFill="background2" w:themeFillShade="E6"/>
+          </w:tcPr>
+          <w:p>
+            <w:r>
+              <w:t>02/02/26</w:t>
+            </w:r>
+          </w:p>
+        </w:tc>
+        <w:tc>
+          <w:tcPr>
+            <w:tcW w:w="7343" w:type="dxa"/>
+          </w:tcPr>
+          <w:p>
+            <w:r>
+              <w:t>Have basic working build implemented for one user</w:t>
+            </w:r>
+          </w:p>
+        </w:tc>
+      </w:tr>
+      <w:tr>
+        <w:tc>
+          <w:tcPr>
+            <w:tcW w:w="1673" w:type="dxa"/>
+            <w:shd w:val="clear" w:color="auto" w:fill="D1D1D1" w:themeFill="background2" w:themeFillShade="E6"/>
+          </w:tcPr>
+          <w:p>
+            <w:r>
+              <w:t>16/02/26</w:t>
+            </w:r>
+          </w:p>
+        </w:tc>
+        <w:tc>
+          <w:tcPr>
+            <w:tcW w:w="7343" w:type="dxa"/>
+          </w:tcPr>
+          <w:p>
+            <w:r>
+              <w:t>Implement AI questioning and first fully developed game</w:t>
+            </w:r>
+          </w:p>
+        </w:tc>
+      </w:tr>
+      <w:tr>
+        <w:tc>
+          <w:tcPr>
+            <w:tcW w:w="1673" w:type="dxa"/>
+            <w:shd w:val="clear" w:color="auto" w:fill="D1D1D1" w:themeFill="background2" w:themeFillShade="E6"/>
+          </w:tcPr>
+          <w:p>
+            <w:r>
+              <w:t>02/03/26</w:t>
+            </w:r>
+          </w:p>
+        </w:tc>
+        <w:tc>
+          <w:tcPr>
+            <w:tcW w:w="7343" w:type="dxa"/>
+          </w:tcPr>
+          <w:p>
+            <w:r>
+              <w:t>Host on university servers. Have multiple demo users available</w:t>
+            </w:r>
+          </w:p>
+        </w:tc>
+      </w:tr>
+      <w:tr>
+        <w:tc>
+          <w:tcPr>
+            <w:tcW w:w="1673" w:type="dxa"/>
+            <w:shd w:val="clear" w:color="auto" w:fill="D1D1D1" w:themeFill="background2" w:themeFillShade="E6"/>
+          </w:tcPr>
+          <w:p>
+            <w:r>
+              <w:t>16/03/26</w:t>
+            </w:r>
+          </w:p>
+        </w:tc>
+        <w:tc>
+          <w:tcPr>
+            <w:tcW w:w="7343" w:type="dxa"/>
+          </w:tcPr>
+          <w:p>
+            <w:r>
+              <w:t>Implement host functionality (score views and player management)</w:t>
+            </w:r>
+          </w:p>
+        </w:tc>
+      </w:tr>
+      <w:tr>
+        <w:tc>
+          <w:tcPr>
+            <w:tcW w:w="1673" w:type="dxa"/>
+            <w:shd w:val="clear" w:color="auto" w:fill="D1D1D1" w:themeFill="background2" w:themeFillShade="E6"/>
+          </w:tcPr>
+          <w:p>
+            <w:r>
+              <w:t>30/03/26</w:t>
+            </w:r>
+          </w:p>
+        </w:tc>
+        <w:tc>
+          <w:tcPr>
+            <w:tcW w:w="7343" w:type="dxa"/>
+          </w:tcPr>
+          <w:p>
+            <w:r>
+              <w:t>Implement custom users via account creation</w:t>
+            </w:r>
+          </w:p>
+        </w:tc>
+      </w:tr>
+      <w:tr>
+        <w:tc>
+          <w:tcPr>
+            <w:tcW w:w="1673" w:type="dxa"/>
+            <w:shd w:val="clear" w:color="auto" w:fill="D1D1D1" w:themeFill="background2" w:themeFillShade="E6"/>
+          </w:tcPr>
+          <w:p>
+            <w:r>
+              <w:t>20/04/26</w:t>
+            </w:r>
+          </w:p>
+        </w:tc>
+        <w:tc>
+          <w:tcPr>
+            <w:tcW w:w="7343" w:type="dxa"/>
+          </w:tcPr>
+          <w:p>
+            <w:r>
+              <w:t>Track users play data including scores</w:t>
+            </w:r>
+          </w:p>
+        </w:tc>
+      </w:tr>
+      <w:tr>
+        <w:tc>
+          <w:tcPr>
+            <w:tcW w:w="1673" w:type="dxa"/>
+            <w:shd w:val="clear" w:color="auto" w:fill="D1D1D1" w:themeFill="background2" w:themeFillShade="E6"/>
+          </w:tcPr>
+          <w:p>
+            <w:r>
+              <w:t>PROCEEDING</w:t>
+            </w:r>
+          </w:p>
+        </w:tc>
+        <w:tc>
+          <w:tcPr>
+            <w:tcW w:w="7343" w:type="dxa"/>
+          </w:tcPr>
+          <w:p>
+            <w:r>
+              <w:t>Refinement + functional user testing</w:t>
+            </w:r>
+          </w:p>
+        </w:tc>
+      </w:tr>
+    </w:tbl>
+    <w:p>
+      <w:pPr>
+        <w:rPr>
+          <w:rStyle w:val="SubtleEmphasis"/>
+        </w:rPr>
+      </w:pPr>
+      <w:r>
+        <w:rPr>
+          <w:rStyle w:val="SubtleEmphasis"/>
+        </w:rPr>
+        <w:t>Figure 1 – Second semester sprint plans</w:t>
+      </w:r>
+    </w:p>
+    <w:p>
+      <w:r>
+        <w:tab/>
+      </w:r>
+      <w:r>
+        <w:rPr>
+          <w:rStyle w:val="SubtleEmphasis"/>
+          <w:i w:val="0"/>
+          <w:iCs w:val="0"/>
+          <w:color w:val="auto"/>
+        </w:rPr>
+        <w:t>Following is a visual representation of this in the form of a Gantt chart</w:t>
+      </w:r>
+      <w:r>
+        <w:rPr>
+          <w:rStyle w:val="SubtleEmphasis"/>
+          <w:i w:val="0"/>
+          <w:iCs w:val="0"/>
+          <w:color w:val="auto"/>
+        </w:rPr>
+        <w:t xml:space="preserve">. This has been made via GPT-5.1 with the input from </w:t>
+      </w:r>
+      <w:r>
+        <w:rPr>
+          <w:rStyle w:val="SubtleEmphasis"/>
+        </w:rPr>
+        <w:t>Figure</w:t>
+      </w:r>
+      <w:r>
+        <w:rPr>
+          <w:rStyle w:val="SubtleEmphasis"/>
+        </w:rPr>
+        <w:t xml:space="preserve"> 1</w:t>
+      </w:r>
+      <w:r>
+        <w:rPr>
+          <w:rStyle w:val="SubtleEmphasis"/>
+          <w:i w:val="0"/>
+          <w:iCs w:val="0"/>
+          <w:color w:val="auto"/>
+        </w:rPr>
+        <w:t>.</w:t>
+      </w:r>
+    </w:p>
+    <w:p>
+      <w:r>
+        <w:rPr>
+          <w:i/>
+          <w:iCs/>
+          <w:noProof/>
+          <w:color w:val="404040" w:themeColor="text1" w:themeTint="BF"/>
+        </w:rPr>
+        <w:lastRenderedPageBreak/>
+        <w:drawing>
+          <wp:inline distT="0" distB="0" distL="0" distR="0" wp14:anchorId="636B8A80" wp14:editId="27A23531">
+            <wp:extent cx="5731510" cy="2865755"/>
+            <wp:effectExtent l="0" t="0" r="2540" b="0"/>
+            <wp:docPr id="1281284086" name="Picture 1" descr="A graph with multiple colored rectangles&#10;&#10;AI-generated content may be incorrect."/>
+            <wp:cNvGraphicFramePr>
+              <a:graphicFrameLocks xmlns:a="http://schemas.openxmlformats.org/drawingml/2006/main" noChangeAspect="1"/>
+            </wp:cNvGraphicFramePr>
+            <a:graphic xmlns:a="http://schemas.openxmlformats.org/drawingml/2006/main">
+              <a:graphicData uri="http://schemas.openxmlformats.org/drawingml/2006/picture">
+                <pic:pic xmlns:pic="http://schemas.openxmlformats.org/drawingml/2006/picture">
+                  <pic:nvPicPr>
+                    <pic:cNvPr id="1281284086" name="Picture 1" descr="A graph with multiple colored rectangles&#10;&#10;AI-generated content may be incorrect."/>
+                    <pic:cNvPicPr/>
+                  </pic:nvPicPr>
+                  <pic:blipFill>
+                    <a:blip r:embed="rId6">
+                      <a:extLst>
+                        <a:ext uri="{28A0092B-C50C-407E-A947-70E740481C1C}">
+                          <a14:useLocalDpi xmlns:a14="http://schemas.microsoft.com/office/drawing/2010/main" val="0"/>
+                        </a:ext>
+                      </a:extLst>
+                    </a:blip>
+                    <a:stretch>
+                      <a:fillRect/>
+                    </a:stretch>
+                  </pic:blipFill>
+                  <pic:spPr>
+                    <a:xfrm>
+                      <a:off x="0" y="0"/>
+                      <a:ext cx="5731510" cy="2865755"/>
+                    </a:xfrm>
+                    <a:prstGeom prst="rect">
+                      <a:avLst/>
+                    </a:prstGeom>
+                  </pic:spPr>
+                </pic:pic>
+              </a:graphicData>
+            </a:graphic>
+          </wp:inline>
+        </w:drawing>
+      </w:r>
+    </w:p>
+    <w:p>
+      <w:pPr>
+        <w:rPr>
+          <w:rStyle w:val="SubtleEmphasis"/>
+        </w:rPr>
+      </w:pPr>
+      <w:r>
+        <w:rPr>
+          <w:rStyle w:val="SubtleEmphasis"/>
+        </w:rPr>
+        <w:t>Figure 2 – Sprint plans diagram</w:t>
+      </w:r>
+    </w:p>
+    <w:p>
+      <w:r>
+        <w:tab/>
+      </w:r>
+      <w:r>
+        <w:t xml:space="preserve">The </w:t>
+      </w:r>
+      <w:r>
+        <w:t xml:space="preserve">initial plan made was </w:t>
+      </w:r>
+      <w:r>
+        <w:t xml:space="preserve">too single task focused for our </w:t>
+      </w:r>
+      <w:r>
+        <w:t xml:space="preserve">group and development approach. We quickly realised that </w:t>
+      </w:r>
+      <w:r>
+        <w:t>it would be better to handle these tasks (for example the ‘AI questioning’ or ‘host functionality</w:t>
+      </w:r>
+      <w:r>
+        <w:t xml:space="preserve">’ individually and collate these later to create one </w:t>
+      </w:r>
+      <w:r>
+        <w:t>solid solution.</w:t>
+      </w:r>
+    </w:p>
+    <w:p>
+      <w:r>
+        <w:tab/>
+        <w:t xml:space="preserve">Whilst we did attempt to work on the same items at the same time originally, we </w:t>
+      </w:r>
+      <w:r>
+        <w:t xml:space="preserve">had difficulties with conflicting work where certain </w:t>
+      </w:r>
+      <w:r>
+        <w:t>productions were overlapping with someone else’s work.</w:t>
+      </w:r>
+      <w:r>
+        <w:t xml:space="preserve"> Breaking our work up by building a basic framework </w:t>
+      </w:r>
+      <w:r>
+        <w:t>and having people work on separate areas worked seamlessly. This also helped</w:t>
+      </w:r>
+      <w:r>
+        <w:t xml:space="preserve"> to keep</w:t>
+      </w:r>
+      <w:r>
+        <w:t xml:space="preserve"> consistency in design – especially when wireframes and designs had been made.</w:t>
+      </w:r>
+    </w:p>
     <w:p/>
     <w:p>
       <w:pPr>
+        <w:pStyle w:val="Heading2"/>
+        <w:rPr>
+          <w:rStyle w:val="SubtleEmphasis"/>
+        </w:rPr>
+      </w:pPr>
+      <w:bookmarkStart w:id="4" w:name="_Toc228020507"/>
+      <w:r>
+        <w:t>Sprint planning/execution</w:t>
+      </w:r>
+      <w:r>
+        <w:rPr>
+          <w:rStyle w:val="SubtleEmphasis"/>
+        </w:rPr>
+        <w:t>: (Marc Jones)</w:t>
+      </w:r>
+      <w:bookmarkEnd w:id="4"/>
+    </w:p>
+    <w:p>
+      <w:r>
+        <w:tab/>
+      </w:r>
+      <w:r>
+        <w:t xml:space="preserve">In </w:t>
+      </w:r>
+      <w:r>
+        <w:t xml:space="preserve">alignment with our development approach, we worked on our website in cycles. </w:t>
+      </w:r>
+      <w:r>
+        <w:t xml:space="preserve">These spanned from two to three weeks </w:t>
+      </w:r>
+      <w:r>
+        <w:rPr>
+          <w:rStyle w:val="SubtleEmphasis"/>
+        </w:rPr>
+        <w:t>(more on this in ‘Development Methodology’)</w:t>
+      </w:r>
+      <w:r>
+        <w:t xml:space="preserve">. </w:t>
+      </w:r>
+    </w:p>
+    <w:p>
+      <w:r>
+        <w:tab/>
+      </w:r>
+      <w:r>
+        <w:t xml:space="preserve">We were given the opportunity to have planned sprint meetings with our </w:t>
+      </w:r>
+      <w:r>
+        <w:t>module leader</w:t>
+      </w:r>
+      <w:r>
+        <w:t xml:space="preserve"> D</w:t>
+      </w:r>
+      <w:r>
+        <w:t>r</w:t>
+      </w:r>
+      <w:r>
+        <w:t xml:space="preserve"> Ji</w:t>
+      </w:r>
+      <w:r>
+        <w:t>-</w:t>
+      </w:r>
+      <w:r>
+        <w:t>J</w:t>
+      </w:r>
+      <w:r>
+        <w:t>ian</w:t>
+      </w:r>
+      <w:r>
+        <w:t xml:space="preserve"> C</w:t>
+      </w:r>
+      <w:r>
+        <w:t>hin</w:t>
+      </w:r>
+      <w:r>
+        <w:t>(</w:t>
+      </w:r>
+      <w:r>
+        <w:t>Lecturer in Computer Science</w:t>
+      </w:r>
+      <w:r>
+        <w:t xml:space="preserve">). In these meetings we would discuss our progress. </w:t>
+      </w:r>
+      <w:r>
+        <w:t>This would be presented to Dr Chin and we would receive his feedback</w:t>
+      </w:r>
+      <w:r>
+        <w:t xml:space="preserve">. </w:t>
+      </w:r>
+      <w:r>
+        <w:t xml:space="preserve">These also provided us with an opportunity to </w:t>
+      </w:r>
+      <w:r>
+        <w:t xml:space="preserve">present any roadblocks we faced and ask for support on how to address them. </w:t>
+      </w:r>
+      <w:r>
+        <w:t xml:space="preserve">These proved extremely useful </w:t>
+      </w:r>
+      <w:r>
+        <w:t xml:space="preserve">in </w:t>
+      </w:r>
+      <w:r>
+        <w:t xml:space="preserve">guiding us in the right direction along with providing motivation to </w:t>
+      </w:r>
+      <w:r>
+        <w:t>complete our work.</w:t>
+      </w:r>
+    </w:p>
+    <w:p>
+      <w:r>
+        <w:tab/>
+      </w:r>
+      <w:r>
+        <w:t xml:space="preserve">We would then hold a meeting </w:t>
+      </w:r>
+      <w:r>
+        <w:t xml:space="preserve">in the following days to discuss exactly what our next steps would be and assign work </w:t>
+      </w:r>
+      <w:r>
+        <w:t xml:space="preserve">based on each individual’s skills. Evidence of </w:t>
+      </w:r>
+      <w:r>
+        <w:lastRenderedPageBreak/>
+        <w:t>these meetings can be found in the</w:t>
+      </w:r>
+      <w:r>
+        <w:t xml:space="preserve"> </w:t>
+      </w:r>
+      <w:hyperlink w:anchor="_References" w:history="1">
+        <w:r>
+          <w:rPr>
+            <w:rStyle w:val="Hyperlink"/>
+          </w:rPr>
+          <w:t>references</w:t>
+        </w:r>
+      </w:hyperlink>
+      <w:r>
+        <w:t xml:space="preserve"> (under ‘meeting minutes’). </w:t>
+      </w:r>
+      <w:r>
+        <w:t xml:space="preserve">Typically, these would be held within one to two days of our </w:t>
+      </w:r>
+      <w:r>
+        <w:t>sprint meetings.</w:t>
+      </w:r>
+    </w:p>
+    <w:p>
+      <w:r>
+        <w:tab/>
+        <w:t xml:space="preserve">Future sprint planning would happen here, making sure everyone is accepting of their development role and </w:t>
+      </w:r>
+      <w:r>
+        <w:t>future plans</w:t>
+      </w:r>
+      <w:r>
+        <w:t xml:space="preserve">. </w:t>
+      </w:r>
+      <w:r>
+        <w:t xml:space="preserve">Discussion on </w:t>
+      </w:r>
+      <w:r>
+        <w:t xml:space="preserve">the direction of the website and future hurdles would be discussed here and attempted to </w:t>
+      </w:r>
+      <w:r>
+        <w:t>resolve amongst ourselves.</w:t>
+      </w:r>
+    </w:p>
+    <w:p>
+      <w:r>
+        <w:tab/>
+        <w:t>These sprin</w:t>
+      </w:r>
+      <w:r>
+        <w:t xml:space="preserve">t plans would be recorded and updated appropriately in our shared </w:t>
+      </w:r>
+      <w:hyperlink w:anchor="_References" w:history="1">
+        <w:r>
+          <w:rPr>
+            <w:rStyle w:val="Hyperlink"/>
+          </w:rPr>
+          <w:t>Trello board</w:t>
+        </w:r>
+      </w:hyperlink>
+      <w:r>
+        <w:t>.</w:t>
+      </w:r>
+      <w:r>
+        <w:t xml:space="preserve"> </w:t>
+      </w:r>
+      <w:r>
+        <w:t xml:space="preserve">Here, we can create </w:t>
+      </w:r>
+      <w:r>
+        <w:t xml:space="preserve">checklists as a sort of ‘to-do’ list for the coming weeks. Each item would detail what tasks </w:t>
+      </w:r>
+      <w:r>
+        <w:t>need to be completed alongside which member is assigned to it.</w:t>
+      </w:r>
+    </w:p>
+    <w:p>
+      <w:r>
+        <w:tab/>
+        <w:t xml:space="preserve">Upon completion of the tasks, we would </w:t>
+      </w:r>
+      <w:r>
+        <w:t>place a tick off the releva</w:t>
+      </w:r>
+      <w:r>
+        <w:t xml:space="preserve">nt card, signifying its completion. Would then also communicate this with the others through a </w:t>
+      </w:r>
+      <w:r>
+        <w:t xml:space="preserve">shared group message to keep everyone as </w:t>
+      </w:r>
+      <w:r>
+        <w:t>up to date</w:t>
+      </w:r>
+      <w:r>
+        <w:t xml:space="preserve">. </w:t>
+      </w:r>
+    </w:p>
+    <w:p>
+      <w:r>
+        <w:drawing>
+          <wp:inline distT="0" distB="0" distL="0" distR="0" wp14:anchorId="2D6585CB" wp14:editId="2ACA7BD6">
+            <wp:extent cx="2828756" cy="3972296"/>
+            <wp:effectExtent l="0" t="0" r="0" b="0"/>
+            <wp:docPr id="6104249" name="Picture 1"/>
+            <wp:cNvGraphicFramePr>
+              <a:graphicFrameLocks xmlns:a="http://schemas.openxmlformats.org/drawingml/2006/main" noChangeAspect="1"/>
+            </wp:cNvGraphicFramePr>
+            <a:graphic xmlns:a="http://schemas.openxmlformats.org/drawingml/2006/main">
+              <a:graphicData uri="http://schemas.openxmlformats.org/drawingml/2006/picture">
+                <pic:pic xmlns:pic="http://schemas.openxmlformats.org/drawingml/2006/picture">
+                  <pic:nvPicPr>
+                    <pic:cNvPr id="6104249" name=""/>
+                    <pic:cNvPicPr/>
+                  </pic:nvPicPr>
+                  <pic:blipFill>
+                    <a:blip r:embed="rId7"/>
+                    <a:stretch>
+                      <a:fillRect/>
+                    </a:stretch>
+                  </pic:blipFill>
+                  <pic:spPr>
+                    <a:xfrm>
+                      <a:off x="0" y="0"/>
+                      <a:ext cx="2843645" cy="3993205"/>
+                    </a:xfrm>
+                    <a:prstGeom prst="rect">
+                      <a:avLst/>
+                    </a:prstGeom>
+                  </pic:spPr>
+                </pic:pic>
+              </a:graphicData>
+            </a:graphic>
+          </wp:inline>
+        </w:drawing>
+      </w:r>
+    </w:p>
+    <w:p>
+      <w:pPr>
+        <w:rPr>
+          <w:rStyle w:val="SubtleEmphasis"/>
+        </w:rPr>
+      </w:pPr>
+      <w:r>
+        <w:rPr>
+          <w:rStyle w:val="SubtleEmphasis"/>
+        </w:rPr>
+        <w:t>Figure 1 – Completed sprint example</w:t>
+      </w:r>
+    </w:p>
+    <w:p>
+      <w:r>
+        <w:tab/>
+      </w:r>
+      <w:r>
+        <w:t xml:space="preserve">When planning our sprints, we attempted to </w:t>
+      </w:r>
+      <w:r>
+        <w:t xml:space="preserve">assign work around each members </w:t>
+      </w:r>
+      <w:r>
+        <w:t xml:space="preserve">preferences and speciality. This allowed us to work on areas that we feel comfortable </w:t>
+      </w:r>
+      <w:r>
+        <w:t>and confident with to produce the best outcome possible. Following is a rough breakdown of each of our strengths and responsibilities:</w:t>
+      </w:r>
+    </w:p>
+    <w:p/>
+    <w:tbl>
+      <w:tblPr>
+        <w:tblStyle w:val="TableGrid"/>
+        <w:tblW w:w="0" w:type="auto"/>
+        <w:tblLook w:val="04A0" w:firstRow="1" w:lastRow="0" w:firstColumn="1" w:lastColumn="0" w:noHBand="0" w:noVBand="1"/>
+      </w:tblPr>
+      <w:tblGrid>
+        <w:gridCol w:w="1271"/>
+        <w:gridCol w:w="4394"/>
+        <w:gridCol w:w="3351"/>
+      </w:tblGrid>
+      <w:tr>
+        <w:tc>
+          <w:tcPr>
+            <w:tcW w:w="1271" w:type="dxa"/>
+          </w:tcPr>
+          <w:p>
+            <w:r>
+              <w:lastRenderedPageBreak/>
+              <w:t>Name</w:t>
+            </w:r>
+          </w:p>
+        </w:tc>
+        <w:tc>
+          <w:tcPr>
+            <w:tcW w:w="4394" w:type="dxa"/>
+          </w:tcPr>
+          <w:p>
+            <w:r>
+              <w:t>Strengths/background</w:t>
+            </w:r>
+          </w:p>
+        </w:tc>
+        <w:tc>
+          <w:tcPr>
+            <w:tcW w:w="3351" w:type="dxa"/>
+          </w:tcPr>
+          <w:p>
+            <w:r>
+              <w:t>Responsibility</w:t>
+            </w:r>
+          </w:p>
+        </w:tc>
+      </w:tr>
+      <w:tr>
+        <w:tc>
+          <w:tcPr>
+            <w:tcW w:w="1271" w:type="dxa"/>
+          </w:tcPr>
+          <w:p>
+            <w:r>
+              <w:t>Marc</w:t>
+            </w:r>
+          </w:p>
+        </w:tc>
+        <w:tc>
+          <w:tcPr>
+            <w:tcW w:w="4394" w:type="dxa"/>
+          </w:tcPr>
+          <w:p>
+            <w:r>
+              <w:t xml:space="preserve">Game </w:t>
+            </w:r>
+            <w:r>
+              <w:t>design/development</w:t>
+            </w:r>
+          </w:p>
+          <w:p>
+            <w:r>
+              <w:t xml:space="preserve">Web based </w:t>
+            </w:r>
+            <w:r>
+              <w:t>game creation</w:t>
+            </w:r>
+          </w:p>
+        </w:tc>
+        <w:tc>
+          <w:tcPr>
+            <w:tcW w:w="3351" w:type="dxa"/>
+          </w:tcPr>
+          <w:p>
+            <w:r>
+              <w:t>Mini game creation</w:t>
+            </w:r>
+          </w:p>
+          <w:p>
+            <w:r>
+              <w:t>AI implementation</w:t>
+            </w:r>
+          </w:p>
+          <w:p>
+            <w:r>
+              <w:t>Game loop</w:t>
+            </w:r>
+          </w:p>
+        </w:tc>
+      </w:tr>
+      <w:tr>
+        <w:tc>
+          <w:tcPr>
+            <w:tcW w:w="1271" w:type="dxa"/>
+          </w:tcPr>
+          <w:p>
+            <w:r>
+              <w:t>Aarju</w:t>
+            </w:r>
+          </w:p>
+        </w:tc>
+        <w:tc>
+          <w:tcPr>
+            <w:tcW w:w="4394" w:type="dxa"/>
+          </w:tcPr>
+          <w:p>
+            <w:r>
+              <w:t>HTML</w:t>
+            </w:r>
+          </w:p>
+          <w:p>
+            <w:r>
+              <w:t>Design</w:t>
+            </w:r>
+          </w:p>
+        </w:tc>
+        <w:tc>
+          <w:tcPr>
+            <w:tcW w:w="3351" w:type="dxa"/>
+          </w:tcPr>
+          <w:p>
+            <w:r>
+              <w:t xml:space="preserve">Frontend </w:t>
+            </w:r>
+            <w:r>
+              <w:t>structure</w:t>
+            </w:r>
+          </w:p>
+          <w:p>
+            <w:r>
+              <w:t>Website design</w:t>
+            </w:r>
+          </w:p>
+          <w:p>
+            <w:r>
+              <w:t>Data storage</w:t>
+            </w:r>
+          </w:p>
+        </w:tc>
+      </w:tr>
+      <w:tr>
+        <w:tc>
+          <w:tcPr>
+            <w:tcW w:w="1271" w:type="dxa"/>
+          </w:tcPr>
+          <w:p>
+            <w:r>
+              <w:t>Edward</w:t>
+            </w:r>
+          </w:p>
+        </w:tc>
+        <w:tc>
+          <w:tcPr>
+            <w:tcW w:w="4394" w:type="dxa"/>
+          </w:tcPr>
+          <w:p>
+            <w:r>
+              <w:t>Cyber Security</w:t>
+            </w:r>
+          </w:p>
+          <w:p>
+            <w:r>
+              <w:t>Game development</w:t>
+            </w:r>
+          </w:p>
+        </w:tc>
+        <w:tc>
+          <w:tcPr>
+            <w:tcW w:w="3351" w:type="dxa"/>
+          </w:tcPr>
+          <w:p>
+            <w:r>
+              <w:t>Mini game creation</w:t>
+            </w:r>
+          </w:p>
+          <w:p>
+            <w:r>
+              <w:t>Multiplayer implementation</w:t>
+            </w:r>
+          </w:p>
+        </w:tc>
+      </w:tr>
+      <w:tr>
+        <w:tc>
+          <w:tcPr>
+            <w:tcW w:w="1271" w:type="dxa"/>
+          </w:tcPr>
+          <w:p>
+            <w:r>
+              <w:t>Nicholai</w:t>
+            </w:r>
+          </w:p>
+        </w:tc>
+        <w:tc>
+          <w:tcPr>
+            <w:tcW w:w="4394" w:type="dxa"/>
+          </w:tcPr>
+          <w:p>
+            <w:r>
+              <w:t>Cyber Security</w:t>
+            </w:r>
+          </w:p>
+          <w:p>
+            <w:r>
+              <w:t>Networks</w:t>
+            </w:r>
+          </w:p>
+        </w:tc>
+        <w:tc>
+          <w:tcPr>
+            <w:tcW w:w="3351" w:type="dxa"/>
+          </w:tcPr>
+          <w:p>
+            <w:r>
+              <w:t>Sound design</w:t>
+            </w:r>
+          </w:p>
+          <w:p>
+            <w:r>
+              <w:t>Data storage</w:t>
+            </w:r>
+          </w:p>
+        </w:tc>
+      </w:tr>
+    </w:tbl>
+    <w:p>
+      <w:pPr>
+        <w:rPr>
+          <w:rStyle w:val="SubtleEmphasis"/>
+        </w:rPr>
+      </w:pPr>
+      <w:r>
+        <w:rPr>
+          <w:rStyle w:val="SubtleEmphasis"/>
+        </w:rPr>
+        <w:t xml:space="preserve">Figure 2 </w:t>
+      </w:r>
+      <w:r>
+        <w:rPr>
+          <w:rStyle w:val="SubtleEmphasis"/>
+        </w:rPr>
+        <w:t>–</w:t>
+      </w:r>
+      <w:r>
+        <w:rPr>
+          <w:rStyle w:val="SubtleEmphasis"/>
+        </w:rPr>
+        <w:t xml:space="preserve"> </w:t>
+      </w:r>
+      <w:r>
+        <w:rPr>
+          <w:rStyle w:val="SubtleEmphasis"/>
+        </w:rPr>
+        <w:t>Work breakdown per person</w:t>
+      </w:r>
+    </w:p>
+    <w:p>
+      <w:bookmarkStart w:id="5" w:name="_Toc228020508"/>
+      <w:r>
+        <w:tab/>
+        <w:t xml:space="preserve">As shown in this table </w:t>
+      </w:r>
+      <w:r>
+        <w:rPr>
+          <w:rStyle w:val="SubtleEmphasis"/>
+        </w:rPr>
+        <w:t>(figure 2)</w:t>
+      </w:r>
+      <w:r>
+        <w:t xml:space="preserve">, </w:t>
+      </w:r>
+      <w:r>
+        <w:t xml:space="preserve">we were mostly able to stick to our backgrounds for this project. There are a few </w:t>
+      </w:r>
+      <w:r>
+        <w:t xml:space="preserve">examples of individuals working outside of their </w:t>
+      </w:r>
+      <w:r>
+        <w:t>area of expertise,</w:t>
+      </w:r>
+      <w:r>
+        <w:t xml:space="preserve"> but this provided us with a great way of expanding our knowledge of computing principles and share this new-found knowledge with the group for further support, not just with this project but also in our academic </w:t>
+      </w:r>
+      <w:r>
+        <w:t>careers</w:t>
+      </w:r>
+      <w:r>
+        <w:t>.</w:t>
+      </w:r>
+    </w:p>
+    <w:p>
+      <w:pPr>
         <w:pStyle w:val="Heading1"/>
       </w:pPr>
-      <w:bookmarkStart w:id="3" w:name="_Toc227958817"/>
       <w:r>
         <w:t>Detailed System Design</w:t>
       </w:r>
-      <w:bookmarkEnd w:id="3"/>
+      <w:bookmarkEnd w:id="5"/>
     </w:p>
     <w:p>
       <w:pPr>
         <w:pStyle w:val="Heading2"/>
       </w:pPr>
-      <w:bookmarkStart w:id="4" w:name="_Toc227958818"/>
+      <w:bookmarkStart w:id="6" w:name="_Toc228020509"/>
       <w:r>
         <w:t>Diagrams</w:t>
       </w:r>
-      <w:bookmarkEnd w:id="4"/>
+      <w:bookmarkEnd w:id="6"/>
     </w:p>
     <w:p>
       <w:pPr>
@@ -1245,7 +2382,7 @@
         </w:numPr>
       </w:pPr>
       <w:r>
-        <w:t>User stories</w:t>
+        <w:t>Wireframes?</w:t>
       </w:r>
     </w:p>
     <w:p>
@@ -1332,21 +2469,28 @@
         <w:t>UML diagrams</w:t>
       </w:r>
     </w:p>
+    <w:p/>
+    <w:p/>
+    <w:p/>
+    <w:p/>
     <w:p>
       <w:pPr>
         <w:pStyle w:val="Heading3"/>
       </w:pPr>
-      <w:bookmarkStart w:id="5" w:name="_Toc227958819"/>
-      <w:r>
+      <w:bookmarkStart w:id="7" w:name="_Toc228020510"/>
+      <w:r>
+        <w:rPr>
+          <w:rStyle w:val="Heading2Char"/>
+        </w:rPr>
         <w:t>User Stories</w:t>
       </w:r>
-      <w:bookmarkEnd w:id="5"/>
       <w:r>
         <w:rPr>
           <w:rStyle w:val="SubtleEmphasis"/>
         </w:rPr>
         <w:t>: (Marc Jones)</w:t>
       </w:r>
+      <w:bookmarkEnd w:id="7"/>
     </w:p>
     <w:p>
       <w:r>
@@ -1367,6 +2511,9 @@
     </w:p>
     <w:p>
       <w:r>
+        <w:rPr>
+          <w:noProof/>
+        </w:rPr>
         <w:lastRenderedPageBreak/>
         <w:drawing>
           <wp:inline distT="0" distB="0" distL="0" distR="0" wp14:anchorId="3EEA261A" wp14:editId="6511AC11">
@@ -1384,7 +2531,7 @@
                     <pic:cNvPicPr/>
                   </pic:nvPicPr>
                   <pic:blipFill>
-                    <a:blip r:embed="rId6"/>
+                    <a:blip r:embed="rId8"/>
                     <a:stretch>
                       <a:fillRect/>
                     </a:stretch>
@@ -1436,15 +2583,7 @@
         <w:t xml:space="preserve">tasks. Whilst it may appear that the students only have one option, this </w:t>
       </w:r>
       <w:r>
-        <w:t xml:space="preserve">is varied through the </w:t>
-      </w:r>
-      <w:proofErr w:type="gramStart"/>
-      <w:r>
-        <w:t>teachers</w:t>
-      </w:r>
-      <w:proofErr w:type="gramEnd"/>
-      <w:r>
-        <w:t xml:space="preserve"> ability to upload questions for them</w:t>
+        <w:t>is varied through the teachers ability to upload questions for them</w:t>
       </w:r>
       <w:r>
         <w:t>.</w:t>
@@ -1452,16 +2591,15 @@
     </w:p>
     <w:p/>
     <w:p/>
-    <w:p/>
     <w:p>
       <w:pPr>
         <w:pStyle w:val="Heading2"/>
       </w:pPr>
-      <w:bookmarkStart w:id="6" w:name="_Toc227958820"/>
+      <w:bookmarkStart w:id="8" w:name="_Toc228020511"/>
       <w:r>
         <w:t>Integration methods</w:t>
       </w:r>
-      <w:bookmarkEnd w:id="6"/>
+      <w:bookmarkEnd w:id="8"/>
     </w:p>
     <w:p>
       <w:pPr>
@@ -1497,7 +2635,7 @@
           <w:color w:val="0F4761" w:themeColor="accent1" w:themeShade="BF"/>
         </w:rPr>
       </w:pPr>
-      <w:bookmarkStart w:id="7" w:name="_Toc227958821"/>
+      <w:bookmarkStart w:id="9" w:name="_Toc228020512"/>
       <w:r>
         <w:t>AI integration</w:t>
       </w:r>
@@ -1513,7 +2651,7 @@
         </w:rPr>
         <w:t>(Marc Jones)</w:t>
       </w:r>
-      <w:bookmarkEnd w:id="7"/>
+      <w:bookmarkEnd w:id="9"/>
     </w:p>
     <w:p>
       <w:pPr>
@@ -1609,15 +2747,12 @@
       </w:r>
       <w:proofErr w:type="spellEnd"/>
       <w:r>
-        <w:t xml:space="preserve">’. This program allows you to run and interact with larger AI models locally. This allows you to either use </w:t>
-      </w:r>
+        <w:t>’. This program allows you to run and interact with larger AI models locally. This allows you to either use these models inside the application itself or interact with it via an API. Due to the models being run locally, this means data is kept private</w:t>
+      </w:r>
+    </w:p>
+    <w:p>
       <w:r>
         <w:lastRenderedPageBreak/>
-        <w:t>these models inside the application itself or interact with it via an API. Due to the models being run locally, this means data is kept private</w:t>
-      </w:r>
-    </w:p>
-    <w:p>
-      <w:r>
         <w:tab/>
         <w:t xml:space="preserve">In this case, we are using </w:t>
       </w:r>
@@ -1665,7 +2800,7 @@
                     <pic:cNvPicPr/>
                   </pic:nvPicPr>
                   <pic:blipFill>
-                    <a:blip r:embed="rId7"/>
+                    <a:blip r:embed="rId9"/>
                     <a:stretch>
                       <a:fillRect/>
                     </a:stretch>
@@ -1791,11 +2926,11 @@
     <w:p>
       <w:r>
         <w:tab/>
-        <w:t xml:space="preserve">This model is going to serve one very specific purpose. Generating questions and answers. To make results consistent and user friendly, a generic prompt ‘template’ will </w:t>
+        <w:t xml:space="preserve">This model is going to serve one very specific purpose. Generating questions and answers. To make results consistent and user friendly, a generic prompt ‘template’ will be used (within the backend of the website structure). Here, a user (in this case, a teacher) will simply input a topic that they would like to answer questions about and </w:t>
       </w:r>
       <w:r>
         <w:lastRenderedPageBreak/>
-        <w:t xml:space="preserve">be used (within the backend of the website structure). Here, a user (in this case, a teacher) will simply input a topic that they would like to answer questions about and press generate. This will then produce a given number of </w:t>
+        <w:t xml:space="preserve">press generate. This will then produce a given number of </w:t>
       </w:r>
       <w:r>
         <w:t>multiple-choice</w:t>
@@ -1807,15 +2942,7 @@
     <w:p>
       <w:r>
         <w:tab/>
-        <w:t xml:space="preserve">The output of this prompt is given in a JSON format so that these questions can be easily managed by the larger server structure and be saved on the user’s device (locally) to be used </w:t>
-      </w:r>
-      <w:proofErr w:type="gramStart"/>
-      <w:r>
-        <w:t>at a later date</w:t>
-      </w:r>
-      <w:proofErr w:type="gramEnd"/>
-      <w:r>
-        <w:t>.</w:t>
+        <w:t>The output of this prompt is given in a JSON format so that these questions can be easily managed by the larger server structure and be saved on the user’s device (locally) to be used at a later date.</w:t>
       </w:r>
     </w:p>
     <w:p>
@@ -1835,6 +2962,7 @@
           <w:szCs w:val="20"/>
         </w:rPr>
       </w:pPr>
+      <w:proofErr w:type="spellStart"/>
       <w:r>
         <w:rPr>
           <w:rFonts w:ascii="Consolas" w:hAnsi="Consolas"/>
@@ -1842,7 +2970,17 @@
           <w:sz w:val="20"/>
           <w:szCs w:val="20"/>
         </w:rPr>
-        <w:t xml:space="preserve">const </w:t>
+        <w:t>const</w:t>
+      </w:r>
+      <w:proofErr w:type="spellEnd"/>
+      <w:r>
+        <w:rPr>
+          <w:rFonts w:ascii="Consolas" w:hAnsi="Consolas"/>
+          <w:color w:val="215E99" w:themeColor="text2" w:themeTint="BF"/>
+          <w:sz w:val="20"/>
+          <w:szCs w:val="20"/>
+        </w:rPr>
+        <w:t xml:space="preserve"> </w:t>
       </w:r>
       <w:proofErr w:type="spellStart"/>
       <w:r>
@@ -2818,6 +3956,7 @@
           <w:szCs w:val="20"/>
         </w:rPr>
       </w:pPr>
+      <w:proofErr w:type="spellStart"/>
       <w:r>
         <w:rPr>
           <w:rFonts w:ascii="Consolas" w:hAnsi="Consolas"/>
@@ -2834,7 +3973,17 @@
           <w:sz w:val="20"/>
           <w:szCs w:val="20"/>
         </w:rPr>
-        <w:t xml:space="preserve">onst </w:t>
+        <w:t>onst</w:t>
+      </w:r>
+      <w:proofErr w:type="spellEnd"/>
+      <w:r>
+        <w:rPr>
+          <w:rFonts w:ascii="Consolas" w:hAnsi="Consolas"/>
+          <w:color w:val="EE0000"/>
+          <w:sz w:val="20"/>
+          <w:szCs w:val="20"/>
+        </w:rPr>
+        <w:t xml:space="preserve"> </w:t>
       </w:r>
       <w:r>
         <w:rPr>
@@ -3331,7 +4480,7 @@
       <w:r>
         <w:t xml:space="preserve">question set (from </w:t>
       </w:r>
-      <w:hyperlink r:id="rId8" w:history="1">
+      <w:hyperlink r:id="rId10" w:history="1">
         <w:r>
           <w:rPr>
             <w:rStyle w:val="Hyperlink"/>
@@ -3404,6 +4553,7 @@
           <w:szCs w:val="20"/>
         </w:rPr>
       </w:pPr>
+      <w:proofErr w:type="spellStart"/>
       <w:r>
         <w:rPr>
           <w:rFonts w:ascii="Consolas" w:hAnsi="Consolas"/>
@@ -3411,7 +4561,17 @@
           <w:sz w:val="20"/>
           <w:szCs w:val="20"/>
         </w:rPr>
-        <w:t xml:space="preserve">const </w:t>
+        <w:t>const</w:t>
+      </w:r>
+      <w:proofErr w:type="spellEnd"/>
+      <w:r>
+        <w:rPr>
+          <w:rFonts w:ascii="Consolas" w:hAnsi="Consolas"/>
+          <w:color w:val="EE0000"/>
+          <w:sz w:val="20"/>
+          <w:szCs w:val="20"/>
+        </w:rPr>
+        <w:t xml:space="preserve"> </w:t>
       </w:r>
       <w:proofErr w:type="spellStart"/>
       <w:r>
@@ -3528,6 +4688,7 @@
           <w:szCs w:val="20"/>
         </w:rPr>
       </w:pPr>
+      <w:proofErr w:type="spellStart"/>
       <w:r>
         <w:rPr>
           <w:rFonts w:ascii="Consolas" w:hAnsi="Consolas"/>
@@ -3535,7 +4696,17 @@
           <w:sz w:val="20"/>
           <w:szCs w:val="20"/>
         </w:rPr>
-        <w:t xml:space="preserve">const </w:t>
+        <w:t>const</w:t>
+      </w:r>
+      <w:proofErr w:type="spellEnd"/>
+      <w:r>
+        <w:rPr>
+          <w:rFonts w:ascii="Consolas" w:hAnsi="Consolas"/>
+          <w:color w:val="EE0000"/>
+          <w:sz w:val="20"/>
+          <w:szCs w:val="20"/>
+        </w:rPr>
+        <w:t xml:space="preserve"> </w:t>
       </w:r>
       <w:proofErr w:type="spellStart"/>
       <w:r>
@@ -3652,6 +4823,7 @@
           <w:szCs w:val="20"/>
         </w:rPr>
       </w:pPr>
+      <w:proofErr w:type="spellStart"/>
       <w:r>
         <w:rPr>
           <w:rFonts w:ascii="Consolas" w:hAnsi="Consolas"/>
@@ -3659,7 +4831,17 @@
           <w:sz w:val="20"/>
           <w:szCs w:val="20"/>
         </w:rPr>
-        <w:t xml:space="preserve">const </w:t>
+        <w:t>const</w:t>
+      </w:r>
+      <w:proofErr w:type="spellEnd"/>
+      <w:r>
+        <w:rPr>
+          <w:rFonts w:ascii="Consolas" w:hAnsi="Consolas"/>
+          <w:color w:val="EE0000"/>
+          <w:sz w:val="20"/>
+          <w:szCs w:val="20"/>
+        </w:rPr>
+        <w:t xml:space="preserve"> </w:t>
       </w:r>
       <w:proofErr w:type="spellStart"/>
       <w:r>
@@ -4014,13 +5196,8 @@
       <w:r>
         <w:t xml:space="preserve"> It does so </w:t>
       </w:r>
-      <w:proofErr w:type="gramStart"/>
-      <w:r>
-        <w:t>following</w:t>
-      </w:r>
-      <w:proofErr w:type="gramEnd"/>
-      <w:r>
-        <w:t xml:space="preserve"> a template contained in the </w:t>
+      <w:r>
+        <w:t xml:space="preserve">following a template contained in the </w:t>
       </w:r>
       <w:r>
         <w:t xml:space="preserve">HTML </w:t>
@@ -4092,7 +5269,47 @@
           <w:sz w:val="20"/>
           <w:szCs w:val="20"/>
         </w:rPr>
-        <w:t>    const template = document.getElementById("</w:t>
+        <w:t xml:space="preserve">    </w:t>
+      </w:r>
+      <w:proofErr w:type="spellStart"/>
+      <w:r>
+        <w:rPr>
+          <w:rFonts w:ascii="Consolas" w:hAnsi="Consolas"/>
+          <w:color w:val="EB7A41"/>
+          <w:sz w:val="20"/>
+          <w:szCs w:val="20"/>
+        </w:rPr>
+        <w:t>const</w:t>
+      </w:r>
+      <w:proofErr w:type="spellEnd"/>
+      <w:r>
+        <w:rPr>
+          <w:rFonts w:ascii="Consolas" w:hAnsi="Consolas"/>
+          <w:color w:val="EB7A41"/>
+          <w:sz w:val="20"/>
+          <w:szCs w:val="20"/>
+        </w:rPr>
+        <w:t xml:space="preserve"> template = </w:t>
+      </w:r>
+      <w:proofErr w:type="spellStart"/>
+      <w:r>
+        <w:rPr>
+          <w:rFonts w:ascii="Consolas" w:hAnsi="Consolas"/>
+          <w:color w:val="EB7A41"/>
+          <w:sz w:val="20"/>
+          <w:szCs w:val="20"/>
+        </w:rPr>
+        <w:t>document.getElementById</w:t>
+      </w:r>
+      <w:proofErr w:type="spellEnd"/>
+      <w:r>
+        <w:rPr>
+          <w:rFonts w:ascii="Consolas" w:hAnsi="Consolas"/>
+          <w:color w:val="EB7A41"/>
+          <w:sz w:val="20"/>
+          <w:szCs w:val="20"/>
+        </w:rPr>
+        <w:t>("</w:t>
       </w:r>
       <w:proofErr w:type="spellStart"/>
       <w:r>
@@ -4133,7 +5350,27 @@
           <w:sz w:val="20"/>
           <w:szCs w:val="20"/>
         </w:rPr>
-        <w:t xml:space="preserve">    const clone = </w:t>
+        <w:t xml:space="preserve">    </w:t>
+      </w:r>
+      <w:proofErr w:type="spellStart"/>
+      <w:r>
+        <w:rPr>
+          <w:rFonts w:ascii="Consolas" w:hAnsi="Consolas"/>
+          <w:color w:val="EB7A41"/>
+          <w:sz w:val="20"/>
+          <w:szCs w:val="20"/>
+        </w:rPr>
+        <w:t>const</w:t>
+      </w:r>
+      <w:proofErr w:type="spellEnd"/>
+      <w:r>
+        <w:rPr>
+          <w:rFonts w:ascii="Consolas" w:hAnsi="Consolas"/>
+          <w:color w:val="EB7A41"/>
+          <w:sz w:val="20"/>
+          <w:szCs w:val="20"/>
+        </w:rPr>
+        <w:t xml:space="preserve"> clone = </w:t>
       </w:r>
       <w:proofErr w:type="spellStart"/>
       <w:r>
@@ -4206,7 +5443,47 @@
           <w:sz w:val="20"/>
           <w:szCs w:val="20"/>
         </w:rPr>
-        <w:t>("#qNum").id = "qNum" + Qcount;</w:t>
+        <w:t>("#</w:t>
+      </w:r>
+      <w:proofErr w:type="spellStart"/>
+      <w:r>
+        <w:rPr>
+          <w:rFonts w:ascii="Consolas" w:hAnsi="Consolas"/>
+          <w:color w:val="EB7A41"/>
+          <w:sz w:val="20"/>
+          <w:szCs w:val="20"/>
+        </w:rPr>
+        <w:t>qNum</w:t>
+      </w:r>
+      <w:proofErr w:type="spellEnd"/>
+      <w:r>
+        <w:rPr>
+          <w:rFonts w:ascii="Consolas" w:hAnsi="Consolas"/>
+          <w:color w:val="EB7A41"/>
+          <w:sz w:val="20"/>
+          <w:szCs w:val="20"/>
+        </w:rPr>
+        <w:t>").id = "</w:t>
+      </w:r>
+      <w:proofErr w:type="spellStart"/>
+      <w:r>
+        <w:rPr>
+          <w:rFonts w:ascii="Consolas" w:hAnsi="Consolas"/>
+          <w:color w:val="EB7A41"/>
+          <w:sz w:val="20"/>
+          <w:szCs w:val="20"/>
+        </w:rPr>
+        <w:t>qNum</w:t>
+      </w:r>
+      <w:proofErr w:type="spellEnd"/>
+      <w:r>
+        <w:rPr>
+          <w:rFonts w:ascii="Consolas" w:hAnsi="Consolas"/>
+          <w:color w:val="EB7A41"/>
+          <w:sz w:val="20"/>
+          <w:szCs w:val="20"/>
+        </w:rPr>
+        <w:t>" + Qcount;</w:t>
       </w:r>
     </w:p>
     <w:p>
@@ -4288,7 +5565,47 @@
           <w:sz w:val="20"/>
           <w:szCs w:val="20"/>
         </w:rPr>
-        <w:t>("#aNum").id = "aNum" + Qcount;</w:t>
+        <w:t>("#</w:t>
+      </w:r>
+      <w:proofErr w:type="spellStart"/>
+      <w:r>
+        <w:rPr>
+          <w:rFonts w:ascii="Consolas" w:hAnsi="Consolas"/>
+          <w:color w:val="EB7A41"/>
+          <w:sz w:val="20"/>
+          <w:szCs w:val="20"/>
+        </w:rPr>
+        <w:t>aNum</w:t>
+      </w:r>
+      <w:proofErr w:type="spellEnd"/>
+      <w:r>
+        <w:rPr>
+          <w:rFonts w:ascii="Consolas" w:hAnsi="Consolas"/>
+          <w:color w:val="EB7A41"/>
+          <w:sz w:val="20"/>
+          <w:szCs w:val="20"/>
+        </w:rPr>
+        <w:t>").id = "</w:t>
+      </w:r>
+      <w:proofErr w:type="spellStart"/>
+      <w:r>
+        <w:rPr>
+          <w:rFonts w:ascii="Consolas" w:hAnsi="Consolas"/>
+          <w:color w:val="EB7A41"/>
+          <w:sz w:val="20"/>
+          <w:szCs w:val="20"/>
+        </w:rPr>
+        <w:t>aNum</w:t>
+      </w:r>
+      <w:proofErr w:type="spellEnd"/>
+      <w:r>
+        <w:rPr>
+          <w:rFonts w:ascii="Consolas" w:hAnsi="Consolas"/>
+          <w:color w:val="EB7A41"/>
+          <w:sz w:val="20"/>
+          <w:szCs w:val="20"/>
+        </w:rPr>
+        <w:t>" + Qcount;</w:t>
       </w:r>
     </w:p>
     <w:p>
@@ -4493,7 +5810,47 @@
           <w:sz w:val="20"/>
           <w:szCs w:val="20"/>
         </w:rPr>
-        <w:t>("#cNum").id = "cNum" + Qcount;</w:t>
+        <w:t>("#</w:t>
+      </w:r>
+      <w:proofErr w:type="spellStart"/>
+      <w:r>
+        <w:rPr>
+          <w:rFonts w:ascii="Consolas" w:hAnsi="Consolas"/>
+          <w:color w:val="EB7A41"/>
+          <w:sz w:val="20"/>
+          <w:szCs w:val="20"/>
+        </w:rPr>
+        <w:t>cNum</w:t>
+      </w:r>
+      <w:proofErr w:type="spellEnd"/>
+      <w:r>
+        <w:rPr>
+          <w:rFonts w:ascii="Consolas" w:hAnsi="Consolas"/>
+          <w:color w:val="EB7A41"/>
+          <w:sz w:val="20"/>
+          <w:szCs w:val="20"/>
+        </w:rPr>
+        <w:t>").id = "</w:t>
+      </w:r>
+      <w:proofErr w:type="spellStart"/>
+      <w:r>
+        <w:rPr>
+          <w:rFonts w:ascii="Consolas" w:hAnsi="Consolas"/>
+          <w:color w:val="EB7A41"/>
+          <w:sz w:val="20"/>
+          <w:szCs w:val="20"/>
+        </w:rPr>
+        <w:t>cNum</w:t>
+      </w:r>
+      <w:proofErr w:type="spellEnd"/>
+      <w:r>
+        <w:rPr>
+          <w:rFonts w:ascii="Consolas" w:hAnsi="Consolas"/>
+          <w:color w:val="EB7A41"/>
+          <w:sz w:val="20"/>
+          <w:szCs w:val="20"/>
+        </w:rPr>
+        <w:t>" + Qcount;</w:t>
       </w:r>
     </w:p>
     <w:p>
@@ -4567,7 +5924,27 @@
           <w:sz w:val="20"/>
           <w:szCs w:val="20"/>
         </w:rPr>
-        <w:t>    document.getElementById("container").</w:t>
+        <w:t xml:space="preserve">    </w:t>
+      </w:r>
+      <w:proofErr w:type="spellStart"/>
+      <w:r>
+        <w:rPr>
+          <w:rFonts w:ascii="Consolas" w:hAnsi="Consolas"/>
+          <w:color w:val="EB7A41"/>
+          <w:sz w:val="20"/>
+          <w:szCs w:val="20"/>
+        </w:rPr>
+        <w:t>document.getElementById</w:t>
+      </w:r>
+      <w:proofErr w:type="spellEnd"/>
+      <w:r>
+        <w:rPr>
+          <w:rFonts w:ascii="Consolas" w:hAnsi="Consolas"/>
+          <w:color w:val="EB7A41"/>
+          <w:sz w:val="20"/>
+          <w:szCs w:val="20"/>
+        </w:rPr>
+        <w:t>("container").</w:t>
       </w:r>
       <w:proofErr w:type="spellStart"/>
       <w:r>
@@ -5406,15 +6783,7 @@
         <w:t xml:space="preserve">The first few lines are used to convert </w:t>
       </w:r>
       <w:r>
-        <w:t xml:space="preserve">the JSON format into a </w:t>
-      </w:r>
-      <w:proofErr w:type="gramStart"/>
-      <w:r>
-        <w:t>one dimensional</w:t>
-      </w:r>
-      <w:proofErr w:type="gramEnd"/>
-      <w:r>
-        <w:t xml:space="preserve"> array (QandAs)</w:t>
+        <w:t>the JSON format into a one dimensional array (QandAs)</w:t>
       </w:r>
       <w:r>
         <w:t xml:space="preserve">. </w:t>
@@ -5593,7 +6962,27 @@
           <w:sz w:val="20"/>
           <w:szCs w:val="20"/>
         </w:rPr>
-        <w:t xml:space="preserve">    const </w:t>
+        <w:t xml:space="preserve">    </w:t>
+      </w:r>
+      <w:proofErr w:type="spellStart"/>
+      <w:r>
+        <w:rPr>
+          <w:rFonts w:ascii="Consolas" w:hAnsi="Consolas"/>
+          <w:color w:val="EB7A41"/>
+          <w:sz w:val="20"/>
+          <w:szCs w:val="20"/>
+        </w:rPr>
+        <w:t>const</w:t>
+      </w:r>
+      <w:proofErr w:type="spellEnd"/>
+      <w:r>
+        <w:rPr>
+          <w:rFonts w:ascii="Consolas" w:hAnsi="Consolas"/>
+          <w:color w:val="EB7A41"/>
+          <w:sz w:val="20"/>
+          <w:szCs w:val="20"/>
+        </w:rPr>
+        <w:t xml:space="preserve"> </w:t>
       </w:r>
       <w:proofErr w:type="spellStart"/>
       <w:r>
@@ -5792,7 +7181,27 @@
           <w:sz w:val="20"/>
           <w:szCs w:val="20"/>
         </w:rPr>
-        <w:t xml:space="preserve"> = document.getElementById("Correct" + i).value;</w:t>
+        <w:t xml:space="preserve"> = </w:t>
+      </w:r>
+      <w:proofErr w:type="spellStart"/>
+      <w:r>
+        <w:rPr>
+          <w:rFonts w:ascii="Consolas" w:hAnsi="Consolas"/>
+          <w:color w:val="EB7A41"/>
+          <w:sz w:val="20"/>
+          <w:szCs w:val="20"/>
+        </w:rPr>
+        <w:t>document.getElementById</w:t>
+      </w:r>
+      <w:proofErr w:type="spellEnd"/>
+      <w:r>
+        <w:rPr>
+          <w:rFonts w:ascii="Consolas" w:hAnsi="Consolas"/>
+          <w:color w:val="EB7A41"/>
+          <w:sz w:val="20"/>
+          <w:szCs w:val="20"/>
+        </w:rPr>
+        <w:t>("Correct" + i).value;</w:t>
       </w:r>
     </w:p>
     <w:p>
@@ -5990,7 +7399,27 @@
           <w:sz w:val="20"/>
           <w:szCs w:val="20"/>
         </w:rPr>
-        <w:t xml:space="preserve">    const </w:t>
+        <w:t xml:space="preserve">    </w:t>
+      </w:r>
+      <w:proofErr w:type="spellStart"/>
+      <w:r>
+        <w:rPr>
+          <w:rFonts w:ascii="Consolas" w:hAnsi="Consolas"/>
+          <w:color w:val="EB7A41"/>
+          <w:sz w:val="20"/>
+          <w:szCs w:val="20"/>
+        </w:rPr>
+        <w:t>const</w:t>
+      </w:r>
+      <w:proofErr w:type="spellEnd"/>
+      <w:r>
+        <w:rPr>
+          <w:rFonts w:ascii="Consolas" w:hAnsi="Consolas"/>
+          <w:color w:val="EB7A41"/>
+          <w:sz w:val="20"/>
+          <w:szCs w:val="20"/>
+        </w:rPr>
+        <w:t xml:space="preserve"> </w:t>
       </w:r>
       <w:proofErr w:type="spellStart"/>
       <w:r>
@@ -6156,7 +7585,27 @@
           <w:sz w:val="20"/>
           <w:szCs w:val="20"/>
         </w:rPr>
-        <w:t xml:space="preserve">    const link = </w:t>
+        <w:t xml:space="preserve">    </w:t>
+      </w:r>
+      <w:proofErr w:type="spellStart"/>
+      <w:r>
+        <w:rPr>
+          <w:rFonts w:ascii="Consolas" w:hAnsi="Consolas"/>
+          <w:color w:val="EB7A41"/>
+          <w:sz w:val="20"/>
+          <w:szCs w:val="20"/>
+        </w:rPr>
+        <w:t>const</w:t>
+      </w:r>
+      <w:proofErr w:type="spellEnd"/>
+      <w:r>
+        <w:rPr>
+          <w:rFonts w:ascii="Consolas" w:hAnsi="Consolas"/>
+          <w:color w:val="EB7A41"/>
+          <w:sz w:val="20"/>
+          <w:szCs w:val="20"/>
+        </w:rPr>
+        <w:t xml:space="preserve"> link = </w:t>
       </w:r>
       <w:proofErr w:type="spellStart"/>
       <w:r>
@@ -6504,27 +7953,7 @@
           <w:iCs w:val="0"/>
           <w:color w:val="auto"/>
         </w:rPr>
-        <w:t xml:space="preserve">. It takes this data and stores it into </w:t>
-      </w:r>
-      <w:proofErr w:type="gramStart"/>
-      <w:r>
-        <w:rPr>
-          <w:rStyle w:val="IntenseEmphasis"/>
-          <w:i w:val="0"/>
-          <w:iCs w:val="0"/>
-          <w:color w:val="auto"/>
-        </w:rPr>
-        <w:t>a the</w:t>
-      </w:r>
-      <w:proofErr w:type="gramEnd"/>
-      <w:r>
-        <w:rPr>
-          <w:rStyle w:val="IntenseEmphasis"/>
-          <w:i w:val="0"/>
-          <w:iCs w:val="0"/>
-          <w:color w:val="auto"/>
-        </w:rPr>
-        <w:t xml:space="preserve"> variable ‘</w:t>
+        <w:t>. It takes this data and stores it into a the variable ‘</w:t>
       </w:r>
       <w:proofErr w:type="spellStart"/>
       <w:r>
@@ -6763,7 +8192,7 @@
                     <pic:cNvPicPr/>
                   </pic:nvPicPr>
                   <pic:blipFill>
-                    <a:blip r:embed="rId9"/>
+                    <a:blip r:embed="rId11"/>
                     <a:stretch>
                       <a:fillRect/>
                     </a:stretch>
@@ -7063,7 +8492,7 @@
           <w:rStyle w:val="SubtleEmphasis"/>
         </w:rPr>
       </w:pPr>
-      <w:bookmarkStart w:id="8" w:name="_Toc227958822"/>
+      <w:bookmarkStart w:id="10" w:name="_Toc228020513"/>
       <w:r>
         <w:t>Game Development</w:t>
       </w:r>
@@ -7076,7 +8505,7 @@
         </w:rPr>
         <w:t>(Marc Jones)</w:t>
       </w:r>
-      <w:bookmarkEnd w:id="8"/>
+      <w:bookmarkEnd w:id="10"/>
     </w:p>
     <w:p>
       <w:r>
@@ -7100,13 +8529,8 @@
       <w:pPr>
         <w:ind w:firstLine="720"/>
       </w:pPr>
-      <w:proofErr w:type="gramStart"/>
-      <w:r>
-        <w:t>The majority of</w:t>
-      </w:r>
-      <w:proofErr w:type="gramEnd"/>
-      <w:r>
-        <w:t xml:space="preserve"> </w:t>
+      <w:r>
+        <w:t xml:space="preserve">The majority of </w:t>
       </w:r>
       <w:r>
         <w:t xml:space="preserve">the </w:t>
@@ -7168,6 +8592,9 @@
         <w:tab/>
       </w:r>
       <w:r>
+        <w:rPr>
+          <w:noProof/>
+        </w:rPr>
         <w:drawing>
           <wp:inline distT="0" distB="0" distL="0" distR="0" wp14:anchorId="27AB8737" wp14:editId="1023ABC5">
             <wp:extent cx="5731510" cy="2354580"/>
@@ -7184,7 +8611,7 @@
                     <pic:cNvPicPr/>
                   </pic:nvPicPr>
                   <pic:blipFill>
-                    <a:blip r:embed="rId10"/>
+                    <a:blip r:embed="rId12"/>
                     <a:stretch>
                       <a:fillRect/>
                     </a:stretch>
@@ -7388,6 +8815,9 @@
     </w:p>
     <w:p>
       <w:r>
+        <w:rPr>
+          <w:noProof/>
+        </w:rPr>
         <w:lastRenderedPageBreak/>
         <w:drawing>
           <wp:inline distT="0" distB="0" distL="0" distR="0" wp14:anchorId="2783FD1E" wp14:editId="08FD2CDB">
@@ -7405,7 +8835,7 @@
                     <pic:cNvPicPr/>
                   </pic:nvPicPr>
                   <pic:blipFill>
-                    <a:blip r:embed="rId11"/>
+                    <a:blip r:embed="rId13"/>
                     <a:stretch>
                       <a:fillRect/>
                     </a:stretch>
@@ -7441,6 +8871,9 @@
     </w:p>
     <w:p>
       <w:r>
+        <w:rPr>
+          <w:noProof/>
+        </w:rPr>
         <w:drawing>
           <wp:inline distT="0" distB="0" distL="0" distR="0" wp14:anchorId="3645D84B" wp14:editId="4C39DDA0">
             <wp:extent cx="2668398" cy="2526493"/>
@@ -7457,7 +8890,7 @@
                     <pic:cNvPicPr/>
                   </pic:nvPicPr>
                   <pic:blipFill>
-                    <a:blip r:embed="rId12"/>
+                    <a:blip r:embed="rId14"/>
                     <a:stretch>
                       <a:fillRect/>
                     </a:stretch>
@@ -7478,6 +8911,9 @@
         </w:drawing>
       </w:r>
       <w:r>
+        <w:rPr>
+          <w:noProof/>
+        </w:rPr>
         <w:drawing>
           <wp:inline distT="0" distB="0" distL="0" distR="0" wp14:anchorId="5AEE3ADF" wp14:editId="005576D9">
             <wp:extent cx="2699031" cy="2526492"/>
@@ -7494,7 +8930,7 @@
                     <pic:cNvPicPr/>
                   </pic:nvPicPr>
                   <pic:blipFill>
-                    <a:blip r:embed="rId13"/>
+                    <a:blip r:embed="rId15"/>
                     <a:stretch>
                       <a:fillRect/>
                     </a:stretch>
@@ -7638,25 +9074,7 @@
           <w:i w:val="0"/>
           <w:iCs w:val="0"/>
         </w:rPr>
-        <w:t xml:space="preserve">Any overhang from a dropped block on top of the previous one is removed, creating a </w:t>
-      </w:r>
-      <w:proofErr w:type="gramStart"/>
-      <w:r>
-        <w:rPr>
-          <w:rStyle w:val="SubtleEmphasis"/>
-          <w:i w:val="0"/>
-          <w:iCs w:val="0"/>
-        </w:rPr>
-        <w:t>smaller and smaller</w:t>
-      </w:r>
-      <w:proofErr w:type="gramEnd"/>
-      <w:r>
-        <w:rPr>
-          <w:rStyle w:val="SubtleEmphasis"/>
-          <w:i w:val="0"/>
-          <w:iCs w:val="0"/>
-        </w:rPr>
-        <w:t xml:space="preserve"> platform to land on until you eventually miss entirely. Points are awarded </w:t>
+        <w:t xml:space="preserve">Any overhang from a dropped block on top of the previous one is removed, creating a smaller and smaller platform to land on until you eventually miss entirely. Points are awarded </w:t>
       </w:r>
       <w:r>
         <w:rPr>
@@ -7788,25 +9206,7 @@
           <w:i w:val="0"/>
           <w:iCs w:val="0"/>
         </w:rPr>
-        <w:t>– moving left (</w:t>
-      </w:r>
-      <w:proofErr w:type="gramStart"/>
-      <w:r>
-        <w:rPr>
-          <w:rStyle w:val="SubtleEmphasis"/>
-          <w:i w:val="0"/>
-          <w:iCs w:val="0"/>
-        </w:rPr>
-        <w:t>similar to</w:t>
-      </w:r>
-      <w:proofErr w:type="gramEnd"/>
-      <w:r>
-        <w:rPr>
-          <w:rStyle w:val="SubtleEmphasis"/>
-          <w:i w:val="0"/>
-          <w:iCs w:val="0"/>
-        </w:rPr>
-        <w:t xml:space="preserve"> jumper). However, obstacles have a gap located </w:t>
+        <w:t xml:space="preserve">– moving left (similar to jumper). However, obstacles have a gap located </w:t>
       </w:r>
       <w:r>
         <w:rPr>
@@ -7936,18 +9336,8 @@
           <w:i w:val="0"/>
           <w:iCs w:val="0"/>
         </w:rPr>
-        <w:t xml:space="preserve">gather the players mini game </w:t>
-      </w:r>
-      <w:proofErr w:type="gramStart"/>
-      <w:r>
-        <w:rPr>
-          <w:rStyle w:val="SubtleEmphasis"/>
-          <w:i w:val="0"/>
-          <w:iCs w:val="0"/>
-        </w:rPr>
-        <w:t>outcome</w:t>
-      </w:r>
-      <w:proofErr w:type="gramEnd"/>
+        <w:t>gather the players mini game outcome</w:t>
+      </w:r>
       <w:r>
         <w:rPr>
           <w:rStyle w:val="SubtleEmphasis"/>
@@ -8193,7 +9583,27 @@
           <w:sz w:val="20"/>
           <w:szCs w:val="20"/>
         </w:rPr>
-        <w:t xml:space="preserve">        const </w:t>
+        <w:t xml:space="preserve">        </w:t>
+      </w:r>
+      <w:proofErr w:type="spellStart"/>
+      <w:r>
+        <w:rPr>
+          <w:rFonts w:ascii="Consolas" w:hAnsi="Consolas"/>
+          <w:color w:val="EB7A41"/>
+          <w:sz w:val="20"/>
+          <w:szCs w:val="20"/>
+        </w:rPr>
+        <w:t>const</w:t>
+      </w:r>
+      <w:proofErr w:type="spellEnd"/>
+      <w:r>
+        <w:rPr>
+          <w:rFonts w:ascii="Consolas" w:hAnsi="Consolas"/>
+          <w:color w:val="EB7A41"/>
+          <w:sz w:val="20"/>
+          <w:szCs w:val="20"/>
+        </w:rPr>
+        <w:t xml:space="preserve"> </w:t>
       </w:r>
       <w:proofErr w:type="spellStart"/>
       <w:r>
@@ -8683,7 +10093,27 @@
           <w:sz w:val="20"/>
           <w:szCs w:val="20"/>
         </w:rPr>
-        <w:t xml:space="preserve">    const </w:t>
+        <w:t xml:space="preserve">    </w:t>
+      </w:r>
+      <w:proofErr w:type="spellStart"/>
+      <w:r>
+        <w:rPr>
+          <w:rFonts w:ascii="Consolas" w:hAnsi="Consolas"/>
+          <w:color w:val="EB7A41"/>
+          <w:sz w:val="20"/>
+          <w:szCs w:val="20"/>
+        </w:rPr>
+        <w:t>const</w:t>
+      </w:r>
+      <w:proofErr w:type="spellEnd"/>
+      <w:r>
+        <w:rPr>
+          <w:rFonts w:ascii="Consolas" w:hAnsi="Consolas"/>
+          <w:color w:val="EB7A41"/>
+          <w:sz w:val="20"/>
+          <w:szCs w:val="20"/>
+        </w:rPr>
+        <w:t xml:space="preserve"> </w:t>
       </w:r>
       <w:proofErr w:type="spellStart"/>
       <w:r>
@@ -8703,28 +10133,68 @@
           <w:sz w:val="20"/>
           <w:szCs w:val="20"/>
         </w:rPr>
-        <w:t xml:space="preserve"> = document.getElementById('status');</w:t>
-      </w:r>
-    </w:p>
-    <w:p>
-      <w:pPr>
-        <w:shd w:val="clear" w:color="auto" w:fill="000000" w:themeFill="text1"/>
-        <w:spacing w:after="0" w:line="240" w:lineRule="auto"/>
-        <w:rPr>
-          <w:rFonts w:ascii="Consolas" w:hAnsi="Consolas"/>
-          <w:color w:val="EB7A41"/>
-          <w:sz w:val="20"/>
-          <w:szCs w:val="20"/>
-        </w:rPr>
-      </w:pPr>
-      <w:r>
-        <w:rPr>
-          <w:rFonts w:ascii="Consolas" w:hAnsi="Consolas"/>
-          <w:color w:val="EB7A41"/>
-          <w:sz w:val="20"/>
-          <w:szCs w:val="20"/>
-        </w:rPr>
-        <w:t xml:space="preserve">    const </w:t>
+        <w:t xml:space="preserve"> = </w:t>
+      </w:r>
+      <w:proofErr w:type="spellStart"/>
+      <w:r>
+        <w:rPr>
+          <w:rFonts w:ascii="Consolas" w:hAnsi="Consolas"/>
+          <w:color w:val="EB7A41"/>
+          <w:sz w:val="20"/>
+          <w:szCs w:val="20"/>
+        </w:rPr>
+        <w:t>document.getElementById</w:t>
+      </w:r>
+      <w:proofErr w:type="spellEnd"/>
+      <w:r>
+        <w:rPr>
+          <w:rFonts w:ascii="Consolas" w:hAnsi="Consolas"/>
+          <w:color w:val="EB7A41"/>
+          <w:sz w:val="20"/>
+          <w:szCs w:val="20"/>
+        </w:rPr>
+        <w:t>('status');</w:t>
+      </w:r>
+    </w:p>
+    <w:p>
+      <w:pPr>
+        <w:shd w:val="clear" w:color="auto" w:fill="000000" w:themeFill="text1"/>
+        <w:spacing w:after="0" w:line="240" w:lineRule="auto"/>
+        <w:rPr>
+          <w:rFonts w:ascii="Consolas" w:hAnsi="Consolas"/>
+          <w:color w:val="EB7A41"/>
+          <w:sz w:val="20"/>
+          <w:szCs w:val="20"/>
+        </w:rPr>
+      </w:pPr>
+      <w:r>
+        <w:rPr>
+          <w:rFonts w:ascii="Consolas" w:hAnsi="Consolas"/>
+          <w:color w:val="EB7A41"/>
+          <w:sz w:val="20"/>
+          <w:szCs w:val="20"/>
+        </w:rPr>
+        <w:t xml:space="preserve">    </w:t>
+      </w:r>
+      <w:proofErr w:type="spellStart"/>
+      <w:r>
+        <w:rPr>
+          <w:rFonts w:ascii="Consolas" w:hAnsi="Consolas"/>
+          <w:color w:val="EB7A41"/>
+          <w:sz w:val="20"/>
+          <w:szCs w:val="20"/>
+        </w:rPr>
+        <w:t>const</w:t>
+      </w:r>
+      <w:proofErr w:type="spellEnd"/>
+      <w:r>
+        <w:rPr>
+          <w:rFonts w:ascii="Consolas" w:hAnsi="Consolas"/>
+          <w:color w:val="EB7A41"/>
+          <w:sz w:val="20"/>
+          <w:szCs w:val="20"/>
+        </w:rPr>
+        <w:t xml:space="preserve"> </w:t>
       </w:r>
       <w:proofErr w:type="spellStart"/>
       <w:r>
@@ -8785,7 +10255,27 @@
           <w:sz w:val="20"/>
           <w:szCs w:val="20"/>
         </w:rPr>
-        <w:t xml:space="preserve">    const team = </w:t>
+        <w:t xml:space="preserve">    </w:t>
+      </w:r>
+      <w:proofErr w:type="spellStart"/>
+      <w:r>
+        <w:rPr>
+          <w:rFonts w:ascii="Consolas" w:hAnsi="Consolas"/>
+          <w:color w:val="EB7A41"/>
+          <w:sz w:val="20"/>
+          <w:szCs w:val="20"/>
+        </w:rPr>
+        <w:t>const</w:t>
+      </w:r>
+      <w:proofErr w:type="spellEnd"/>
+      <w:r>
+        <w:rPr>
+          <w:rFonts w:ascii="Consolas" w:hAnsi="Consolas"/>
+          <w:color w:val="EB7A41"/>
+          <w:sz w:val="20"/>
+          <w:szCs w:val="20"/>
+        </w:rPr>
+        <w:t xml:space="preserve"> team = </w:t>
       </w:r>
       <w:proofErr w:type="spellStart"/>
       <w:r>
@@ -8826,7 +10316,27 @@
           <w:sz w:val="20"/>
           <w:szCs w:val="20"/>
         </w:rPr>
-        <w:t xml:space="preserve">    const </w:t>
+        <w:t xml:space="preserve">    </w:t>
+      </w:r>
+      <w:proofErr w:type="spellStart"/>
+      <w:r>
+        <w:rPr>
+          <w:rFonts w:ascii="Consolas" w:hAnsi="Consolas"/>
+          <w:color w:val="EB7A41"/>
+          <w:sz w:val="20"/>
+          <w:szCs w:val="20"/>
+        </w:rPr>
+        <w:t>const</w:t>
+      </w:r>
+      <w:proofErr w:type="spellEnd"/>
+      <w:r>
+        <w:rPr>
+          <w:rFonts w:ascii="Consolas" w:hAnsi="Consolas"/>
+          <w:color w:val="EB7A41"/>
+          <w:sz w:val="20"/>
+          <w:szCs w:val="20"/>
+        </w:rPr>
+        <w:t xml:space="preserve"> </w:t>
       </w:r>
       <w:proofErr w:type="spellStart"/>
       <w:r>
@@ -8907,7 +10417,27 @@
           <w:sz w:val="20"/>
           <w:szCs w:val="20"/>
         </w:rPr>
-        <w:t xml:space="preserve">    const </w:t>
+        <w:t xml:space="preserve">    </w:t>
+      </w:r>
+      <w:proofErr w:type="spellStart"/>
+      <w:r>
+        <w:rPr>
+          <w:rFonts w:ascii="Consolas" w:hAnsi="Consolas"/>
+          <w:color w:val="EB7A41"/>
+          <w:sz w:val="20"/>
+          <w:szCs w:val="20"/>
+        </w:rPr>
+        <w:t>const</w:t>
+      </w:r>
+      <w:proofErr w:type="spellEnd"/>
+      <w:r>
+        <w:rPr>
+          <w:rFonts w:ascii="Consolas" w:hAnsi="Consolas"/>
+          <w:color w:val="EB7A41"/>
+          <w:sz w:val="20"/>
+          <w:szCs w:val="20"/>
+        </w:rPr>
+        <w:t xml:space="preserve"> </w:t>
       </w:r>
       <w:proofErr w:type="spellStart"/>
       <w:r>
@@ -9021,7 +10551,27 @@
           <w:sz w:val="20"/>
           <w:szCs w:val="20"/>
         </w:rPr>
-        <w:t xml:space="preserve">        const </w:t>
+        <w:t xml:space="preserve">        </w:t>
+      </w:r>
+      <w:proofErr w:type="spellStart"/>
+      <w:r>
+        <w:rPr>
+          <w:rFonts w:ascii="Consolas" w:hAnsi="Consolas"/>
+          <w:color w:val="EB7A41"/>
+          <w:sz w:val="20"/>
+          <w:szCs w:val="20"/>
+        </w:rPr>
+        <w:t>const</w:t>
+      </w:r>
+      <w:proofErr w:type="spellEnd"/>
+      <w:r>
+        <w:rPr>
+          <w:rFonts w:ascii="Consolas" w:hAnsi="Consolas"/>
+          <w:color w:val="EB7A41"/>
+          <w:sz w:val="20"/>
+          <w:szCs w:val="20"/>
+        </w:rPr>
+        <w:t xml:space="preserve"> </w:t>
       </w:r>
       <w:proofErr w:type="spellStart"/>
       <w:r>
@@ -9249,7 +10799,27 @@
           <w:sz w:val="20"/>
           <w:szCs w:val="20"/>
         </w:rPr>
-        <w:t xml:space="preserve">        const </w:t>
+        <w:t xml:space="preserve">        </w:t>
+      </w:r>
+      <w:proofErr w:type="spellStart"/>
+      <w:r>
+        <w:rPr>
+          <w:rFonts w:ascii="Consolas" w:hAnsi="Consolas"/>
+          <w:color w:val="EB7A41"/>
+          <w:sz w:val="20"/>
+          <w:szCs w:val="20"/>
+        </w:rPr>
+        <w:t>const</w:t>
+      </w:r>
+      <w:proofErr w:type="spellEnd"/>
+      <w:r>
+        <w:rPr>
+          <w:rFonts w:ascii="Consolas" w:hAnsi="Consolas"/>
+          <w:color w:val="EB7A41"/>
+          <w:sz w:val="20"/>
+          <w:szCs w:val="20"/>
+        </w:rPr>
+        <w:t xml:space="preserve"> </w:t>
       </w:r>
       <w:proofErr w:type="spellStart"/>
       <w:r>
@@ -9505,7 +11075,27 @@
           <w:sz w:val="20"/>
           <w:szCs w:val="20"/>
         </w:rPr>
-        <w:t xml:space="preserve">        const </w:t>
+        <w:t xml:space="preserve">        </w:t>
+      </w:r>
+      <w:proofErr w:type="spellStart"/>
+      <w:r>
+        <w:rPr>
+          <w:rFonts w:ascii="Consolas" w:hAnsi="Consolas"/>
+          <w:color w:val="EB7A41"/>
+          <w:sz w:val="20"/>
+          <w:szCs w:val="20"/>
+        </w:rPr>
+        <w:t>const</w:t>
+      </w:r>
+      <w:proofErr w:type="spellEnd"/>
+      <w:r>
+        <w:rPr>
+          <w:rFonts w:ascii="Consolas" w:hAnsi="Consolas"/>
+          <w:color w:val="EB7A41"/>
+          <w:sz w:val="20"/>
+          <w:szCs w:val="20"/>
+        </w:rPr>
+        <w:t xml:space="preserve"> </w:t>
       </w:r>
       <w:proofErr w:type="spellStart"/>
       <w:r>
@@ -10326,15 +11916,7 @@
         <w:t xml:space="preserve"> It does so by checking to see if there are four or more questions left in the question bank.</w:t>
       </w:r>
       <w:r>
-        <w:t xml:space="preserve"> If sufficient question </w:t>
-      </w:r>
-      <w:proofErr w:type="gramStart"/>
-      <w:r>
-        <w:t>do</w:t>
-      </w:r>
-      <w:proofErr w:type="gramEnd"/>
-      <w:r>
-        <w:t xml:space="preserve"> remain, </w:t>
+        <w:t xml:space="preserve"> If sufficient question do remain, </w:t>
       </w:r>
       <w:r>
         <w:t>the ‘</w:t>
@@ -11144,11 +12726,11 @@
       <w:pPr>
         <w:pStyle w:val="Heading1"/>
       </w:pPr>
-      <w:bookmarkStart w:id="9" w:name="_Toc227958823"/>
+      <w:bookmarkStart w:id="11" w:name="_Toc228020514"/>
       <w:r>
         <w:t>Quality Assurance</w:t>
       </w:r>
-      <w:bookmarkEnd w:id="9"/>
+      <w:bookmarkEnd w:id="11"/>
     </w:p>
     <w:p>
       <w:pPr>
@@ -11248,11 +12830,11 @@
       <w:pPr>
         <w:pStyle w:val="Heading1"/>
       </w:pPr>
-      <w:bookmarkStart w:id="10" w:name="_Toc227958824"/>
+      <w:bookmarkStart w:id="12" w:name="_Toc228020515"/>
       <w:r>
         <w:t>Conclusion</w:t>
       </w:r>
-      <w:bookmarkEnd w:id="10"/>
+      <w:bookmarkEnd w:id="12"/>
     </w:p>
     <w:p>
       <w:pPr>
@@ -11284,11 +12866,13 @@
       <w:pPr>
         <w:pStyle w:val="Heading1"/>
       </w:pPr>
-      <w:bookmarkStart w:id="11" w:name="_Toc227958825"/>
+      <w:bookmarkStart w:id="13" w:name="_Toc228020516"/>
+      <w:bookmarkStart w:id="14" w:name="_References"/>
+      <w:bookmarkEnd w:id="14"/>
       <w:r>
         <w:t>References</w:t>
       </w:r>
-      <w:bookmarkEnd w:id="11"/>
+      <w:bookmarkEnd w:id="13"/>
     </w:p>
     <w:p>
       <w:pPr>
@@ -11302,17 +12886,52 @@
         <w:t>Any sites and/or papers cited within report</w:t>
       </w:r>
     </w:p>
+    <w:p>
+      <w:hyperlink r:id="rId16" w:history="1">
+        <w:r>
+          <w:rPr>
+            <w:rStyle w:val="Hyperlink"/>
+          </w:rPr>
+          <w:t>Meeting mi</w:t>
+        </w:r>
+        <w:r>
+          <w:rPr>
+            <w:rStyle w:val="Hyperlink"/>
+          </w:rPr>
+          <w:t>n</w:t>
+        </w:r>
+        <w:r>
+          <w:rPr>
+            <w:rStyle w:val="Hyperlink"/>
+          </w:rPr>
+          <w:t>utes</w:t>
+        </w:r>
+      </w:hyperlink>
+      <w:r>
+        <w:t xml:space="preserve"> </w:t>
+      </w:r>
+    </w:p>
+    <w:p>
+      <w:hyperlink r:id="rId17" w:history="1">
+        <w:r>
+          <w:rPr>
+            <w:rStyle w:val="Hyperlink"/>
+          </w:rPr>
+          <w:t>Group Trello board</w:t>
+        </w:r>
+      </w:hyperlink>
+    </w:p>
     <w:p/>
     <w:p/>
     <w:p>
       <w:pPr>
         <w:pStyle w:val="Heading1"/>
       </w:pPr>
-      <w:bookmarkStart w:id="12" w:name="_Toc227958826"/>
+      <w:bookmarkStart w:id="15" w:name="_Toc228020517"/>
       <w:r>
         <w:t>Appendix</w:t>
       </w:r>
-      <w:bookmarkEnd w:id="12"/>
+      <w:bookmarkEnd w:id="15"/>
     </w:p>
     <w:p>
       <w:pPr>
@@ -11323,15 +12942,7 @@
         </w:numPr>
       </w:pPr>
       <w:r>
-        <w:t xml:space="preserve">The </w:t>
-      </w:r>
-      <w:proofErr w:type="gramStart"/>
-      <w:r>
-        <w:t>1000 word</w:t>
-      </w:r>
-      <w:proofErr w:type="gramEnd"/>
-      <w:r>
-        <w:t xml:space="preserve"> CW submission evidence and evaluation file for each member (does not count towards page limit)</w:t>
+        <w:t>The 1000 word CW submission evidence and evaluation file for each member (does not count towards page limit)</w:t>
       </w:r>
     </w:p>
     <w:p/>
@@ -12263,6 +13874,95 @@
     </w:lvl>
   </w:abstractNum>
   <w:abstractNum w:abstractNumId="10" w15:restartNumberingAfterBreak="0">
+    <w:nsid w:val="7754365E"/>
+    <w:multiLevelType w:val="hybridMultilevel"/>
+    <w:tmpl w:val="DE1C6A70"/>
+    <w:lvl w:ilvl="0" w:tplc="FFFFFFFF">
+      <w:start w:val="1"/>
+      <w:numFmt w:val="decimal"/>
+      <w:lvlText w:val="%1."/>
+      <w:lvlJc w:val="left"/>
+      <w:pPr>
+        <w:ind w:left="720" w:hanging="360"/>
+      </w:pPr>
+      <w:rPr>
+        <w:rFonts w:hint="default"/>
+      </w:rPr>
+    </w:lvl>
+    <w:lvl w:ilvl="1" w:tplc="FFFFFFFF" w:tentative="1">
+      <w:start w:val="1"/>
+      <w:numFmt w:val="lowerLetter"/>
+      <w:lvlText w:val="%2."/>
+      <w:lvlJc w:val="left"/>
+      <w:pPr>
+        <w:ind w:left="1440" w:hanging="360"/>
+      </w:pPr>
+    </w:lvl>
+    <w:lvl w:ilvl="2" w:tplc="FFFFFFFF" w:tentative="1">
+      <w:start w:val="1"/>
+      <w:numFmt w:val="lowerRoman"/>
+      <w:lvlText w:val="%3."/>
+      <w:lvlJc w:val="right"/>
+      <w:pPr>
+        <w:ind w:left="2160" w:hanging="180"/>
+      </w:pPr>
+    </w:lvl>
+    <w:lvl w:ilvl="3" w:tplc="FFFFFFFF" w:tentative="1">
+      <w:start w:val="1"/>
+      <w:numFmt w:val="decimal"/>
+      <w:lvlText w:val="%4."/>
+      <w:lvlJc w:val="left"/>
+      <w:pPr>
+        <w:ind w:left="2880" w:hanging="360"/>
+      </w:pPr>
+    </w:lvl>
+    <w:lvl w:ilvl="4" w:tplc="FFFFFFFF" w:tentative="1">
+      <w:start w:val="1"/>
+      <w:numFmt w:val="lowerLetter"/>
+      <w:lvlText w:val="%5."/>
+      <w:lvlJc w:val="left"/>
+      <w:pPr>
+        <w:ind w:left="3600" w:hanging="360"/>
+      </w:pPr>
+    </w:lvl>
+    <w:lvl w:ilvl="5" w:tplc="FFFFFFFF" w:tentative="1">
+      <w:start w:val="1"/>
+      <w:numFmt w:val="lowerRoman"/>
+      <w:lvlText w:val="%6."/>
+      <w:lvlJc w:val="right"/>
+      <w:pPr>
+        <w:ind w:left="4320" w:hanging="180"/>
+      </w:pPr>
+    </w:lvl>
+    <w:lvl w:ilvl="6" w:tplc="FFFFFFFF" w:tentative="1">
+      <w:start w:val="1"/>
+      <w:numFmt w:val="decimal"/>
+      <w:lvlText w:val="%7."/>
+      <w:lvlJc w:val="left"/>
+      <w:pPr>
+        <w:ind w:left="5040" w:hanging="360"/>
+      </w:pPr>
+    </w:lvl>
+    <w:lvl w:ilvl="7" w:tplc="FFFFFFFF" w:tentative="1">
+      <w:start w:val="1"/>
+      <w:numFmt w:val="lowerLetter"/>
+      <w:lvlText w:val="%8."/>
+      <w:lvlJc w:val="left"/>
+      <w:pPr>
+        <w:ind w:left="5760" w:hanging="360"/>
+      </w:pPr>
+    </w:lvl>
+    <w:lvl w:ilvl="8" w:tplc="FFFFFFFF" w:tentative="1">
+      <w:start w:val="1"/>
+      <w:numFmt w:val="lowerRoman"/>
+      <w:lvlText w:val="%9."/>
+      <w:lvlJc w:val="right"/>
+      <w:pPr>
+        <w:ind w:left="6480" w:hanging="180"/>
+      </w:pPr>
+    </w:lvl>
+  </w:abstractNum>
+  <w:abstractNum w:abstractNumId="11" w15:restartNumberingAfterBreak="0">
     <w:nsid w:val="778A453A"/>
     <w:multiLevelType w:val="hybridMultilevel"/>
     <w:tmpl w:val="DE1C6A70"/>
@@ -12355,7 +14055,7 @@
     <w:abstractNumId w:val="6"/>
   </w:num>
   <w:num w:numId="2" w16cid:durableId="2020043802">
-    <w:abstractNumId w:val="10"/>
+    <w:abstractNumId w:val="11"/>
   </w:num>
   <w:num w:numId="3" w16cid:durableId="1006202025">
     <w:abstractNumId w:val="0"/>
@@ -12383,6 +14083,9 @@
   </w:num>
   <w:num w:numId="11" w16cid:durableId="1691754688">
     <w:abstractNumId w:val="4"/>
+  </w:num>
+  <w:num w:numId="12" w16cid:durableId="1625233767">
+    <w:abstractNumId w:val="10"/>
   </w:num>
 </w:numbering>
 </file>
@@ -13391,6 +15094,37 @@
       <w:shd w:val="clear" w:color="auto" w:fill="E1DFDD"/>
     </w:rPr>
   </w:style>
+  <w:style w:type="table" w:styleId="TableGrid">
+    <w:name w:val="Table Grid"/>
+    <w:basedOn w:val="TableNormal"/>
+    <w:uiPriority w:val="39"/>
+    <w:rsid w:val="00A5018A"/>
+    <w:pPr>
+      <w:spacing w:after="0" w:line="240" w:lineRule="auto"/>
+    </w:pPr>
+    <w:tblPr>
+      <w:tblBorders>
+        <w:top w:val="single" w:sz="4" w:space="0" w:color="auto"/>
+        <w:left w:val="single" w:sz="4" w:space="0" w:color="auto"/>
+        <w:bottom w:val="single" w:sz="4" w:space="0" w:color="auto"/>
+        <w:right w:val="single" w:sz="4" w:space="0" w:color="auto"/>
+        <w:insideH w:val="single" w:sz="4" w:space="0" w:color="auto"/>
+        <w:insideV w:val="single" w:sz="4" w:space="0" w:color="auto"/>
+      </w:tblBorders>
+    </w:tblPr>
+  </w:style>
+  <w:style w:type="character" w:styleId="FollowedHyperlink">
+    <w:name w:val="FollowedHyperlink"/>
+    <w:basedOn w:val="DefaultParagraphFont"/>
+    <w:uiPriority w:val="99"/>
+    <w:semiHidden/>
+    <w:unhideWhenUsed/>
+    <w:rsid w:val="000009A7"/>
+    <w:rPr>
+      <w:color w:val="96607D" w:themeColor="followedHyperlink"/>
+      <w:u w:val="single"/>
+    </w:rPr>
+  </w:style>
 </w:styles>
 </file>
 
